--- a/4.质量管理/1.流程制度规范类文件/040104-沟通管理制度.docx
+++ b/4.质量管理/1.流程制度规范类文件/040104-沟通管理制度.docx
@@ -1,14 +1,47 @@
 
 <file path=word/document.xml><?xml version="1.0" encoding="utf-8"?>
-<w:document xmlns:wpc="http://schemas.microsoft.com/office/word/2010/wordprocessingCanvas" xmlns:mc="http://schemas.openxmlformats.org/markup-compatibility/2006" xmlns:o="urn:schemas-microsoft-com:office:office" xmlns:r="http://schemas.openxmlformats.org/officeDocument/2006/relationships" xmlns:m="http://schemas.openxmlformats.org/officeDocument/2006/math" xmlns:v="urn:schemas-microsoft-com:vml" xmlns:wp14="http://schemas.microsoft.com/office/word/2010/wordprocessingDrawing" xmlns:wp="http://schemas.openxmlformats.org/drawingml/2006/wordprocessingDrawing" xmlns:w10="urn:schemas-microsoft-com:office:word" xmlns:w="http://schemas.openxmlformats.org/wordprocessingml/2006/main" xmlns:w14="http://schemas.microsoft.com/office/word/2010/wordml" xmlns:w15="http://schemas.microsoft.com/office/word/2012/wordml" xmlns:wne="http://schemas.microsoft.com/office/word/2006/wordml" xmlns:wpg="http://schemas.microsoft.com/office/word/2010/wordprocessingGroup" xmlns:wpi="http://schemas.microsoft.com/office/word/2010/wordprocessingInk" xmlns:wps="http://schemas.microsoft.com/office/word/2010/wordprocessingShape" mc:Ignorable="w14 w15 wp14">
-  <!-- Generated by Aspose.Words for .NET 13.3.0.1 -->
+<w:document xmlns:wpc="http://schemas.microsoft.com/office/word/2010/wordprocessingCanvas" xmlns:mc="http://schemas.openxmlformats.org/markup-compatibility/2006" xmlns:o="urn:schemas-microsoft-com:office:office" xmlns:r="http://schemas.openxmlformats.org/officeDocument/2006/relationships" xmlns:m="http://schemas.openxmlformats.org/officeDocument/2006/math" xmlns:v="urn:schemas-microsoft-com:vml" xmlns:wp14="http://schemas.microsoft.com/office/word/2010/wordprocessingDrawing" xmlns:wp="http://schemas.openxmlformats.org/drawingml/2006/wordprocessingDrawing" xmlns:w="http://schemas.openxmlformats.org/wordprocessingml/2006/main" xmlns:w14="http://schemas.microsoft.com/office/word/2010/wordml" xmlns:w10="urn:schemas-microsoft-com:office:word" xmlns:w15="http://schemas.microsoft.com/office/word/2012/wordml" xmlns:wpg="http://schemas.microsoft.com/office/word/2010/wordprocessingGroup" xmlns:wpi="http://schemas.microsoft.com/office/word/2010/wordprocessingInk" xmlns:wne="http://schemas.microsoft.com/office/word/2006/wordml" xmlns:wps="http://schemas.microsoft.com/office/word/2010/wordprocessingShape" xmlns:wpsCustomData="http://www.wps.cn/officeDocument/2013/wpsCustomData" mc:Ignorable="w14 w15 wp14">
   <w:body>
     <w:p>
       <w:pPr>
-        <w:pStyle w:val="a1"/>
+        <w:pStyle w:val="31"/>
+        <w:keepNext w:val="0"/>
+        <w:keepLines w:val="0"/>
+        <w:pageBreakBefore w:val="0"/>
+        <w:widowControl w:val="0"/>
+        <w:kinsoku w:val="0"/>
+        <w:wordWrap/>
+        <w:overflowPunct/>
+        <w:topLinePunct w:val="0"/>
+        <w:autoSpaceDE w:val="0"/>
+        <w:autoSpaceDN w:val="0"/>
         <w:bidi w:val="0"/>
-      </w:pPr>
-      <w:bookmarkStart w:id="0" w:name="_Toc6586"/>
+        <w:adjustRightInd w:val="0"/>
+        <w:snapToGrid w:val="0"/>
+        <w:textAlignment w:val="baseline"/>
+      </w:pPr>
+      <w:bookmarkStart w:id="22" w:name="_GoBack"/>
+      <w:bookmarkEnd w:id="22"/>
+      <w:bookmarkStart w:id="0" w:name="_Toc5127"/>
+    </w:p>
+    <w:p>
+      <w:pPr>
+        <w:pStyle w:val="31"/>
+        <w:keepNext w:val="0"/>
+        <w:keepLines w:val="0"/>
+        <w:pageBreakBefore w:val="0"/>
+        <w:widowControl w:val="0"/>
+        <w:kinsoku w:val="0"/>
+        <w:wordWrap/>
+        <w:overflowPunct/>
+        <w:topLinePunct w:val="0"/>
+        <w:autoSpaceDE w:val="0"/>
+        <w:autoSpaceDN w:val="0"/>
+        <w:bidi w:val="0"/>
+        <w:adjustRightInd w:val="0"/>
+        <w:snapToGrid w:val="0"/>
+        <w:textAlignment w:val="baseline"/>
+      </w:pPr>
       <w:r>
         <w:t>沟通管理制度</w:t>
       </w:r>
@@ -16,28 +49,55 @@
     </w:p>
     <w:p>
       <w:pPr>
-        <w:pStyle w:val="a2"/>
+        <w:pStyle w:val="32"/>
+        <w:keepNext w:val="0"/>
+        <w:keepLines w:val="0"/>
+        <w:pageBreakBefore w:val="0"/>
+        <w:widowControl w:val="0"/>
+        <w:kinsoku w:val="0"/>
+        <w:wordWrap/>
+        <w:overflowPunct/>
+        <w:topLinePunct w:val="0"/>
+        <w:autoSpaceDE w:val="0"/>
+        <w:autoSpaceDN w:val="0"/>
         <w:bidi w:val="0"/>
-      </w:pPr>
-      <w:bookmarkStart w:id="1" w:name="_GoBack"/>
+        <w:adjustRightInd w:val="0"/>
+        <w:snapToGrid w:val="0"/>
+        <w:textAlignment w:val="baseline"/>
+      </w:pPr>
+      <w:bookmarkStart w:id="1" w:name="_Toc1354"/>
       <w:r>
         <w:t>甘肃国邦信息科技有限公司</w:t>
       </w:r>
+      <w:bookmarkEnd w:id="1"/>
     </w:p>
     <w:p>
       <w:pPr>
+        <w:keepNext w:val="0"/>
+        <w:keepLines w:val="0"/>
+        <w:pageBreakBefore w:val="0"/>
+        <w:widowControl w:val="0"/>
+        <w:kinsoku w:val="0"/>
+        <w:wordWrap/>
+        <w:overflowPunct/>
+        <w:topLinePunct w:val="0"/>
+        <w:autoSpaceDE w:val="0"/>
+        <w:autoSpaceDN w:val="0"/>
+        <w:bidi w:val="0"/>
+        <w:adjustRightInd w:val="0"/>
+        <w:snapToGrid w:val="0"/>
         <w:spacing w:before="224" w:line="220" w:lineRule="auto"/>
         <w:ind w:left="2925"/>
-        <w:rPr>
-          <w:rFonts w:ascii="宋体" w:eastAsia="宋体" w:hAnsi="宋体" w:cs="宋体"/>
+        <w:textAlignment w:val="baseline"/>
+        <w:rPr>
+          <w:rFonts w:ascii="宋体" w:hAnsi="宋体" w:eastAsia="宋体" w:cs="宋体"/>
           <w:sz w:val="36"/>
           <w:szCs w:val="36"/>
         </w:rPr>
       </w:pPr>
-      <w:bookmarkEnd w:id="1"/>
-      <w:r>
-        <w:rPr>
-          <w:rFonts w:ascii="宋体" w:eastAsia="宋体" w:hAnsi="宋体" w:cs="宋体"/>
+      <w:r>
+        <w:rPr>
+          <w:rFonts w:ascii="宋体" w:hAnsi="宋体" w:eastAsia="宋体" w:cs="宋体"/>
           <w:spacing w:val="-11"/>
           <w:sz w:val="36"/>
           <w:szCs w:val="36"/>
@@ -47,58 +107,62 @@
     </w:p>
     <w:p>
       <w:pPr>
+        <w:keepNext w:val="0"/>
+        <w:keepLines w:val="0"/>
+        <w:pageBreakBefore w:val="0"/>
+        <w:widowControl w:val="0"/>
+        <w:kinsoku w:val="0"/>
+        <w:wordWrap/>
+        <w:overflowPunct/>
+        <w:topLinePunct w:val="0"/>
+        <w:autoSpaceDE w:val="0"/>
+        <w:autoSpaceDN w:val="0"/>
+        <w:bidi w:val="0"/>
+        <w:adjustRightInd w:val="0"/>
+        <w:snapToGrid w:val="0"/>
         <w:spacing w:line="220" w:lineRule="auto"/>
-        <w:rPr>
-          <w:rFonts w:ascii="宋体" w:eastAsia="宋体" w:hAnsi="宋体" w:cs="宋体"/>
+        <w:textAlignment w:val="baseline"/>
+        <w:rPr>
+          <w:rFonts w:ascii="宋体" w:hAnsi="宋体" w:eastAsia="宋体" w:cs="宋体"/>
           <w:sz w:val="36"/>
           <w:szCs w:val="36"/>
         </w:rPr>
         <w:sectPr>
           <w:pgSz w:w="11906" w:h="16839"/>
           <w:pgMar w:top="1431" w:right="1785" w:bottom="0" w:left="1785" w:header="0" w:footer="0" w:gutter="0"/>
-          <w:cols w:num="1" w:space="720"/>
+          <w:cols w:space="720" w:num="1"/>
         </w:sectPr>
       </w:pPr>
     </w:p>
     <w:p>
       <w:pPr>
-        <w:pStyle w:val="BodyText"/>
-        <w:spacing w:line="252" w:lineRule="auto"/>
-      </w:pPr>
-    </w:p>
-    <w:p>
-      <w:pPr>
-        <w:pStyle w:val="BodyText"/>
-        <w:spacing w:line="253" w:lineRule="auto"/>
-      </w:pPr>
-    </w:p>
-    <w:p>
-      <w:pPr>
-        <w:pStyle w:val="BodyText"/>
-        <w:spacing w:line="253" w:lineRule="auto"/>
-      </w:pPr>
-    </w:p>
-    <w:p>
-      <w:pPr>
-        <w:pStyle w:val="BodyText"/>
-        <w:spacing w:line="253" w:lineRule="auto"/>
-      </w:pPr>
-    </w:p>
-    <w:p>
-      <w:pPr>
+        <w:keepNext w:val="0"/>
+        <w:keepLines w:val="0"/>
+        <w:pageBreakBefore w:val="0"/>
+        <w:widowControl w:val="0"/>
+        <w:kinsoku w:val="0"/>
+        <w:wordWrap/>
+        <w:overflowPunct/>
+        <w:topLinePunct w:val="0"/>
+        <w:autoSpaceDE w:val="0"/>
+        <w:autoSpaceDN w:val="0"/>
+        <w:bidi w:val="0"/>
+        <w:adjustRightInd w:val="0"/>
+        <w:snapToGrid w:val="0"/>
         <w:spacing w:before="91" w:line="220" w:lineRule="auto"/>
         <w:ind w:left="3710"/>
+        <w:textAlignment w:val="baseline"/>
         <w:outlineLvl w:val="0"/>
         <w:rPr>
-          <w:rFonts w:ascii="宋体" w:eastAsia="宋体" w:hAnsi="宋体" w:cs="宋体"/>
+          <w:rFonts w:ascii="宋体" w:hAnsi="宋体" w:eastAsia="宋体" w:cs="宋体"/>
           <w:sz w:val="28"/>
           <w:szCs w:val="28"/>
         </w:rPr>
       </w:pPr>
-      <w:bookmarkStart w:id="2" w:name="_Toc3822"/>
-      <w:r>
-        <w:rPr>
-          <w:rFonts w:ascii="宋体" w:eastAsia="宋体" w:hAnsi="宋体" w:cs="宋体"/>
+      <w:bookmarkStart w:id="2" w:name="_Toc10424"/>
+      <w:r>
+        <w:rPr>
+          <w:rFonts w:ascii="宋体" w:hAnsi="宋体" w:eastAsia="宋体" w:cs="宋体"/>
           <w:spacing w:val="-3"/>
           <w:sz w:val="28"/>
           <w:szCs w:val="28"/>
@@ -107,23 +171,18 @@
       </w:r>
       <w:bookmarkEnd w:id="2"/>
     </w:p>
-    <w:p>
-      <w:pPr>
-        <w:spacing w:line="131" w:lineRule="exact"/>
-      </w:pPr>
-    </w:p>
     <w:tbl>
       <w:tblPr>
-        <w:tblStyle w:val="TableNormal0"/>
+        <w:tblStyle w:val="24"/>
         <w:tblW w:w="9072" w:type="dxa"/>
         <w:tblInd w:w="5" w:type="dxa"/>
         <w:tblBorders>
-          <w:top w:val="single" w:sz="4" w:space="0" w:color="000000"/>
-          <w:left w:val="single" w:sz="4" w:space="0" w:color="000000"/>
-          <w:bottom w:val="single" w:sz="4" w:space="0" w:color="000000"/>
-          <w:right w:val="single" w:sz="4" w:space="0" w:color="000000"/>
-          <w:insideH w:val="single" w:sz="4" w:space="0" w:color="000000"/>
-          <w:insideV w:val="single" w:sz="4" w:space="0" w:color="000000"/>
+          <w:top w:val="single" w:color="000000" w:sz="4" w:space="0"/>
+          <w:left w:val="single" w:color="000000" w:sz="4" w:space="0"/>
+          <w:bottom w:val="single" w:color="000000" w:sz="4" w:space="0"/>
+          <w:right w:val="single" w:color="000000" w:sz="4" w:space="0"/>
+          <w:insideH w:val="single" w:color="000000" w:sz="4" w:space="0"/>
+          <w:insideV w:val="single" w:color="000000" w:sz="4" w:space="0"/>
         </w:tblBorders>
         <w:tblLayout w:type="fixed"/>
         <w:tblCellMar>
@@ -142,17 +201,14 @@
       </w:tblGrid>
       <w:tr>
         <w:tblPrEx>
-          <w:tblW w:w="9072" w:type="dxa"/>
-          <w:tblInd w:w="5" w:type="dxa"/>
           <w:tblBorders>
-            <w:top w:val="single" w:sz="4" w:space="0" w:color="000000"/>
-            <w:left w:val="single" w:sz="4" w:space="0" w:color="000000"/>
-            <w:bottom w:val="single" w:sz="4" w:space="0" w:color="000000"/>
-            <w:right w:val="single" w:sz="4" w:space="0" w:color="000000"/>
-            <w:insideH w:val="single" w:sz="4" w:space="0" w:color="000000"/>
-            <w:insideV w:val="single" w:sz="4" w:space="0" w:color="000000"/>
+            <w:top w:val="single" w:color="000000" w:sz="4" w:space="0"/>
+            <w:left w:val="single" w:color="000000" w:sz="4" w:space="0"/>
+            <w:bottom w:val="single" w:color="000000" w:sz="4" w:space="0"/>
+            <w:right w:val="single" w:color="000000" w:sz="4" w:space="0"/>
+            <w:insideH w:val="single" w:color="000000" w:sz="4" w:space="0"/>
+            <w:insideV w:val="single" w:color="000000" w:sz="4" w:space="0"/>
           </w:tblBorders>
-          <w:tblLayout w:type="fixed"/>
           <w:tblCellMar>
             <w:top w:w="0" w:type="dxa"/>
             <w:left w:w="0" w:type="dxa"/>
@@ -161,7 +217,7 @@
           </w:tblCellMar>
         </w:tblPrEx>
         <w:trPr>
-          <w:trHeight w:val="611"/>
+          <w:trHeight w:val="611" w:hRule="atLeast"/>
         </w:trPr>
         <w:tc>
           <w:tcPr>
@@ -169,17 +225,31 @@
           </w:tcPr>
           <w:p>
             <w:pPr>
+              <w:keepNext w:val="0"/>
+              <w:keepLines w:val="0"/>
+              <w:pageBreakBefore w:val="0"/>
+              <w:widowControl w:val="0"/>
+              <w:kinsoku w:val="0"/>
+              <w:wordWrap/>
+              <w:overflowPunct/>
+              <w:topLinePunct w:val="0"/>
+              <w:autoSpaceDE w:val="0"/>
+              <w:autoSpaceDN w:val="0"/>
+              <w:bidi w:val="0"/>
+              <w:adjustRightInd w:val="0"/>
+              <w:snapToGrid w:val="0"/>
               <w:spacing w:before="185" w:line="220" w:lineRule="auto"/>
               <w:ind w:left="207"/>
+              <w:textAlignment w:val="baseline"/>
               <w:rPr>
-                <w:rFonts w:ascii="宋体" w:eastAsia="宋体" w:hAnsi="宋体" w:cs="宋体"/>
+                <w:rFonts w:ascii="宋体" w:hAnsi="宋体" w:eastAsia="宋体" w:cs="宋体"/>
                 <w:sz w:val="24"/>
                 <w:szCs w:val="24"/>
               </w:rPr>
             </w:pPr>
             <w:r>
               <w:rPr>
-                <w:rFonts w:ascii="宋体" w:eastAsia="宋体" w:hAnsi="宋体" w:cs="宋体"/>
+                <w:rFonts w:ascii="宋体" w:hAnsi="宋体" w:eastAsia="宋体" w:cs="宋体"/>
                 <w:spacing w:val="-2"/>
                 <w:sz w:val="24"/>
                 <w:szCs w:val="24"/>
@@ -195,17 +265,31 @@
           </w:tcPr>
           <w:p>
             <w:pPr>
+              <w:keepNext w:val="0"/>
+              <w:keepLines w:val="0"/>
+              <w:pageBreakBefore w:val="0"/>
+              <w:widowControl w:val="0"/>
+              <w:kinsoku w:val="0"/>
+              <w:wordWrap/>
+              <w:overflowPunct/>
+              <w:topLinePunct w:val="0"/>
+              <w:autoSpaceDE w:val="0"/>
+              <w:autoSpaceDN w:val="0"/>
+              <w:bidi w:val="0"/>
+              <w:adjustRightInd w:val="0"/>
+              <w:snapToGrid w:val="0"/>
               <w:spacing w:before="185" w:line="220" w:lineRule="auto"/>
               <w:ind w:left="109"/>
+              <w:textAlignment w:val="baseline"/>
               <w:rPr>
-                <w:rFonts w:ascii="宋体" w:eastAsia="宋体" w:hAnsi="宋体" w:cs="宋体"/>
+                <w:rFonts w:ascii="宋体" w:hAnsi="宋体" w:eastAsia="宋体" w:cs="宋体"/>
                 <w:sz w:val="24"/>
                 <w:szCs w:val="24"/>
               </w:rPr>
             </w:pPr>
             <w:r>
               <w:rPr>
-                <w:rFonts w:ascii="宋体" w:eastAsia="宋体" w:hAnsi="宋体" w:cs="宋体"/>
+                <w:rFonts w:ascii="宋体" w:hAnsi="宋体" w:eastAsia="宋体" w:cs="宋体"/>
                 <w:spacing w:val="-1"/>
                 <w:sz w:val="24"/>
                 <w:szCs w:val="24"/>
@@ -217,9 +301,14 @@
       </w:tr>
       <w:tr>
         <w:tblPrEx>
-          <w:tblW w:w="9072" w:type="dxa"/>
-          <w:tblInd w:w="5" w:type="dxa"/>
-          <w:tblLayout w:type="fixed"/>
+          <w:tblBorders>
+            <w:top w:val="single" w:color="000000" w:sz="4" w:space="0"/>
+            <w:left w:val="single" w:color="000000" w:sz="4" w:space="0"/>
+            <w:bottom w:val="single" w:color="000000" w:sz="4" w:space="0"/>
+            <w:right w:val="single" w:color="000000" w:sz="4" w:space="0"/>
+            <w:insideH w:val="single" w:color="000000" w:sz="4" w:space="0"/>
+            <w:insideV w:val="single" w:color="000000" w:sz="4" w:space="0"/>
+          </w:tblBorders>
           <w:tblCellMar>
             <w:top w:w="0" w:type="dxa"/>
             <w:left w:w="0" w:type="dxa"/>
@@ -228,7 +317,7 @@
           </w:tblCellMar>
         </w:tblPrEx>
         <w:trPr>
-          <w:trHeight w:val="607"/>
+          <w:trHeight w:val="607" w:hRule="atLeast"/>
         </w:trPr>
         <w:tc>
           <w:tcPr>
@@ -236,17 +325,31 @@
           </w:tcPr>
           <w:p>
             <w:pPr>
+              <w:keepNext w:val="0"/>
+              <w:keepLines w:val="0"/>
+              <w:pageBreakBefore w:val="0"/>
+              <w:widowControl w:val="0"/>
+              <w:kinsoku w:val="0"/>
+              <w:wordWrap/>
+              <w:overflowPunct/>
+              <w:topLinePunct w:val="0"/>
+              <w:autoSpaceDE w:val="0"/>
+              <w:autoSpaceDN w:val="0"/>
+              <w:bidi w:val="0"/>
+              <w:adjustRightInd w:val="0"/>
+              <w:snapToGrid w:val="0"/>
               <w:spacing w:before="182" w:line="220" w:lineRule="auto"/>
               <w:ind w:left="447"/>
+              <w:textAlignment w:val="baseline"/>
               <w:rPr>
-                <w:rFonts w:ascii="宋体" w:eastAsia="宋体" w:hAnsi="宋体" w:cs="宋体"/>
+                <w:rFonts w:ascii="宋体" w:hAnsi="宋体" w:eastAsia="宋体" w:cs="宋体"/>
                 <w:sz w:val="24"/>
                 <w:szCs w:val="24"/>
               </w:rPr>
             </w:pPr>
             <w:r>
               <w:rPr>
-                <w:rFonts w:ascii="宋体" w:eastAsia="宋体" w:hAnsi="宋体" w:cs="宋体"/>
+                <w:rFonts w:ascii="宋体" w:hAnsi="宋体" w:eastAsia="宋体" w:cs="宋体"/>
                 <w:spacing w:val="-3"/>
                 <w:sz w:val="24"/>
                 <w:szCs w:val="24"/>
@@ -262,17 +365,31 @@
           </w:tcPr>
           <w:p>
             <w:pPr>
+              <w:keepNext w:val="0"/>
+              <w:keepLines w:val="0"/>
+              <w:pageBreakBefore w:val="0"/>
+              <w:widowControl w:val="0"/>
+              <w:kinsoku w:val="0"/>
+              <w:wordWrap/>
+              <w:overflowPunct/>
+              <w:topLinePunct w:val="0"/>
+              <w:autoSpaceDE w:val="0"/>
+              <w:autoSpaceDN w:val="0"/>
+              <w:bidi w:val="0"/>
+              <w:adjustRightInd w:val="0"/>
+              <w:snapToGrid w:val="0"/>
               <w:spacing w:before="182" w:line="219" w:lineRule="auto"/>
               <w:ind w:left="109"/>
+              <w:textAlignment w:val="baseline"/>
               <w:rPr>
-                <w:rFonts w:ascii="宋体" w:eastAsia="宋体" w:hAnsi="宋体" w:cs="宋体"/>
+                <w:rFonts w:ascii="宋体" w:hAnsi="宋体" w:eastAsia="宋体" w:cs="宋体"/>
                 <w:sz w:val="24"/>
                 <w:szCs w:val="24"/>
               </w:rPr>
             </w:pPr>
             <w:r>
               <w:rPr>
-                <w:rFonts w:ascii="宋体" w:eastAsia="宋体" w:hAnsi="宋体" w:cs="宋体"/>
+                <w:rFonts w:ascii="宋体" w:hAnsi="宋体" w:eastAsia="宋体" w:cs="宋体"/>
                 <w:spacing w:val="-1"/>
                 <w:sz w:val="24"/>
                 <w:szCs w:val="24"/>
@@ -284,9 +401,14 @@
       </w:tr>
       <w:tr>
         <w:tblPrEx>
-          <w:tblW w:w="9072" w:type="dxa"/>
-          <w:tblInd w:w="5" w:type="dxa"/>
-          <w:tblLayout w:type="fixed"/>
+          <w:tblBorders>
+            <w:top w:val="single" w:color="000000" w:sz="4" w:space="0"/>
+            <w:left w:val="single" w:color="000000" w:sz="4" w:space="0"/>
+            <w:bottom w:val="single" w:color="000000" w:sz="4" w:space="0"/>
+            <w:right w:val="single" w:color="000000" w:sz="4" w:space="0"/>
+            <w:insideH w:val="single" w:color="000000" w:sz="4" w:space="0"/>
+            <w:insideV w:val="single" w:color="000000" w:sz="4" w:space="0"/>
+          </w:tblBorders>
           <w:tblCellMar>
             <w:top w:w="0" w:type="dxa"/>
             <w:left w:w="0" w:type="dxa"/>
@@ -295,7 +417,7 @@
           </w:tblCellMar>
         </w:tblPrEx>
         <w:trPr>
-          <w:trHeight w:val="607"/>
+          <w:trHeight w:val="607" w:hRule="atLeast"/>
         </w:trPr>
         <w:tc>
           <w:tcPr>
@@ -303,17 +425,31 @@
           </w:tcPr>
           <w:p>
             <w:pPr>
+              <w:keepNext w:val="0"/>
+              <w:keepLines w:val="0"/>
+              <w:pageBreakBefore w:val="0"/>
+              <w:widowControl w:val="0"/>
+              <w:kinsoku w:val="0"/>
+              <w:wordWrap/>
+              <w:overflowPunct/>
+              <w:topLinePunct w:val="0"/>
+              <w:autoSpaceDE w:val="0"/>
+              <w:autoSpaceDN w:val="0"/>
+              <w:bidi w:val="0"/>
+              <w:adjustRightInd w:val="0"/>
+              <w:snapToGrid w:val="0"/>
               <w:spacing w:before="183" w:line="219" w:lineRule="auto"/>
               <w:ind w:left="447"/>
+              <w:textAlignment w:val="baseline"/>
               <w:rPr>
-                <w:rFonts w:ascii="宋体" w:eastAsia="宋体" w:hAnsi="宋体" w:cs="宋体"/>
+                <w:rFonts w:ascii="宋体" w:hAnsi="宋体" w:eastAsia="宋体" w:cs="宋体"/>
                 <w:sz w:val="24"/>
                 <w:szCs w:val="24"/>
               </w:rPr>
             </w:pPr>
             <w:r>
               <w:rPr>
-                <w:rFonts w:ascii="宋体" w:eastAsia="宋体" w:hAnsi="宋体" w:cs="宋体"/>
+                <w:rFonts w:ascii="宋体" w:hAnsi="宋体" w:eastAsia="宋体" w:cs="宋体"/>
                 <w:spacing w:val="-3"/>
                 <w:sz w:val="24"/>
                 <w:szCs w:val="24"/>
@@ -328,17 +464,31 @@
           </w:tcPr>
           <w:p>
             <w:pPr>
+              <w:keepNext w:val="0"/>
+              <w:keepLines w:val="0"/>
+              <w:pageBreakBefore w:val="0"/>
+              <w:widowControl w:val="0"/>
+              <w:kinsoku w:val="0"/>
+              <w:wordWrap/>
+              <w:overflowPunct/>
+              <w:topLinePunct w:val="0"/>
+              <w:autoSpaceDE w:val="0"/>
+              <w:autoSpaceDN w:val="0"/>
+              <w:bidi w:val="0"/>
+              <w:adjustRightInd w:val="0"/>
+              <w:snapToGrid w:val="0"/>
               <w:spacing w:before="183" w:line="219" w:lineRule="auto"/>
               <w:ind w:left="229"/>
+              <w:textAlignment w:val="baseline"/>
               <w:rPr>
-                <w:rFonts w:ascii="宋体" w:eastAsia="宋体" w:hAnsi="宋体" w:cs="宋体"/>
+                <w:rFonts w:ascii="宋体" w:hAnsi="宋体" w:eastAsia="宋体" w:cs="宋体"/>
                 <w:sz w:val="24"/>
                 <w:szCs w:val="24"/>
               </w:rPr>
             </w:pPr>
             <w:r>
               <w:rPr>
-                <w:rFonts w:ascii="宋体" w:eastAsia="宋体" w:hAnsi="宋体" w:cs="宋体"/>
+                <w:rFonts w:ascii="宋体" w:hAnsi="宋体" w:eastAsia="宋体" w:cs="宋体"/>
                 <w:spacing w:val="-2"/>
                 <w:sz w:val="24"/>
                 <w:szCs w:val="24"/>
@@ -353,17 +503,31 @@
           </w:tcPr>
           <w:p>
             <w:pPr>
+              <w:keepNext w:val="0"/>
+              <w:keepLines w:val="0"/>
+              <w:pageBreakBefore w:val="0"/>
+              <w:widowControl w:val="0"/>
+              <w:kinsoku w:val="0"/>
+              <w:wordWrap/>
+              <w:overflowPunct/>
+              <w:topLinePunct w:val="0"/>
+              <w:autoSpaceDE w:val="0"/>
+              <w:autoSpaceDN w:val="0"/>
+              <w:bidi w:val="0"/>
+              <w:adjustRightInd w:val="0"/>
+              <w:snapToGrid w:val="0"/>
               <w:spacing w:before="183" w:line="219" w:lineRule="auto"/>
               <w:ind w:left="676"/>
+              <w:textAlignment w:val="baseline"/>
               <w:rPr>
-                <w:rFonts w:ascii="宋体" w:eastAsia="宋体" w:hAnsi="宋体" w:cs="宋体"/>
+                <w:rFonts w:ascii="宋体" w:hAnsi="宋体" w:eastAsia="宋体" w:cs="宋体"/>
                 <w:sz w:val="24"/>
                 <w:szCs w:val="24"/>
               </w:rPr>
             </w:pPr>
             <w:r>
               <w:rPr>
-                <w:rFonts w:ascii="宋体" w:eastAsia="宋体" w:hAnsi="宋体" w:cs="宋体"/>
+                <w:rFonts w:ascii="宋体" w:hAnsi="宋体" w:eastAsia="宋体" w:cs="宋体"/>
                 <w:spacing w:val="-2"/>
                 <w:sz w:val="24"/>
                 <w:szCs w:val="24"/>
@@ -378,17 +542,31 @@
           </w:tcPr>
           <w:p>
             <w:pPr>
+              <w:keepNext w:val="0"/>
+              <w:keepLines w:val="0"/>
+              <w:pageBreakBefore w:val="0"/>
+              <w:widowControl w:val="0"/>
+              <w:kinsoku w:val="0"/>
+              <w:wordWrap/>
+              <w:overflowPunct/>
+              <w:topLinePunct w:val="0"/>
+              <w:autoSpaceDE w:val="0"/>
+              <w:autoSpaceDN w:val="0"/>
+              <w:bidi w:val="0"/>
+              <w:adjustRightInd w:val="0"/>
+              <w:snapToGrid w:val="0"/>
               <w:spacing w:before="184" w:line="220" w:lineRule="auto"/>
               <w:ind w:left="545"/>
+              <w:textAlignment w:val="baseline"/>
               <w:rPr>
-                <w:rFonts w:ascii="宋体" w:eastAsia="宋体" w:hAnsi="宋体" w:cs="宋体"/>
+                <w:rFonts w:ascii="宋体" w:hAnsi="宋体" w:eastAsia="宋体" w:cs="宋体"/>
                 <w:sz w:val="24"/>
                 <w:szCs w:val="24"/>
               </w:rPr>
             </w:pPr>
             <w:r>
               <w:rPr>
-                <w:rFonts w:ascii="宋体" w:eastAsia="宋体" w:hAnsi="宋体" w:cs="宋体"/>
+                <w:rFonts w:ascii="宋体" w:hAnsi="宋体" w:eastAsia="宋体" w:cs="宋体"/>
                 <w:spacing w:val="-3"/>
                 <w:sz w:val="24"/>
                 <w:szCs w:val="24"/>
@@ -403,17 +581,31 @@
           </w:tcPr>
           <w:p>
             <w:pPr>
+              <w:keepNext w:val="0"/>
+              <w:keepLines w:val="0"/>
+              <w:pageBreakBefore w:val="0"/>
+              <w:widowControl w:val="0"/>
+              <w:kinsoku w:val="0"/>
+              <w:wordWrap/>
+              <w:overflowPunct/>
+              <w:topLinePunct w:val="0"/>
+              <w:autoSpaceDE w:val="0"/>
+              <w:autoSpaceDN w:val="0"/>
+              <w:bidi w:val="0"/>
+              <w:adjustRightInd w:val="0"/>
+              <w:snapToGrid w:val="0"/>
               <w:spacing w:before="184" w:line="220" w:lineRule="auto"/>
               <w:ind w:left="754"/>
+              <w:textAlignment w:val="baseline"/>
               <w:rPr>
-                <w:rFonts w:ascii="宋体" w:eastAsia="宋体" w:hAnsi="宋体" w:cs="宋体"/>
+                <w:rFonts w:ascii="宋体" w:hAnsi="宋体" w:eastAsia="宋体" w:cs="宋体"/>
                 <w:sz w:val="24"/>
                 <w:szCs w:val="24"/>
               </w:rPr>
             </w:pPr>
             <w:r>
               <w:rPr>
-                <w:rFonts w:ascii="宋体" w:eastAsia="宋体" w:hAnsi="宋体" w:cs="宋体"/>
+                <w:rFonts w:ascii="宋体" w:hAnsi="宋体" w:eastAsia="宋体" w:cs="宋体"/>
                 <w:spacing w:val="-6"/>
                 <w:sz w:val="24"/>
                 <w:szCs w:val="24"/>
@@ -425,9 +617,14 @@
       </w:tr>
       <w:tr>
         <w:tblPrEx>
-          <w:tblW w:w="9072" w:type="dxa"/>
-          <w:tblInd w:w="5" w:type="dxa"/>
-          <w:tblLayout w:type="fixed"/>
+          <w:tblBorders>
+            <w:top w:val="single" w:color="000000" w:sz="4" w:space="0"/>
+            <w:left w:val="single" w:color="000000" w:sz="4" w:space="0"/>
+            <w:bottom w:val="single" w:color="000000" w:sz="4" w:space="0"/>
+            <w:right w:val="single" w:color="000000" w:sz="4" w:space="0"/>
+            <w:insideH w:val="single" w:color="000000" w:sz="4" w:space="0"/>
+            <w:insideV w:val="single" w:color="000000" w:sz="4" w:space="0"/>
+          </w:tblBorders>
           <w:tblCellMar>
             <w:top w:w="0" w:type="dxa"/>
             <w:left w:w="0" w:type="dxa"/>
@@ -436,7 +633,7 @@
           </w:tblCellMar>
         </w:tblPrEx>
         <w:trPr>
-          <w:trHeight w:val="474"/>
+          <w:trHeight w:val="474" w:hRule="atLeast"/>
         </w:trPr>
         <w:tc>
           <w:tcPr>
@@ -444,17 +641,31 @@
           </w:tcPr>
           <w:p>
             <w:pPr>
+              <w:keepNext w:val="0"/>
+              <w:keepLines w:val="0"/>
+              <w:pageBreakBefore w:val="0"/>
+              <w:widowControl w:val="0"/>
+              <w:kinsoku w:val="0"/>
+              <w:wordWrap/>
+              <w:overflowPunct/>
+              <w:topLinePunct w:val="0"/>
+              <w:autoSpaceDE w:val="0"/>
+              <w:autoSpaceDN w:val="0"/>
+              <w:bidi w:val="0"/>
+              <w:adjustRightInd w:val="0"/>
+              <w:snapToGrid w:val="0"/>
               <w:spacing w:before="162" w:line="239" w:lineRule="auto"/>
               <w:ind w:left="709"/>
+              <w:textAlignment w:val="baseline"/>
               <w:rPr>
-                <w:rFonts w:ascii="宋体" w:eastAsia="宋体" w:hAnsi="宋体" w:cs="宋体"/>
+                <w:rFonts w:ascii="宋体" w:hAnsi="宋体" w:eastAsia="宋体" w:cs="宋体"/>
                 <w:sz w:val="21"/>
                 <w:szCs w:val="21"/>
               </w:rPr>
             </w:pPr>
             <w:r>
               <w:rPr>
-                <w:rFonts w:ascii="宋体" w:eastAsia="宋体" w:hAnsi="宋体" w:cs="宋体"/>
+                <w:rFonts w:ascii="宋体" w:hAnsi="宋体" w:eastAsia="宋体" w:cs="宋体"/>
                 <w:spacing w:val="-1"/>
                 <w:sz w:val="21"/>
                 <w:szCs w:val="21"/>
@@ -469,17 +680,31 @@
           </w:tcPr>
           <w:p>
             <w:pPr>
+              <w:keepNext w:val="0"/>
+              <w:keepLines w:val="0"/>
+              <w:pageBreakBefore w:val="0"/>
+              <w:widowControl w:val="0"/>
+              <w:kinsoku w:val="0"/>
+              <w:wordWrap/>
+              <w:overflowPunct/>
+              <w:topLinePunct w:val="0"/>
+              <w:autoSpaceDE w:val="0"/>
+              <w:autoSpaceDN w:val="0"/>
+              <w:bidi w:val="0"/>
+              <w:adjustRightInd w:val="0"/>
+              <w:snapToGrid w:val="0"/>
               <w:spacing w:before="162"/>
               <w:ind w:left="290"/>
+              <w:textAlignment w:val="baseline"/>
               <w:rPr>
-                <w:rFonts w:ascii="宋体" w:eastAsia="宋体" w:hAnsi="宋体" w:cs="宋体"/>
+                <w:rFonts w:ascii="宋体" w:hAnsi="宋体" w:eastAsia="宋体" w:cs="宋体"/>
                 <w:sz w:val="21"/>
                 <w:szCs w:val="21"/>
               </w:rPr>
             </w:pPr>
             <w:r>
               <w:rPr>
-                <w:rFonts w:ascii="宋体" w:eastAsia="宋体" w:hAnsi="宋体" w:cs="宋体"/>
+                <w:rFonts w:ascii="宋体" w:hAnsi="宋体" w:eastAsia="宋体" w:cs="宋体"/>
                 <w:spacing w:val="-2"/>
                 <w:sz w:val="21"/>
                 <w:szCs w:val="21"/>
@@ -494,17 +719,31 @@
           </w:tcPr>
           <w:p>
             <w:pPr>
+              <w:keepNext w:val="0"/>
+              <w:keepLines w:val="0"/>
+              <w:pageBreakBefore w:val="0"/>
+              <w:widowControl w:val="0"/>
+              <w:kinsoku w:val="0"/>
+              <w:wordWrap/>
+              <w:overflowPunct/>
+              <w:topLinePunct w:val="0"/>
+              <w:autoSpaceDE w:val="0"/>
+              <w:autoSpaceDN w:val="0"/>
+              <w:bidi w:val="0"/>
+              <w:adjustRightInd w:val="0"/>
+              <w:snapToGrid w:val="0"/>
               <w:spacing w:before="132" w:line="219" w:lineRule="auto"/>
               <w:ind w:left="738"/>
+              <w:textAlignment w:val="baseline"/>
               <w:rPr>
-                <w:rFonts w:ascii="宋体" w:eastAsia="宋体" w:hAnsi="宋体" w:cs="宋体"/>
+                <w:rFonts w:ascii="宋体" w:hAnsi="宋体" w:eastAsia="宋体" w:cs="宋体"/>
                 <w:sz w:val="21"/>
                 <w:szCs w:val="21"/>
               </w:rPr>
             </w:pPr>
             <w:r>
               <w:rPr>
-                <w:rFonts w:ascii="宋体" w:eastAsia="宋体" w:hAnsi="宋体" w:cs="宋体"/>
+                <w:rFonts w:ascii="宋体" w:hAnsi="宋体" w:eastAsia="宋体" w:cs="宋体"/>
                 <w:spacing w:val="-3"/>
                 <w:sz w:val="21"/>
                 <w:szCs w:val="21"/>
@@ -519,10 +758,24 @@
           </w:tcPr>
           <w:p>
             <w:pPr>
+              <w:keepNext w:val="0"/>
+              <w:keepLines w:val="0"/>
+              <w:pageBreakBefore w:val="0"/>
+              <w:widowControl w:val="0"/>
+              <w:kinsoku w:val="0"/>
+              <w:wordWrap/>
+              <w:overflowPunct/>
+              <w:topLinePunct w:val="0"/>
+              <w:autoSpaceDE w:val="0"/>
+              <w:autoSpaceDN w:val="0"/>
+              <w:bidi w:val="0"/>
+              <w:adjustRightInd w:val="0"/>
+              <w:snapToGrid w:val="0"/>
               <w:spacing w:before="132" w:line="220" w:lineRule="auto"/>
               <w:ind w:left="470"/>
+              <w:textAlignment w:val="baseline"/>
               <w:rPr>
-                <w:rFonts w:ascii="宋体" w:eastAsia="宋体" w:hAnsi="宋体" w:cs="宋体" w:hint="default"/>
+                <w:rFonts w:hint="default" w:ascii="宋体" w:hAnsi="宋体" w:eastAsia="宋体" w:cs="宋体"/>
                 <w:sz w:val="21"/>
                 <w:szCs w:val="21"/>
                 <w:lang w:val="en-US" w:eastAsia="zh-CN"/>
@@ -530,7 +783,7 @@
             </w:pPr>
             <w:r>
               <w:rPr>
-                <w:rFonts w:ascii="宋体" w:eastAsia="宋体" w:hAnsi="宋体" w:cs="宋体" w:hint="eastAsia"/>
+                <w:rFonts w:hint="eastAsia" w:ascii="宋体" w:hAnsi="宋体" w:eastAsia="宋体" w:cs="宋体"/>
                 <w:sz w:val="21"/>
                 <w:szCs w:val="21"/>
                 <w:lang w:val="en-US" w:eastAsia="zh-CN"/>
@@ -545,10 +798,24 @@
           </w:tcPr>
           <w:p>
             <w:pPr>
+              <w:keepNext w:val="0"/>
+              <w:keepLines w:val="0"/>
+              <w:pageBreakBefore w:val="0"/>
+              <w:widowControl w:val="0"/>
+              <w:kinsoku w:val="0"/>
+              <w:wordWrap/>
+              <w:overflowPunct/>
+              <w:topLinePunct w:val="0"/>
+              <w:autoSpaceDE w:val="0"/>
+              <w:autoSpaceDN w:val="0"/>
+              <w:bidi w:val="0"/>
+              <w:adjustRightInd w:val="0"/>
+              <w:snapToGrid w:val="0"/>
               <w:spacing w:before="133" w:line="220" w:lineRule="auto"/>
               <w:ind w:left="676"/>
+              <w:textAlignment w:val="baseline"/>
               <w:rPr>
-                <w:rFonts w:ascii="宋体" w:eastAsia="宋体" w:hAnsi="宋体" w:cs="宋体" w:hint="eastAsia"/>
+                <w:rFonts w:hint="eastAsia" w:ascii="宋体" w:hAnsi="宋体" w:eastAsia="宋体" w:cs="宋体"/>
                 <w:sz w:val="21"/>
                 <w:szCs w:val="21"/>
                 <w:lang w:val="en-US" w:eastAsia="zh-CN"/>
@@ -556,7 +823,7 @@
             </w:pPr>
             <w:r>
               <w:rPr>
-                <w:rFonts w:ascii="宋体" w:eastAsia="宋体" w:hAnsi="宋体" w:cs="宋体" w:hint="eastAsia"/>
+                <w:rFonts w:hint="eastAsia" w:ascii="宋体" w:hAnsi="宋体" w:eastAsia="宋体" w:cs="宋体"/>
                 <w:sz w:val="21"/>
                 <w:szCs w:val="21"/>
                 <w:lang w:val="en-US" w:eastAsia="zh-CN"/>
@@ -568,9 +835,14 @@
       </w:tr>
       <w:tr>
         <w:tblPrEx>
-          <w:tblW w:w="9072" w:type="dxa"/>
-          <w:tblInd w:w="5" w:type="dxa"/>
-          <w:tblLayout w:type="fixed"/>
+          <w:tblBorders>
+            <w:top w:val="single" w:color="000000" w:sz="4" w:space="0"/>
+            <w:left w:val="single" w:color="000000" w:sz="4" w:space="0"/>
+            <w:bottom w:val="single" w:color="000000" w:sz="4" w:space="0"/>
+            <w:right w:val="single" w:color="000000" w:sz="4" w:space="0"/>
+            <w:insideH w:val="single" w:color="000000" w:sz="4" w:space="0"/>
+            <w:insideV w:val="single" w:color="000000" w:sz="4" w:space="0"/>
+          </w:tblBorders>
           <w:tblCellMar>
             <w:top w:w="0" w:type="dxa"/>
             <w:left w:w="0" w:type="dxa"/>
@@ -579,7 +851,7 @@
           </w:tblCellMar>
         </w:tblPrEx>
         <w:trPr>
-          <w:trHeight w:val="474"/>
+          <w:trHeight w:val="474" w:hRule="atLeast"/>
         </w:trPr>
         <w:tc>
           <w:tcPr>
@@ -587,7 +859,21 @@
           </w:tcPr>
           <w:p>
             <w:pPr>
-              <w:pStyle w:val="TableText"/>
+              <w:pStyle w:val="25"/>
+              <w:keepNext w:val="0"/>
+              <w:keepLines w:val="0"/>
+              <w:pageBreakBefore w:val="0"/>
+              <w:widowControl w:val="0"/>
+              <w:kinsoku w:val="0"/>
+              <w:wordWrap/>
+              <w:overflowPunct/>
+              <w:topLinePunct w:val="0"/>
+              <w:autoSpaceDE w:val="0"/>
+              <w:autoSpaceDN w:val="0"/>
+              <w:bidi w:val="0"/>
+              <w:adjustRightInd w:val="0"/>
+              <w:snapToGrid w:val="0"/>
+              <w:textAlignment w:val="baseline"/>
             </w:pPr>
           </w:p>
         </w:tc>
@@ -597,7 +883,21 @@
           </w:tcPr>
           <w:p>
             <w:pPr>
-              <w:pStyle w:val="TableText"/>
+              <w:pStyle w:val="25"/>
+              <w:keepNext w:val="0"/>
+              <w:keepLines w:val="0"/>
+              <w:pageBreakBefore w:val="0"/>
+              <w:widowControl w:val="0"/>
+              <w:kinsoku w:val="0"/>
+              <w:wordWrap/>
+              <w:overflowPunct/>
+              <w:topLinePunct w:val="0"/>
+              <w:autoSpaceDE w:val="0"/>
+              <w:autoSpaceDN w:val="0"/>
+              <w:bidi w:val="0"/>
+              <w:adjustRightInd w:val="0"/>
+              <w:snapToGrid w:val="0"/>
+              <w:textAlignment w:val="baseline"/>
             </w:pPr>
           </w:p>
         </w:tc>
@@ -607,7 +907,21 @@
           </w:tcPr>
           <w:p>
             <w:pPr>
-              <w:pStyle w:val="TableText"/>
+              <w:pStyle w:val="25"/>
+              <w:keepNext w:val="0"/>
+              <w:keepLines w:val="0"/>
+              <w:pageBreakBefore w:val="0"/>
+              <w:widowControl w:val="0"/>
+              <w:kinsoku w:val="0"/>
+              <w:wordWrap/>
+              <w:overflowPunct/>
+              <w:topLinePunct w:val="0"/>
+              <w:autoSpaceDE w:val="0"/>
+              <w:autoSpaceDN w:val="0"/>
+              <w:bidi w:val="0"/>
+              <w:adjustRightInd w:val="0"/>
+              <w:snapToGrid w:val="0"/>
+              <w:textAlignment w:val="baseline"/>
             </w:pPr>
           </w:p>
         </w:tc>
@@ -617,7 +931,21 @@
           </w:tcPr>
           <w:p>
             <w:pPr>
-              <w:pStyle w:val="TableText"/>
+              <w:pStyle w:val="25"/>
+              <w:keepNext w:val="0"/>
+              <w:keepLines w:val="0"/>
+              <w:pageBreakBefore w:val="0"/>
+              <w:widowControl w:val="0"/>
+              <w:kinsoku w:val="0"/>
+              <w:wordWrap/>
+              <w:overflowPunct/>
+              <w:topLinePunct w:val="0"/>
+              <w:autoSpaceDE w:val="0"/>
+              <w:autoSpaceDN w:val="0"/>
+              <w:bidi w:val="0"/>
+              <w:adjustRightInd w:val="0"/>
+              <w:snapToGrid w:val="0"/>
+              <w:textAlignment w:val="baseline"/>
             </w:pPr>
           </w:p>
         </w:tc>
@@ -627,16 +955,35 @@
           </w:tcPr>
           <w:p>
             <w:pPr>
-              <w:pStyle w:val="TableText"/>
+              <w:pStyle w:val="25"/>
+              <w:keepNext w:val="0"/>
+              <w:keepLines w:val="0"/>
+              <w:pageBreakBefore w:val="0"/>
+              <w:widowControl w:val="0"/>
+              <w:kinsoku w:val="0"/>
+              <w:wordWrap/>
+              <w:overflowPunct/>
+              <w:topLinePunct w:val="0"/>
+              <w:autoSpaceDE w:val="0"/>
+              <w:autoSpaceDN w:val="0"/>
+              <w:bidi w:val="0"/>
+              <w:adjustRightInd w:val="0"/>
+              <w:snapToGrid w:val="0"/>
+              <w:textAlignment w:val="baseline"/>
             </w:pPr>
           </w:p>
         </w:tc>
       </w:tr>
       <w:tr>
         <w:tblPrEx>
-          <w:tblW w:w="9072" w:type="dxa"/>
-          <w:tblInd w:w="5" w:type="dxa"/>
-          <w:tblLayout w:type="fixed"/>
+          <w:tblBorders>
+            <w:top w:val="single" w:color="000000" w:sz="4" w:space="0"/>
+            <w:left w:val="single" w:color="000000" w:sz="4" w:space="0"/>
+            <w:bottom w:val="single" w:color="000000" w:sz="4" w:space="0"/>
+            <w:right w:val="single" w:color="000000" w:sz="4" w:space="0"/>
+            <w:insideH w:val="single" w:color="000000" w:sz="4" w:space="0"/>
+            <w:insideV w:val="single" w:color="000000" w:sz="4" w:space="0"/>
+          </w:tblBorders>
           <w:tblCellMar>
             <w:top w:w="0" w:type="dxa"/>
             <w:left w:w="0" w:type="dxa"/>
@@ -645,7 +992,7 @@
           </w:tblCellMar>
         </w:tblPrEx>
         <w:trPr>
-          <w:trHeight w:val="474"/>
+          <w:trHeight w:val="474" w:hRule="atLeast"/>
         </w:trPr>
         <w:tc>
           <w:tcPr>
@@ -653,7 +1000,21 @@
           </w:tcPr>
           <w:p>
             <w:pPr>
-              <w:pStyle w:val="TableText"/>
+              <w:pStyle w:val="25"/>
+              <w:keepNext w:val="0"/>
+              <w:keepLines w:val="0"/>
+              <w:pageBreakBefore w:val="0"/>
+              <w:widowControl w:val="0"/>
+              <w:kinsoku w:val="0"/>
+              <w:wordWrap/>
+              <w:overflowPunct/>
+              <w:topLinePunct w:val="0"/>
+              <w:autoSpaceDE w:val="0"/>
+              <w:autoSpaceDN w:val="0"/>
+              <w:bidi w:val="0"/>
+              <w:adjustRightInd w:val="0"/>
+              <w:snapToGrid w:val="0"/>
+              <w:textAlignment w:val="baseline"/>
             </w:pPr>
           </w:p>
         </w:tc>
@@ -663,7 +1024,21 @@
           </w:tcPr>
           <w:p>
             <w:pPr>
-              <w:pStyle w:val="TableText"/>
+              <w:pStyle w:val="25"/>
+              <w:keepNext w:val="0"/>
+              <w:keepLines w:val="0"/>
+              <w:pageBreakBefore w:val="0"/>
+              <w:widowControl w:val="0"/>
+              <w:kinsoku w:val="0"/>
+              <w:wordWrap/>
+              <w:overflowPunct/>
+              <w:topLinePunct w:val="0"/>
+              <w:autoSpaceDE w:val="0"/>
+              <w:autoSpaceDN w:val="0"/>
+              <w:bidi w:val="0"/>
+              <w:adjustRightInd w:val="0"/>
+              <w:snapToGrid w:val="0"/>
+              <w:textAlignment w:val="baseline"/>
             </w:pPr>
           </w:p>
         </w:tc>
@@ -673,7 +1048,21 @@
           </w:tcPr>
           <w:p>
             <w:pPr>
-              <w:pStyle w:val="TableText"/>
+              <w:pStyle w:val="25"/>
+              <w:keepNext w:val="0"/>
+              <w:keepLines w:val="0"/>
+              <w:pageBreakBefore w:val="0"/>
+              <w:widowControl w:val="0"/>
+              <w:kinsoku w:val="0"/>
+              <w:wordWrap/>
+              <w:overflowPunct/>
+              <w:topLinePunct w:val="0"/>
+              <w:autoSpaceDE w:val="0"/>
+              <w:autoSpaceDN w:val="0"/>
+              <w:bidi w:val="0"/>
+              <w:adjustRightInd w:val="0"/>
+              <w:snapToGrid w:val="0"/>
+              <w:textAlignment w:val="baseline"/>
             </w:pPr>
           </w:p>
         </w:tc>
@@ -683,7 +1072,21 @@
           </w:tcPr>
           <w:p>
             <w:pPr>
-              <w:pStyle w:val="TableText"/>
+              <w:pStyle w:val="25"/>
+              <w:keepNext w:val="0"/>
+              <w:keepLines w:val="0"/>
+              <w:pageBreakBefore w:val="0"/>
+              <w:widowControl w:val="0"/>
+              <w:kinsoku w:val="0"/>
+              <w:wordWrap/>
+              <w:overflowPunct/>
+              <w:topLinePunct w:val="0"/>
+              <w:autoSpaceDE w:val="0"/>
+              <w:autoSpaceDN w:val="0"/>
+              <w:bidi w:val="0"/>
+              <w:adjustRightInd w:val="0"/>
+              <w:snapToGrid w:val="0"/>
+              <w:textAlignment w:val="baseline"/>
             </w:pPr>
           </w:p>
         </w:tc>
@@ -693,16 +1096,35 @@
           </w:tcPr>
           <w:p>
             <w:pPr>
-              <w:pStyle w:val="TableText"/>
+              <w:pStyle w:val="25"/>
+              <w:keepNext w:val="0"/>
+              <w:keepLines w:val="0"/>
+              <w:pageBreakBefore w:val="0"/>
+              <w:widowControl w:val="0"/>
+              <w:kinsoku w:val="0"/>
+              <w:wordWrap/>
+              <w:overflowPunct/>
+              <w:topLinePunct w:val="0"/>
+              <w:autoSpaceDE w:val="0"/>
+              <w:autoSpaceDN w:val="0"/>
+              <w:bidi w:val="0"/>
+              <w:adjustRightInd w:val="0"/>
+              <w:snapToGrid w:val="0"/>
+              <w:textAlignment w:val="baseline"/>
             </w:pPr>
           </w:p>
         </w:tc>
       </w:tr>
       <w:tr>
         <w:tblPrEx>
-          <w:tblW w:w="9072" w:type="dxa"/>
-          <w:tblInd w:w="5" w:type="dxa"/>
-          <w:tblLayout w:type="fixed"/>
+          <w:tblBorders>
+            <w:top w:val="single" w:color="000000" w:sz="4" w:space="0"/>
+            <w:left w:val="single" w:color="000000" w:sz="4" w:space="0"/>
+            <w:bottom w:val="single" w:color="000000" w:sz="4" w:space="0"/>
+            <w:right w:val="single" w:color="000000" w:sz="4" w:space="0"/>
+            <w:insideH w:val="single" w:color="000000" w:sz="4" w:space="0"/>
+            <w:insideV w:val="single" w:color="000000" w:sz="4" w:space="0"/>
+          </w:tblBorders>
           <w:tblCellMar>
             <w:top w:w="0" w:type="dxa"/>
             <w:left w:w="0" w:type="dxa"/>
@@ -711,7 +1133,7 @@
           </w:tblCellMar>
         </w:tblPrEx>
         <w:trPr>
-          <w:trHeight w:val="474"/>
+          <w:trHeight w:val="474" w:hRule="atLeast"/>
         </w:trPr>
         <w:tc>
           <w:tcPr>
@@ -719,7 +1141,21 @@
           </w:tcPr>
           <w:p>
             <w:pPr>
-              <w:pStyle w:val="TableText"/>
+              <w:pStyle w:val="25"/>
+              <w:keepNext w:val="0"/>
+              <w:keepLines w:val="0"/>
+              <w:pageBreakBefore w:val="0"/>
+              <w:widowControl w:val="0"/>
+              <w:kinsoku w:val="0"/>
+              <w:wordWrap/>
+              <w:overflowPunct/>
+              <w:topLinePunct w:val="0"/>
+              <w:autoSpaceDE w:val="0"/>
+              <w:autoSpaceDN w:val="0"/>
+              <w:bidi w:val="0"/>
+              <w:adjustRightInd w:val="0"/>
+              <w:snapToGrid w:val="0"/>
+              <w:textAlignment w:val="baseline"/>
             </w:pPr>
           </w:p>
         </w:tc>
@@ -729,7 +1165,21 @@
           </w:tcPr>
           <w:p>
             <w:pPr>
-              <w:pStyle w:val="TableText"/>
+              <w:pStyle w:val="25"/>
+              <w:keepNext w:val="0"/>
+              <w:keepLines w:val="0"/>
+              <w:pageBreakBefore w:val="0"/>
+              <w:widowControl w:val="0"/>
+              <w:kinsoku w:val="0"/>
+              <w:wordWrap/>
+              <w:overflowPunct/>
+              <w:topLinePunct w:val="0"/>
+              <w:autoSpaceDE w:val="0"/>
+              <w:autoSpaceDN w:val="0"/>
+              <w:bidi w:val="0"/>
+              <w:adjustRightInd w:val="0"/>
+              <w:snapToGrid w:val="0"/>
+              <w:textAlignment w:val="baseline"/>
             </w:pPr>
           </w:p>
         </w:tc>
@@ -739,7 +1189,21 @@
           </w:tcPr>
           <w:p>
             <w:pPr>
-              <w:pStyle w:val="TableText"/>
+              <w:pStyle w:val="25"/>
+              <w:keepNext w:val="0"/>
+              <w:keepLines w:val="0"/>
+              <w:pageBreakBefore w:val="0"/>
+              <w:widowControl w:val="0"/>
+              <w:kinsoku w:val="0"/>
+              <w:wordWrap/>
+              <w:overflowPunct/>
+              <w:topLinePunct w:val="0"/>
+              <w:autoSpaceDE w:val="0"/>
+              <w:autoSpaceDN w:val="0"/>
+              <w:bidi w:val="0"/>
+              <w:adjustRightInd w:val="0"/>
+              <w:snapToGrid w:val="0"/>
+              <w:textAlignment w:val="baseline"/>
             </w:pPr>
           </w:p>
         </w:tc>
@@ -749,7 +1213,21 @@
           </w:tcPr>
           <w:p>
             <w:pPr>
-              <w:pStyle w:val="TableText"/>
+              <w:pStyle w:val="25"/>
+              <w:keepNext w:val="0"/>
+              <w:keepLines w:val="0"/>
+              <w:pageBreakBefore w:val="0"/>
+              <w:widowControl w:val="0"/>
+              <w:kinsoku w:val="0"/>
+              <w:wordWrap/>
+              <w:overflowPunct/>
+              <w:topLinePunct w:val="0"/>
+              <w:autoSpaceDE w:val="0"/>
+              <w:autoSpaceDN w:val="0"/>
+              <w:bidi w:val="0"/>
+              <w:adjustRightInd w:val="0"/>
+              <w:snapToGrid w:val="0"/>
+              <w:textAlignment w:val="baseline"/>
             </w:pPr>
           </w:p>
         </w:tc>
@@ -759,16 +1237,35 @@
           </w:tcPr>
           <w:p>
             <w:pPr>
-              <w:pStyle w:val="TableText"/>
+              <w:pStyle w:val="25"/>
+              <w:keepNext w:val="0"/>
+              <w:keepLines w:val="0"/>
+              <w:pageBreakBefore w:val="0"/>
+              <w:widowControl w:val="0"/>
+              <w:kinsoku w:val="0"/>
+              <w:wordWrap/>
+              <w:overflowPunct/>
+              <w:topLinePunct w:val="0"/>
+              <w:autoSpaceDE w:val="0"/>
+              <w:autoSpaceDN w:val="0"/>
+              <w:bidi w:val="0"/>
+              <w:adjustRightInd w:val="0"/>
+              <w:snapToGrid w:val="0"/>
+              <w:textAlignment w:val="baseline"/>
             </w:pPr>
           </w:p>
         </w:tc>
       </w:tr>
       <w:tr>
         <w:tblPrEx>
-          <w:tblW w:w="9072" w:type="dxa"/>
-          <w:tblInd w:w="5" w:type="dxa"/>
-          <w:tblLayout w:type="fixed"/>
+          <w:tblBorders>
+            <w:top w:val="single" w:color="000000" w:sz="4" w:space="0"/>
+            <w:left w:val="single" w:color="000000" w:sz="4" w:space="0"/>
+            <w:bottom w:val="single" w:color="000000" w:sz="4" w:space="0"/>
+            <w:right w:val="single" w:color="000000" w:sz="4" w:space="0"/>
+            <w:insideH w:val="single" w:color="000000" w:sz="4" w:space="0"/>
+            <w:insideV w:val="single" w:color="000000" w:sz="4" w:space="0"/>
+          </w:tblBorders>
           <w:tblCellMar>
             <w:top w:w="0" w:type="dxa"/>
             <w:left w:w="0" w:type="dxa"/>
@@ -777,7 +1274,7 @@
           </w:tblCellMar>
         </w:tblPrEx>
         <w:trPr>
-          <w:trHeight w:val="474"/>
+          <w:trHeight w:val="474" w:hRule="atLeast"/>
         </w:trPr>
         <w:tc>
           <w:tcPr>
@@ -785,7 +1282,21 @@
           </w:tcPr>
           <w:p>
             <w:pPr>
-              <w:pStyle w:val="TableText"/>
+              <w:pStyle w:val="25"/>
+              <w:keepNext w:val="0"/>
+              <w:keepLines w:val="0"/>
+              <w:pageBreakBefore w:val="0"/>
+              <w:widowControl w:val="0"/>
+              <w:kinsoku w:val="0"/>
+              <w:wordWrap/>
+              <w:overflowPunct/>
+              <w:topLinePunct w:val="0"/>
+              <w:autoSpaceDE w:val="0"/>
+              <w:autoSpaceDN w:val="0"/>
+              <w:bidi w:val="0"/>
+              <w:adjustRightInd w:val="0"/>
+              <w:snapToGrid w:val="0"/>
+              <w:textAlignment w:val="baseline"/>
             </w:pPr>
           </w:p>
         </w:tc>
@@ -795,7 +1306,21 @@
           </w:tcPr>
           <w:p>
             <w:pPr>
-              <w:pStyle w:val="TableText"/>
+              <w:pStyle w:val="25"/>
+              <w:keepNext w:val="0"/>
+              <w:keepLines w:val="0"/>
+              <w:pageBreakBefore w:val="0"/>
+              <w:widowControl w:val="0"/>
+              <w:kinsoku w:val="0"/>
+              <w:wordWrap/>
+              <w:overflowPunct/>
+              <w:topLinePunct w:val="0"/>
+              <w:autoSpaceDE w:val="0"/>
+              <w:autoSpaceDN w:val="0"/>
+              <w:bidi w:val="0"/>
+              <w:adjustRightInd w:val="0"/>
+              <w:snapToGrid w:val="0"/>
+              <w:textAlignment w:val="baseline"/>
             </w:pPr>
           </w:p>
         </w:tc>
@@ -805,7 +1330,21 @@
           </w:tcPr>
           <w:p>
             <w:pPr>
-              <w:pStyle w:val="TableText"/>
+              <w:pStyle w:val="25"/>
+              <w:keepNext w:val="0"/>
+              <w:keepLines w:val="0"/>
+              <w:pageBreakBefore w:val="0"/>
+              <w:widowControl w:val="0"/>
+              <w:kinsoku w:val="0"/>
+              <w:wordWrap/>
+              <w:overflowPunct/>
+              <w:topLinePunct w:val="0"/>
+              <w:autoSpaceDE w:val="0"/>
+              <w:autoSpaceDN w:val="0"/>
+              <w:bidi w:val="0"/>
+              <w:adjustRightInd w:val="0"/>
+              <w:snapToGrid w:val="0"/>
+              <w:textAlignment w:val="baseline"/>
             </w:pPr>
           </w:p>
         </w:tc>
@@ -815,7 +1354,21 @@
           </w:tcPr>
           <w:p>
             <w:pPr>
-              <w:pStyle w:val="TableText"/>
+              <w:pStyle w:val="25"/>
+              <w:keepNext w:val="0"/>
+              <w:keepLines w:val="0"/>
+              <w:pageBreakBefore w:val="0"/>
+              <w:widowControl w:val="0"/>
+              <w:kinsoku w:val="0"/>
+              <w:wordWrap/>
+              <w:overflowPunct/>
+              <w:topLinePunct w:val="0"/>
+              <w:autoSpaceDE w:val="0"/>
+              <w:autoSpaceDN w:val="0"/>
+              <w:bidi w:val="0"/>
+              <w:adjustRightInd w:val="0"/>
+              <w:snapToGrid w:val="0"/>
+              <w:textAlignment w:val="baseline"/>
             </w:pPr>
           </w:p>
         </w:tc>
@@ -825,16 +1378,35 @@
           </w:tcPr>
           <w:p>
             <w:pPr>
-              <w:pStyle w:val="TableText"/>
+              <w:pStyle w:val="25"/>
+              <w:keepNext w:val="0"/>
+              <w:keepLines w:val="0"/>
+              <w:pageBreakBefore w:val="0"/>
+              <w:widowControl w:val="0"/>
+              <w:kinsoku w:val="0"/>
+              <w:wordWrap/>
+              <w:overflowPunct/>
+              <w:topLinePunct w:val="0"/>
+              <w:autoSpaceDE w:val="0"/>
+              <w:autoSpaceDN w:val="0"/>
+              <w:bidi w:val="0"/>
+              <w:adjustRightInd w:val="0"/>
+              <w:snapToGrid w:val="0"/>
+              <w:textAlignment w:val="baseline"/>
             </w:pPr>
           </w:p>
         </w:tc>
       </w:tr>
       <w:tr>
         <w:tblPrEx>
-          <w:tblW w:w="9072" w:type="dxa"/>
-          <w:tblInd w:w="5" w:type="dxa"/>
-          <w:tblLayout w:type="fixed"/>
+          <w:tblBorders>
+            <w:top w:val="single" w:color="000000" w:sz="4" w:space="0"/>
+            <w:left w:val="single" w:color="000000" w:sz="4" w:space="0"/>
+            <w:bottom w:val="single" w:color="000000" w:sz="4" w:space="0"/>
+            <w:right w:val="single" w:color="000000" w:sz="4" w:space="0"/>
+            <w:insideH w:val="single" w:color="000000" w:sz="4" w:space="0"/>
+            <w:insideV w:val="single" w:color="000000" w:sz="4" w:space="0"/>
+          </w:tblBorders>
           <w:tblCellMar>
             <w:top w:w="0" w:type="dxa"/>
             <w:left w:w="0" w:type="dxa"/>
@@ -843,7 +1415,7 @@
           </w:tblCellMar>
         </w:tblPrEx>
         <w:trPr>
-          <w:trHeight w:val="589"/>
+          <w:trHeight w:val="589" w:hRule="atLeast"/>
         </w:trPr>
         <w:tc>
           <w:tcPr>
@@ -851,7 +1423,21 @@
           </w:tcPr>
           <w:p>
             <w:pPr>
-              <w:pStyle w:val="TableText"/>
+              <w:pStyle w:val="25"/>
+              <w:keepNext w:val="0"/>
+              <w:keepLines w:val="0"/>
+              <w:pageBreakBefore w:val="0"/>
+              <w:widowControl w:val="0"/>
+              <w:kinsoku w:val="0"/>
+              <w:wordWrap/>
+              <w:overflowPunct/>
+              <w:topLinePunct w:val="0"/>
+              <w:autoSpaceDE w:val="0"/>
+              <w:autoSpaceDN w:val="0"/>
+              <w:bidi w:val="0"/>
+              <w:adjustRightInd w:val="0"/>
+              <w:snapToGrid w:val="0"/>
+              <w:textAlignment w:val="baseline"/>
             </w:pPr>
           </w:p>
         </w:tc>
@@ -861,7 +1447,21 @@
           </w:tcPr>
           <w:p>
             <w:pPr>
-              <w:pStyle w:val="TableText"/>
+              <w:pStyle w:val="25"/>
+              <w:keepNext w:val="0"/>
+              <w:keepLines w:val="0"/>
+              <w:pageBreakBefore w:val="0"/>
+              <w:widowControl w:val="0"/>
+              <w:kinsoku w:val="0"/>
+              <w:wordWrap/>
+              <w:overflowPunct/>
+              <w:topLinePunct w:val="0"/>
+              <w:autoSpaceDE w:val="0"/>
+              <w:autoSpaceDN w:val="0"/>
+              <w:bidi w:val="0"/>
+              <w:adjustRightInd w:val="0"/>
+              <w:snapToGrid w:val="0"/>
+              <w:textAlignment w:val="baseline"/>
             </w:pPr>
           </w:p>
         </w:tc>
@@ -871,7 +1471,21 @@
           </w:tcPr>
           <w:p>
             <w:pPr>
-              <w:pStyle w:val="TableText"/>
+              <w:pStyle w:val="25"/>
+              <w:keepNext w:val="0"/>
+              <w:keepLines w:val="0"/>
+              <w:pageBreakBefore w:val="0"/>
+              <w:widowControl w:val="0"/>
+              <w:kinsoku w:val="0"/>
+              <w:wordWrap/>
+              <w:overflowPunct/>
+              <w:topLinePunct w:val="0"/>
+              <w:autoSpaceDE w:val="0"/>
+              <w:autoSpaceDN w:val="0"/>
+              <w:bidi w:val="0"/>
+              <w:adjustRightInd w:val="0"/>
+              <w:snapToGrid w:val="0"/>
+              <w:textAlignment w:val="baseline"/>
             </w:pPr>
           </w:p>
         </w:tc>
@@ -881,7 +1495,21 @@
           </w:tcPr>
           <w:p>
             <w:pPr>
-              <w:pStyle w:val="TableText"/>
+              <w:pStyle w:val="25"/>
+              <w:keepNext w:val="0"/>
+              <w:keepLines w:val="0"/>
+              <w:pageBreakBefore w:val="0"/>
+              <w:widowControl w:val="0"/>
+              <w:kinsoku w:val="0"/>
+              <w:wordWrap/>
+              <w:overflowPunct/>
+              <w:topLinePunct w:val="0"/>
+              <w:autoSpaceDE w:val="0"/>
+              <w:autoSpaceDN w:val="0"/>
+              <w:bidi w:val="0"/>
+              <w:adjustRightInd w:val="0"/>
+              <w:snapToGrid w:val="0"/>
+              <w:textAlignment w:val="baseline"/>
             </w:pPr>
           </w:p>
         </w:tc>
@@ -891,7 +1519,21 @@
           </w:tcPr>
           <w:p>
             <w:pPr>
-              <w:pStyle w:val="TableText"/>
+              <w:pStyle w:val="25"/>
+              <w:keepNext w:val="0"/>
+              <w:keepLines w:val="0"/>
+              <w:pageBreakBefore w:val="0"/>
+              <w:widowControl w:val="0"/>
+              <w:kinsoku w:val="0"/>
+              <w:wordWrap/>
+              <w:overflowPunct/>
+              <w:topLinePunct w:val="0"/>
+              <w:autoSpaceDE w:val="0"/>
+              <w:autoSpaceDN w:val="0"/>
+              <w:bidi w:val="0"/>
+              <w:adjustRightInd w:val="0"/>
+              <w:snapToGrid w:val="0"/>
+              <w:textAlignment w:val="baseline"/>
             </w:pPr>
           </w:p>
         </w:tc>
@@ -899,64 +1541,50 @@
     </w:tbl>
     <w:p>
       <w:pPr>
-        <w:pStyle w:val="BodyText"/>
+        <w:pStyle w:val="12"/>
+        <w:keepNext w:val="0"/>
+        <w:keepLines w:val="0"/>
+        <w:pageBreakBefore w:val="0"/>
+        <w:widowControl w:val="0"/>
+        <w:kinsoku w:val="0"/>
+        <w:wordWrap/>
+        <w:overflowPunct/>
+        <w:topLinePunct w:val="0"/>
+        <w:autoSpaceDE w:val="0"/>
+        <w:autoSpaceDN w:val="0"/>
+        <w:bidi w:val="0"/>
+        <w:adjustRightInd w:val="0"/>
+        <w:snapToGrid w:val="0"/>
+        <w:textAlignment w:val="baseline"/>
       </w:pPr>
     </w:p>
     <w:p>
       <w:pPr>
+        <w:keepNext w:val="0"/>
+        <w:keepLines w:val="0"/>
+        <w:pageBreakBefore w:val="0"/>
+        <w:widowControl w:val="0"/>
+        <w:kinsoku w:val="0"/>
+        <w:wordWrap/>
+        <w:overflowPunct/>
+        <w:topLinePunct w:val="0"/>
+        <w:autoSpaceDE w:val="0"/>
+        <w:autoSpaceDN w:val="0"/>
+        <w:bidi w:val="0"/>
+        <w:adjustRightInd w:val="0"/>
+        <w:snapToGrid w:val="0"/>
+        <w:textAlignment w:val="baseline"/>
         <w:sectPr>
           <w:pgSz w:w="11906" w:h="16839"/>
           <w:pgMar w:top="1431" w:right="1127" w:bottom="0" w:left="1696" w:header="0" w:footer="0" w:gutter="0"/>
-          <w:cols w:num="1" w:space="720"/>
+          <w:cols w:space="720" w:num="1"/>
         </w:sectPr>
-      </w:pPr>
-    </w:p>
-    <w:p>
-      <w:pPr>
-        <w:pStyle w:val="BodyText"/>
-        <w:spacing w:line="268" w:lineRule="auto"/>
-      </w:pPr>
-    </w:p>
-    <w:p>
-      <w:pPr>
-        <w:pStyle w:val="BodyText"/>
-        <w:spacing w:line="269" w:lineRule="auto"/>
-      </w:pPr>
-    </w:p>
-    <w:p>
-      <w:pPr>
-        <w:pStyle w:val="BodyText"/>
-        <w:spacing w:line="269" w:lineRule="auto"/>
-      </w:pPr>
-    </w:p>
-    <w:p>
-      <w:pPr>
-        <w:pStyle w:val="BodyText"/>
-        <w:spacing w:line="269" w:lineRule="auto"/>
-      </w:pPr>
-    </w:p>
-    <w:p>
-      <w:pPr>
-        <w:pStyle w:val="BodyText"/>
-        <w:spacing w:line="269" w:lineRule="auto"/>
-      </w:pPr>
-    </w:p>
-    <w:p>
-      <w:pPr>
-        <w:pStyle w:val="BodyText"/>
-        <w:spacing w:line="269" w:lineRule="auto"/>
-      </w:pPr>
-    </w:p>
-    <w:p>
-      <w:pPr>
-        <w:pStyle w:val="BodyText"/>
-        <w:spacing w:line="269" w:lineRule="auto"/>
       </w:pPr>
     </w:p>
     <w:sdt>
       <w:sdtPr>
         <w:rPr>
-          <w:rFonts w:ascii="Microsoft JhengHei" w:eastAsia="Microsoft JhengHei" w:hAnsi="Microsoft JhengHei" w:cs="Microsoft JhengHei" w:hint="eastAsia"/>
+          <w:rFonts w:hint="eastAsia" w:ascii="Microsoft JhengHei" w:hAnsi="Microsoft JhengHei" w:eastAsia="Microsoft JhengHei" w:cs="Microsoft JhengHei"/>
           <w:snapToGrid w:val="0"/>
           <w:color w:val="000000"/>
           <w:kern w:val="0"/>
@@ -972,7 +1600,7 @@
       </w:sdtPr>
       <w:sdtEndPr>
         <w:rPr>
-          <w:rFonts w:ascii="Times New Roman" w:eastAsia="Times New Roman" w:hAnsi="Times New Roman" w:cs="Times New Roman" w:hint="eastAsia"/>
+          <w:rFonts w:hint="eastAsia" w:ascii="Times New Roman" w:hAnsi="Times New Roman" w:eastAsia="Times New Roman" w:cs="Times New Roman"/>
           <w:snapToGrid w:val="0"/>
           <w:color w:val="000000"/>
           <w:kern w:val="0"/>
@@ -984,18 +1612,32 @@
       <w:sdtContent>
         <w:p>
           <w:pPr>
+            <w:keepNext w:val="0"/>
+            <w:keepLines w:val="0"/>
+            <w:pageBreakBefore w:val="0"/>
+            <w:widowControl w:val="0"/>
+            <w:kinsoku w:val="0"/>
+            <w:wordWrap/>
+            <w:overflowPunct/>
+            <w:topLinePunct w:val="0"/>
+            <w:autoSpaceDE w:val="0"/>
+            <w:autoSpaceDN w:val="0"/>
+            <w:bidi w:val="0"/>
+            <w:adjustRightInd w:val="0"/>
+            <w:snapToGrid w:val="0"/>
             <w:spacing w:before="0" w:beforeLines="0" w:after="0" w:afterLines="0" w:line="240" w:lineRule="auto"/>
-            <w:ind w:left="0" w:right="0" w:firstLine="0" w:leftChars="0" w:rightChars="0" w:firstLineChars="0"/>
+            <w:ind w:left="0" w:leftChars="0" w:right="0" w:rightChars="0" w:firstLine="0" w:firstLineChars="0"/>
             <w:jc w:val="center"/>
-            <w:rPr>
-              <w:rFonts w:ascii="Microsoft JhengHei" w:eastAsia="Microsoft JhengHei" w:hAnsi="Microsoft JhengHei" w:cs="Microsoft JhengHei" w:hint="eastAsia"/>
+            <w:textAlignment w:val="baseline"/>
+            <w:rPr>
+              <w:rFonts w:hint="eastAsia" w:ascii="Microsoft JhengHei" w:hAnsi="Microsoft JhengHei" w:eastAsia="Microsoft JhengHei" w:cs="Microsoft JhengHei"/>
               <w:sz w:val="24"/>
               <w:szCs w:val="24"/>
             </w:rPr>
           </w:pPr>
           <w:r>
             <w:rPr>
-              <w:rFonts w:ascii="Microsoft JhengHei" w:eastAsia="Microsoft JhengHei" w:hAnsi="Microsoft JhengHei" w:cs="Microsoft JhengHei" w:hint="eastAsia"/>
+              <w:rFonts w:hint="eastAsia" w:ascii="Microsoft JhengHei" w:hAnsi="Microsoft JhengHei" w:eastAsia="Microsoft JhengHei" w:cs="Microsoft JhengHei"/>
               <w:sz w:val="24"/>
               <w:szCs w:val="24"/>
             </w:rPr>
@@ -1004,126 +1646,94 @@
         </w:p>
         <w:p>
           <w:pPr>
-            <w:pStyle w:val="TOC1"/>
+            <w:pStyle w:val="16"/>
+            <w:keepNext w:val="0"/>
+            <w:keepLines w:val="0"/>
+            <w:pageBreakBefore w:val="0"/>
+            <w:widowControl w:val="0"/>
             <w:tabs>
               <w:tab w:val="right" w:leader="dot" w:pos="8497"/>
             </w:tabs>
-            <w:rPr>
-              <w:rFonts w:ascii="Microsoft JhengHei" w:eastAsia="Microsoft JhengHei" w:hAnsi="Microsoft JhengHei" w:cs="Microsoft JhengHei" w:hint="eastAsia"/>
+            <w:kinsoku w:val="0"/>
+            <w:wordWrap/>
+            <w:overflowPunct/>
+            <w:topLinePunct w:val="0"/>
+            <w:autoSpaceDE w:val="0"/>
+            <w:autoSpaceDN w:val="0"/>
+            <w:bidi w:val="0"/>
+            <w:adjustRightInd w:val="0"/>
+            <w:snapToGrid w:val="0"/>
+            <w:textAlignment w:val="baseline"/>
+          </w:pPr>
+          <w:r>
+            <w:rPr>
+              <w:rFonts w:hint="eastAsia" w:ascii="Microsoft JhengHei" w:hAnsi="Microsoft JhengHei" w:eastAsia="Microsoft JhengHei" w:cs="Microsoft JhengHei"/>
               <w:sz w:val="24"/>
               <w:szCs w:val="24"/>
             </w:rPr>
-          </w:pPr>
-          <w:r>
-            <w:rPr>
-              <w:rFonts w:ascii="Microsoft JhengHei" w:eastAsia="Microsoft JhengHei" w:hAnsi="Microsoft JhengHei" w:cs="Microsoft JhengHei" w:hint="eastAsia"/>
+            <w:fldChar w:fldCharType="begin"/>
+          </w:r>
+          <w:r>
+            <w:rPr>
+              <w:rFonts w:hint="eastAsia" w:ascii="Microsoft JhengHei" w:hAnsi="Microsoft JhengHei" w:eastAsia="Microsoft JhengHei" w:cs="Microsoft JhengHei"/>
               <w:sz w:val="24"/>
               <w:szCs w:val="24"/>
             </w:rPr>
+            <w:instrText xml:space="preserve">TOC \o "1-3" \h \u </w:instrText>
+          </w:r>
+          <w:r>
+            <w:rPr>
+              <w:rFonts w:hint="eastAsia" w:ascii="Microsoft JhengHei" w:hAnsi="Microsoft JhengHei" w:eastAsia="Microsoft JhengHei" w:cs="Microsoft JhengHei"/>
+              <w:sz w:val="24"/>
+              <w:szCs w:val="24"/>
+            </w:rPr>
+            <w:fldChar w:fldCharType="separate"/>
+          </w:r>
+          <w:r>
+            <w:rPr>
+              <w:rFonts w:hint="eastAsia" w:ascii="Microsoft JhengHei" w:hAnsi="Microsoft JhengHei" w:eastAsia="Microsoft JhengHei" w:cs="Microsoft JhengHei"/>
+              <w:szCs w:val="24"/>
+            </w:rPr>
             <w:fldChar w:fldCharType="begin"/>
           </w:r>
           <w:r>
             <w:rPr>
-              <w:rFonts w:ascii="Microsoft JhengHei" w:eastAsia="Microsoft JhengHei" w:hAnsi="Microsoft JhengHei" w:cs="Microsoft JhengHei" w:hint="eastAsia"/>
-              <w:sz w:val="24"/>
-              <w:szCs w:val="24"/>
-            </w:rPr>
-            <w:instrText xml:space="preserve">TOC \o "1-3" \h \u </w:instrText>
-          </w:r>
-          <w:r>
-            <w:rPr>
-              <w:rFonts w:ascii="Microsoft JhengHei" w:eastAsia="Microsoft JhengHei" w:hAnsi="Microsoft JhengHei" w:cs="Microsoft JhengHei" w:hint="eastAsia"/>
-              <w:sz w:val="24"/>
+              <w:rFonts w:hint="eastAsia" w:ascii="Microsoft JhengHei" w:hAnsi="Microsoft JhengHei" w:eastAsia="Microsoft JhengHei" w:cs="Microsoft JhengHei"/>
+              <w:szCs w:val="24"/>
+            </w:rPr>
+            <w:instrText xml:space="preserve"> HYPERLINK \l _Toc5127 </w:instrText>
+          </w:r>
+          <w:r>
+            <w:rPr>
+              <w:rFonts w:hint="eastAsia" w:ascii="Microsoft JhengHei" w:hAnsi="Microsoft JhengHei" w:eastAsia="Microsoft JhengHei" w:cs="Microsoft JhengHei"/>
               <w:szCs w:val="24"/>
             </w:rPr>
             <w:fldChar w:fldCharType="separate"/>
           </w:r>
           <w:r>
-            <w:rPr>
-              <w:rFonts w:ascii="Microsoft JhengHei" w:eastAsia="Microsoft JhengHei" w:hAnsi="Microsoft JhengHei" w:cs="Microsoft JhengHei" w:hint="eastAsia"/>
-              <w:sz w:val="24"/>
-              <w:szCs w:val="24"/>
-            </w:rPr>
+            <w:t>沟通管理制度</w:t>
+          </w:r>
+          <w:r>
+            <w:tab/>
+          </w:r>
+          <w:r>
             <w:fldChar w:fldCharType="begin"/>
           </w:r>
           <w:r>
-            <w:rPr>
-              <w:rFonts w:ascii="Microsoft JhengHei" w:eastAsia="Microsoft JhengHei" w:hAnsi="Microsoft JhengHei" w:cs="Microsoft JhengHei" w:hint="eastAsia"/>
-              <w:sz w:val="24"/>
-              <w:szCs w:val="24"/>
-            </w:rPr>
-            <w:instrText xml:space="preserve"> HYPERLINK \l _Toc6586 </w:instrText>
-          </w:r>
-          <w:r>
-            <w:rPr>
-              <w:rFonts w:ascii="Microsoft JhengHei" w:eastAsia="Microsoft JhengHei" w:hAnsi="Microsoft JhengHei" w:cs="Microsoft JhengHei" w:hint="eastAsia"/>
-              <w:sz w:val="24"/>
-              <w:szCs w:val="24"/>
-            </w:rPr>
+            <w:instrText xml:space="preserve"> PAGEREF _Toc5127 \h </w:instrText>
+          </w:r>
+          <w:r>
             <w:fldChar w:fldCharType="separate"/>
           </w:r>
           <w:r>
-            <w:rPr>
-              <w:rFonts w:ascii="Microsoft JhengHei" w:eastAsia="Microsoft JhengHei" w:hAnsi="Microsoft JhengHei" w:cs="Microsoft JhengHei" w:hint="eastAsia"/>
-              <w:bCs/>
-              <w:spacing w:val="-8"/>
-              <w:sz w:val="24"/>
-              <w:szCs w:val="24"/>
-            </w:rPr>
-            <w:t>沟通管理制度</w:t>
-          </w:r>
-          <w:r>
-            <w:rPr>
-              <w:rFonts w:ascii="Microsoft JhengHei" w:eastAsia="Microsoft JhengHei" w:hAnsi="Microsoft JhengHei" w:cs="Microsoft JhengHei" w:hint="eastAsia"/>
-              <w:sz w:val="24"/>
-              <w:szCs w:val="24"/>
-            </w:rPr>
-            <w:tab/>
-          </w:r>
-          <w:r>
-            <w:rPr>
-              <w:rFonts w:ascii="Microsoft JhengHei" w:eastAsia="Microsoft JhengHei" w:hAnsi="Microsoft JhengHei" w:cs="Microsoft JhengHei" w:hint="eastAsia"/>
-              <w:sz w:val="24"/>
-              <w:szCs w:val="24"/>
-            </w:rPr>
-            <w:fldChar w:fldCharType="begin"/>
-          </w:r>
-          <w:r>
-            <w:rPr>
-              <w:rFonts w:ascii="Microsoft JhengHei" w:eastAsia="Microsoft JhengHei" w:hAnsi="Microsoft JhengHei" w:cs="Microsoft JhengHei" w:hint="eastAsia"/>
-              <w:sz w:val="24"/>
-              <w:szCs w:val="24"/>
-            </w:rPr>
-            <w:instrText xml:space="preserve"> PAGEREF _Toc6586 \h </w:instrText>
-          </w:r>
-          <w:r>
-            <w:rPr>
-              <w:rFonts w:ascii="Microsoft JhengHei" w:eastAsia="Microsoft JhengHei" w:hAnsi="Microsoft JhengHei" w:cs="Microsoft JhengHei" w:hint="eastAsia"/>
-              <w:sz w:val="24"/>
-              <w:szCs w:val="24"/>
-            </w:rPr>
-            <w:fldChar w:fldCharType="separate"/>
-          </w:r>
-          <w:r>
-            <w:rPr>
-              <w:rFonts w:ascii="Microsoft JhengHei" w:eastAsia="Microsoft JhengHei" w:hAnsi="Microsoft JhengHei" w:cs="Microsoft JhengHei" w:hint="eastAsia"/>
-              <w:sz w:val="24"/>
-              <w:szCs w:val="24"/>
-            </w:rPr>
             <w:t>1</w:t>
           </w:r>
           <w:r>
-            <w:rPr>
-              <w:rFonts w:ascii="Microsoft JhengHei" w:eastAsia="Microsoft JhengHei" w:hAnsi="Microsoft JhengHei" w:cs="Microsoft JhengHei" w:hint="eastAsia"/>
-              <w:sz w:val="24"/>
-              <w:szCs w:val="24"/>
-            </w:rPr>
             <w:fldChar w:fldCharType="end"/>
           </w:r>
           <w:r>
             <w:rPr>
-              <w:rFonts w:ascii="Microsoft JhengHei" w:eastAsia="Microsoft JhengHei" w:hAnsi="Microsoft JhengHei" w:cs="Microsoft JhengHei" w:hint="eastAsia"/>
-              <w:sz w:val="24"/>
+              <w:rFonts w:hint="eastAsia" w:ascii="Microsoft JhengHei" w:hAnsi="Microsoft JhengHei" w:eastAsia="Microsoft JhengHei" w:cs="Microsoft JhengHei"/>
               <w:szCs w:val="24"/>
             </w:rPr>
             <w:fldChar w:fldCharType="end"/>
@@ -1131,101 +1741,70 @@
         </w:p>
         <w:p>
           <w:pPr>
-            <w:pStyle w:val="TOC1"/>
+            <w:pStyle w:val="16"/>
+            <w:keepNext w:val="0"/>
+            <w:keepLines w:val="0"/>
+            <w:pageBreakBefore w:val="0"/>
+            <w:widowControl w:val="0"/>
             <w:tabs>
               <w:tab w:val="right" w:leader="dot" w:pos="8497"/>
             </w:tabs>
-            <w:rPr>
-              <w:rFonts w:ascii="Microsoft JhengHei" w:eastAsia="Microsoft JhengHei" w:hAnsi="Microsoft JhengHei" w:cs="Microsoft JhengHei" w:hint="eastAsia"/>
-              <w:sz w:val="24"/>
-              <w:szCs w:val="24"/>
-            </w:rPr>
+            <w:kinsoku w:val="0"/>
+            <w:wordWrap/>
+            <w:overflowPunct/>
+            <w:topLinePunct w:val="0"/>
+            <w:autoSpaceDE w:val="0"/>
+            <w:autoSpaceDN w:val="0"/>
+            <w:bidi w:val="0"/>
+            <w:adjustRightInd w:val="0"/>
+            <w:snapToGrid w:val="0"/>
+            <w:textAlignment w:val="baseline"/>
           </w:pPr>
           <w:r>
             <w:rPr>
-              <w:rFonts w:ascii="Microsoft JhengHei" w:eastAsia="Microsoft JhengHei" w:hAnsi="Microsoft JhengHei" w:cs="Microsoft JhengHei" w:hint="eastAsia"/>
-              <w:sz w:val="24"/>
+              <w:rFonts w:hint="eastAsia" w:ascii="Microsoft JhengHei" w:hAnsi="Microsoft JhengHei" w:eastAsia="Microsoft JhengHei" w:cs="Microsoft JhengHei"/>
               <w:szCs w:val="24"/>
             </w:rPr>
             <w:fldChar w:fldCharType="begin"/>
           </w:r>
           <w:r>
             <w:rPr>
-              <w:rFonts w:ascii="Microsoft JhengHei" w:eastAsia="Microsoft JhengHei" w:hAnsi="Microsoft JhengHei" w:cs="Microsoft JhengHei" w:hint="eastAsia"/>
-              <w:sz w:val="24"/>
-              <w:szCs w:val="24"/>
-            </w:rPr>
-            <w:instrText xml:space="preserve"> HYPERLINK \l _Toc3822 </w:instrText>
-          </w:r>
-          <w:r>
-            <w:rPr>
-              <w:rFonts w:ascii="Microsoft JhengHei" w:eastAsia="Microsoft JhengHei" w:hAnsi="Microsoft JhengHei" w:cs="Microsoft JhengHei" w:hint="eastAsia"/>
-              <w:sz w:val="24"/>
+              <w:rFonts w:hint="eastAsia" w:ascii="Microsoft JhengHei" w:hAnsi="Microsoft JhengHei" w:eastAsia="Microsoft JhengHei" w:cs="Microsoft JhengHei"/>
+              <w:szCs w:val="24"/>
+            </w:rPr>
+            <w:instrText xml:space="preserve"> HYPERLINK \l _Toc1354 </w:instrText>
+          </w:r>
+          <w:r>
+            <w:rPr>
+              <w:rFonts w:hint="eastAsia" w:ascii="Microsoft JhengHei" w:hAnsi="Microsoft JhengHei" w:eastAsia="Microsoft JhengHei" w:cs="Microsoft JhengHei"/>
               <w:szCs w:val="24"/>
             </w:rPr>
             <w:fldChar w:fldCharType="separate"/>
           </w:r>
           <w:r>
-            <w:rPr>
-              <w:rFonts w:ascii="Microsoft JhengHei" w:eastAsia="Microsoft JhengHei" w:hAnsi="Microsoft JhengHei" w:cs="Microsoft JhengHei" w:hint="eastAsia"/>
-              <w:spacing w:val="-3"/>
-              <w:sz w:val="24"/>
-              <w:szCs w:val="24"/>
-            </w:rPr>
-            <w:t>文档信息</w:t>
-          </w:r>
-          <w:r>
-            <w:rPr>
-              <w:rFonts w:ascii="Microsoft JhengHei" w:eastAsia="Microsoft JhengHei" w:hAnsi="Microsoft JhengHei" w:cs="Microsoft JhengHei" w:hint="eastAsia"/>
-              <w:sz w:val="24"/>
-              <w:szCs w:val="24"/>
-            </w:rPr>
+            <w:t>甘肃国邦信息科技有限公司</w:t>
+          </w:r>
+          <w:r>
             <w:tab/>
           </w:r>
           <w:r>
-            <w:rPr>
-              <w:rFonts w:ascii="Microsoft JhengHei" w:eastAsia="Microsoft JhengHei" w:hAnsi="Microsoft JhengHei" w:cs="Microsoft JhengHei" w:hint="eastAsia"/>
-              <w:sz w:val="24"/>
-              <w:szCs w:val="24"/>
-            </w:rPr>
             <w:fldChar w:fldCharType="begin"/>
           </w:r>
           <w:r>
-            <w:rPr>
-              <w:rFonts w:ascii="Microsoft JhengHei" w:eastAsia="Microsoft JhengHei" w:hAnsi="Microsoft JhengHei" w:cs="Microsoft JhengHei" w:hint="eastAsia"/>
-              <w:sz w:val="24"/>
-              <w:szCs w:val="24"/>
-            </w:rPr>
-            <w:instrText xml:space="preserve"> PAGEREF _Toc3822 \h </w:instrText>
-          </w:r>
-          <w:r>
-            <w:rPr>
-              <w:rFonts w:ascii="Microsoft JhengHei" w:eastAsia="Microsoft JhengHei" w:hAnsi="Microsoft JhengHei" w:cs="Microsoft JhengHei" w:hint="eastAsia"/>
-              <w:sz w:val="24"/>
-              <w:szCs w:val="24"/>
-            </w:rPr>
+            <w:instrText xml:space="preserve"> PAGEREF _Toc1354 \h </w:instrText>
+          </w:r>
+          <w:r>
             <w:fldChar w:fldCharType="separate"/>
           </w:r>
           <w:r>
-            <w:rPr>
-              <w:rFonts w:ascii="Microsoft JhengHei" w:eastAsia="Microsoft JhengHei" w:hAnsi="Microsoft JhengHei" w:cs="Microsoft JhengHei" w:hint="eastAsia"/>
-              <w:sz w:val="24"/>
-              <w:szCs w:val="24"/>
-            </w:rPr>
-            <w:t>2</w:t>
-          </w:r>
-          <w:r>
-            <w:rPr>
-              <w:rFonts w:ascii="Microsoft JhengHei" w:eastAsia="Microsoft JhengHei" w:hAnsi="Microsoft JhengHei" w:cs="Microsoft JhengHei" w:hint="eastAsia"/>
-              <w:sz w:val="24"/>
-              <w:szCs w:val="24"/>
-            </w:rPr>
+            <w:t>1</w:t>
+          </w:r>
+          <w:r>
             <w:fldChar w:fldCharType="end"/>
           </w:r>
           <w:r>
             <w:rPr>
-              <w:rFonts w:ascii="Microsoft JhengHei" w:eastAsia="Microsoft JhengHei" w:hAnsi="Microsoft JhengHei" w:cs="Microsoft JhengHei" w:hint="eastAsia"/>
-              <w:sz w:val="24"/>
+              <w:rFonts w:hint="eastAsia" w:ascii="Microsoft JhengHei" w:hAnsi="Microsoft JhengHei" w:eastAsia="Microsoft JhengHei" w:cs="Microsoft JhengHei"/>
               <w:szCs w:val="24"/>
             </w:rPr>
             <w:fldChar w:fldCharType="end"/>
@@ -1233,100 +1812,75 @@
         </w:p>
         <w:p>
           <w:pPr>
-            <w:pStyle w:val="TOC1"/>
+            <w:pStyle w:val="16"/>
+            <w:keepNext w:val="0"/>
+            <w:keepLines w:val="0"/>
+            <w:pageBreakBefore w:val="0"/>
+            <w:widowControl w:val="0"/>
             <w:tabs>
               <w:tab w:val="right" w:leader="dot" w:pos="8497"/>
             </w:tabs>
-            <w:rPr>
-              <w:rFonts w:ascii="Microsoft JhengHei" w:eastAsia="Microsoft JhengHei" w:hAnsi="Microsoft JhengHei" w:cs="Microsoft JhengHei" w:hint="eastAsia"/>
-              <w:sz w:val="24"/>
-              <w:szCs w:val="24"/>
-            </w:rPr>
+            <w:kinsoku w:val="0"/>
+            <w:wordWrap/>
+            <w:overflowPunct/>
+            <w:topLinePunct w:val="0"/>
+            <w:autoSpaceDE w:val="0"/>
+            <w:autoSpaceDN w:val="0"/>
+            <w:bidi w:val="0"/>
+            <w:adjustRightInd w:val="0"/>
+            <w:snapToGrid w:val="0"/>
+            <w:textAlignment w:val="baseline"/>
           </w:pPr>
           <w:r>
             <w:rPr>
-              <w:rFonts w:ascii="Microsoft JhengHei" w:eastAsia="Microsoft JhengHei" w:hAnsi="Microsoft JhengHei" w:cs="Microsoft JhengHei" w:hint="eastAsia"/>
-              <w:sz w:val="24"/>
+              <w:rFonts w:hint="eastAsia" w:ascii="Microsoft JhengHei" w:hAnsi="Microsoft JhengHei" w:eastAsia="Microsoft JhengHei" w:cs="Microsoft JhengHei"/>
               <w:szCs w:val="24"/>
             </w:rPr>
             <w:fldChar w:fldCharType="begin"/>
           </w:r>
           <w:r>
             <w:rPr>
-              <w:rFonts w:ascii="Microsoft JhengHei" w:eastAsia="Microsoft JhengHei" w:hAnsi="Microsoft JhengHei" w:cs="Microsoft JhengHei" w:hint="eastAsia"/>
-              <w:sz w:val="24"/>
-              <w:szCs w:val="24"/>
-            </w:rPr>
-            <w:instrText xml:space="preserve"> HYPERLINK \l _Toc15161 </w:instrText>
-          </w:r>
-          <w:r>
-            <w:rPr>
-              <w:rFonts w:ascii="Microsoft JhengHei" w:eastAsia="Microsoft JhengHei" w:hAnsi="Microsoft JhengHei" w:cs="Microsoft JhengHei" w:hint="eastAsia"/>
-              <w:sz w:val="24"/>
+              <w:rFonts w:hint="eastAsia" w:ascii="Microsoft JhengHei" w:hAnsi="Microsoft JhengHei" w:eastAsia="Microsoft JhengHei" w:cs="Microsoft JhengHei"/>
+              <w:szCs w:val="24"/>
+            </w:rPr>
+            <w:instrText xml:space="preserve"> HYPERLINK \l _Toc10424 </w:instrText>
+          </w:r>
+          <w:r>
+            <w:rPr>
+              <w:rFonts w:hint="eastAsia" w:ascii="Microsoft JhengHei" w:hAnsi="Microsoft JhengHei" w:eastAsia="Microsoft JhengHei" w:cs="Microsoft JhengHei"/>
               <w:szCs w:val="24"/>
             </w:rPr>
             <w:fldChar w:fldCharType="separate"/>
           </w:r>
           <w:r>
             <w:rPr>
-              <w:rFonts w:ascii="Microsoft JhengHei" w:eastAsia="Microsoft JhengHei" w:hAnsi="Microsoft JhengHei" w:cs="Microsoft JhengHei" w:hint="eastAsia"/>
-              <w:sz w:val="24"/>
-              <w:szCs w:val="24"/>
-            </w:rPr>
-            <w:t>1. 目的</w:t>
-          </w:r>
-          <w:r>
-            <w:rPr>
-              <w:rFonts w:ascii="Microsoft JhengHei" w:eastAsia="Microsoft JhengHei" w:hAnsi="Microsoft JhengHei" w:cs="Microsoft JhengHei" w:hint="eastAsia"/>
-              <w:sz w:val="24"/>
-              <w:szCs w:val="24"/>
-            </w:rPr>
+              <w:rFonts w:ascii="宋体" w:hAnsi="宋体" w:eastAsia="宋体" w:cs="宋体"/>
+              <w:spacing w:val="-3"/>
+              <w:szCs w:val="28"/>
+            </w:rPr>
+            <w:t>文档信息</w:t>
+          </w:r>
+          <w:r>
             <w:tab/>
           </w:r>
           <w:r>
-            <w:rPr>
-              <w:rFonts w:ascii="Microsoft JhengHei" w:eastAsia="Microsoft JhengHei" w:hAnsi="Microsoft JhengHei" w:cs="Microsoft JhengHei" w:hint="eastAsia"/>
-              <w:sz w:val="24"/>
-              <w:szCs w:val="24"/>
-            </w:rPr>
             <w:fldChar w:fldCharType="begin"/>
           </w:r>
           <w:r>
-            <w:rPr>
-              <w:rFonts w:ascii="Microsoft JhengHei" w:eastAsia="Microsoft JhengHei" w:hAnsi="Microsoft JhengHei" w:cs="Microsoft JhengHei" w:hint="eastAsia"/>
-              <w:sz w:val="24"/>
-              <w:szCs w:val="24"/>
-            </w:rPr>
-            <w:instrText xml:space="preserve"> PAGEREF _Toc15161 \h </w:instrText>
-          </w:r>
-          <w:r>
-            <w:rPr>
-              <w:rFonts w:ascii="Microsoft JhengHei" w:eastAsia="Microsoft JhengHei" w:hAnsi="Microsoft JhengHei" w:cs="Microsoft JhengHei" w:hint="eastAsia"/>
-              <w:sz w:val="24"/>
-              <w:szCs w:val="24"/>
-            </w:rPr>
+            <w:instrText xml:space="preserve"> PAGEREF _Toc10424 \h </w:instrText>
+          </w:r>
+          <w:r>
             <w:fldChar w:fldCharType="separate"/>
           </w:r>
           <w:r>
-            <w:rPr>
-              <w:rFonts w:ascii="Microsoft JhengHei" w:eastAsia="Microsoft JhengHei" w:hAnsi="Microsoft JhengHei" w:cs="Microsoft JhengHei" w:hint="eastAsia"/>
-              <w:sz w:val="24"/>
-              <w:szCs w:val="24"/>
-            </w:rPr>
-            <w:t>4</w:t>
-          </w:r>
-          <w:r>
-            <w:rPr>
-              <w:rFonts w:ascii="Microsoft JhengHei" w:eastAsia="Microsoft JhengHei" w:hAnsi="Microsoft JhengHei" w:cs="Microsoft JhengHei" w:hint="eastAsia"/>
-              <w:sz w:val="24"/>
-              <w:szCs w:val="24"/>
-            </w:rPr>
+            <w:t>2</w:t>
+          </w:r>
+          <w:r>
             <w:fldChar w:fldCharType="end"/>
           </w:r>
           <w:r>
             <w:rPr>
-              <w:rFonts w:ascii="Microsoft JhengHei" w:eastAsia="Microsoft JhengHei" w:hAnsi="Microsoft JhengHei" w:cs="Microsoft JhengHei" w:hint="eastAsia"/>
-              <w:sz w:val="24"/>
+              <w:rFonts w:hint="eastAsia" w:ascii="Microsoft JhengHei" w:hAnsi="Microsoft JhengHei" w:eastAsia="Microsoft JhengHei" w:cs="Microsoft JhengHei"/>
               <w:szCs w:val="24"/>
             </w:rPr>
             <w:fldChar w:fldCharType="end"/>
@@ -1334,100 +1888,76 @@
         </w:p>
         <w:p>
           <w:pPr>
-            <w:pStyle w:val="TOC1"/>
+            <w:pStyle w:val="16"/>
+            <w:keepNext w:val="0"/>
+            <w:keepLines w:val="0"/>
+            <w:pageBreakBefore w:val="0"/>
+            <w:widowControl w:val="0"/>
             <w:tabs>
               <w:tab w:val="right" w:leader="dot" w:pos="8497"/>
             </w:tabs>
-            <w:rPr>
-              <w:rFonts w:ascii="Microsoft JhengHei" w:eastAsia="Microsoft JhengHei" w:hAnsi="Microsoft JhengHei" w:cs="Microsoft JhengHei" w:hint="eastAsia"/>
-              <w:sz w:val="24"/>
-              <w:szCs w:val="24"/>
-            </w:rPr>
+            <w:kinsoku w:val="0"/>
+            <w:wordWrap/>
+            <w:overflowPunct/>
+            <w:topLinePunct w:val="0"/>
+            <w:autoSpaceDE w:val="0"/>
+            <w:autoSpaceDN w:val="0"/>
+            <w:bidi w:val="0"/>
+            <w:adjustRightInd w:val="0"/>
+            <w:snapToGrid w:val="0"/>
+            <w:textAlignment w:val="baseline"/>
           </w:pPr>
           <w:r>
             <w:rPr>
-              <w:rFonts w:ascii="Microsoft JhengHei" w:eastAsia="Microsoft JhengHei" w:hAnsi="Microsoft JhengHei" w:cs="Microsoft JhengHei" w:hint="eastAsia"/>
-              <w:sz w:val="24"/>
+              <w:rFonts w:hint="eastAsia" w:ascii="Microsoft JhengHei" w:hAnsi="Microsoft JhengHei" w:eastAsia="Microsoft JhengHei" w:cs="Microsoft JhengHei"/>
               <w:szCs w:val="24"/>
             </w:rPr>
             <w:fldChar w:fldCharType="begin"/>
           </w:r>
           <w:r>
             <w:rPr>
-              <w:rFonts w:ascii="Microsoft JhengHei" w:eastAsia="Microsoft JhengHei" w:hAnsi="Microsoft JhengHei" w:cs="Microsoft JhengHei" w:hint="eastAsia"/>
-              <w:sz w:val="24"/>
-              <w:szCs w:val="24"/>
-            </w:rPr>
-            <w:instrText xml:space="preserve"> HYPERLINK \l _Toc18319 </w:instrText>
-          </w:r>
-          <w:r>
-            <w:rPr>
-              <w:rFonts w:ascii="Microsoft JhengHei" w:eastAsia="Microsoft JhengHei" w:hAnsi="Microsoft JhengHei" w:cs="Microsoft JhengHei" w:hint="eastAsia"/>
-              <w:sz w:val="24"/>
+              <w:rFonts w:hint="eastAsia" w:ascii="Microsoft JhengHei" w:hAnsi="Microsoft JhengHei" w:eastAsia="Microsoft JhengHei" w:cs="Microsoft JhengHei"/>
+              <w:szCs w:val="24"/>
+            </w:rPr>
+            <w:instrText xml:space="preserve"> HYPERLINK \l _Toc3132 </w:instrText>
+          </w:r>
+          <w:r>
+            <w:rPr>
+              <w:rFonts w:hint="eastAsia" w:ascii="Microsoft JhengHei" w:hAnsi="Microsoft JhengHei" w:eastAsia="Microsoft JhengHei" w:cs="Microsoft JhengHei"/>
               <w:szCs w:val="24"/>
             </w:rPr>
             <w:fldChar w:fldCharType="separate"/>
           </w:r>
           <w:r>
             <w:rPr>
-              <w:rFonts w:ascii="Microsoft JhengHei" w:eastAsia="Microsoft JhengHei" w:hAnsi="Microsoft JhengHei" w:cs="Microsoft JhengHei" w:hint="eastAsia"/>
-              <w:sz w:val="24"/>
-              <w:szCs w:val="24"/>
-            </w:rPr>
-            <w:t>2. 适用范围</w:t>
-          </w:r>
-          <w:r>
-            <w:rPr>
-              <w:rFonts w:ascii="Microsoft JhengHei" w:eastAsia="Microsoft JhengHei" w:hAnsi="Microsoft JhengHei" w:cs="Microsoft JhengHei" w:hint="eastAsia"/>
-              <w:sz w:val="24"/>
-              <w:szCs w:val="24"/>
-            </w:rPr>
+              <w:rFonts w:hint="default"/>
+            </w:rPr>
+            <w:t xml:space="preserve">1. </w:t>
+          </w:r>
+          <w:r>
+            <w:t>目的</w:t>
+          </w:r>
+          <w:r>
             <w:tab/>
           </w:r>
           <w:r>
-            <w:rPr>
-              <w:rFonts w:ascii="Microsoft JhengHei" w:eastAsia="Microsoft JhengHei" w:hAnsi="Microsoft JhengHei" w:cs="Microsoft JhengHei" w:hint="eastAsia"/>
-              <w:sz w:val="24"/>
-              <w:szCs w:val="24"/>
-            </w:rPr>
             <w:fldChar w:fldCharType="begin"/>
           </w:r>
           <w:r>
-            <w:rPr>
-              <w:rFonts w:ascii="Microsoft JhengHei" w:eastAsia="Microsoft JhengHei" w:hAnsi="Microsoft JhengHei" w:cs="Microsoft JhengHei" w:hint="eastAsia"/>
-              <w:sz w:val="24"/>
-              <w:szCs w:val="24"/>
-            </w:rPr>
-            <w:instrText xml:space="preserve"> PAGEREF _Toc18319 \h </w:instrText>
-          </w:r>
-          <w:r>
-            <w:rPr>
-              <w:rFonts w:ascii="Microsoft JhengHei" w:eastAsia="Microsoft JhengHei" w:hAnsi="Microsoft JhengHei" w:cs="Microsoft JhengHei" w:hint="eastAsia"/>
-              <w:sz w:val="24"/>
-              <w:szCs w:val="24"/>
-            </w:rPr>
+            <w:instrText xml:space="preserve"> PAGEREF _Toc3132 \h </w:instrText>
+          </w:r>
+          <w:r>
             <w:fldChar w:fldCharType="separate"/>
           </w:r>
           <w:r>
-            <w:rPr>
-              <w:rFonts w:ascii="Microsoft JhengHei" w:eastAsia="Microsoft JhengHei" w:hAnsi="Microsoft JhengHei" w:cs="Microsoft JhengHei" w:hint="eastAsia"/>
-              <w:sz w:val="24"/>
-              <w:szCs w:val="24"/>
-            </w:rPr>
             <w:t>4</w:t>
           </w:r>
           <w:r>
-            <w:rPr>
-              <w:rFonts w:ascii="Microsoft JhengHei" w:eastAsia="Microsoft JhengHei" w:hAnsi="Microsoft JhengHei" w:cs="Microsoft JhengHei" w:hint="eastAsia"/>
-              <w:sz w:val="24"/>
-              <w:szCs w:val="24"/>
-            </w:rPr>
             <w:fldChar w:fldCharType="end"/>
           </w:r>
           <w:r>
             <w:rPr>
-              <w:rFonts w:ascii="Microsoft JhengHei" w:eastAsia="Microsoft JhengHei" w:hAnsi="Microsoft JhengHei" w:cs="Microsoft JhengHei" w:hint="eastAsia"/>
-              <w:sz w:val="24"/>
+              <w:rFonts w:hint="eastAsia" w:ascii="Microsoft JhengHei" w:hAnsi="Microsoft JhengHei" w:eastAsia="Microsoft JhengHei" w:cs="Microsoft JhengHei"/>
               <w:szCs w:val="24"/>
             </w:rPr>
             <w:fldChar w:fldCharType="end"/>
@@ -1435,100 +1965,76 @@
         </w:p>
         <w:p>
           <w:pPr>
-            <w:pStyle w:val="TOC1"/>
+            <w:pStyle w:val="16"/>
+            <w:keepNext w:val="0"/>
+            <w:keepLines w:val="0"/>
+            <w:pageBreakBefore w:val="0"/>
+            <w:widowControl w:val="0"/>
             <w:tabs>
               <w:tab w:val="right" w:leader="dot" w:pos="8497"/>
             </w:tabs>
-            <w:rPr>
-              <w:rFonts w:ascii="Microsoft JhengHei" w:eastAsia="Microsoft JhengHei" w:hAnsi="Microsoft JhengHei" w:cs="Microsoft JhengHei" w:hint="eastAsia"/>
-              <w:sz w:val="24"/>
-              <w:szCs w:val="24"/>
-            </w:rPr>
+            <w:kinsoku w:val="0"/>
+            <w:wordWrap/>
+            <w:overflowPunct/>
+            <w:topLinePunct w:val="0"/>
+            <w:autoSpaceDE w:val="0"/>
+            <w:autoSpaceDN w:val="0"/>
+            <w:bidi w:val="0"/>
+            <w:adjustRightInd w:val="0"/>
+            <w:snapToGrid w:val="0"/>
+            <w:textAlignment w:val="baseline"/>
           </w:pPr>
           <w:r>
             <w:rPr>
-              <w:rFonts w:ascii="Microsoft JhengHei" w:eastAsia="Microsoft JhengHei" w:hAnsi="Microsoft JhengHei" w:cs="Microsoft JhengHei" w:hint="eastAsia"/>
-              <w:sz w:val="24"/>
+              <w:rFonts w:hint="eastAsia" w:ascii="Microsoft JhengHei" w:hAnsi="Microsoft JhengHei" w:eastAsia="Microsoft JhengHei" w:cs="Microsoft JhengHei"/>
               <w:szCs w:val="24"/>
             </w:rPr>
             <w:fldChar w:fldCharType="begin"/>
           </w:r>
           <w:r>
             <w:rPr>
-              <w:rFonts w:ascii="Microsoft JhengHei" w:eastAsia="Microsoft JhengHei" w:hAnsi="Microsoft JhengHei" w:cs="Microsoft JhengHei" w:hint="eastAsia"/>
-              <w:sz w:val="24"/>
-              <w:szCs w:val="24"/>
-            </w:rPr>
-            <w:instrText xml:space="preserve"> HYPERLINK \l _Toc4122 </w:instrText>
-          </w:r>
-          <w:r>
-            <w:rPr>
-              <w:rFonts w:ascii="Microsoft JhengHei" w:eastAsia="Microsoft JhengHei" w:hAnsi="Microsoft JhengHei" w:cs="Microsoft JhengHei" w:hint="eastAsia"/>
-              <w:sz w:val="24"/>
+              <w:rFonts w:hint="eastAsia" w:ascii="Microsoft JhengHei" w:hAnsi="Microsoft JhengHei" w:eastAsia="Microsoft JhengHei" w:cs="Microsoft JhengHei"/>
+              <w:szCs w:val="24"/>
+            </w:rPr>
+            <w:instrText xml:space="preserve"> HYPERLINK \l _Toc7671 </w:instrText>
+          </w:r>
+          <w:r>
+            <w:rPr>
+              <w:rFonts w:hint="eastAsia" w:ascii="Microsoft JhengHei" w:hAnsi="Microsoft JhengHei" w:eastAsia="Microsoft JhengHei" w:cs="Microsoft JhengHei"/>
               <w:szCs w:val="24"/>
             </w:rPr>
             <w:fldChar w:fldCharType="separate"/>
           </w:r>
           <w:r>
             <w:rPr>
-              <w:rFonts w:ascii="Microsoft JhengHei" w:eastAsia="Microsoft JhengHei" w:hAnsi="Microsoft JhengHei" w:cs="Microsoft JhengHei" w:hint="eastAsia"/>
-              <w:sz w:val="24"/>
-              <w:szCs w:val="24"/>
-            </w:rPr>
-            <w:t>3. 引用文件</w:t>
-          </w:r>
-          <w:r>
-            <w:rPr>
-              <w:rFonts w:ascii="Microsoft JhengHei" w:eastAsia="Microsoft JhengHei" w:hAnsi="Microsoft JhengHei" w:cs="Microsoft JhengHei" w:hint="eastAsia"/>
-              <w:sz w:val="24"/>
-              <w:szCs w:val="24"/>
-            </w:rPr>
+              <w:rFonts w:hint="default"/>
+            </w:rPr>
+            <w:t xml:space="preserve">2. </w:t>
+          </w:r>
+          <w:r>
+            <w:t>适用范围</w:t>
+          </w:r>
+          <w:r>
             <w:tab/>
           </w:r>
           <w:r>
-            <w:rPr>
-              <w:rFonts w:ascii="Microsoft JhengHei" w:eastAsia="Microsoft JhengHei" w:hAnsi="Microsoft JhengHei" w:cs="Microsoft JhengHei" w:hint="eastAsia"/>
-              <w:sz w:val="24"/>
-              <w:szCs w:val="24"/>
-            </w:rPr>
             <w:fldChar w:fldCharType="begin"/>
           </w:r>
           <w:r>
-            <w:rPr>
-              <w:rFonts w:ascii="Microsoft JhengHei" w:eastAsia="Microsoft JhengHei" w:hAnsi="Microsoft JhengHei" w:cs="Microsoft JhengHei" w:hint="eastAsia"/>
-              <w:sz w:val="24"/>
-              <w:szCs w:val="24"/>
-            </w:rPr>
-            <w:instrText xml:space="preserve"> PAGEREF _Toc4122 \h </w:instrText>
-          </w:r>
-          <w:r>
-            <w:rPr>
-              <w:rFonts w:ascii="Microsoft JhengHei" w:eastAsia="Microsoft JhengHei" w:hAnsi="Microsoft JhengHei" w:cs="Microsoft JhengHei" w:hint="eastAsia"/>
-              <w:sz w:val="24"/>
-              <w:szCs w:val="24"/>
-            </w:rPr>
+            <w:instrText xml:space="preserve"> PAGEREF _Toc7671 \h </w:instrText>
+          </w:r>
+          <w:r>
             <w:fldChar w:fldCharType="separate"/>
           </w:r>
           <w:r>
-            <w:rPr>
-              <w:rFonts w:ascii="Microsoft JhengHei" w:eastAsia="Microsoft JhengHei" w:hAnsi="Microsoft JhengHei" w:cs="Microsoft JhengHei" w:hint="eastAsia"/>
-              <w:sz w:val="24"/>
-              <w:szCs w:val="24"/>
-            </w:rPr>
             <w:t>4</w:t>
           </w:r>
           <w:r>
-            <w:rPr>
-              <w:rFonts w:ascii="Microsoft JhengHei" w:eastAsia="Microsoft JhengHei" w:hAnsi="Microsoft JhengHei" w:cs="Microsoft JhengHei" w:hint="eastAsia"/>
-              <w:sz w:val="24"/>
-              <w:szCs w:val="24"/>
-            </w:rPr>
             <w:fldChar w:fldCharType="end"/>
           </w:r>
           <w:r>
             <w:rPr>
-              <w:rFonts w:ascii="Microsoft JhengHei" w:eastAsia="Microsoft JhengHei" w:hAnsi="Microsoft JhengHei" w:cs="Microsoft JhengHei" w:hint="eastAsia"/>
-              <w:sz w:val="24"/>
+              <w:rFonts w:hint="eastAsia" w:ascii="Microsoft JhengHei" w:hAnsi="Microsoft JhengHei" w:eastAsia="Microsoft JhengHei" w:cs="Microsoft JhengHei"/>
               <w:szCs w:val="24"/>
             </w:rPr>
             <w:fldChar w:fldCharType="end"/>
@@ -1536,100 +2042,76 @@
         </w:p>
         <w:p>
           <w:pPr>
-            <w:pStyle w:val="TOC1"/>
+            <w:pStyle w:val="16"/>
+            <w:keepNext w:val="0"/>
+            <w:keepLines w:val="0"/>
+            <w:pageBreakBefore w:val="0"/>
+            <w:widowControl w:val="0"/>
             <w:tabs>
               <w:tab w:val="right" w:leader="dot" w:pos="8497"/>
             </w:tabs>
-            <w:rPr>
-              <w:rFonts w:ascii="Microsoft JhengHei" w:eastAsia="Microsoft JhengHei" w:hAnsi="Microsoft JhengHei" w:cs="Microsoft JhengHei" w:hint="eastAsia"/>
-              <w:sz w:val="24"/>
-              <w:szCs w:val="24"/>
-            </w:rPr>
+            <w:kinsoku w:val="0"/>
+            <w:wordWrap/>
+            <w:overflowPunct/>
+            <w:topLinePunct w:val="0"/>
+            <w:autoSpaceDE w:val="0"/>
+            <w:autoSpaceDN w:val="0"/>
+            <w:bidi w:val="0"/>
+            <w:adjustRightInd w:val="0"/>
+            <w:snapToGrid w:val="0"/>
+            <w:textAlignment w:val="baseline"/>
           </w:pPr>
           <w:r>
             <w:rPr>
-              <w:rFonts w:ascii="Microsoft JhengHei" w:eastAsia="Microsoft JhengHei" w:hAnsi="Microsoft JhengHei" w:cs="Microsoft JhengHei" w:hint="eastAsia"/>
-              <w:sz w:val="24"/>
+              <w:rFonts w:hint="eastAsia" w:ascii="Microsoft JhengHei" w:hAnsi="Microsoft JhengHei" w:eastAsia="Microsoft JhengHei" w:cs="Microsoft JhengHei"/>
               <w:szCs w:val="24"/>
             </w:rPr>
             <w:fldChar w:fldCharType="begin"/>
           </w:r>
           <w:r>
             <w:rPr>
-              <w:rFonts w:ascii="Microsoft JhengHei" w:eastAsia="Microsoft JhengHei" w:hAnsi="Microsoft JhengHei" w:cs="Microsoft JhengHei" w:hint="eastAsia"/>
-              <w:sz w:val="24"/>
-              <w:szCs w:val="24"/>
-            </w:rPr>
-            <w:instrText xml:space="preserve"> HYPERLINK \l _Toc19013 </w:instrText>
-          </w:r>
-          <w:r>
-            <w:rPr>
-              <w:rFonts w:ascii="Microsoft JhengHei" w:eastAsia="Microsoft JhengHei" w:hAnsi="Microsoft JhengHei" w:cs="Microsoft JhengHei" w:hint="eastAsia"/>
-              <w:sz w:val="24"/>
+              <w:rFonts w:hint="eastAsia" w:ascii="Microsoft JhengHei" w:hAnsi="Microsoft JhengHei" w:eastAsia="Microsoft JhengHei" w:cs="Microsoft JhengHei"/>
+              <w:szCs w:val="24"/>
+            </w:rPr>
+            <w:instrText xml:space="preserve"> HYPERLINK \l _Toc737 </w:instrText>
+          </w:r>
+          <w:r>
+            <w:rPr>
+              <w:rFonts w:hint="eastAsia" w:ascii="Microsoft JhengHei" w:hAnsi="Microsoft JhengHei" w:eastAsia="Microsoft JhengHei" w:cs="Microsoft JhengHei"/>
               <w:szCs w:val="24"/>
             </w:rPr>
             <w:fldChar w:fldCharType="separate"/>
           </w:r>
           <w:r>
             <w:rPr>
-              <w:rFonts w:ascii="Microsoft JhengHei" w:eastAsia="Microsoft JhengHei" w:hAnsi="Microsoft JhengHei" w:cs="Microsoft JhengHei" w:hint="eastAsia"/>
-              <w:sz w:val="24"/>
-              <w:szCs w:val="24"/>
-            </w:rPr>
-            <w:t>4. 术语与定义</w:t>
-          </w:r>
-          <w:r>
-            <w:rPr>
-              <w:rFonts w:ascii="Microsoft JhengHei" w:eastAsia="Microsoft JhengHei" w:hAnsi="Microsoft JhengHei" w:cs="Microsoft JhengHei" w:hint="eastAsia"/>
-              <w:sz w:val="24"/>
-              <w:szCs w:val="24"/>
-            </w:rPr>
+              <w:rFonts w:hint="default"/>
+            </w:rPr>
+            <w:t xml:space="preserve">3. </w:t>
+          </w:r>
+          <w:r>
+            <w:t>引用文件</w:t>
+          </w:r>
+          <w:r>
             <w:tab/>
           </w:r>
           <w:r>
-            <w:rPr>
-              <w:rFonts w:ascii="Microsoft JhengHei" w:eastAsia="Microsoft JhengHei" w:hAnsi="Microsoft JhengHei" w:cs="Microsoft JhengHei" w:hint="eastAsia"/>
-              <w:sz w:val="24"/>
-              <w:szCs w:val="24"/>
-            </w:rPr>
             <w:fldChar w:fldCharType="begin"/>
           </w:r>
           <w:r>
-            <w:rPr>
-              <w:rFonts w:ascii="Microsoft JhengHei" w:eastAsia="Microsoft JhengHei" w:hAnsi="Microsoft JhengHei" w:cs="Microsoft JhengHei" w:hint="eastAsia"/>
-              <w:sz w:val="24"/>
-              <w:szCs w:val="24"/>
-            </w:rPr>
-            <w:instrText xml:space="preserve"> PAGEREF _Toc19013 \h </w:instrText>
-          </w:r>
-          <w:r>
-            <w:rPr>
-              <w:rFonts w:ascii="Microsoft JhengHei" w:eastAsia="Microsoft JhengHei" w:hAnsi="Microsoft JhengHei" w:cs="Microsoft JhengHei" w:hint="eastAsia"/>
-              <w:sz w:val="24"/>
-              <w:szCs w:val="24"/>
-            </w:rPr>
+            <w:instrText xml:space="preserve"> PAGEREF _Toc737 \h </w:instrText>
+          </w:r>
+          <w:r>
             <w:fldChar w:fldCharType="separate"/>
           </w:r>
           <w:r>
-            <w:rPr>
-              <w:rFonts w:ascii="Microsoft JhengHei" w:eastAsia="Microsoft JhengHei" w:hAnsi="Microsoft JhengHei" w:cs="Microsoft JhengHei" w:hint="eastAsia"/>
-              <w:sz w:val="24"/>
-              <w:szCs w:val="24"/>
-            </w:rPr>
             <w:t>4</w:t>
           </w:r>
           <w:r>
-            <w:rPr>
-              <w:rFonts w:ascii="Microsoft JhengHei" w:eastAsia="Microsoft JhengHei" w:hAnsi="Microsoft JhengHei" w:cs="Microsoft JhengHei" w:hint="eastAsia"/>
-              <w:sz w:val="24"/>
-              <w:szCs w:val="24"/>
-            </w:rPr>
             <w:fldChar w:fldCharType="end"/>
           </w:r>
           <w:r>
             <w:rPr>
-              <w:rFonts w:ascii="Microsoft JhengHei" w:eastAsia="Microsoft JhengHei" w:hAnsi="Microsoft JhengHei" w:cs="Microsoft JhengHei" w:hint="eastAsia"/>
-              <w:sz w:val="24"/>
+              <w:rFonts w:hint="eastAsia" w:ascii="Microsoft JhengHei" w:hAnsi="Microsoft JhengHei" w:eastAsia="Microsoft JhengHei" w:cs="Microsoft JhengHei"/>
               <w:szCs w:val="24"/>
             </w:rPr>
             <w:fldChar w:fldCharType="end"/>
@@ -1637,100 +2119,76 @@
         </w:p>
         <w:p>
           <w:pPr>
-            <w:pStyle w:val="TOC1"/>
+            <w:pStyle w:val="16"/>
+            <w:keepNext w:val="0"/>
+            <w:keepLines w:val="0"/>
+            <w:pageBreakBefore w:val="0"/>
+            <w:widowControl w:val="0"/>
             <w:tabs>
               <w:tab w:val="right" w:leader="dot" w:pos="8497"/>
             </w:tabs>
-            <w:rPr>
-              <w:rFonts w:ascii="Microsoft JhengHei" w:eastAsia="Microsoft JhengHei" w:hAnsi="Microsoft JhengHei" w:cs="Microsoft JhengHei" w:hint="eastAsia"/>
-              <w:sz w:val="24"/>
-              <w:szCs w:val="24"/>
-            </w:rPr>
+            <w:kinsoku w:val="0"/>
+            <w:wordWrap/>
+            <w:overflowPunct/>
+            <w:topLinePunct w:val="0"/>
+            <w:autoSpaceDE w:val="0"/>
+            <w:autoSpaceDN w:val="0"/>
+            <w:bidi w:val="0"/>
+            <w:adjustRightInd w:val="0"/>
+            <w:snapToGrid w:val="0"/>
+            <w:textAlignment w:val="baseline"/>
           </w:pPr>
           <w:r>
             <w:rPr>
-              <w:rFonts w:ascii="Microsoft JhengHei" w:eastAsia="Microsoft JhengHei" w:hAnsi="Microsoft JhengHei" w:cs="Microsoft JhengHei" w:hint="eastAsia"/>
-              <w:sz w:val="24"/>
+              <w:rFonts w:hint="eastAsia" w:ascii="Microsoft JhengHei" w:hAnsi="Microsoft JhengHei" w:eastAsia="Microsoft JhengHei" w:cs="Microsoft JhengHei"/>
               <w:szCs w:val="24"/>
             </w:rPr>
             <w:fldChar w:fldCharType="begin"/>
           </w:r>
           <w:r>
             <w:rPr>
-              <w:rFonts w:ascii="Microsoft JhengHei" w:eastAsia="Microsoft JhengHei" w:hAnsi="Microsoft JhengHei" w:cs="Microsoft JhengHei" w:hint="eastAsia"/>
-              <w:sz w:val="24"/>
-              <w:szCs w:val="24"/>
-            </w:rPr>
-            <w:instrText xml:space="preserve"> HYPERLINK \l _Toc2836 </w:instrText>
-          </w:r>
-          <w:r>
-            <w:rPr>
-              <w:rFonts w:ascii="Microsoft JhengHei" w:eastAsia="Microsoft JhengHei" w:hAnsi="Microsoft JhengHei" w:cs="Microsoft JhengHei" w:hint="eastAsia"/>
-              <w:sz w:val="24"/>
+              <w:rFonts w:hint="eastAsia" w:ascii="Microsoft JhengHei" w:hAnsi="Microsoft JhengHei" w:eastAsia="Microsoft JhengHei" w:cs="Microsoft JhengHei"/>
+              <w:szCs w:val="24"/>
+            </w:rPr>
+            <w:instrText xml:space="preserve"> HYPERLINK \l _Toc22785 </w:instrText>
+          </w:r>
+          <w:r>
+            <w:rPr>
+              <w:rFonts w:hint="eastAsia" w:ascii="Microsoft JhengHei" w:hAnsi="Microsoft JhengHei" w:eastAsia="Microsoft JhengHei" w:cs="Microsoft JhengHei"/>
               <w:szCs w:val="24"/>
             </w:rPr>
             <w:fldChar w:fldCharType="separate"/>
           </w:r>
           <w:r>
             <w:rPr>
-              <w:rFonts w:ascii="Microsoft JhengHei" w:eastAsia="Microsoft JhengHei" w:hAnsi="Microsoft JhengHei" w:cs="Microsoft JhengHei" w:hint="eastAsia"/>
-              <w:sz w:val="24"/>
-              <w:szCs w:val="24"/>
-            </w:rPr>
-            <w:t>5. 角色与职责</w:t>
-          </w:r>
-          <w:r>
-            <w:rPr>
-              <w:rFonts w:ascii="Microsoft JhengHei" w:eastAsia="Microsoft JhengHei" w:hAnsi="Microsoft JhengHei" w:cs="Microsoft JhengHei" w:hint="eastAsia"/>
-              <w:sz w:val="24"/>
-              <w:szCs w:val="24"/>
-            </w:rPr>
+              <w:rFonts w:hint="default"/>
+            </w:rPr>
+            <w:t xml:space="preserve">4. </w:t>
+          </w:r>
+          <w:r>
+            <w:t>术语与定义</w:t>
+          </w:r>
+          <w:r>
             <w:tab/>
           </w:r>
           <w:r>
-            <w:rPr>
-              <w:rFonts w:ascii="Microsoft JhengHei" w:eastAsia="Microsoft JhengHei" w:hAnsi="Microsoft JhengHei" w:cs="Microsoft JhengHei" w:hint="eastAsia"/>
-              <w:sz w:val="24"/>
-              <w:szCs w:val="24"/>
-            </w:rPr>
             <w:fldChar w:fldCharType="begin"/>
           </w:r>
           <w:r>
-            <w:rPr>
-              <w:rFonts w:ascii="Microsoft JhengHei" w:eastAsia="Microsoft JhengHei" w:hAnsi="Microsoft JhengHei" w:cs="Microsoft JhengHei" w:hint="eastAsia"/>
-              <w:sz w:val="24"/>
-              <w:szCs w:val="24"/>
-            </w:rPr>
-            <w:instrText xml:space="preserve"> PAGEREF _Toc2836 \h </w:instrText>
-          </w:r>
-          <w:r>
-            <w:rPr>
-              <w:rFonts w:ascii="Microsoft JhengHei" w:eastAsia="Microsoft JhengHei" w:hAnsi="Microsoft JhengHei" w:cs="Microsoft JhengHei" w:hint="eastAsia"/>
-              <w:sz w:val="24"/>
-              <w:szCs w:val="24"/>
-            </w:rPr>
+            <w:instrText xml:space="preserve"> PAGEREF _Toc22785 \h </w:instrText>
+          </w:r>
+          <w:r>
             <w:fldChar w:fldCharType="separate"/>
           </w:r>
           <w:r>
-            <w:rPr>
-              <w:rFonts w:ascii="Microsoft JhengHei" w:eastAsia="Microsoft JhengHei" w:hAnsi="Microsoft JhengHei" w:cs="Microsoft JhengHei" w:hint="eastAsia"/>
-              <w:sz w:val="24"/>
-              <w:szCs w:val="24"/>
-            </w:rPr>
             <w:t>4</w:t>
           </w:r>
           <w:r>
-            <w:rPr>
-              <w:rFonts w:ascii="Microsoft JhengHei" w:eastAsia="Microsoft JhengHei" w:hAnsi="Microsoft JhengHei" w:cs="Microsoft JhengHei" w:hint="eastAsia"/>
-              <w:sz w:val="24"/>
-              <w:szCs w:val="24"/>
-            </w:rPr>
             <w:fldChar w:fldCharType="end"/>
           </w:r>
           <w:r>
             <w:rPr>
-              <w:rFonts w:ascii="Microsoft JhengHei" w:eastAsia="Microsoft JhengHei" w:hAnsi="Microsoft JhengHei" w:cs="Microsoft JhengHei" w:hint="eastAsia"/>
-              <w:sz w:val="24"/>
+              <w:rFonts w:hint="eastAsia" w:ascii="Microsoft JhengHei" w:hAnsi="Microsoft JhengHei" w:eastAsia="Microsoft JhengHei" w:cs="Microsoft JhengHei"/>
               <w:szCs w:val="24"/>
             </w:rPr>
             <w:fldChar w:fldCharType="end"/>
@@ -1738,100 +2196,76 @@
         </w:p>
         <w:p>
           <w:pPr>
-            <w:pStyle w:val="TOC1"/>
+            <w:pStyle w:val="16"/>
+            <w:keepNext w:val="0"/>
+            <w:keepLines w:val="0"/>
+            <w:pageBreakBefore w:val="0"/>
+            <w:widowControl w:val="0"/>
             <w:tabs>
               <w:tab w:val="right" w:leader="dot" w:pos="8497"/>
             </w:tabs>
-            <w:rPr>
-              <w:rFonts w:ascii="Microsoft JhengHei" w:eastAsia="Microsoft JhengHei" w:hAnsi="Microsoft JhengHei" w:cs="Microsoft JhengHei" w:hint="eastAsia"/>
-              <w:sz w:val="24"/>
-              <w:szCs w:val="24"/>
-            </w:rPr>
+            <w:kinsoku w:val="0"/>
+            <w:wordWrap/>
+            <w:overflowPunct/>
+            <w:topLinePunct w:val="0"/>
+            <w:autoSpaceDE w:val="0"/>
+            <w:autoSpaceDN w:val="0"/>
+            <w:bidi w:val="0"/>
+            <w:adjustRightInd w:val="0"/>
+            <w:snapToGrid w:val="0"/>
+            <w:textAlignment w:val="baseline"/>
           </w:pPr>
           <w:r>
             <w:rPr>
-              <w:rFonts w:ascii="Microsoft JhengHei" w:eastAsia="Microsoft JhengHei" w:hAnsi="Microsoft JhengHei" w:cs="Microsoft JhengHei" w:hint="eastAsia"/>
-              <w:sz w:val="24"/>
+              <w:rFonts w:hint="eastAsia" w:ascii="Microsoft JhengHei" w:hAnsi="Microsoft JhengHei" w:eastAsia="Microsoft JhengHei" w:cs="Microsoft JhengHei"/>
               <w:szCs w:val="24"/>
             </w:rPr>
             <w:fldChar w:fldCharType="begin"/>
           </w:r>
           <w:r>
             <w:rPr>
-              <w:rFonts w:ascii="Microsoft JhengHei" w:eastAsia="Microsoft JhengHei" w:hAnsi="Microsoft JhengHei" w:cs="Microsoft JhengHei" w:hint="eastAsia"/>
-              <w:sz w:val="24"/>
-              <w:szCs w:val="24"/>
-            </w:rPr>
-            <w:instrText xml:space="preserve"> HYPERLINK \l _Toc15017 </w:instrText>
-          </w:r>
-          <w:r>
-            <w:rPr>
-              <w:rFonts w:ascii="Microsoft JhengHei" w:eastAsia="Microsoft JhengHei" w:hAnsi="Microsoft JhengHei" w:cs="Microsoft JhengHei" w:hint="eastAsia"/>
-              <w:sz w:val="24"/>
+              <w:rFonts w:hint="eastAsia" w:ascii="Microsoft JhengHei" w:hAnsi="Microsoft JhengHei" w:eastAsia="Microsoft JhengHei" w:cs="Microsoft JhengHei"/>
+              <w:szCs w:val="24"/>
+            </w:rPr>
+            <w:instrText xml:space="preserve"> HYPERLINK \l _Toc3703 </w:instrText>
+          </w:r>
+          <w:r>
+            <w:rPr>
+              <w:rFonts w:hint="eastAsia" w:ascii="Microsoft JhengHei" w:hAnsi="Microsoft JhengHei" w:eastAsia="Microsoft JhengHei" w:cs="Microsoft JhengHei"/>
               <w:szCs w:val="24"/>
             </w:rPr>
             <w:fldChar w:fldCharType="separate"/>
           </w:r>
           <w:r>
             <w:rPr>
-              <w:rFonts w:ascii="Microsoft JhengHei" w:eastAsia="Microsoft JhengHei" w:hAnsi="Microsoft JhengHei" w:cs="Microsoft JhengHei" w:hint="eastAsia"/>
-              <w:sz w:val="24"/>
-              <w:szCs w:val="24"/>
-            </w:rPr>
-            <w:t>6. 内部信息沟通类别</w:t>
-          </w:r>
-          <w:r>
-            <w:rPr>
-              <w:rFonts w:ascii="Microsoft JhengHei" w:eastAsia="Microsoft JhengHei" w:hAnsi="Microsoft JhengHei" w:cs="Microsoft JhengHei" w:hint="eastAsia"/>
-              <w:sz w:val="24"/>
-              <w:szCs w:val="24"/>
-            </w:rPr>
+              <w:rFonts w:hint="default"/>
+            </w:rPr>
+            <w:t xml:space="preserve">5. </w:t>
+          </w:r>
+          <w:r>
+            <w:t>角色与职责</w:t>
+          </w:r>
+          <w:r>
             <w:tab/>
           </w:r>
           <w:r>
-            <w:rPr>
-              <w:rFonts w:ascii="Microsoft JhengHei" w:eastAsia="Microsoft JhengHei" w:hAnsi="Microsoft JhengHei" w:cs="Microsoft JhengHei" w:hint="eastAsia"/>
-              <w:sz w:val="24"/>
-              <w:szCs w:val="24"/>
-            </w:rPr>
             <w:fldChar w:fldCharType="begin"/>
           </w:r>
           <w:r>
-            <w:rPr>
-              <w:rFonts w:ascii="Microsoft JhengHei" w:eastAsia="Microsoft JhengHei" w:hAnsi="Microsoft JhengHei" w:cs="Microsoft JhengHei" w:hint="eastAsia"/>
-              <w:sz w:val="24"/>
-              <w:szCs w:val="24"/>
-            </w:rPr>
-            <w:instrText xml:space="preserve"> PAGEREF _Toc15017 \h </w:instrText>
-          </w:r>
-          <w:r>
-            <w:rPr>
-              <w:rFonts w:ascii="Microsoft JhengHei" w:eastAsia="Microsoft JhengHei" w:hAnsi="Microsoft JhengHei" w:cs="Microsoft JhengHei" w:hint="eastAsia"/>
-              <w:sz w:val="24"/>
-              <w:szCs w:val="24"/>
-            </w:rPr>
+            <w:instrText xml:space="preserve"> PAGEREF _Toc3703 \h </w:instrText>
+          </w:r>
+          <w:r>
             <w:fldChar w:fldCharType="separate"/>
           </w:r>
           <w:r>
-            <w:rPr>
-              <w:rFonts w:ascii="Microsoft JhengHei" w:eastAsia="Microsoft JhengHei" w:hAnsi="Microsoft JhengHei" w:cs="Microsoft JhengHei" w:hint="eastAsia"/>
-              <w:sz w:val="24"/>
-              <w:szCs w:val="24"/>
-            </w:rPr>
             <w:t>4</w:t>
           </w:r>
           <w:r>
-            <w:rPr>
-              <w:rFonts w:ascii="Microsoft JhengHei" w:eastAsia="Microsoft JhengHei" w:hAnsi="Microsoft JhengHei" w:cs="Microsoft JhengHei" w:hint="eastAsia"/>
-              <w:sz w:val="24"/>
-              <w:szCs w:val="24"/>
-            </w:rPr>
             <w:fldChar w:fldCharType="end"/>
           </w:r>
           <w:r>
             <w:rPr>
-              <w:rFonts w:ascii="Microsoft JhengHei" w:eastAsia="Microsoft JhengHei" w:hAnsi="Microsoft JhengHei" w:cs="Microsoft JhengHei" w:hint="eastAsia"/>
-              <w:sz w:val="24"/>
+              <w:rFonts w:hint="eastAsia" w:ascii="Microsoft JhengHei" w:hAnsi="Microsoft JhengHei" w:eastAsia="Microsoft JhengHei" w:cs="Microsoft JhengHei"/>
               <w:szCs w:val="24"/>
             </w:rPr>
             <w:fldChar w:fldCharType="end"/>
@@ -1839,100 +2273,76 @@
         </w:p>
         <w:p>
           <w:pPr>
-            <w:pStyle w:val="TOC2"/>
+            <w:pStyle w:val="16"/>
+            <w:keepNext w:val="0"/>
+            <w:keepLines w:val="0"/>
+            <w:pageBreakBefore w:val="0"/>
+            <w:widowControl w:val="0"/>
             <w:tabs>
               <w:tab w:val="right" w:leader="dot" w:pos="8497"/>
             </w:tabs>
-            <w:rPr>
-              <w:rFonts w:ascii="Microsoft JhengHei" w:eastAsia="Microsoft JhengHei" w:hAnsi="Microsoft JhengHei" w:cs="Microsoft JhengHei" w:hint="eastAsia"/>
-              <w:sz w:val="24"/>
-              <w:szCs w:val="24"/>
-            </w:rPr>
+            <w:kinsoku w:val="0"/>
+            <w:wordWrap/>
+            <w:overflowPunct/>
+            <w:topLinePunct w:val="0"/>
+            <w:autoSpaceDE w:val="0"/>
+            <w:autoSpaceDN w:val="0"/>
+            <w:bidi w:val="0"/>
+            <w:adjustRightInd w:val="0"/>
+            <w:snapToGrid w:val="0"/>
+            <w:textAlignment w:val="baseline"/>
           </w:pPr>
           <w:r>
             <w:rPr>
-              <w:rFonts w:ascii="Microsoft JhengHei" w:eastAsia="Microsoft JhengHei" w:hAnsi="Microsoft JhengHei" w:cs="Microsoft JhengHei" w:hint="eastAsia"/>
-              <w:sz w:val="24"/>
+              <w:rFonts w:hint="eastAsia" w:ascii="Microsoft JhengHei" w:hAnsi="Microsoft JhengHei" w:eastAsia="Microsoft JhengHei" w:cs="Microsoft JhengHei"/>
               <w:szCs w:val="24"/>
             </w:rPr>
             <w:fldChar w:fldCharType="begin"/>
           </w:r>
           <w:r>
             <w:rPr>
-              <w:rFonts w:ascii="Microsoft JhengHei" w:eastAsia="Microsoft JhengHei" w:hAnsi="Microsoft JhengHei" w:cs="Microsoft JhengHei" w:hint="eastAsia"/>
-              <w:sz w:val="24"/>
-              <w:szCs w:val="24"/>
-            </w:rPr>
-            <w:instrText xml:space="preserve"> HYPERLINK \l _Toc22035 </w:instrText>
-          </w:r>
-          <w:r>
-            <w:rPr>
-              <w:rFonts w:ascii="Microsoft JhengHei" w:eastAsia="Microsoft JhengHei" w:hAnsi="Microsoft JhengHei" w:cs="Microsoft JhengHei" w:hint="eastAsia"/>
-              <w:sz w:val="24"/>
+              <w:rFonts w:hint="eastAsia" w:ascii="Microsoft JhengHei" w:hAnsi="Microsoft JhengHei" w:eastAsia="Microsoft JhengHei" w:cs="Microsoft JhengHei"/>
+              <w:szCs w:val="24"/>
+            </w:rPr>
+            <w:instrText xml:space="preserve"> HYPERLINK \l _Toc13130 </w:instrText>
+          </w:r>
+          <w:r>
+            <w:rPr>
+              <w:rFonts w:hint="eastAsia" w:ascii="Microsoft JhengHei" w:hAnsi="Microsoft JhengHei" w:eastAsia="Microsoft JhengHei" w:cs="Microsoft JhengHei"/>
               <w:szCs w:val="24"/>
             </w:rPr>
             <w:fldChar w:fldCharType="separate"/>
           </w:r>
           <w:r>
             <w:rPr>
-              <w:rFonts w:ascii="Microsoft JhengHei" w:eastAsia="Microsoft JhengHei" w:hAnsi="Microsoft JhengHei" w:cs="Microsoft JhengHei" w:hint="eastAsia"/>
-              <w:sz w:val="24"/>
-              <w:szCs w:val="24"/>
-            </w:rPr>
-            <w:t>6.1. 内部信息沟通类别</w:t>
-          </w:r>
-          <w:r>
-            <w:rPr>
-              <w:rFonts w:ascii="Microsoft JhengHei" w:eastAsia="Microsoft JhengHei" w:hAnsi="Microsoft JhengHei" w:cs="Microsoft JhengHei" w:hint="eastAsia"/>
-              <w:sz w:val="24"/>
-              <w:szCs w:val="24"/>
-            </w:rPr>
+              <w:rFonts w:hint="default"/>
+            </w:rPr>
+            <w:t xml:space="preserve">6. </w:t>
+          </w:r>
+          <w:r>
+            <w:t>内部信息沟通类别</w:t>
+          </w:r>
+          <w:r>
             <w:tab/>
           </w:r>
           <w:r>
-            <w:rPr>
-              <w:rFonts w:ascii="Microsoft JhengHei" w:eastAsia="Microsoft JhengHei" w:hAnsi="Microsoft JhengHei" w:cs="Microsoft JhengHei" w:hint="eastAsia"/>
-              <w:sz w:val="24"/>
-              <w:szCs w:val="24"/>
-            </w:rPr>
             <w:fldChar w:fldCharType="begin"/>
           </w:r>
           <w:r>
-            <w:rPr>
-              <w:rFonts w:ascii="Microsoft JhengHei" w:eastAsia="Microsoft JhengHei" w:hAnsi="Microsoft JhengHei" w:cs="Microsoft JhengHei" w:hint="eastAsia"/>
-              <w:sz w:val="24"/>
-              <w:szCs w:val="24"/>
-            </w:rPr>
-            <w:instrText xml:space="preserve"> PAGEREF _Toc22035 \h </w:instrText>
-          </w:r>
-          <w:r>
-            <w:rPr>
-              <w:rFonts w:ascii="Microsoft JhengHei" w:eastAsia="Microsoft JhengHei" w:hAnsi="Microsoft JhengHei" w:cs="Microsoft JhengHei" w:hint="eastAsia"/>
-              <w:sz w:val="24"/>
-              <w:szCs w:val="24"/>
-            </w:rPr>
+            <w:instrText xml:space="preserve"> PAGEREF _Toc13130 \h </w:instrText>
+          </w:r>
+          <w:r>
             <w:fldChar w:fldCharType="separate"/>
           </w:r>
           <w:r>
-            <w:rPr>
-              <w:rFonts w:ascii="Microsoft JhengHei" w:eastAsia="Microsoft JhengHei" w:hAnsi="Microsoft JhengHei" w:cs="Microsoft JhengHei" w:hint="eastAsia"/>
-              <w:sz w:val="24"/>
-              <w:szCs w:val="24"/>
-            </w:rPr>
             <w:t>4</w:t>
           </w:r>
           <w:r>
-            <w:rPr>
-              <w:rFonts w:ascii="Microsoft JhengHei" w:eastAsia="Microsoft JhengHei" w:hAnsi="Microsoft JhengHei" w:cs="Microsoft JhengHei" w:hint="eastAsia"/>
-              <w:sz w:val="24"/>
-              <w:szCs w:val="24"/>
-            </w:rPr>
             <w:fldChar w:fldCharType="end"/>
           </w:r>
           <w:r>
             <w:rPr>
-              <w:rFonts w:ascii="Microsoft JhengHei" w:eastAsia="Microsoft JhengHei" w:hAnsi="Microsoft JhengHei" w:cs="Microsoft JhengHei" w:hint="eastAsia"/>
-              <w:sz w:val="24"/>
+              <w:rFonts w:hint="eastAsia" w:ascii="Microsoft JhengHei" w:hAnsi="Microsoft JhengHei" w:eastAsia="Microsoft JhengHei" w:cs="Microsoft JhengHei"/>
               <w:szCs w:val="24"/>
             </w:rPr>
             <w:fldChar w:fldCharType="end"/>
@@ -1940,100 +2350,76 @@
         </w:p>
         <w:p>
           <w:pPr>
-            <w:pStyle w:val="TOC1"/>
+            <w:pStyle w:val="17"/>
+            <w:keepNext w:val="0"/>
+            <w:keepLines w:val="0"/>
+            <w:pageBreakBefore w:val="0"/>
+            <w:widowControl w:val="0"/>
             <w:tabs>
               <w:tab w:val="right" w:leader="dot" w:pos="8497"/>
             </w:tabs>
-            <w:rPr>
-              <w:rFonts w:ascii="Microsoft JhengHei" w:eastAsia="Microsoft JhengHei" w:hAnsi="Microsoft JhengHei" w:cs="Microsoft JhengHei" w:hint="eastAsia"/>
-              <w:sz w:val="24"/>
-              <w:szCs w:val="24"/>
-            </w:rPr>
+            <w:kinsoku w:val="0"/>
+            <w:wordWrap/>
+            <w:overflowPunct/>
+            <w:topLinePunct w:val="0"/>
+            <w:autoSpaceDE w:val="0"/>
+            <w:autoSpaceDN w:val="0"/>
+            <w:bidi w:val="0"/>
+            <w:adjustRightInd w:val="0"/>
+            <w:snapToGrid w:val="0"/>
+            <w:textAlignment w:val="baseline"/>
           </w:pPr>
           <w:r>
             <w:rPr>
-              <w:rFonts w:ascii="Microsoft JhengHei" w:eastAsia="Microsoft JhengHei" w:hAnsi="Microsoft JhengHei" w:cs="Microsoft JhengHei" w:hint="eastAsia"/>
-              <w:sz w:val="24"/>
+              <w:rFonts w:hint="eastAsia" w:ascii="Microsoft JhengHei" w:hAnsi="Microsoft JhengHei" w:eastAsia="Microsoft JhengHei" w:cs="Microsoft JhengHei"/>
               <w:szCs w:val="24"/>
             </w:rPr>
             <w:fldChar w:fldCharType="begin"/>
           </w:r>
           <w:r>
             <w:rPr>
-              <w:rFonts w:ascii="Microsoft JhengHei" w:eastAsia="Microsoft JhengHei" w:hAnsi="Microsoft JhengHei" w:cs="Microsoft JhengHei" w:hint="eastAsia"/>
-              <w:sz w:val="24"/>
-              <w:szCs w:val="24"/>
-            </w:rPr>
-            <w:instrText xml:space="preserve"> HYPERLINK \l _Toc17608 </w:instrText>
-          </w:r>
-          <w:r>
-            <w:rPr>
-              <w:rFonts w:ascii="Microsoft JhengHei" w:eastAsia="Microsoft JhengHei" w:hAnsi="Microsoft JhengHei" w:cs="Microsoft JhengHei" w:hint="eastAsia"/>
-              <w:sz w:val="24"/>
+              <w:rFonts w:hint="eastAsia" w:ascii="Microsoft JhengHei" w:hAnsi="Microsoft JhengHei" w:eastAsia="Microsoft JhengHei" w:cs="Microsoft JhengHei"/>
+              <w:szCs w:val="24"/>
+            </w:rPr>
+            <w:instrText xml:space="preserve"> HYPERLINK \l _Toc28446 </w:instrText>
+          </w:r>
+          <w:r>
+            <w:rPr>
+              <w:rFonts w:hint="eastAsia" w:ascii="Microsoft JhengHei" w:hAnsi="Microsoft JhengHei" w:eastAsia="Microsoft JhengHei" w:cs="Microsoft JhengHei"/>
               <w:szCs w:val="24"/>
             </w:rPr>
             <w:fldChar w:fldCharType="separate"/>
           </w:r>
           <w:r>
             <w:rPr>
-              <w:rFonts w:ascii="Microsoft JhengHei" w:eastAsia="Microsoft JhengHei" w:hAnsi="Microsoft JhengHei" w:cs="Microsoft JhengHei" w:hint="eastAsia"/>
-              <w:sz w:val="24"/>
-              <w:szCs w:val="24"/>
-            </w:rPr>
-            <w:t>7. 内部信息沟通管理部门</w:t>
-          </w:r>
-          <w:r>
-            <w:rPr>
-              <w:rFonts w:ascii="Microsoft JhengHei" w:eastAsia="Microsoft JhengHei" w:hAnsi="Microsoft JhengHei" w:cs="Microsoft JhengHei" w:hint="eastAsia"/>
-              <w:sz w:val="24"/>
-              <w:szCs w:val="24"/>
-            </w:rPr>
+              <w:rFonts w:hint="default"/>
+            </w:rPr>
+            <w:t xml:space="preserve">6.1. </w:t>
+          </w:r>
+          <w:r>
+            <w:t>内部信息沟通类别</w:t>
+          </w:r>
+          <w:r>
             <w:tab/>
           </w:r>
           <w:r>
-            <w:rPr>
-              <w:rFonts w:ascii="Microsoft JhengHei" w:eastAsia="Microsoft JhengHei" w:hAnsi="Microsoft JhengHei" w:cs="Microsoft JhengHei" w:hint="eastAsia"/>
-              <w:sz w:val="24"/>
-              <w:szCs w:val="24"/>
-            </w:rPr>
             <w:fldChar w:fldCharType="begin"/>
           </w:r>
           <w:r>
-            <w:rPr>
-              <w:rFonts w:ascii="Microsoft JhengHei" w:eastAsia="Microsoft JhengHei" w:hAnsi="Microsoft JhengHei" w:cs="Microsoft JhengHei" w:hint="eastAsia"/>
-              <w:sz w:val="24"/>
-              <w:szCs w:val="24"/>
-            </w:rPr>
-            <w:instrText xml:space="preserve"> PAGEREF _Toc17608 \h </w:instrText>
-          </w:r>
-          <w:r>
-            <w:rPr>
-              <w:rFonts w:ascii="Microsoft JhengHei" w:eastAsia="Microsoft JhengHei" w:hAnsi="Microsoft JhengHei" w:cs="Microsoft JhengHei" w:hint="eastAsia"/>
-              <w:sz w:val="24"/>
-              <w:szCs w:val="24"/>
-            </w:rPr>
+            <w:instrText xml:space="preserve"> PAGEREF _Toc28446 \h </w:instrText>
+          </w:r>
+          <w:r>
             <w:fldChar w:fldCharType="separate"/>
           </w:r>
           <w:r>
-            <w:rPr>
-              <w:rFonts w:ascii="Microsoft JhengHei" w:eastAsia="Microsoft JhengHei" w:hAnsi="Microsoft JhengHei" w:cs="Microsoft JhengHei" w:hint="eastAsia"/>
-              <w:sz w:val="24"/>
-              <w:szCs w:val="24"/>
-            </w:rPr>
-            <w:t>5</w:t>
-          </w:r>
-          <w:r>
-            <w:rPr>
-              <w:rFonts w:ascii="Microsoft JhengHei" w:eastAsia="Microsoft JhengHei" w:hAnsi="Microsoft JhengHei" w:cs="Microsoft JhengHei" w:hint="eastAsia"/>
-              <w:sz w:val="24"/>
-              <w:szCs w:val="24"/>
-            </w:rPr>
+            <w:t>4</w:t>
+          </w:r>
+          <w:r>
             <w:fldChar w:fldCharType="end"/>
           </w:r>
           <w:r>
             <w:rPr>
-              <w:rFonts w:ascii="Microsoft JhengHei" w:eastAsia="Microsoft JhengHei" w:hAnsi="Microsoft JhengHei" w:cs="Microsoft JhengHei" w:hint="eastAsia"/>
-              <w:sz w:val="24"/>
+              <w:rFonts w:hint="eastAsia" w:ascii="Microsoft JhengHei" w:hAnsi="Microsoft JhengHei" w:eastAsia="Microsoft JhengHei" w:cs="Microsoft JhengHei"/>
               <w:szCs w:val="24"/>
             </w:rPr>
             <w:fldChar w:fldCharType="end"/>
@@ -2041,100 +2427,76 @@
         </w:p>
         <w:p>
           <w:pPr>
-            <w:pStyle w:val="TOC1"/>
+            <w:pStyle w:val="16"/>
+            <w:keepNext w:val="0"/>
+            <w:keepLines w:val="0"/>
+            <w:pageBreakBefore w:val="0"/>
+            <w:widowControl w:val="0"/>
             <w:tabs>
               <w:tab w:val="right" w:leader="dot" w:pos="8497"/>
             </w:tabs>
-            <w:rPr>
-              <w:rFonts w:ascii="Microsoft JhengHei" w:eastAsia="Microsoft JhengHei" w:hAnsi="Microsoft JhengHei" w:cs="Microsoft JhengHei" w:hint="eastAsia"/>
-              <w:sz w:val="24"/>
-              <w:szCs w:val="24"/>
-            </w:rPr>
+            <w:kinsoku w:val="0"/>
+            <w:wordWrap/>
+            <w:overflowPunct/>
+            <w:topLinePunct w:val="0"/>
+            <w:autoSpaceDE w:val="0"/>
+            <w:autoSpaceDN w:val="0"/>
+            <w:bidi w:val="0"/>
+            <w:adjustRightInd w:val="0"/>
+            <w:snapToGrid w:val="0"/>
+            <w:textAlignment w:val="baseline"/>
           </w:pPr>
           <w:r>
             <w:rPr>
-              <w:rFonts w:ascii="Microsoft JhengHei" w:eastAsia="Microsoft JhengHei" w:hAnsi="Microsoft JhengHei" w:cs="Microsoft JhengHei" w:hint="eastAsia"/>
-              <w:sz w:val="24"/>
+              <w:rFonts w:hint="eastAsia" w:ascii="Microsoft JhengHei" w:hAnsi="Microsoft JhengHei" w:eastAsia="Microsoft JhengHei" w:cs="Microsoft JhengHei"/>
               <w:szCs w:val="24"/>
             </w:rPr>
             <w:fldChar w:fldCharType="begin"/>
           </w:r>
           <w:r>
             <w:rPr>
-              <w:rFonts w:ascii="Microsoft JhengHei" w:eastAsia="Microsoft JhengHei" w:hAnsi="Microsoft JhengHei" w:cs="Microsoft JhengHei" w:hint="eastAsia"/>
-              <w:sz w:val="24"/>
-              <w:szCs w:val="24"/>
-            </w:rPr>
-            <w:instrText xml:space="preserve"> HYPERLINK \l _Toc14203 </w:instrText>
-          </w:r>
-          <w:r>
-            <w:rPr>
-              <w:rFonts w:ascii="Microsoft JhengHei" w:eastAsia="Microsoft JhengHei" w:hAnsi="Microsoft JhengHei" w:cs="Microsoft JhengHei" w:hint="eastAsia"/>
-              <w:sz w:val="24"/>
+              <w:rFonts w:hint="eastAsia" w:ascii="Microsoft JhengHei" w:hAnsi="Microsoft JhengHei" w:eastAsia="Microsoft JhengHei" w:cs="Microsoft JhengHei"/>
+              <w:szCs w:val="24"/>
+            </w:rPr>
+            <w:instrText xml:space="preserve"> HYPERLINK \l _Toc3815 </w:instrText>
+          </w:r>
+          <w:r>
+            <w:rPr>
+              <w:rFonts w:hint="eastAsia" w:ascii="Microsoft JhengHei" w:hAnsi="Microsoft JhengHei" w:eastAsia="Microsoft JhengHei" w:cs="Microsoft JhengHei"/>
               <w:szCs w:val="24"/>
             </w:rPr>
             <w:fldChar w:fldCharType="separate"/>
           </w:r>
           <w:r>
             <w:rPr>
-              <w:rFonts w:ascii="Microsoft JhengHei" w:eastAsia="Microsoft JhengHei" w:hAnsi="Microsoft JhengHei" w:cs="Microsoft JhengHei" w:hint="eastAsia"/>
-              <w:sz w:val="24"/>
-              <w:szCs w:val="24"/>
-            </w:rPr>
-            <w:t>8. 内部信息沟通工作要求</w:t>
-          </w:r>
-          <w:r>
-            <w:rPr>
-              <w:rFonts w:ascii="Microsoft JhengHei" w:eastAsia="Microsoft JhengHei" w:hAnsi="Microsoft JhengHei" w:cs="Microsoft JhengHei" w:hint="eastAsia"/>
-              <w:sz w:val="24"/>
-              <w:szCs w:val="24"/>
-            </w:rPr>
+              <w:rFonts w:hint="default"/>
+            </w:rPr>
+            <w:t xml:space="preserve">7. </w:t>
+          </w:r>
+          <w:r>
+            <w:t>内部信息沟通管理部门</w:t>
+          </w:r>
+          <w:r>
             <w:tab/>
           </w:r>
           <w:r>
-            <w:rPr>
-              <w:rFonts w:ascii="Microsoft JhengHei" w:eastAsia="Microsoft JhengHei" w:hAnsi="Microsoft JhengHei" w:cs="Microsoft JhengHei" w:hint="eastAsia"/>
-              <w:sz w:val="24"/>
-              <w:szCs w:val="24"/>
-            </w:rPr>
             <w:fldChar w:fldCharType="begin"/>
           </w:r>
           <w:r>
-            <w:rPr>
-              <w:rFonts w:ascii="Microsoft JhengHei" w:eastAsia="Microsoft JhengHei" w:hAnsi="Microsoft JhengHei" w:cs="Microsoft JhengHei" w:hint="eastAsia"/>
-              <w:sz w:val="24"/>
-              <w:szCs w:val="24"/>
-            </w:rPr>
-            <w:instrText xml:space="preserve"> PAGEREF _Toc14203 \h </w:instrText>
-          </w:r>
-          <w:r>
-            <w:rPr>
-              <w:rFonts w:ascii="Microsoft JhengHei" w:eastAsia="Microsoft JhengHei" w:hAnsi="Microsoft JhengHei" w:cs="Microsoft JhengHei" w:hint="eastAsia"/>
-              <w:sz w:val="24"/>
-              <w:szCs w:val="24"/>
-            </w:rPr>
+            <w:instrText xml:space="preserve"> PAGEREF _Toc3815 \h </w:instrText>
+          </w:r>
+          <w:r>
             <w:fldChar w:fldCharType="separate"/>
           </w:r>
           <w:r>
-            <w:rPr>
-              <w:rFonts w:ascii="Microsoft JhengHei" w:eastAsia="Microsoft JhengHei" w:hAnsi="Microsoft JhengHei" w:cs="Microsoft JhengHei" w:hint="eastAsia"/>
-              <w:sz w:val="24"/>
-              <w:szCs w:val="24"/>
-            </w:rPr>
             <w:t>5</w:t>
           </w:r>
           <w:r>
-            <w:rPr>
-              <w:rFonts w:ascii="Microsoft JhengHei" w:eastAsia="Microsoft JhengHei" w:hAnsi="Microsoft JhengHei" w:cs="Microsoft JhengHei" w:hint="eastAsia"/>
-              <w:sz w:val="24"/>
-              <w:szCs w:val="24"/>
-            </w:rPr>
             <w:fldChar w:fldCharType="end"/>
           </w:r>
           <w:r>
             <w:rPr>
-              <w:rFonts w:ascii="Microsoft JhengHei" w:eastAsia="Microsoft JhengHei" w:hAnsi="Microsoft JhengHei" w:cs="Microsoft JhengHei" w:hint="eastAsia"/>
-              <w:sz w:val="24"/>
+              <w:rFonts w:hint="eastAsia" w:ascii="Microsoft JhengHei" w:hAnsi="Microsoft JhengHei" w:eastAsia="Microsoft JhengHei" w:cs="Microsoft JhengHei"/>
               <w:szCs w:val="24"/>
             </w:rPr>
             <w:fldChar w:fldCharType="end"/>
@@ -2142,100 +2504,76 @@
         </w:p>
         <w:p>
           <w:pPr>
-            <w:pStyle w:val="TOC2"/>
+            <w:pStyle w:val="16"/>
+            <w:keepNext w:val="0"/>
+            <w:keepLines w:val="0"/>
+            <w:pageBreakBefore w:val="0"/>
+            <w:widowControl w:val="0"/>
             <w:tabs>
               <w:tab w:val="right" w:leader="dot" w:pos="8497"/>
             </w:tabs>
-            <w:rPr>
-              <w:rFonts w:ascii="Microsoft JhengHei" w:eastAsia="Microsoft JhengHei" w:hAnsi="Microsoft JhengHei" w:cs="Microsoft JhengHei" w:hint="eastAsia"/>
-              <w:sz w:val="24"/>
-              <w:szCs w:val="24"/>
-            </w:rPr>
+            <w:kinsoku w:val="0"/>
+            <w:wordWrap/>
+            <w:overflowPunct/>
+            <w:topLinePunct w:val="0"/>
+            <w:autoSpaceDE w:val="0"/>
+            <w:autoSpaceDN w:val="0"/>
+            <w:bidi w:val="0"/>
+            <w:adjustRightInd w:val="0"/>
+            <w:snapToGrid w:val="0"/>
+            <w:textAlignment w:val="baseline"/>
           </w:pPr>
           <w:r>
             <w:rPr>
-              <w:rFonts w:ascii="Microsoft JhengHei" w:eastAsia="Microsoft JhengHei" w:hAnsi="Microsoft JhengHei" w:cs="Microsoft JhengHei" w:hint="eastAsia"/>
-              <w:sz w:val="24"/>
+              <w:rFonts w:hint="eastAsia" w:ascii="Microsoft JhengHei" w:hAnsi="Microsoft JhengHei" w:eastAsia="Microsoft JhengHei" w:cs="Microsoft JhengHei"/>
               <w:szCs w:val="24"/>
             </w:rPr>
             <w:fldChar w:fldCharType="begin"/>
           </w:r>
           <w:r>
             <w:rPr>
-              <w:rFonts w:ascii="Microsoft JhengHei" w:eastAsia="Microsoft JhengHei" w:hAnsi="Microsoft JhengHei" w:cs="Microsoft JhengHei" w:hint="eastAsia"/>
-              <w:sz w:val="24"/>
-              <w:szCs w:val="24"/>
-            </w:rPr>
-            <w:instrText xml:space="preserve"> HYPERLINK \l _Toc24030 </w:instrText>
-          </w:r>
-          <w:r>
-            <w:rPr>
-              <w:rFonts w:ascii="Microsoft JhengHei" w:eastAsia="Microsoft JhengHei" w:hAnsi="Microsoft JhengHei" w:cs="Microsoft JhengHei" w:hint="eastAsia"/>
-              <w:sz w:val="24"/>
+              <w:rFonts w:hint="eastAsia" w:ascii="Microsoft JhengHei" w:hAnsi="Microsoft JhengHei" w:eastAsia="Microsoft JhengHei" w:cs="Microsoft JhengHei"/>
+              <w:szCs w:val="24"/>
+            </w:rPr>
+            <w:instrText xml:space="preserve"> HYPERLINK \l _Toc32560 </w:instrText>
+          </w:r>
+          <w:r>
+            <w:rPr>
+              <w:rFonts w:hint="eastAsia" w:ascii="Microsoft JhengHei" w:hAnsi="Microsoft JhengHei" w:eastAsia="Microsoft JhengHei" w:cs="Microsoft JhengHei"/>
               <w:szCs w:val="24"/>
             </w:rPr>
             <w:fldChar w:fldCharType="separate"/>
           </w:r>
           <w:r>
             <w:rPr>
-              <w:rFonts w:ascii="Microsoft JhengHei" w:eastAsia="Microsoft JhengHei" w:hAnsi="Microsoft JhengHei" w:cs="Microsoft JhengHei" w:hint="eastAsia"/>
-              <w:sz w:val="24"/>
-              <w:szCs w:val="24"/>
-            </w:rPr>
-            <w:t>8.1. 文书类信息沟通</w:t>
-          </w:r>
-          <w:r>
-            <w:rPr>
-              <w:rFonts w:ascii="Microsoft JhengHei" w:eastAsia="Microsoft JhengHei" w:hAnsi="Microsoft JhengHei" w:cs="Microsoft JhengHei" w:hint="eastAsia"/>
-              <w:sz w:val="24"/>
-              <w:szCs w:val="24"/>
-            </w:rPr>
+              <w:rFonts w:hint="default"/>
+            </w:rPr>
+            <w:t xml:space="preserve">8. </w:t>
+          </w:r>
+          <w:r>
+            <w:t>内部信息沟通工作要求</w:t>
+          </w:r>
+          <w:r>
             <w:tab/>
           </w:r>
           <w:r>
-            <w:rPr>
-              <w:rFonts w:ascii="Microsoft JhengHei" w:eastAsia="Microsoft JhengHei" w:hAnsi="Microsoft JhengHei" w:cs="Microsoft JhengHei" w:hint="eastAsia"/>
-              <w:sz w:val="24"/>
-              <w:szCs w:val="24"/>
-            </w:rPr>
             <w:fldChar w:fldCharType="begin"/>
           </w:r>
           <w:r>
-            <w:rPr>
-              <w:rFonts w:ascii="Microsoft JhengHei" w:eastAsia="Microsoft JhengHei" w:hAnsi="Microsoft JhengHei" w:cs="Microsoft JhengHei" w:hint="eastAsia"/>
-              <w:sz w:val="24"/>
-              <w:szCs w:val="24"/>
-            </w:rPr>
-            <w:instrText xml:space="preserve"> PAGEREF _Toc24030 \h </w:instrText>
-          </w:r>
-          <w:r>
-            <w:rPr>
-              <w:rFonts w:ascii="Microsoft JhengHei" w:eastAsia="Microsoft JhengHei" w:hAnsi="Microsoft JhengHei" w:cs="Microsoft JhengHei" w:hint="eastAsia"/>
-              <w:sz w:val="24"/>
-              <w:szCs w:val="24"/>
-            </w:rPr>
+            <w:instrText xml:space="preserve"> PAGEREF _Toc32560 \h </w:instrText>
+          </w:r>
+          <w:r>
             <w:fldChar w:fldCharType="separate"/>
           </w:r>
           <w:r>
-            <w:rPr>
-              <w:rFonts w:ascii="Microsoft JhengHei" w:eastAsia="Microsoft JhengHei" w:hAnsi="Microsoft JhengHei" w:cs="Microsoft JhengHei" w:hint="eastAsia"/>
-              <w:sz w:val="24"/>
-              <w:szCs w:val="24"/>
-            </w:rPr>
             <w:t>5</w:t>
           </w:r>
           <w:r>
-            <w:rPr>
-              <w:rFonts w:ascii="Microsoft JhengHei" w:eastAsia="Microsoft JhengHei" w:hAnsi="Microsoft JhengHei" w:cs="Microsoft JhengHei" w:hint="eastAsia"/>
-              <w:sz w:val="24"/>
-              <w:szCs w:val="24"/>
-            </w:rPr>
             <w:fldChar w:fldCharType="end"/>
           </w:r>
           <w:r>
             <w:rPr>
-              <w:rFonts w:ascii="Microsoft JhengHei" w:eastAsia="Microsoft JhengHei" w:hAnsi="Microsoft JhengHei" w:cs="Microsoft JhengHei" w:hint="eastAsia"/>
-              <w:sz w:val="24"/>
+              <w:rFonts w:hint="eastAsia" w:ascii="Microsoft JhengHei" w:hAnsi="Microsoft JhengHei" w:eastAsia="Microsoft JhengHei" w:cs="Microsoft JhengHei"/>
               <w:szCs w:val="24"/>
             </w:rPr>
             <w:fldChar w:fldCharType="end"/>
@@ -2243,100 +2581,76 @@
         </w:p>
         <w:p>
           <w:pPr>
-            <w:pStyle w:val="TOC2"/>
+            <w:pStyle w:val="17"/>
+            <w:keepNext w:val="0"/>
+            <w:keepLines w:val="0"/>
+            <w:pageBreakBefore w:val="0"/>
+            <w:widowControl w:val="0"/>
             <w:tabs>
               <w:tab w:val="right" w:leader="dot" w:pos="8497"/>
             </w:tabs>
-            <w:rPr>
-              <w:rFonts w:ascii="Microsoft JhengHei" w:eastAsia="Microsoft JhengHei" w:hAnsi="Microsoft JhengHei" w:cs="Microsoft JhengHei" w:hint="eastAsia"/>
-              <w:sz w:val="24"/>
-              <w:szCs w:val="24"/>
-            </w:rPr>
+            <w:kinsoku w:val="0"/>
+            <w:wordWrap/>
+            <w:overflowPunct/>
+            <w:topLinePunct w:val="0"/>
+            <w:autoSpaceDE w:val="0"/>
+            <w:autoSpaceDN w:val="0"/>
+            <w:bidi w:val="0"/>
+            <w:adjustRightInd w:val="0"/>
+            <w:snapToGrid w:val="0"/>
+            <w:textAlignment w:val="baseline"/>
           </w:pPr>
           <w:r>
             <w:rPr>
-              <w:rFonts w:ascii="Microsoft JhengHei" w:eastAsia="Microsoft JhengHei" w:hAnsi="Microsoft JhengHei" w:cs="Microsoft JhengHei" w:hint="eastAsia"/>
-              <w:sz w:val="24"/>
+              <w:rFonts w:hint="eastAsia" w:ascii="Microsoft JhengHei" w:hAnsi="Microsoft JhengHei" w:eastAsia="Microsoft JhengHei" w:cs="Microsoft JhengHei"/>
               <w:szCs w:val="24"/>
             </w:rPr>
             <w:fldChar w:fldCharType="begin"/>
           </w:r>
           <w:r>
             <w:rPr>
-              <w:rFonts w:ascii="Microsoft JhengHei" w:eastAsia="Microsoft JhengHei" w:hAnsi="Microsoft JhengHei" w:cs="Microsoft JhengHei" w:hint="eastAsia"/>
-              <w:sz w:val="24"/>
-              <w:szCs w:val="24"/>
-            </w:rPr>
-            <w:instrText xml:space="preserve"> HYPERLINK \l _Toc32375 </w:instrText>
-          </w:r>
-          <w:r>
-            <w:rPr>
-              <w:rFonts w:ascii="Microsoft JhengHei" w:eastAsia="Microsoft JhengHei" w:hAnsi="Microsoft JhengHei" w:cs="Microsoft JhengHei" w:hint="eastAsia"/>
-              <w:sz w:val="24"/>
+              <w:rFonts w:hint="eastAsia" w:ascii="Microsoft JhengHei" w:hAnsi="Microsoft JhengHei" w:eastAsia="Microsoft JhengHei" w:cs="Microsoft JhengHei"/>
+              <w:szCs w:val="24"/>
+            </w:rPr>
+            <w:instrText xml:space="preserve"> HYPERLINK \l _Toc8982 </w:instrText>
+          </w:r>
+          <w:r>
+            <w:rPr>
+              <w:rFonts w:hint="eastAsia" w:ascii="Microsoft JhengHei" w:hAnsi="Microsoft JhengHei" w:eastAsia="Microsoft JhengHei" w:cs="Microsoft JhengHei"/>
               <w:szCs w:val="24"/>
             </w:rPr>
             <w:fldChar w:fldCharType="separate"/>
           </w:r>
           <w:r>
             <w:rPr>
-              <w:rFonts w:ascii="Microsoft JhengHei" w:eastAsia="Microsoft JhengHei" w:hAnsi="Microsoft JhengHei" w:cs="Microsoft JhengHei" w:hint="eastAsia"/>
-              <w:sz w:val="24"/>
-              <w:szCs w:val="24"/>
-            </w:rPr>
-            <w:t>8.2. 会议沟通</w:t>
-          </w:r>
-          <w:r>
-            <w:rPr>
-              <w:rFonts w:ascii="Microsoft JhengHei" w:eastAsia="Microsoft JhengHei" w:hAnsi="Microsoft JhengHei" w:cs="Microsoft JhengHei" w:hint="eastAsia"/>
-              <w:sz w:val="24"/>
-              <w:szCs w:val="24"/>
-            </w:rPr>
+              <w:rFonts w:hint="default"/>
+            </w:rPr>
+            <w:t xml:space="preserve">8.1. </w:t>
+          </w:r>
+          <w:r>
+            <w:t>文书类信息沟通</w:t>
+          </w:r>
+          <w:r>
             <w:tab/>
           </w:r>
           <w:r>
-            <w:rPr>
-              <w:rFonts w:ascii="Microsoft JhengHei" w:eastAsia="Microsoft JhengHei" w:hAnsi="Microsoft JhengHei" w:cs="Microsoft JhengHei" w:hint="eastAsia"/>
-              <w:sz w:val="24"/>
-              <w:szCs w:val="24"/>
-            </w:rPr>
             <w:fldChar w:fldCharType="begin"/>
           </w:r>
           <w:r>
-            <w:rPr>
-              <w:rFonts w:ascii="Microsoft JhengHei" w:eastAsia="Microsoft JhengHei" w:hAnsi="Microsoft JhengHei" w:cs="Microsoft JhengHei" w:hint="eastAsia"/>
-              <w:sz w:val="24"/>
-              <w:szCs w:val="24"/>
-            </w:rPr>
-            <w:instrText xml:space="preserve"> PAGEREF _Toc32375 \h </w:instrText>
-          </w:r>
-          <w:r>
-            <w:rPr>
-              <w:rFonts w:ascii="Microsoft JhengHei" w:eastAsia="Microsoft JhengHei" w:hAnsi="Microsoft JhengHei" w:cs="Microsoft JhengHei" w:hint="eastAsia"/>
-              <w:sz w:val="24"/>
-              <w:szCs w:val="24"/>
-            </w:rPr>
+            <w:instrText xml:space="preserve"> PAGEREF _Toc8982 \h </w:instrText>
+          </w:r>
+          <w:r>
             <w:fldChar w:fldCharType="separate"/>
           </w:r>
           <w:r>
-            <w:rPr>
-              <w:rFonts w:ascii="Microsoft JhengHei" w:eastAsia="Microsoft JhengHei" w:hAnsi="Microsoft JhengHei" w:cs="Microsoft JhengHei" w:hint="eastAsia"/>
-              <w:sz w:val="24"/>
-              <w:szCs w:val="24"/>
-            </w:rPr>
             <w:t>5</w:t>
           </w:r>
           <w:r>
-            <w:rPr>
-              <w:rFonts w:ascii="Microsoft JhengHei" w:eastAsia="Microsoft JhengHei" w:hAnsi="Microsoft JhengHei" w:cs="Microsoft JhengHei" w:hint="eastAsia"/>
-              <w:sz w:val="24"/>
-              <w:szCs w:val="24"/>
-            </w:rPr>
             <w:fldChar w:fldCharType="end"/>
           </w:r>
           <w:r>
             <w:rPr>
-              <w:rFonts w:ascii="Microsoft JhengHei" w:eastAsia="Microsoft JhengHei" w:hAnsi="Microsoft JhengHei" w:cs="Microsoft JhengHei" w:hint="eastAsia"/>
-              <w:sz w:val="24"/>
+              <w:rFonts w:hint="eastAsia" w:ascii="Microsoft JhengHei" w:hAnsi="Microsoft JhengHei" w:eastAsia="Microsoft JhengHei" w:cs="Microsoft JhengHei"/>
               <w:szCs w:val="24"/>
             </w:rPr>
             <w:fldChar w:fldCharType="end"/>
@@ -2344,100 +2658,76 @@
         </w:p>
         <w:p>
           <w:pPr>
-            <w:pStyle w:val="TOC2"/>
+            <w:pStyle w:val="17"/>
+            <w:keepNext w:val="0"/>
+            <w:keepLines w:val="0"/>
+            <w:pageBreakBefore w:val="0"/>
+            <w:widowControl w:val="0"/>
             <w:tabs>
               <w:tab w:val="right" w:leader="dot" w:pos="8497"/>
             </w:tabs>
-            <w:rPr>
-              <w:rFonts w:ascii="Microsoft JhengHei" w:eastAsia="Microsoft JhengHei" w:hAnsi="Microsoft JhengHei" w:cs="Microsoft JhengHei" w:hint="eastAsia"/>
-              <w:sz w:val="24"/>
-              <w:szCs w:val="24"/>
-            </w:rPr>
+            <w:kinsoku w:val="0"/>
+            <w:wordWrap/>
+            <w:overflowPunct/>
+            <w:topLinePunct w:val="0"/>
+            <w:autoSpaceDE w:val="0"/>
+            <w:autoSpaceDN w:val="0"/>
+            <w:bidi w:val="0"/>
+            <w:adjustRightInd w:val="0"/>
+            <w:snapToGrid w:val="0"/>
+            <w:textAlignment w:val="baseline"/>
           </w:pPr>
           <w:r>
             <w:rPr>
-              <w:rFonts w:ascii="Microsoft JhengHei" w:eastAsia="Microsoft JhengHei" w:hAnsi="Microsoft JhengHei" w:cs="Microsoft JhengHei" w:hint="eastAsia"/>
-              <w:sz w:val="24"/>
+              <w:rFonts w:hint="eastAsia" w:ascii="Microsoft JhengHei" w:hAnsi="Microsoft JhengHei" w:eastAsia="Microsoft JhengHei" w:cs="Microsoft JhengHei"/>
               <w:szCs w:val="24"/>
             </w:rPr>
             <w:fldChar w:fldCharType="begin"/>
           </w:r>
           <w:r>
             <w:rPr>
-              <w:rFonts w:ascii="Microsoft JhengHei" w:eastAsia="Microsoft JhengHei" w:hAnsi="Microsoft JhengHei" w:cs="Microsoft JhengHei" w:hint="eastAsia"/>
-              <w:sz w:val="24"/>
-              <w:szCs w:val="24"/>
-            </w:rPr>
-            <w:instrText xml:space="preserve"> HYPERLINK \l _Toc29654 </w:instrText>
-          </w:r>
-          <w:r>
-            <w:rPr>
-              <w:rFonts w:ascii="Microsoft JhengHei" w:eastAsia="Microsoft JhengHei" w:hAnsi="Microsoft JhengHei" w:cs="Microsoft JhengHei" w:hint="eastAsia"/>
-              <w:sz w:val="24"/>
+              <w:rFonts w:hint="eastAsia" w:ascii="Microsoft JhengHei" w:hAnsi="Microsoft JhengHei" w:eastAsia="Microsoft JhengHei" w:cs="Microsoft JhengHei"/>
+              <w:szCs w:val="24"/>
+            </w:rPr>
+            <w:instrText xml:space="preserve"> HYPERLINK \l _Toc28179 </w:instrText>
+          </w:r>
+          <w:r>
+            <w:rPr>
+              <w:rFonts w:hint="eastAsia" w:ascii="Microsoft JhengHei" w:hAnsi="Microsoft JhengHei" w:eastAsia="Microsoft JhengHei" w:cs="Microsoft JhengHei"/>
               <w:szCs w:val="24"/>
             </w:rPr>
             <w:fldChar w:fldCharType="separate"/>
           </w:r>
           <w:r>
             <w:rPr>
-              <w:rFonts w:ascii="Microsoft JhengHei" w:eastAsia="Microsoft JhengHei" w:hAnsi="Microsoft JhengHei" w:cs="Microsoft JhengHei" w:hint="eastAsia"/>
-              <w:sz w:val="24"/>
-              <w:szCs w:val="24"/>
-            </w:rPr>
-            <w:t>8.3. 网络信息沟通</w:t>
-          </w:r>
-          <w:r>
-            <w:rPr>
-              <w:rFonts w:ascii="Microsoft JhengHei" w:eastAsia="Microsoft JhengHei" w:hAnsi="Microsoft JhengHei" w:cs="Microsoft JhengHei" w:hint="eastAsia"/>
-              <w:sz w:val="24"/>
-              <w:szCs w:val="24"/>
-            </w:rPr>
+              <w:rFonts w:hint="default"/>
+            </w:rPr>
+            <w:t xml:space="preserve">8.2. </w:t>
+          </w:r>
+          <w:r>
+            <w:t>会议沟通</w:t>
+          </w:r>
+          <w:r>
             <w:tab/>
           </w:r>
           <w:r>
-            <w:rPr>
-              <w:rFonts w:ascii="Microsoft JhengHei" w:eastAsia="Microsoft JhengHei" w:hAnsi="Microsoft JhengHei" w:cs="Microsoft JhengHei" w:hint="eastAsia"/>
-              <w:sz w:val="24"/>
-              <w:szCs w:val="24"/>
-            </w:rPr>
             <w:fldChar w:fldCharType="begin"/>
           </w:r>
           <w:r>
-            <w:rPr>
-              <w:rFonts w:ascii="Microsoft JhengHei" w:eastAsia="Microsoft JhengHei" w:hAnsi="Microsoft JhengHei" w:cs="Microsoft JhengHei" w:hint="eastAsia"/>
-              <w:sz w:val="24"/>
-              <w:szCs w:val="24"/>
-            </w:rPr>
-            <w:instrText xml:space="preserve"> PAGEREF _Toc29654 \h </w:instrText>
-          </w:r>
-          <w:r>
-            <w:rPr>
-              <w:rFonts w:ascii="Microsoft JhengHei" w:eastAsia="Microsoft JhengHei" w:hAnsi="Microsoft JhengHei" w:cs="Microsoft JhengHei" w:hint="eastAsia"/>
-              <w:sz w:val="24"/>
-              <w:szCs w:val="24"/>
-            </w:rPr>
+            <w:instrText xml:space="preserve"> PAGEREF _Toc28179 \h </w:instrText>
+          </w:r>
+          <w:r>
             <w:fldChar w:fldCharType="separate"/>
           </w:r>
           <w:r>
-            <w:rPr>
-              <w:rFonts w:ascii="Microsoft JhengHei" w:eastAsia="Microsoft JhengHei" w:hAnsi="Microsoft JhengHei" w:cs="Microsoft JhengHei" w:hint="eastAsia"/>
-              <w:sz w:val="24"/>
-              <w:szCs w:val="24"/>
-            </w:rPr>
-            <w:t>6</w:t>
-          </w:r>
-          <w:r>
-            <w:rPr>
-              <w:rFonts w:ascii="Microsoft JhengHei" w:eastAsia="Microsoft JhengHei" w:hAnsi="Microsoft JhengHei" w:cs="Microsoft JhengHei" w:hint="eastAsia"/>
-              <w:sz w:val="24"/>
-              <w:szCs w:val="24"/>
-            </w:rPr>
+            <w:t>5</w:t>
+          </w:r>
+          <w:r>
             <w:fldChar w:fldCharType="end"/>
           </w:r>
           <w:r>
             <w:rPr>
-              <w:rFonts w:ascii="Microsoft JhengHei" w:eastAsia="Microsoft JhengHei" w:hAnsi="Microsoft JhengHei" w:cs="Microsoft JhengHei" w:hint="eastAsia"/>
-              <w:sz w:val="24"/>
+              <w:rFonts w:hint="eastAsia" w:ascii="Microsoft JhengHei" w:hAnsi="Microsoft JhengHei" w:eastAsia="Microsoft JhengHei" w:cs="Microsoft JhengHei"/>
               <w:szCs w:val="24"/>
             </w:rPr>
             <w:fldChar w:fldCharType="end"/>
@@ -2445,100 +2735,76 @@
         </w:p>
         <w:p>
           <w:pPr>
-            <w:pStyle w:val="TOC2"/>
+            <w:pStyle w:val="17"/>
+            <w:keepNext w:val="0"/>
+            <w:keepLines w:val="0"/>
+            <w:pageBreakBefore w:val="0"/>
+            <w:widowControl w:val="0"/>
             <w:tabs>
               <w:tab w:val="right" w:leader="dot" w:pos="8497"/>
             </w:tabs>
-            <w:rPr>
-              <w:rFonts w:ascii="Microsoft JhengHei" w:eastAsia="Microsoft JhengHei" w:hAnsi="Microsoft JhengHei" w:cs="Microsoft JhengHei" w:hint="eastAsia"/>
-              <w:sz w:val="24"/>
-              <w:szCs w:val="24"/>
-            </w:rPr>
+            <w:kinsoku w:val="0"/>
+            <w:wordWrap/>
+            <w:overflowPunct/>
+            <w:topLinePunct w:val="0"/>
+            <w:autoSpaceDE w:val="0"/>
+            <w:autoSpaceDN w:val="0"/>
+            <w:bidi w:val="0"/>
+            <w:adjustRightInd w:val="0"/>
+            <w:snapToGrid w:val="0"/>
+            <w:textAlignment w:val="baseline"/>
           </w:pPr>
           <w:r>
             <w:rPr>
-              <w:rFonts w:ascii="Microsoft JhengHei" w:eastAsia="Microsoft JhengHei" w:hAnsi="Microsoft JhengHei" w:cs="Microsoft JhengHei" w:hint="eastAsia"/>
-              <w:sz w:val="24"/>
+              <w:rFonts w:hint="eastAsia" w:ascii="Microsoft JhengHei" w:hAnsi="Microsoft JhengHei" w:eastAsia="Microsoft JhengHei" w:cs="Microsoft JhengHei"/>
               <w:szCs w:val="24"/>
             </w:rPr>
             <w:fldChar w:fldCharType="begin"/>
           </w:r>
           <w:r>
             <w:rPr>
-              <w:rFonts w:ascii="Microsoft JhengHei" w:eastAsia="Microsoft JhengHei" w:hAnsi="Microsoft JhengHei" w:cs="Microsoft JhengHei" w:hint="eastAsia"/>
-              <w:sz w:val="24"/>
-              <w:szCs w:val="24"/>
-            </w:rPr>
-            <w:instrText xml:space="preserve"> HYPERLINK \l _Toc5865 </w:instrText>
-          </w:r>
-          <w:r>
-            <w:rPr>
-              <w:rFonts w:ascii="Microsoft JhengHei" w:eastAsia="Microsoft JhengHei" w:hAnsi="Microsoft JhengHei" w:cs="Microsoft JhengHei" w:hint="eastAsia"/>
-              <w:sz w:val="24"/>
+              <w:rFonts w:hint="eastAsia" w:ascii="Microsoft JhengHei" w:hAnsi="Microsoft JhengHei" w:eastAsia="Microsoft JhengHei" w:cs="Microsoft JhengHei"/>
+              <w:szCs w:val="24"/>
+            </w:rPr>
+            <w:instrText xml:space="preserve"> HYPERLINK \l _Toc27201 </w:instrText>
+          </w:r>
+          <w:r>
+            <w:rPr>
+              <w:rFonts w:hint="eastAsia" w:ascii="Microsoft JhengHei" w:hAnsi="Microsoft JhengHei" w:eastAsia="Microsoft JhengHei" w:cs="Microsoft JhengHei"/>
               <w:szCs w:val="24"/>
             </w:rPr>
             <w:fldChar w:fldCharType="separate"/>
           </w:r>
           <w:r>
             <w:rPr>
-              <w:rFonts w:ascii="Microsoft JhengHei" w:eastAsia="Microsoft JhengHei" w:hAnsi="Microsoft JhengHei" w:cs="Microsoft JhengHei" w:hint="eastAsia"/>
-              <w:sz w:val="24"/>
-              <w:szCs w:val="24"/>
-            </w:rPr>
-            <w:t>8.4. 其它类沟通</w:t>
-          </w:r>
-          <w:r>
-            <w:rPr>
-              <w:rFonts w:ascii="Microsoft JhengHei" w:eastAsia="Microsoft JhengHei" w:hAnsi="Microsoft JhengHei" w:cs="Microsoft JhengHei" w:hint="eastAsia"/>
-              <w:sz w:val="24"/>
-              <w:szCs w:val="24"/>
-            </w:rPr>
+              <w:rFonts w:hint="default"/>
+            </w:rPr>
+            <w:t xml:space="preserve">8.3. </w:t>
+          </w:r>
+          <w:r>
+            <w:t>网络信息沟通</w:t>
+          </w:r>
+          <w:r>
             <w:tab/>
           </w:r>
           <w:r>
-            <w:rPr>
-              <w:rFonts w:ascii="Microsoft JhengHei" w:eastAsia="Microsoft JhengHei" w:hAnsi="Microsoft JhengHei" w:cs="Microsoft JhengHei" w:hint="eastAsia"/>
-              <w:sz w:val="24"/>
-              <w:szCs w:val="24"/>
-            </w:rPr>
             <w:fldChar w:fldCharType="begin"/>
           </w:r>
           <w:r>
-            <w:rPr>
-              <w:rFonts w:ascii="Microsoft JhengHei" w:eastAsia="Microsoft JhengHei" w:hAnsi="Microsoft JhengHei" w:cs="Microsoft JhengHei" w:hint="eastAsia"/>
-              <w:sz w:val="24"/>
-              <w:szCs w:val="24"/>
-            </w:rPr>
-            <w:instrText xml:space="preserve"> PAGEREF _Toc5865 \h </w:instrText>
-          </w:r>
-          <w:r>
-            <w:rPr>
-              <w:rFonts w:ascii="Microsoft JhengHei" w:eastAsia="Microsoft JhengHei" w:hAnsi="Microsoft JhengHei" w:cs="Microsoft JhengHei" w:hint="eastAsia"/>
-              <w:sz w:val="24"/>
-              <w:szCs w:val="24"/>
-            </w:rPr>
+            <w:instrText xml:space="preserve"> PAGEREF _Toc27201 \h </w:instrText>
+          </w:r>
+          <w:r>
             <w:fldChar w:fldCharType="separate"/>
           </w:r>
           <w:r>
-            <w:rPr>
-              <w:rFonts w:ascii="Microsoft JhengHei" w:eastAsia="Microsoft JhengHei" w:hAnsi="Microsoft JhengHei" w:cs="Microsoft JhengHei" w:hint="eastAsia"/>
-              <w:sz w:val="24"/>
-              <w:szCs w:val="24"/>
-            </w:rPr>
             <w:t>6</w:t>
           </w:r>
           <w:r>
-            <w:rPr>
-              <w:rFonts w:ascii="Microsoft JhengHei" w:eastAsia="Microsoft JhengHei" w:hAnsi="Microsoft JhengHei" w:cs="Microsoft JhengHei" w:hint="eastAsia"/>
-              <w:sz w:val="24"/>
-              <w:szCs w:val="24"/>
-            </w:rPr>
             <w:fldChar w:fldCharType="end"/>
           </w:r>
           <w:r>
             <w:rPr>
-              <w:rFonts w:ascii="Microsoft JhengHei" w:eastAsia="Microsoft JhengHei" w:hAnsi="Microsoft JhengHei" w:cs="Microsoft JhengHei" w:hint="eastAsia"/>
-              <w:sz w:val="24"/>
+              <w:rFonts w:hint="eastAsia" w:ascii="Microsoft JhengHei" w:hAnsi="Microsoft JhengHei" w:eastAsia="Microsoft JhengHei" w:cs="Microsoft JhengHei"/>
               <w:szCs w:val="24"/>
             </w:rPr>
             <w:fldChar w:fldCharType="end"/>
@@ -2546,100 +2812,76 @@
         </w:p>
         <w:p>
           <w:pPr>
-            <w:pStyle w:val="TOC2"/>
+            <w:pStyle w:val="17"/>
+            <w:keepNext w:val="0"/>
+            <w:keepLines w:val="0"/>
+            <w:pageBreakBefore w:val="0"/>
+            <w:widowControl w:val="0"/>
             <w:tabs>
               <w:tab w:val="right" w:leader="dot" w:pos="8497"/>
             </w:tabs>
-            <w:rPr>
-              <w:rFonts w:ascii="Microsoft JhengHei" w:eastAsia="Microsoft JhengHei" w:hAnsi="Microsoft JhengHei" w:cs="Microsoft JhengHei" w:hint="eastAsia"/>
-              <w:sz w:val="24"/>
-              <w:szCs w:val="24"/>
-            </w:rPr>
+            <w:kinsoku w:val="0"/>
+            <w:wordWrap/>
+            <w:overflowPunct/>
+            <w:topLinePunct w:val="0"/>
+            <w:autoSpaceDE w:val="0"/>
+            <w:autoSpaceDN w:val="0"/>
+            <w:bidi w:val="0"/>
+            <w:adjustRightInd w:val="0"/>
+            <w:snapToGrid w:val="0"/>
+            <w:textAlignment w:val="baseline"/>
           </w:pPr>
           <w:r>
             <w:rPr>
-              <w:rFonts w:ascii="Microsoft JhengHei" w:eastAsia="Microsoft JhengHei" w:hAnsi="Microsoft JhengHei" w:cs="Microsoft JhengHei" w:hint="eastAsia"/>
-              <w:sz w:val="24"/>
+              <w:rFonts w:hint="eastAsia" w:ascii="Microsoft JhengHei" w:hAnsi="Microsoft JhengHei" w:eastAsia="Microsoft JhengHei" w:cs="Microsoft JhengHei"/>
               <w:szCs w:val="24"/>
             </w:rPr>
             <w:fldChar w:fldCharType="begin"/>
           </w:r>
           <w:r>
             <w:rPr>
-              <w:rFonts w:ascii="Microsoft JhengHei" w:eastAsia="Microsoft JhengHei" w:hAnsi="Microsoft JhengHei" w:cs="Microsoft JhengHei" w:hint="eastAsia"/>
-              <w:sz w:val="24"/>
-              <w:szCs w:val="24"/>
-            </w:rPr>
-            <w:instrText xml:space="preserve"> HYPERLINK \l _Toc18958 </w:instrText>
-          </w:r>
-          <w:r>
-            <w:rPr>
-              <w:rFonts w:ascii="Microsoft JhengHei" w:eastAsia="Microsoft JhengHei" w:hAnsi="Microsoft JhengHei" w:cs="Microsoft JhengHei" w:hint="eastAsia"/>
-              <w:sz w:val="24"/>
+              <w:rFonts w:hint="eastAsia" w:ascii="Microsoft JhengHei" w:hAnsi="Microsoft JhengHei" w:eastAsia="Microsoft JhengHei" w:cs="Microsoft JhengHei"/>
+              <w:szCs w:val="24"/>
+            </w:rPr>
+            <w:instrText xml:space="preserve"> HYPERLINK \l _Toc6842 </w:instrText>
+          </w:r>
+          <w:r>
+            <w:rPr>
+              <w:rFonts w:hint="eastAsia" w:ascii="Microsoft JhengHei" w:hAnsi="Microsoft JhengHei" w:eastAsia="Microsoft JhengHei" w:cs="Microsoft JhengHei"/>
               <w:szCs w:val="24"/>
             </w:rPr>
             <w:fldChar w:fldCharType="separate"/>
           </w:r>
           <w:r>
             <w:rPr>
-              <w:rFonts w:ascii="Microsoft JhengHei" w:eastAsia="Microsoft JhengHei" w:hAnsi="Microsoft JhengHei" w:cs="Microsoft JhengHei" w:hint="eastAsia"/>
-              <w:sz w:val="24"/>
-              <w:szCs w:val="24"/>
-            </w:rPr>
-            <w:t>8.5. 越级沟通</w:t>
-          </w:r>
-          <w:r>
-            <w:rPr>
-              <w:rFonts w:ascii="Microsoft JhengHei" w:eastAsia="Microsoft JhengHei" w:hAnsi="Microsoft JhengHei" w:cs="Microsoft JhengHei" w:hint="eastAsia"/>
-              <w:sz w:val="24"/>
-              <w:szCs w:val="24"/>
-            </w:rPr>
+              <w:rFonts w:hint="default"/>
+            </w:rPr>
+            <w:t xml:space="preserve">8.4. </w:t>
+          </w:r>
+          <w:r>
+            <w:t>其它类沟通</w:t>
+          </w:r>
+          <w:r>
             <w:tab/>
           </w:r>
           <w:r>
-            <w:rPr>
-              <w:rFonts w:ascii="Microsoft JhengHei" w:eastAsia="Microsoft JhengHei" w:hAnsi="Microsoft JhengHei" w:cs="Microsoft JhengHei" w:hint="eastAsia"/>
-              <w:sz w:val="24"/>
-              <w:szCs w:val="24"/>
-            </w:rPr>
             <w:fldChar w:fldCharType="begin"/>
           </w:r>
           <w:r>
-            <w:rPr>
-              <w:rFonts w:ascii="Microsoft JhengHei" w:eastAsia="Microsoft JhengHei" w:hAnsi="Microsoft JhengHei" w:cs="Microsoft JhengHei" w:hint="eastAsia"/>
-              <w:sz w:val="24"/>
-              <w:szCs w:val="24"/>
-            </w:rPr>
-            <w:instrText xml:space="preserve"> PAGEREF _Toc18958 \h </w:instrText>
-          </w:r>
-          <w:r>
-            <w:rPr>
-              <w:rFonts w:ascii="Microsoft JhengHei" w:eastAsia="Microsoft JhengHei" w:hAnsi="Microsoft JhengHei" w:cs="Microsoft JhengHei" w:hint="eastAsia"/>
-              <w:sz w:val="24"/>
-              <w:szCs w:val="24"/>
-            </w:rPr>
+            <w:instrText xml:space="preserve"> PAGEREF _Toc6842 \h </w:instrText>
+          </w:r>
+          <w:r>
             <w:fldChar w:fldCharType="separate"/>
           </w:r>
           <w:r>
-            <w:rPr>
-              <w:rFonts w:ascii="Microsoft JhengHei" w:eastAsia="Microsoft JhengHei" w:hAnsi="Microsoft JhengHei" w:cs="Microsoft JhengHei" w:hint="eastAsia"/>
-              <w:sz w:val="24"/>
-              <w:szCs w:val="24"/>
-            </w:rPr>
             <w:t>6</w:t>
           </w:r>
           <w:r>
-            <w:rPr>
-              <w:rFonts w:ascii="Microsoft JhengHei" w:eastAsia="Microsoft JhengHei" w:hAnsi="Microsoft JhengHei" w:cs="Microsoft JhengHei" w:hint="eastAsia"/>
-              <w:sz w:val="24"/>
-              <w:szCs w:val="24"/>
-            </w:rPr>
             <w:fldChar w:fldCharType="end"/>
           </w:r>
           <w:r>
             <w:rPr>
-              <w:rFonts w:ascii="Microsoft JhengHei" w:eastAsia="Microsoft JhengHei" w:hAnsi="Microsoft JhengHei" w:cs="Microsoft JhengHei" w:hint="eastAsia"/>
-              <w:sz w:val="24"/>
+              <w:rFonts w:hint="eastAsia" w:ascii="Microsoft JhengHei" w:hAnsi="Microsoft JhengHei" w:eastAsia="Microsoft JhengHei" w:cs="Microsoft JhengHei"/>
               <w:szCs w:val="24"/>
             </w:rPr>
             <w:fldChar w:fldCharType="end"/>
@@ -2647,100 +2889,76 @@
         </w:p>
         <w:p>
           <w:pPr>
-            <w:pStyle w:val="TOC2"/>
+            <w:pStyle w:val="17"/>
+            <w:keepNext w:val="0"/>
+            <w:keepLines w:val="0"/>
+            <w:pageBreakBefore w:val="0"/>
+            <w:widowControl w:val="0"/>
             <w:tabs>
               <w:tab w:val="right" w:leader="dot" w:pos="8497"/>
             </w:tabs>
-            <w:rPr>
-              <w:rFonts w:ascii="Microsoft JhengHei" w:eastAsia="Microsoft JhengHei" w:hAnsi="Microsoft JhengHei" w:cs="Microsoft JhengHei" w:hint="eastAsia"/>
-              <w:sz w:val="24"/>
-              <w:szCs w:val="24"/>
-            </w:rPr>
+            <w:kinsoku w:val="0"/>
+            <w:wordWrap/>
+            <w:overflowPunct/>
+            <w:topLinePunct w:val="0"/>
+            <w:autoSpaceDE w:val="0"/>
+            <w:autoSpaceDN w:val="0"/>
+            <w:bidi w:val="0"/>
+            <w:adjustRightInd w:val="0"/>
+            <w:snapToGrid w:val="0"/>
+            <w:textAlignment w:val="baseline"/>
           </w:pPr>
           <w:r>
             <w:rPr>
-              <w:rFonts w:ascii="Microsoft JhengHei" w:eastAsia="Microsoft JhengHei" w:hAnsi="Microsoft JhengHei" w:cs="Microsoft JhengHei" w:hint="eastAsia"/>
-              <w:sz w:val="24"/>
+              <w:rFonts w:hint="eastAsia" w:ascii="Microsoft JhengHei" w:hAnsi="Microsoft JhengHei" w:eastAsia="Microsoft JhengHei" w:cs="Microsoft JhengHei"/>
               <w:szCs w:val="24"/>
             </w:rPr>
             <w:fldChar w:fldCharType="begin"/>
           </w:r>
           <w:r>
             <w:rPr>
-              <w:rFonts w:ascii="Microsoft JhengHei" w:eastAsia="Microsoft JhengHei" w:hAnsi="Microsoft JhengHei" w:cs="Microsoft JhengHei" w:hint="eastAsia"/>
-              <w:sz w:val="24"/>
-              <w:szCs w:val="24"/>
-            </w:rPr>
-            <w:instrText xml:space="preserve"> HYPERLINK \l _Toc10678 </w:instrText>
-          </w:r>
-          <w:r>
-            <w:rPr>
-              <w:rFonts w:ascii="Microsoft JhengHei" w:eastAsia="Microsoft JhengHei" w:hAnsi="Microsoft JhengHei" w:cs="Microsoft JhengHei" w:hint="eastAsia"/>
-              <w:sz w:val="24"/>
+              <w:rFonts w:hint="eastAsia" w:ascii="Microsoft JhengHei" w:hAnsi="Microsoft JhengHei" w:eastAsia="Microsoft JhengHei" w:cs="Microsoft JhengHei"/>
+              <w:szCs w:val="24"/>
+            </w:rPr>
+            <w:instrText xml:space="preserve"> HYPERLINK \l _Toc9460 </w:instrText>
+          </w:r>
+          <w:r>
+            <w:rPr>
+              <w:rFonts w:hint="eastAsia" w:ascii="Microsoft JhengHei" w:hAnsi="Microsoft JhengHei" w:eastAsia="Microsoft JhengHei" w:cs="Microsoft JhengHei"/>
               <w:szCs w:val="24"/>
             </w:rPr>
             <w:fldChar w:fldCharType="separate"/>
           </w:r>
           <w:r>
             <w:rPr>
-              <w:rFonts w:ascii="Microsoft JhengHei" w:eastAsia="Microsoft JhengHei" w:hAnsi="Microsoft JhengHei" w:cs="Microsoft JhengHei" w:hint="eastAsia"/>
-              <w:sz w:val="24"/>
-              <w:szCs w:val="24"/>
-            </w:rPr>
-            <w:t>8.6. 制度的监督执行</w:t>
-          </w:r>
-          <w:r>
-            <w:rPr>
-              <w:rFonts w:ascii="Microsoft JhengHei" w:eastAsia="Microsoft JhengHei" w:hAnsi="Microsoft JhengHei" w:cs="Microsoft JhengHei" w:hint="eastAsia"/>
-              <w:sz w:val="24"/>
-              <w:szCs w:val="24"/>
-            </w:rPr>
+              <w:rFonts w:hint="default"/>
+            </w:rPr>
+            <w:t xml:space="preserve">8.5. </w:t>
+          </w:r>
+          <w:r>
+            <w:t>越级沟通</w:t>
+          </w:r>
+          <w:r>
             <w:tab/>
           </w:r>
           <w:r>
-            <w:rPr>
-              <w:rFonts w:ascii="Microsoft JhengHei" w:eastAsia="Microsoft JhengHei" w:hAnsi="Microsoft JhengHei" w:cs="Microsoft JhengHei" w:hint="eastAsia"/>
-              <w:sz w:val="24"/>
-              <w:szCs w:val="24"/>
-            </w:rPr>
             <w:fldChar w:fldCharType="begin"/>
           </w:r>
           <w:r>
-            <w:rPr>
-              <w:rFonts w:ascii="Microsoft JhengHei" w:eastAsia="Microsoft JhengHei" w:hAnsi="Microsoft JhengHei" w:cs="Microsoft JhengHei" w:hint="eastAsia"/>
-              <w:sz w:val="24"/>
-              <w:szCs w:val="24"/>
-            </w:rPr>
-            <w:instrText xml:space="preserve"> PAGEREF _Toc10678 \h </w:instrText>
-          </w:r>
-          <w:r>
-            <w:rPr>
-              <w:rFonts w:ascii="Microsoft JhengHei" w:eastAsia="Microsoft JhengHei" w:hAnsi="Microsoft JhengHei" w:cs="Microsoft JhengHei" w:hint="eastAsia"/>
-              <w:sz w:val="24"/>
-              <w:szCs w:val="24"/>
-            </w:rPr>
+            <w:instrText xml:space="preserve"> PAGEREF _Toc9460 \h </w:instrText>
+          </w:r>
+          <w:r>
             <w:fldChar w:fldCharType="separate"/>
           </w:r>
           <w:r>
-            <w:rPr>
-              <w:rFonts w:ascii="Microsoft JhengHei" w:eastAsia="Microsoft JhengHei" w:hAnsi="Microsoft JhengHei" w:cs="Microsoft JhengHei" w:hint="eastAsia"/>
-              <w:sz w:val="24"/>
-              <w:szCs w:val="24"/>
-            </w:rPr>
-            <w:t>7</w:t>
-          </w:r>
-          <w:r>
-            <w:rPr>
-              <w:rFonts w:ascii="Microsoft JhengHei" w:eastAsia="Microsoft JhengHei" w:hAnsi="Microsoft JhengHei" w:cs="Microsoft JhengHei" w:hint="eastAsia"/>
-              <w:sz w:val="24"/>
-              <w:szCs w:val="24"/>
-            </w:rPr>
+            <w:t>6</w:t>
+          </w:r>
+          <w:r>
             <w:fldChar w:fldCharType="end"/>
           </w:r>
           <w:r>
             <w:rPr>
-              <w:rFonts w:ascii="Microsoft JhengHei" w:eastAsia="Microsoft JhengHei" w:hAnsi="Microsoft JhengHei" w:cs="Microsoft JhengHei" w:hint="eastAsia"/>
-              <w:sz w:val="24"/>
+              <w:rFonts w:hint="eastAsia" w:ascii="Microsoft JhengHei" w:hAnsi="Microsoft JhengHei" w:eastAsia="Microsoft JhengHei" w:cs="Microsoft JhengHei"/>
               <w:szCs w:val="24"/>
             </w:rPr>
             <w:fldChar w:fldCharType="end"/>
@@ -2748,100 +2966,76 @@
         </w:p>
         <w:p>
           <w:pPr>
-            <w:pStyle w:val="TOC1"/>
+            <w:pStyle w:val="17"/>
+            <w:keepNext w:val="0"/>
+            <w:keepLines w:val="0"/>
+            <w:pageBreakBefore w:val="0"/>
+            <w:widowControl w:val="0"/>
             <w:tabs>
               <w:tab w:val="right" w:leader="dot" w:pos="8497"/>
             </w:tabs>
-            <w:rPr>
-              <w:rFonts w:ascii="Microsoft JhengHei" w:eastAsia="Microsoft JhengHei" w:hAnsi="Microsoft JhengHei" w:cs="Microsoft JhengHei" w:hint="eastAsia"/>
-              <w:sz w:val="24"/>
-              <w:szCs w:val="24"/>
-            </w:rPr>
+            <w:kinsoku w:val="0"/>
+            <w:wordWrap/>
+            <w:overflowPunct/>
+            <w:topLinePunct w:val="0"/>
+            <w:autoSpaceDE w:val="0"/>
+            <w:autoSpaceDN w:val="0"/>
+            <w:bidi w:val="0"/>
+            <w:adjustRightInd w:val="0"/>
+            <w:snapToGrid w:val="0"/>
+            <w:textAlignment w:val="baseline"/>
           </w:pPr>
           <w:r>
             <w:rPr>
-              <w:rFonts w:ascii="Microsoft JhengHei" w:eastAsia="Microsoft JhengHei" w:hAnsi="Microsoft JhengHei" w:cs="Microsoft JhengHei" w:hint="eastAsia"/>
-              <w:sz w:val="24"/>
+              <w:rFonts w:hint="eastAsia" w:ascii="Microsoft JhengHei" w:hAnsi="Microsoft JhengHei" w:eastAsia="Microsoft JhengHei" w:cs="Microsoft JhengHei"/>
               <w:szCs w:val="24"/>
             </w:rPr>
             <w:fldChar w:fldCharType="begin"/>
           </w:r>
           <w:r>
             <w:rPr>
-              <w:rFonts w:ascii="Microsoft JhengHei" w:eastAsia="Microsoft JhengHei" w:hAnsi="Microsoft JhengHei" w:cs="Microsoft JhengHei" w:hint="eastAsia"/>
-              <w:sz w:val="24"/>
-              <w:szCs w:val="24"/>
-            </w:rPr>
-            <w:instrText xml:space="preserve"> HYPERLINK \l _Toc29929 </w:instrText>
-          </w:r>
-          <w:r>
-            <w:rPr>
-              <w:rFonts w:ascii="Microsoft JhengHei" w:eastAsia="Microsoft JhengHei" w:hAnsi="Microsoft JhengHei" w:cs="Microsoft JhengHei" w:hint="eastAsia"/>
-              <w:sz w:val="24"/>
+              <w:rFonts w:hint="eastAsia" w:ascii="Microsoft JhengHei" w:hAnsi="Microsoft JhengHei" w:eastAsia="Microsoft JhengHei" w:cs="Microsoft JhengHei"/>
+              <w:szCs w:val="24"/>
+            </w:rPr>
+            <w:instrText xml:space="preserve"> HYPERLINK \l _Toc21314 </w:instrText>
+          </w:r>
+          <w:r>
+            <w:rPr>
+              <w:rFonts w:hint="eastAsia" w:ascii="Microsoft JhengHei" w:hAnsi="Microsoft JhengHei" w:eastAsia="Microsoft JhengHei" w:cs="Microsoft JhengHei"/>
               <w:szCs w:val="24"/>
             </w:rPr>
             <w:fldChar w:fldCharType="separate"/>
           </w:r>
           <w:r>
             <w:rPr>
-              <w:rFonts w:ascii="Microsoft JhengHei" w:eastAsia="Microsoft JhengHei" w:hAnsi="Microsoft JhengHei" w:cs="Microsoft JhengHei" w:hint="eastAsia"/>
-              <w:sz w:val="24"/>
-              <w:szCs w:val="24"/>
-            </w:rPr>
-            <w:t>9. 对外沟通</w:t>
-          </w:r>
-          <w:r>
-            <w:rPr>
-              <w:rFonts w:ascii="Microsoft JhengHei" w:eastAsia="Microsoft JhengHei" w:hAnsi="Microsoft JhengHei" w:cs="Microsoft JhengHei" w:hint="eastAsia"/>
-              <w:sz w:val="24"/>
-              <w:szCs w:val="24"/>
-            </w:rPr>
+              <w:rFonts w:hint="default"/>
+            </w:rPr>
+            <w:t xml:space="preserve">8.6. </w:t>
+          </w:r>
+          <w:r>
+            <w:t>制度的监督执行</w:t>
+          </w:r>
+          <w:r>
             <w:tab/>
           </w:r>
           <w:r>
-            <w:rPr>
-              <w:rFonts w:ascii="Microsoft JhengHei" w:eastAsia="Microsoft JhengHei" w:hAnsi="Microsoft JhengHei" w:cs="Microsoft JhengHei" w:hint="eastAsia"/>
-              <w:sz w:val="24"/>
-              <w:szCs w:val="24"/>
-            </w:rPr>
             <w:fldChar w:fldCharType="begin"/>
           </w:r>
           <w:r>
-            <w:rPr>
-              <w:rFonts w:ascii="Microsoft JhengHei" w:eastAsia="Microsoft JhengHei" w:hAnsi="Microsoft JhengHei" w:cs="Microsoft JhengHei" w:hint="eastAsia"/>
-              <w:sz w:val="24"/>
-              <w:szCs w:val="24"/>
-            </w:rPr>
-            <w:instrText xml:space="preserve"> PAGEREF _Toc29929 \h </w:instrText>
-          </w:r>
-          <w:r>
-            <w:rPr>
-              <w:rFonts w:ascii="Microsoft JhengHei" w:eastAsia="Microsoft JhengHei" w:hAnsi="Microsoft JhengHei" w:cs="Microsoft JhengHei" w:hint="eastAsia"/>
-              <w:sz w:val="24"/>
-              <w:szCs w:val="24"/>
-            </w:rPr>
+            <w:instrText xml:space="preserve"> PAGEREF _Toc21314 \h </w:instrText>
+          </w:r>
+          <w:r>
             <w:fldChar w:fldCharType="separate"/>
           </w:r>
           <w:r>
-            <w:rPr>
-              <w:rFonts w:ascii="Microsoft JhengHei" w:eastAsia="Microsoft JhengHei" w:hAnsi="Microsoft JhengHei" w:cs="Microsoft JhengHei" w:hint="eastAsia"/>
-              <w:sz w:val="24"/>
-              <w:szCs w:val="24"/>
-            </w:rPr>
             <w:t>7</w:t>
           </w:r>
           <w:r>
-            <w:rPr>
-              <w:rFonts w:ascii="Microsoft JhengHei" w:eastAsia="Microsoft JhengHei" w:hAnsi="Microsoft JhengHei" w:cs="Microsoft JhengHei" w:hint="eastAsia"/>
-              <w:sz w:val="24"/>
-              <w:szCs w:val="24"/>
-            </w:rPr>
             <w:fldChar w:fldCharType="end"/>
           </w:r>
           <w:r>
             <w:rPr>
-              <w:rFonts w:ascii="Microsoft JhengHei" w:eastAsia="Microsoft JhengHei" w:hAnsi="Microsoft JhengHei" w:cs="Microsoft JhengHei" w:hint="eastAsia"/>
-              <w:sz w:val="24"/>
+              <w:rFonts w:hint="eastAsia" w:ascii="Microsoft JhengHei" w:hAnsi="Microsoft JhengHei" w:eastAsia="Microsoft JhengHei" w:cs="Microsoft JhengHei"/>
               <w:szCs w:val="24"/>
             </w:rPr>
             <w:fldChar w:fldCharType="end"/>
@@ -2849,100 +3043,76 @@
         </w:p>
         <w:p>
           <w:pPr>
-            <w:pStyle w:val="TOC1"/>
+            <w:pStyle w:val="16"/>
+            <w:keepNext w:val="0"/>
+            <w:keepLines w:val="0"/>
+            <w:pageBreakBefore w:val="0"/>
+            <w:widowControl w:val="0"/>
             <w:tabs>
               <w:tab w:val="right" w:leader="dot" w:pos="8497"/>
             </w:tabs>
-            <w:rPr>
-              <w:rFonts w:ascii="Microsoft JhengHei" w:eastAsia="Microsoft JhengHei" w:hAnsi="Microsoft JhengHei" w:cs="Microsoft JhengHei" w:hint="eastAsia"/>
-              <w:sz w:val="24"/>
-              <w:szCs w:val="24"/>
-            </w:rPr>
+            <w:kinsoku w:val="0"/>
+            <w:wordWrap/>
+            <w:overflowPunct/>
+            <w:topLinePunct w:val="0"/>
+            <w:autoSpaceDE w:val="0"/>
+            <w:autoSpaceDN w:val="0"/>
+            <w:bidi w:val="0"/>
+            <w:adjustRightInd w:val="0"/>
+            <w:snapToGrid w:val="0"/>
+            <w:textAlignment w:val="baseline"/>
           </w:pPr>
           <w:r>
             <w:rPr>
-              <w:rFonts w:ascii="Microsoft JhengHei" w:eastAsia="Microsoft JhengHei" w:hAnsi="Microsoft JhengHei" w:cs="Microsoft JhengHei" w:hint="eastAsia"/>
-              <w:sz w:val="24"/>
+              <w:rFonts w:hint="eastAsia" w:ascii="Microsoft JhengHei" w:hAnsi="Microsoft JhengHei" w:eastAsia="Microsoft JhengHei" w:cs="Microsoft JhengHei"/>
               <w:szCs w:val="24"/>
             </w:rPr>
             <w:fldChar w:fldCharType="begin"/>
           </w:r>
           <w:r>
             <w:rPr>
-              <w:rFonts w:ascii="Microsoft JhengHei" w:eastAsia="Microsoft JhengHei" w:hAnsi="Microsoft JhengHei" w:cs="Microsoft JhengHei" w:hint="eastAsia"/>
-              <w:sz w:val="24"/>
-              <w:szCs w:val="24"/>
-            </w:rPr>
-            <w:instrText xml:space="preserve"> HYPERLINK \l _Toc5244 </w:instrText>
-          </w:r>
-          <w:r>
-            <w:rPr>
-              <w:rFonts w:ascii="Microsoft JhengHei" w:eastAsia="Microsoft JhengHei" w:hAnsi="Microsoft JhengHei" w:cs="Microsoft JhengHei" w:hint="eastAsia"/>
-              <w:sz w:val="24"/>
+              <w:rFonts w:hint="eastAsia" w:ascii="Microsoft JhengHei" w:hAnsi="Microsoft JhengHei" w:eastAsia="Microsoft JhengHei" w:cs="Microsoft JhengHei"/>
+              <w:szCs w:val="24"/>
+            </w:rPr>
+            <w:instrText xml:space="preserve"> HYPERLINK \l _Toc16794 </w:instrText>
+          </w:r>
+          <w:r>
+            <w:rPr>
+              <w:rFonts w:hint="eastAsia" w:ascii="Microsoft JhengHei" w:hAnsi="Microsoft JhengHei" w:eastAsia="Microsoft JhengHei" w:cs="Microsoft JhengHei"/>
               <w:szCs w:val="24"/>
             </w:rPr>
             <w:fldChar w:fldCharType="separate"/>
           </w:r>
           <w:r>
             <w:rPr>
-              <w:rFonts w:ascii="Microsoft JhengHei" w:eastAsia="Microsoft JhengHei" w:hAnsi="Microsoft JhengHei" w:cs="Microsoft JhengHei" w:hint="eastAsia"/>
-              <w:sz w:val="24"/>
-              <w:szCs w:val="24"/>
-            </w:rPr>
-            <w:t>10. 附则</w:t>
-          </w:r>
-          <w:r>
-            <w:rPr>
-              <w:rFonts w:ascii="Microsoft JhengHei" w:eastAsia="Microsoft JhengHei" w:hAnsi="Microsoft JhengHei" w:cs="Microsoft JhengHei" w:hint="eastAsia"/>
-              <w:sz w:val="24"/>
-              <w:szCs w:val="24"/>
-            </w:rPr>
+              <w:rFonts w:hint="default"/>
+            </w:rPr>
+            <w:t xml:space="preserve">9. </w:t>
+          </w:r>
+          <w:r>
+            <w:t>对外沟通</w:t>
+          </w:r>
+          <w:r>
             <w:tab/>
           </w:r>
           <w:r>
-            <w:rPr>
-              <w:rFonts w:ascii="Microsoft JhengHei" w:eastAsia="Microsoft JhengHei" w:hAnsi="Microsoft JhengHei" w:cs="Microsoft JhengHei" w:hint="eastAsia"/>
-              <w:sz w:val="24"/>
-              <w:szCs w:val="24"/>
-            </w:rPr>
             <w:fldChar w:fldCharType="begin"/>
           </w:r>
           <w:r>
-            <w:rPr>
-              <w:rFonts w:ascii="Microsoft JhengHei" w:eastAsia="Microsoft JhengHei" w:hAnsi="Microsoft JhengHei" w:cs="Microsoft JhengHei" w:hint="eastAsia"/>
-              <w:sz w:val="24"/>
-              <w:szCs w:val="24"/>
-            </w:rPr>
-            <w:instrText xml:space="preserve"> PAGEREF _Toc5244 \h </w:instrText>
-          </w:r>
-          <w:r>
-            <w:rPr>
-              <w:rFonts w:ascii="Microsoft JhengHei" w:eastAsia="Microsoft JhengHei" w:hAnsi="Microsoft JhengHei" w:cs="Microsoft JhengHei" w:hint="eastAsia"/>
-              <w:sz w:val="24"/>
-              <w:szCs w:val="24"/>
-            </w:rPr>
+            <w:instrText xml:space="preserve"> PAGEREF _Toc16794 \h </w:instrText>
+          </w:r>
+          <w:r>
             <w:fldChar w:fldCharType="separate"/>
           </w:r>
           <w:r>
-            <w:rPr>
-              <w:rFonts w:ascii="Microsoft JhengHei" w:eastAsia="Microsoft JhengHei" w:hAnsi="Microsoft JhengHei" w:cs="Microsoft JhengHei" w:hint="eastAsia"/>
-              <w:sz w:val="24"/>
-              <w:szCs w:val="24"/>
-            </w:rPr>
             <w:t>7</w:t>
           </w:r>
           <w:r>
-            <w:rPr>
-              <w:rFonts w:ascii="Microsoft JhengHei" w:eastAsia="Microsoft JhengHei" w:hAnsi="Microsoft JhengHei" w:cs="Microsoft JhengHei" w:hint="eastAsia"/>
-              <w:sz w:val="24"/>
-              <w:szCs w:val="24"/>
-            </w:rPr>
             <w:fldChar w:fldCharType="end"/>
           </w:r>
           <w:r>
             <w:rPr>
-              <w:rFonts w:ascii="Microsoft JhengHei" w:eastAsia="Microsoft JhengHei" w:hAnsi="Microsoft JhengHei" w:cs="Microsoft JhengHei" w:hint="eastAsia"/>
-              <w:sz w:val="24"/>
+              <w:rFonts w:hint="eastAsia" w:ascii="Microsoft JhengHei" w:hAnsi="Microsoft JhengHei" w:eastAsia="Microsoft JhengHei" w:cs="Microsoft JhengHei"/>
               <w:szCs w:val="24"/>
             </w:rPr>
             <w:fldChar w:fldCharType="end"/>
@@ -2950,9 +3120,100 @@
         </w:p>
         <w:p>
           <w:pPr>
+            <w:pStyle w:val="16"/>
+            <w:keepNext w:val="0"/>
+            <w:keepLines w:val="0"/>
+            <w:pageBreakBefore w:val="0"/>
+            <w:widowControl w:val="0"/>
+            <w:tabs>
+              <w:tab w:val="right" w:leader="dot" w:pos="8497"/>
+            </w:tabs>
+            <w:kinsoku w:val="0"/>
+            <w:wordWrap/>
+            <w:overflowPunct/>
+            <w:topLinePunct w:val="0"/>
+            <w:autoSpaceDE w:val="0"/>
+            <w:autoSpaceDN w:val="0"/>
+            <w:bidi w:val="0"/>
+            <w:adjustRightInd w:val="0"/>
+            <w:snapToGrid w:val="0"/>
+            <w:textAlignment w:val="baseline"/>
+          </w:pPr>
+          <w:r>
+            <w:rPr>
+              <w:rFonts w:hint="eastAsia" w:ascii="Microsoft JhengHei" w:hAnsi="Microsoft JhengHei" w:eastAsia="Microsoft JhengHei" w:cs="Microsoft JhengHei"/>
+              <w:szCs w:val="24"/>
+            </w:rPr>
+            <w:fldChar w:fldCharType="begin"/>
+          </w:r>
+          <w:r>
+            <w:rPr>
+              <w:rFonts w:hint="eastAsia" w:ascii="Microsoft JhengHei" w:hAnsi="Microsoft JhengHei" w:eastAsia="Microsoft JhengHei" w:cs="Microsoft JhengHei"/>
+              <w:szCs w:val="24"/>
+            </w:rPr>
+            <w:instrText xml:space="preserve"> HYPERLINK \l _Toc10815 </w:instrText>
+          </w:r>
+          <w:r>
+            <w:rPr>
+              <w:rFonts w:hint="eastAsia" w:ascii="Microsoft JhengHei" w:hAnsi="Microsoft JhengHei" w:eastAsia="Microsoft JhengHei" w:cs="Microsoft JhengHei"/>
+              <w:szCs w:val="24"/>
+            </w:rPr>
+            <w:fldChar w:fldCharType="separate"/>
+          </w:r>
+          <w:r>
+            <w:rPr>
+              <w:rFonts w:hint="default"/>
+            </w:rPr>
+            <w:t xml:space="preserve">10. </w:t>
+          </w:r>
+          <w:r>
+            <w:t>附则</w:t>
+          </w:r>
+          <w:r>
+            <w:tab/>
+          </w:r>
+          <w:r>
+            <w:fldChar w:fldCharType="begin"/>
+          </w:r>
+          <w:r>
+            <w:instrText xml:space="preserve"> PAGEREF _Toc10815 \h </w:instrText>
+          </w:r>
+          <w:r>
+            <w:fldChar w:fldCharType="separate"/>
+          </w:r>
+          <w:r>
+            <w:t>7</w:t>
+          </w:r>
+          <w:r>
+            <w:fldChar w:fldCharType="end"/>
+          </w:r>
+          <w:r>
+            <w:rPr>
+              <w:rFonts w:hint="eastAsia" w:ascii="Microsoft JhengHei" w:hAnsi="Microsoft JhengHei" w:eastAsia="Microsoft JhengHei" w:cs="Microsoft JhengHei"/>
+              <w:szCs w:val="24"/>
+            </w:rPr>
+            <w:fldChar w:fldCharType="end"/>
+          </w:r>
+        </w:p>
+        <w:p>
+          <w:pPr>
+            <w:keepNext w:val="0"/>
+            <w:keepLines w:val="0"/>
+            <w:pageBreakBefore w:val="0"/>
+            <w:widowControl w:val="0"/>
+            <w:kinsoku w:val="0"/>
+            <w:wordWrap/>
+            <w:overflowPunct/>
+            <w:topLinePunct w:val="0"/>
+            <w:autoSpaceDE w:val="0"/>
+            <w:autoSpaceDN w:val="0"/>
+            <w:bidi w:val="0"/>
+            <w:adjustRightInd w:val="0"/>
+            <w:snapToGrid w:val="0"/>
             <w:spacing w:line="219" w:lineRule="auto"/>
-            <w:rPr>
-              <w:rFonts w:ascii="Times New Roman" w:eastAsia="Times New Roman" w:hAnsi="Times New Roman" w:cs="Times New Roman"/>
+            <w:textAlignment w:val="baseline"/>
+            <w:rPr>
+              <w:rFonts w:ascii="Times New Roman" w:hAnsi="Times New Roman" w:eastAsia="Times New Roman" w:cs="Times New Roman"/>
               <w:snapToGrid w:val="0"/>
               <w:color w:val="000000"/>
               <w:kern w:val="0"/>
@@ -2963,8 +3224,7 @@
           </w:pPr>
           <w:r>
             <w:rPr>
-              <w:rFonts w:ascii="Microsoft JhengHei" w:eastAsia="Microsoft JhengHei" w:hAnsi="Microsoft JhengHei" w:cs="Microsoft JhengHei" w:hint="eastAsia"/>
-              <w:sz w:val="24"/>
+              <w:rFonts w:hint="eastAsia" w:ascii="Microsoft JhengHei" w:hAnsi="Microsoft JhengHei" w:eastAsia="Microsoft JhengHei" w:cs="Microsoft JhengHei"/>
               <w:szCs w:val="24"/>
             </w:rPr>
             <w:fldChar w:fldCharType="end"/>
@@ -2974,9 +3234,23 @@
     </w:sdt>
     <w:p>
       <w:pPr>
+        <w:keepNext w:val="0"/>
+        <w:keepLines w:val="0"/>
+        <w:pageBreakBefore w:val="0"/>
+        <w:widowControl w:val="0"/>
+        <w:kinsoku w:val="0"/>
+        <w:wordWrap/>
+        <w:overflowPunct/>
+        <w:topLinePunct w:val="0"/>
+        <w:autoSpaceDE w:val="0"/>
+        <w:autoSpaceDN w:val="0"/>
+        <w:bidi w:val="0"/>
+        <w:adjustRightInd w:val="0"/>
+        <w:snapToGrid w:val="0"/>
         <w:spacing w:line="219" w:lineRule="auto"/>
-        <w:rPr>
-          <w:rFonts w:ascii="Times New Roman" w:eastAsia="Times New Roman" w:hAnsi="Times New Roman" w:cs="Times New Roman"/>
+        <w:textAlignment w:val="baseline"/>
+        <w:rPr>
+          <w:rFonts w:ascii="Times New Roman" w:hAnsi="Times New Roman" w:eastAsia="Times New Roman" w:cs="Times New Roman"/>
           <w:snapToGrid w:val="0"/>
           <w:color w:val="000000"/>
           <w:kern w:val="0"/>
@@ -2987,16 +3261,29 @@
         <w:sectPr>
           <w:pgSz w:w="11906" w:h="16839"/>
           <w:pgMar w:top="1431" w:right="1700" w:bottom="0" w:left="1709" w:header="0" w:footer="0" w:gutter="0"/>
-          <w:cols w:num="1" w:space="720"/>
+          <w:cols w:space="720" w:num="1"/>
         </w:sectPr>
       </w:pPr>
     </w:p>
     <w:p>
       <w:pPr>
-        <w:pStyle w:val="1"/>
+        <w:pStyle w:val="26"/>
+        <w:keepNext w:val="0"/>
+        <w:keepLines w:val="0"/>
+        <w:pageBreakBefore w:val="0"/>
+        <w:widowControl w:val="0"/>
+        <w:kinsoku w:val="0"/>
+        <w:wordWrap/>
+        <w:overflowPunct/>
+        <w:topLinePunct w:val="0"/>
+        <w:autoSpaceDE w:val="0"/>
+        <w:autoSpaceDN w:val="0"/>
         <w:bidi w:val="0"/>
-      </w:pPr>
-      <w:bookmarkStart w:id="3" w:name="_Toc15161"/>
+        <w:adjustRightInd w:val="0"/>
+        <w:snapToGrid w:val="0"/>
+        <w:textAlignment w:val="baseline"/>
+      </w:pPr>
+      <w:bookmarkStart w:id="3" w:name="_Toc3132"/>
       <w:r>
         <w:t>目的</w:t>
       </w:r>
@@ -3007,7 +3294,7 @@
         <w:keepNext w:val="0"/>
         <w:keepLines w:val="0"/>
         <w:pageBreakBefore w:val="0"/>
-        <w:widowControl/>
+        <w:widowControl w:val="0"/>
         <w:kinsoku w:val="0"/>
         <w:wordWrap/>
         <w:overflowPunct/>
@@ -3018,17 +3305,17 @@
         <w:adjustRightInd w:val="0"/>
         <w:snapToGrid w:val="0"/>
         <w:spacing w:line="360" w:lineRule="auto"/>
-        <w:ind w:left="0" w:right="0" w:firstLine="420" w:firstLineChars="200"/>
+        <w:ind w:left="0" w:right="0" w:firstLine="476" w:firstLineChars="200"/>
         <w:textAlignment w:val="baseline"/>
         <w:rPr>
-          <w:rFonts w:ascii="宋体" w:eastAsia="宋体" w:hAnsi="宋体" w:cs="宋体"/>
-          <w:sz w:val="24"/>
-          <w:szCs w:val="24"/>
-        </w:rPr>
-      </w:pPr>
-      <w:r>
-        <w:rPr>
-          <w:rFonts w:ascii="宋体" w:eastAsia="宋体" w:hAnsi="宋体" w:cs="宋体"/>
+          <w:rFonts w:ascii="宋体" w:hAnsi="宋体" w:eastAsia="宋体" w:cs="宋体"/>
+          <w:sz w:val="24"/>
+          <w:szCs w:val="24"/>
+        </w:rPr>
+      </w:pPr>
+      <w:r>
+        <w:rPr>
+          <w:rFonts w:ascii="宋体" w:hAnsi="宋体" w:eastAsia="宋体" w:cs="宋体"/>
           <w:spacing w:val="-1"/>
           <w:sz w:val="24"/>
           <w:szCs w:val="24"/>
@@ -3037,7 +3324,7 @@
       </w:r>
       <w:r>
         <w:rPr>
-          <w:rFonts w:ascii="宋体" w:eastAsia="宋体" w:hAnsi="宋体" w:cs="宋体"/>
+          <w:rFonts w:ascii="宋体" w:hAnsi="宋体" w:eastAsia="宋体" w:cs="宋体"/>
           <w:spacing w:val="-2"/>
           <w:sz w:val="24"/>
           <w:szCs w:val="24"/>
@@ -3047,10 +3334,23 @@
     </w:p>
     <w:p>
       <w:pPr>
-        <w:pStyle w:val="1"/>
+        <w:pStyle w:val="26"/>
+        <w:keepNext w:val="0"/>
+        <w:keepLines w:val="0"/>
+        <w:pageBreakBefore w:val="0"/>
+        <w:widowControl w:val="0"/>
+        <w:kinsoku w:val="0"/>
+        <w:wordWrap/>
+        <w:overflowPunct/>
+        <w:topLinePunct w:val="0"/>
+        <w:autoSpaceDE w:val="0"/>
+        <w:autoSpaceDN w:val="0"/>
         <w:bidi w:val="0"/>
-      </w:pPr>
-      <w:bookmarkStart w:id="4" w:name="_Toc18319"/>
+        <w:adjustRightInd w:val="0"/>
+        <w:snapToGrid w:val="0"/>
+        <w:textAlignment w:val="baseline"/>
+      </w:pPr>
+      <w:bookmarkStart w:id="4" w:name="_Toc7671"/>
       <w:r>
         <w:t>适用范围</w:t>
       </w:r>
@@ -3061,7 +3361,7 @@
         <w:keepNext w:val="0"/>
         <w:keepLines w:val="0"/>
         <w:pageBreakBefore w:val="0"/>
-        <w:widowControl/>
+        <w:widowControl w:val="0"/>
         <w:kinsoku w:val="0"/>
         <w:wordWrap/>
         <w:overflowPunct/>
@@ -3072,18 +3372,18 @@
         <w:adjustRightInd w:val="0"/>
         <w:snapToGrid w:val="0"/>
         <w:spacing w:line="360" w:lineRule="auto"/>
-        <w:ind w:left="0" w:right="0" w:firstLine="420" w:firstLineChars="200"/>
+        <w:ind w:left="0" w:right="0" w:firstLine="476" w:firstLineChars="200"/>
         <w:textAlignment w:val="baseline"/>
         <w:rPr>
-          <w:rFonts w:ascii="宋体" w:eastAsia="宋体" w:hAnsi="宋体" w:cs="宋体"/>
-          <w:spacing w:val="-1"/>
-          <w:sz w:val="24"/>
-          <w:szCs w:val="24"/>
-        </w:rPr>
-      </w:pPr>
-      <w:r>
-        <w:rPr>
-          <w:rFonts w:ascii="宋体" w:eastAsia="宋体" w:hAnsi="宋体" w:cs="宋体"/>
+          <w:rFonts w:ascii="宋体" w:hAnsi="宋体" w:eastAsia="宋体" w:cs="宋体"/>
+          <w:spacing w:val="-1"/>
+          <w:sz w:val="24"/>
+          <w:szCs w:val="24"/>
+        </w:rPr>
+      </w:pPr>
+      <w:r>
+        <w:rPr>
+          <w:rFonts w:ascii="宋体" w:hAnsi="宋体" w:eastAsia="宋体" w:cs="宋体"/>
           <w:spacing w:val="-1"/>
           <w:sz w:val="24"/>
           <w:szCs w:val="24"/>
@@ -3093,10 +3393,23 @@
     </w:p>
     <w:p>
       <w:pPr>
-        <w:pStyle w:val="1"/>
+        <w:pStyle w:val="26"/>
+        <w:keepNext w:val="0"/>
+        <w:keepLines w:val="0"/>
+        <w:pageBreakBefore w:val="0"/>
+        <w:widowControl w:val="0"/>
+        <w:kinsoku w:val="0"/>
+        <w:wordWrap/>
+        <w:overflowPunct/>
+        <w:topLinePunct w:val="0"/>
+        <w:autoSpaceDE w:val="0"/>
+        <w:autoSpaceDN w:val="0"/>
         <w:bidi w:val="0"/>
-      </w:pPr>
-      <w:bookmarkStart w:id="5" w:name="_Toc4122"/>
+        <w:adjustRightInd w:val="0"/>
+        <w:snapToGrid w:val="0"/>
+        <w:textAlignment w:val="baseline"/>
+      </w:pPr>
+      <w:bookmarkStart w:id="5" w:name="_Toc737"/>
       <w:r>
         <w:t>引用文件</w:t>
       </w:r>
@@ -3107,7 +3420,7 @@
         <w:keepNext w:val="0"/>
         <w:keepLines w:val="0"/>
         <w:pageBreakBefore w:val="0"/>
-        <w:widowControl/>
+        <w:widowControl w:val="0"/>
         <w:numPr>
           <w:ilvl w:val="0"/>
           <w:numId w:val="2"/>
@@ -3122,17 +3435,17 @@
         <w:adjustRightInd w:val="0"/>
         <w:snapToGrid w:val="0"/>
         <w:spacing w:line="360" w:lineRule="auto"/>
-        <w:ind w:left="425" w:hanging="425" w:leftChars="0" w:firstLineChars="0"/>
+        <w:ind w:left="425" w:leftChars="0" w:hanging="425" w:firstLineChars="0"/>
         <w:textAlignment w:val="baseline"/>
         <w:rPr>
-          <w:rFonts w:ascii="宋体" w:eastAsia="宋体" w:hAnsi="宋体" w:cs="宋体"/>
-          <w:sz w:val="24"/>
-          <w:szCs w:val="24"/>
-        </w:rPr>
-      </w:pPr>
-      <w:r>
-        <w:rPr>
-          <w:rFonts w:ascii="宋体" w:eastAsia="宋体" w:hAnsi="宋体" w:cs="宋体" w:hint="eastAsia"/>
+          <w:rFonts w:ascii="宋体" w:hAnsi="宋体" w:eastAsia="宋体" w:cs="宋体"/>
+          <w:sz w:val="24"/>
+          <w:szCs w:val="24"/>
+        </w:rPr>
+      </w:pPr>
+      <w:r>
+        <w:rPr>
+          <w:rFonts w:hint="eastAsia" w:ascii="宋体" w:hAnsi="宋体" w:eastAsia="宋体" w:cs="宋体"/>
           <w:spacing w:val="95"/>
           <w:sz w:val="24"/>
           <w:szCs w:val="24"/>
@@ -3142,7 +3455,7 @@
       </w:r>
       <w:r>
         <w:rPr>
-          <w:rFonts w:ascii="宋体" w:eastAsia="宋体" w:hAnsi="宋体" w:cs="宋体" w:hint="eastAsia"/>
+          <w:rFonts w:hint="eastAsia" w:ascii="宋体" w:hAnsi="宋体" w:eastAsia="宋体" w:cs="宋体"/>
           <w:spacing w:val="-2"/>
           <w:sz w:val="24"/>
           <w:szCs w:val="24"/>
@@ -3151,7 +3464,7 @@
       </w:r>
       <w:r>
         <w:rPr>
-          <w:rFonts w:ascii="宋体" w:eastAsia="宋体" w:hAnsi="宋体" w:cs="宋体"/>
+          <w:rFonts w:ascii="宋体" w:hAnsi="宋体" w:eastAsia="宋体" w:cs="宋体"/>
           <w:spacing w:val="-2"/>
           <w:sz w:val="24"/>
           <w:szCs w:val="24"/>
@@ -3164,7 +3477,7 @@
         <w:keepNext w:val="0"/>
         <w:keepLines w:val="0"/>
         <w:pageBreakBefore w:val="0"/>
-        <w:widowControl/>
+        <w:widowControl w:val="0"/>
         <w:numPr>
           <w:ilvl w:val="0"/>
           <w:numId w:val="2"/>
@@ -3179,17 +3492,17 @@
         <w:adjustRightInd w:val="0"/>
         <w:snapToGrid w:val="0"/>
         <w:spacing w:line="360" w:lineRule="auto"/>
-        <w:ind w:left="425" w:hanging="425" w:leftChars="0" w:firstLineChars="0"/>
+        <w:ind w:left="425" w:leftChars="0" w:hanging="425" w:firstLineChars="0"/>
         <w:textAlignment w:val="baseline"/>
         <w:rPr>
-          <w:rFonts w:ascii="宋体" w:eastAsia="宋体" w:hAnsi="宋体" w:cs="宋体"/>
-          <w:sz w:val="24"/>
-          <w:szCs w:val="24"/>
-        </w:rPr>
-      </w:pPr>
-      <w:r>
-        <w:rPr>
-          <w:rFonts w:ascii="宋体" w:eastAsia="宋体" w:hAnsi="宋体" w:cs="宋体"/>
+          <w:rFonts w:ascii="宋体" w:hAnsi="宋体" w:eastAsia="宋体" w:cs="宋体"/>
+          <w:sz w:val="24"/>
+          <w:szCs w:val="24"/>
+        </w:rPr>
+      </w:pPr>
+      <w:r>
+        <w:rPr>
+          <w:rFonts w:ascii="宋体" w:hAnsi="宋体" w:eastAsia="宋体" w:cs="宋体"/>
           <w:spacing w:val="-1"/>
           <w:sz w:val="24"/>
           <w:szCs w:val="24"/>
@@ -3198,7 +3511,7 @@
       </w:r>
       <w:r>
         <w:rPr>
-          <w:rFonts w:ascii="宋体" w:eastAsia="宋体" w:hAnsi="宋体" w:cs="宋体"/>
+          <w:rFonts w:ascii="宋体" w:hAnsi="宋体" w:eastAsia="宋体" w:cs="宋体"/>
           <w:spacing w:val="-2"/>
           <w:sz w:val="24"/>
           <w:szCs w:val="24"/>
@@ -3207,7 +3520,7 @@
       </w:r>
       <w:r>
         <w:rPr>
-          <w:rFonts w:ascii="宋体" w:eastAsia="宋体" w:hAnsi="宋体" w:cs="宋体"/>
+          <w:rFonts w:ascii="宋体" w:hAnsi="宋体" w:eastAsia="宋体" w:cs="宋体"/>
           <w:spacing w:val="-33"/>
           <w:sz w:val="24"/>
           <w:szCs w:val="24"/>
@@ -3216,7 +3529,7 @@
       </w:r>
       <w:r>
         <w:rPr>
-          <w:rFonts w:ascii="宋体" w:eastAsia="宋体" w:hAnsi="宋体" w:cs="宋体"/>
+          <w:rFonts w:ascii="宋体" w:hAnsi="宋体" w:eastAsia="宋体" w:cs="宋体"/>
           <w:spacing w:val="-2"/>
           <w:sz w:val="24"/>
           <w:szCs w:val="24"/>
@@ -3225,7 +3538,7 @@
       </w:r>
       <w:r>
         <w:rPr>
-          <w:rFonts w:ascii="宋体" w:eastAsia="宋体" w:hAnsi="宋体" w:cs="宋体"/>
+          <w:rFonts w:ascii="宋体" w:hAnsi="宋体" w:eastAsia="宋体" w:cs="宋体"/>
           <w:spacing w:val="-47"/>
           <w:sz w:val="24"/>
           <w:szCs w:val="24"/>
@@ -3234,7 +3547,7 @@
       </w:r>
       <w:r>
         <w:rPr>
-          <w:rFonts w:ascii="宋体" w:eastAsia="宋体" w:hAnsi="宋体" w:cs="宋体"/>
+          <w:rFonts w:ascii="宋体" w:hAnsi="宋体" w:eastAsia="宋体" w:cs="宋体"/>
           <w:spacing w:val="-2"/>
           <w:sz w:val="24"/>
           <w:szCs w:val="24"/>
@@ -3247,7 +3560,7 @@
         <w:keepNext w:val="0"/>
         <w:keepLines w:val="0"/>
         <w:pageBreakBefore w:val="0"/>
-        <w:widowControl/>
+        <w:widowControl w:val="0"/>
         <w:numPr>
           <w:ilvl w:val="0"/>
           <w:numId w:val="2"/>
@@ -3262,17 +3575,17 @@
         <w:adjustRightInd w:val="0"/>
         <w:snapToGrid w:val="0"/>
         <w:spacing w:line="360" w:lineRule="auto"/>
-        <w:ind w:left="425" w:hanging="425" w:leftChars="0" w:firstLineChars="0"/>
+        <w:ind w:left="425" w:leftChars="0" w:hanging="425" w:firstLineChars="0"/>
         <w:textAlignment w:val="baseline"/>
         <w:rPr>
-          <w:rFonts w:ascii="宋体" w:eastAsia="宋体" w:hAnsi="宋体" w:cs="宋体"/>
-          <w:sz w:val="24"/>
-          <w:szCs w:val="24"/>
-        </w:rPr>
-      </w:pPr>
-      <w:r>
-        <w:rPr>
-          <w:rFonts w:ascii="宋体" w:eastAsia="宋体" w:hAnsi="宋体" w:cs="宋体"/>
+          <w:rFonts w:ascii="宋体" w:hAnsi="宋体" w:eastAsia="宋体" w:cs="宋体"/>
+          <w:sz w:val="24"/>
+          <w:szCs w:val="24"/>
+        </w:rPr>
+      </w:pPr>
+      <w:r>
+        <w:rPr>
+          <w:rFonts w:ascii="宋体" w:hAnsi="宋体" w:eastAsia="宋体" w:cs="宋体"/>
           <w:spacing w:val="-1"/>
           <w:sz w:val="24"/>
           <w:szCs w:val="24"/>
@@ -3285,7 +3598,7 @@
         <w:keepNext w:val="0"/>
         <w:keepLines w:val="0"/>
         <w:pageBreakBefore w:val="0"/>
-        <w:widowControl/>
+        <w:widowControl w:val="0"/>
         <w:numPr>
           <w:ilvl w:val="0"/>
           <w:numId w:val="2"/>
@@ -3300,17 +3613,17 @@
         <w:adjustRightInd w:val="0"/>
         <w:snapToGrid w:val="0"/>
         <w:spacing w:line="360" w:lineRule="auto"/>
-        <w:ind w:left="425" w:hanging="425" w:leftChars="0" w:firstLineChars="0"/>
+        <w:ind w:left="425" w:leftChars="0" w:hanging="425" w:firstLineChars="0"/>
         <w:textAlignment w:val="baseline"/>
         <w:rPr>
-          <w:rFonts w:ascii="宋体" w:eastAsia="宋体" w:hAnsi="宋体" w:cs="宋体"/>
-          <w:sz w:val="24"/>
-          <w:szCs w:val="24"/>
-        </w:rPr>
-      </w:pPr>
-      <w:r>
-        <w:rPr>
-          <w:rFonts w:ascii="宋体" w:eastAsia="宋体" w:hAnsi="宋体" w:cs="宋体"/>
+          <w:rFonts w:ascii="宋体" w:hAnsi="宋体" w:eastAsia="宋体" w:cs="宋体"/>
+          <w:sz w:val="24"/>
+          <w:szCs w:val="24"/>
+        </w:rPr>
+      </w:pPr>
+      <w:r>
+        <w:rPr>
+          <w:rFonts w:ascii="宋体" w:hAnsi="宋体" w:eastAsia="宋体" w:cs="宋体"/>
           <w:spacing w:val="-1"/>
           <w:sz w:val="24"/>
           <w:szCs w:val="24"/>
@@ -3320,16 +3633,23 @@
     </w:p>
     <w:p>
       <w:pPr>
-        <w:pStyle w:val="BodyText"/>
-        <w:spacing w:line="242" w:lineRule="auto"/>
-      </w:pPr>
-    </w:p>
-    <w:p>
-      <w:pPr>
-        <w:pStyle w:val="1"/>
+        <w:pStyle w:val="26"/>
+        <w:keepNext w:val="0"/>
+        <w:keepLines w:val="0"/>
+        <w:pageBreakBefore w:val="0"/>
+        <w:widowControl w:val="0"/>
+        <w:kinsoku w:val="0"/>
+        <w:wordWrap/>
+        <w:overflowPunct/>
+        <w:topLinePunct w:val="0"/>
+        <w:autoSpaceDE w:val="0"/>
+        <w:autoSpaceDN w:val="0"/>
         <w:bidi w:val="0"/>
-      </w:pPr>
-      <w:bookmarkStart w:id="6" w:name="_Toc19013"/>
+        <w:adjustRightInd w:val="0"/>
+        <w:snapToGrid w:val="0"/>
+        <w:textAlignment w:val="baseline"/>
+      </w:pPr>
+      <w:bookmarkStart w:id="6" w:name="_Toc22785"/>
       <w:r>
         <w:t>术语与定义</w:t>
       </w:r>
@@ -3337,17 +3657,31 @@
     </w:p>
     <w:p>
       <w:pPr>
+        <w:keepNext w:val="0"/>
+        <w:keepLines w:val="0"/>
+        <w:pageBreakBefore w:val="0"/>
+        <w:widowControl w:val="0"/>
+        <w:kinsoku w:val="0"/>
+        <w:wordWrap/>
+        <w:overflowPunct/>
+        <w:topLinePunct w:val="0"/>
+        <w:autoSpaceDE w:val="0"/>
+        <w:autoSpaceDN w:val="0"/>
+        <w:bidi w:val="0"/>
+        <w:adjustRightInd w:val="0"/>
+        <w:snapToGrid w:val="0"/>
         <w:spacing w:before="178" w:line="220" w:lineRule="auto"/>
         <w:ind w:left="124"/>
-        <w:rPr>
-          <w:rFonts w:ascii="宋体" w:eastAsia="宋体" w:hAnsi="宋体" w:cs="宋体"/>
-          <w:sz w:val="24"/>
-          <w:szCs w:val="24"/>
-        </w:rPr>
-      </w:pPr>
-      <w:r>
-        <w:rPr>
-          <w:rFonts w:ascii="宋体" w:eastAsia="宋体" w:hAnsi="宋体" w:cs="宋体"/>
+        <w:textAlignment w:val="baseline"/>
+        <w:rPr>
+          <w:rFonts w:ascii="宋体" w:hAnsi="宋体" w:eastAsia="宋体" w:cs="宋体"/>
+          <w:sz w:val="24"/>
+          <w:szCs w:val="24"/>
+        </w:rPr>
+      </w:pPr>
+      <w:r>
+        <w:rPr>
+          <w:rFonts w:ascii="宋体" w:hAnsi="宋体" w:eastAsia="宋体" w:cs="宋体"/>
           <w:sz w:val="24"/>
           <w:szCs w:val="24"/>
         </w:rPr>
@@ -3356,10 +3690,23 @@
     </w:p>
     <w:p>
       <w:pPr>
-        <w:pStyle w:val="1"/>
+        <w:pStyle w:val="26"/>
+        <w:keepNext w:val="0"/>
+        <w:keepLines w:val="0"/>
+        <w:pageBreakBefore w:val="0"/>
+        <w:widowControl w:val="0"/>
+        <w:kinsoku w:val="0"/>
+        <w:wordWrap/>
+        <w:overflowPunct/>
+        <w:topLinePunct w:val="0"/>
+        <w:autoSpaceDE w:val="0"/>
+        <w:autoSpaceDN w:val="0"/>
         <w:bidi w:val="0"/>
-      </w:pPr>
-      <w:bookmarkStart w:id="7" w:name="_Toc2836"/>
+        <w:adjustRightInd w:val="0"/>
+        <w:snapToGrid w:val="0"/>
+        <w:textAlignment w:val="baseline"/>
+      </w:pPr>
+      <w:bookmarkStart w:id="7" w:name="_Toc3703"/>
       <w:r>
         <w:t>角色与职责</w:t>
       </w:r>
@@ -3367,21 +3714,35 @@
     </w:p>
     <w:p>
       <w:pPr>
+        <w:keepNext w:val="0"/>
+        <w:keepLines w:val="0"/>
+        <w:pageBreakBefore w:val="0"/>
+        <w:widowControl w:val="0"/>
+        <w:kinsoku w:val="0"/>
+        <w:wordWrap/>
+        <w:overflowPunct/>
+        <w:topLinePunct w:val="0"/>
+        <w:autoSpaceDE w:val="0"/>
+        <w:autoSpaceDN w:val="0"/>
+        <w:bidi w:val="0"/>
+        <w:adjustRightInd w:val="0"/>
+        <w:snapToGrid w:val="0"/>
         <w:spacing w:line="62" w:lineRule="exact"/>
+        <w:textAlignment w:val="baseline"/>
       </w:pPr>
     </w:p>
     <w:tbl>
       <w:tblPr>
-        <w:tblStyle w:val="TableNormal0"/>
+        <w:tblStyle w:val="24"/>
         <w:tblW w:w="8521" w:type="dxa"/>
         <w:tblInd w:w="5" w:type="dxa"/>
         <w:tblBorders>
-          <w:top w:val="single" w:sz="4" w:space="0" w:color="000000"/>
-          <w:left w:val="single" w:sz="4" w:space="0" w:color="000000"/>
-          <w:bottom w:val="single" w:sz="4" w:space="0" w:color="000000"/>
-          <w:right w:val="single" w:sz="4" w:space="0" w:color="000000"/>
-          <w:insideH w:val="single" w:sz="4" w:space="0" w:color="000000"/>
-          <w:insideV w:val="single" w:sz="4" w:space="0" w:color="000000"/>
+          <w:top w:val="single" w:color="000000" w:sz="4" w:space="0"/>
+          <w:left w:val="single" w:color="000000" w:sz="4" w:space="0"/>
+          <w:bottom w:val="single" w:color="000000" w:sz="4" w:space="0"/>
+          <w:right w:val="single" w:color="000000" w:sz="4" w:space="0"/>
+          <w:insideH w:val="single" w:color="000000" w:sz="4" w:space="0"/>
+          <w:insideV w:val="single" w:color="000000" w:sz="4" w:space="0"/>
         </w:tblBorders>
         <w:tblLayout w:type="fixed"/>
         <w:tblCellMar>
@@ -3398,17 +3759,14 @@
       </w:tblGrid>
       <w:tr>
         <w:tblPrEx>
-          <w:tblW w:w="8521" w:type="dxa"/>
-          <w:tblInd w:w="5" w:type="dxa"/>
           <w:tblBorders>
-            <w:top w:val="single" w:sz="4" w:space="0" w:color="000000"/>
-            <w:left w:val="single" w:sz="4" w:space="0" w:color="000000"/>
-            <w:bottom w:val="single" w:sz="4" w:space="0" w:color="000000"/>
-            <w:right w:val="single" w:sz="4" w:space="0" w:color="000000"/>
-            <w:insideH w:val="single" w:sz="4" w:space="0" w:color="000000"/>
-            <w:insideV w:val="single" w:sz="4" w:space="0" w:color="000000"/>
+            <w:top w:val="single" w:color="000000" w:sz="4" w:space="0"/>
+            <w:left w:val="single" w:color="000000" w:sz="4" w:space="0"/>
+            <w:bottom w:val="single" w:color="000000" w:sz="4" w:space="0"/>
+            <w:right w:val="single" w:color="000000" w:sz="4" w:space="0"/>
+            <w:insideH w:val="single" w:color="000000" w:sz="4" w:space="0"/>
+            <w:insideV w:val="single" w:color="000000" w:sz="4" w:space="0"/>
           </w:tblBorders>
-          <w:tblLayout w:type="fixed"/>
           <w:tblCellMar>
             <w:top w:w="0" w:type="dxa"/>
             <w:left w:w="0" w:type="dxa"/>
@@ -3417,7 +3775,7 @@
           </w:tblCellMar>
         </w:tblPrEx>
         <w:trPr>
-          <w:trHeight w:val="470"/>
+          <w:trHeight w:val="470" w:hRule="atLeast"/>
         </w:trPr>
         <w:tc>
           <w:tcPr>
@@ -3426,17 +3784,31 @@
           </w:tcPr>
           <w:p>
             <w:pPr>
+              <w:keepNext w:val="0"/>
+              <w:keepLines w:val="0"/>
+              <w:pageBreakBefore w:val="0"/>
+              <w:widowControl w:val="0"/>
+              <w:kinsoku w:val="0"/>
+              <w:wordWrap/>
+              <w:overflowPunct/>
+              <w:topLinePunct w:val="0"/>
+              <w:autoSpaceDE w:val="0"/>
+              <w:autoSpaceDN w:val="0"/>
+              <w:bidi w:val="0"/>
+              <w:adjustRightInd w:val="0"/>
+              <w:snapToGrid w:val="0"/>
               <w:spacing w:before="130" w:line="219" w:lineRule="auto"/>
               <w:ind w:left="802"/>
+              <w:textAlignment w:val="baseline"/>
               <w:rPr>
-                <w:rFonts w:ascii="宋体" w:eastAsia="宋体" w:hAnsi="宋体" w:cs="宋体"/>
+                <w:rFonts w:ascii="宋体" w:hAnsi="宋体" w:eastAsia="宋体" w:cs="宋体"/>
                 <w:sz w:val="21"/>
                 <w:szCs w:val="21"/>
               </w:rPr>
             </w:pPr>
             <w:r>
               <w:rPr>
-                <w:rFonts w:ascii="宋体" w:eastAsia="宋体" w:hAnsi="宋体" w:cs="宋体"/>
+                <w:rFonts w:ascii="宋体" w:hAnsi="宋体" w:eastAsia="宋体" w:cs="宋体"/>
                 <w:spacing w:val="-3"/>
                 <w:sz w:val="21"/>
                 <w:szCs w:val="21"/>
@@ -3452,17 +3824,31 @@
           </w:tcPr>
           <w:p>
             <w:pPr>
+              <w:keepNext w:val="0"/>
+              <w:keepLines w:val="0"/>
+              <w:pageBreakBefore w:val="0"/>
+              <w:widowControl w:val="0"/>
+              <w:kinsoku w:val="0"/>
+              <w:wordWrap/>
+              <w:overflowPunct/>
+              <w:topLinePunct w:val="0"/>
+              <w:autoSpaceDE w:val="0"/>
+              <w:autoSpaceDN w:val="0"/>
+              <w:bidi w:val="0"/>
+              <w:adjustRightInd w:val="0"/>
+              <w:snapToGrid w:val="0"/>
               <w:spacing w:before="130" w:line="221" w:lineRule="auto"/>
               <w:ind w:left="1352"/>
+              <w:textAlignment w:val="baseline"/>
               <w:rPr>
-                <w:rFonts w:ascii="宋体" w:eastAsia="宋体" w:hAnsi="宋体" w:cs="宋体"/>
+                <w:rFonts w:ascii="宋体" w:hAnsi="宋体" w:eastAsia="宋体" w:cs="宋体"/>
                 <w:sz w:val="21"/>
                 <w:szCs w:val="21"/>
               </w:rPr>
             </w:pPr>
             <w:r>
               <w:rPr>
-                <w:rFonts w:ascii="宋体" w:eastAsia="宋体" w:hAnsi="宋体" w:cs="宋体"/>
+                <w:rFonts w:ascii="宋体" w:hAnsi="宋体" w:eastAsia="宋体" w:cs="宋体"/>
                 <w:spacing w:val="-3"/>
                 <w:sz w:val="21"/>
                 <w:szCs w:val="21"/>
@@ -3478,17 +3864,31 @@
           </w:tcPr>
           <w:p>
             <w:pPr>
+              <w:keepNext w:val="0"/>
+              <w:keepLines w:val="0"/>
+              <w:pageBreakBefore w:val="0"/>
+              <w:widowControl w:val="0"/>
+              <w:kinsoku w:val="0"/>
+              <w:wordWrap/>
+              <w:overflowPunct/>
+              <w:topLinePunct w:val="0"/>
+              <w:autoSpaceDE w:val="0"/>
+              <w:autoSpaceDN w:val="0"/>
+              <w:bidi w:val="0"/>
+              <w:adjustRightInd w:val="0"/>
+              <w:snapToGrid w:val="0"/>
               <w:spacing w:before="130" w:line="219" w:lineRule="auto"/>
               <w:ind w:left="148"/>
+              <w:textAlignment w:val="baseline"/>
               <w:rPr>
-                <w:rFonts w:ascii="宋体" w:eastAsia="宋体" w:hAnsi="宋体" w:cs="宋体"/>
+                <w:rFonts w:ascii="宋体" w:hAnsi="宋体" w:eastAsia="宋体" w:cs="宋体"/>
                 <w:sz w:val="21"/>
                 <w:szCs w:val="21"/>
               </w:rPr>
             </w:pPr>
             <w:r>
               <w:rPr>
-                <w:rFonts w:ascii="宋体" w:eastAsia="宋体" w:hAnsi="宋体" w:cs="宋体"/>
+                <w:rFonts w:ascii="宋体" w:hAnsi="宋体" w:eastAsia="宋体" w:cs="宋体"/>
                 <w:spacing w:val="-3"/>
                 <w:sz w:val="21"/>
                 <w:szCs w:val="21"/>
@@ -3500,9 +3900,14 @@
       </w:tr>
       <w:tr>
         <w:tblPrEx>
-          <w:tblW w:w="8521" w:type="dxa"/>
-          <w:tblInd w:w="5" w:type="dxa"/>
-          <w:tblLayout w:type="fixed"/>
+          <w:tblBorders>
+            <w:top w:val="single" w:color="000000" w:sz="4" w:space="0"/>
+            <w:left w:val="single" w:color="000000" w:sz="4" w:space="0"/>
+            <w:bottom w:val="single" w:color="000000" w:sz="4" w:space="0"/>
+            <w:right w:val="single" w:color="000000" w:sz="4" w:space="0"/>
+            <w:insideH w:val="single" w:color="000000" w:sz="4" w:space="0"/>
+            <w:insideV w:val="single" w:color="000000" w:sz="4" w:space="0"/>
+          </w:tblBorders>
           <w:tblCellMar>
             <w:top w:w="0" w:type="dxa"/>
             <w:left w:w="0" w:type="dxa"/>
@@ -3511,7 +3916,7 @@
           </w:tblCellMar>
         </w:tblPrEx>
         <w:trPr>
-          <w:trHeight w:val="466"/>
+          <w:trHeight w:val="466" w:hRule="atLeast"/>
         </w:trPr>
         <w:tc>
           <w:tcPr>
@@ -3519,17 +3924,31 @@
           </w:tcPr>
           <w:p>
             <w:pPr>
+              <w:keepNext w:val="0"/>
+              <w:keepLines w:val="0"/>
+              <w:pageBreakBefore w:val="0"/>
+              <w:widowControl w:val="0"/>
+              <w:kinsoku w:val="0"/>
+              <w:wordWrap/>
+              <w:overflowPunct/>
+              <w:topLinePunct w:val="0"/>
+              <w:autoSpaceDE w:val="0"/>
+              <w:autoSpaceDN w:val="0"/>
+              <w:bidi w:val="0"/>
+              <w:adjustRightInd w:val="0"/>
+              <w:snapToGrid w:val="0"/>
               <w:spacing w:before="127" w:line="220" w:lineRule="auto"/>
               <w:ind w:left="482"/>
+              <w:textAlignment w:val="baseline"/>
               <w:rPr>
-                <w:rFonts w:ascii="宋体" w:eastAsia="宋体" w:hAnsi="宋体" w:cs="宋体"/>
+                <w:rFonts w:ascii="宋体" w:hAnsi="宋体" w:eastAsia="宋体" w:cs="宋体"/>
                 <w:sz w:val="21"/>
                 <w:szCs w:val="21"/>
               </w:rPr>
             </w:pPr>
             <w:r>
               <w:rPr>
-                <w:rFonts w:ascii="宋体" w:eastAsia="宋体" w:hAnsi="宋体" w:cs="宋体"/>
+                <w:rFonts w:ascii="宋体" w:hAnsi="宋体" w:eastAsia="宋体" w:cs="宋体"/>
                 <w:spacing w:val="-2"/>
                 <w:sz w:val="21"/>
                 <w:szCs w:val="21"/>
@@ -3544,17 +3963,31 @@
           </w:tcPr>
           <w:p>
             <w:pPr>
+              <w:keepNext w:val="0"/>
+              <w:keepLines w:val="0"/>
+              <w:pageBreakBefore w:val="0"/>
+              <w:widowControl w:val="0"/>
+              <w:kinsoku w:val="0"/>
+              <w:wordWrap/>
+              <w:overflowPunct/>
+              <w:topLinePunct w:val="0"/>
+              <w:autoSpaceDE w:val="0"/>
+              <w:autoSpaceDN w:val="0"/>
+              <w:bidi w:val="0"/>
+              <w:adjustRightInd w:val="0"/>
+              <w:snapToGrid w:val="0"/>
               <w:spacing w:before="127" w:line="220" w:lineRule="auto"/>
               <w:ind w:left="519"/>
+              <w:textAlignment w:val="baseline"/>
               <w:rPr>
-                <w:rFonts w:ascii="宋体" w:eastAsia="宋体" w:hAnsi="宋体" w:cs="宋体"/>
+                <w:rFonts w:ascii="宋体" w:hAnsi="宋体" w:eastAsia="宋体" w:cs="宋体"/>
                 <w:sz w:val="21"/>
                 <w:szCs w:val="21"/>
               </w:rPr>
             </w:pPr>
             <w:r>
               <w:rPr>
-                <w:rFonts w:ascii="宋体" w:eastAsia="宋体" w:hAnsi="宋体" w:cs="宋体"/>
+                <w:rFonts w:ascii="宋体" w:hAnsi="宋体" w:eastAsia="宋体" w:cs="宋体"/>
                 <w:spacing w:val="-2"/>
                 <w:sz w:val="21"/>
                 <w:szCs w:val="21"/>
@@ -3569,10 +4002,24 @@
           </w:tcPr>
           <w:p>
             <w:pPr>
+              <w:keepNext w:val="0"/>
+              <w:keepLines w:val="0"/>
+              <w:pageBreakBefore w:val="0"/>
+              <w:widowControl w:val="0"/>
+              <w:kinsoku w:val="0"/>
+              <w:wordWrap/>
+              <w:overflowPunct/>
+              <w:topLinePunct w:val="0"/>
+              <w:autoSpaceDE w:val="0"/>
+              <w:autoSpaceDN w:val="0"/>
+              <w:bidi w:val="0"/>
+              <w:adjustRightInd w:val="0"/>
+              <w:snapToGrid w:val="0"/>
               <w:spacing w:before="127" w:line="220" w:lineRule="auto"/>
               <w:ind w:left="1071"/>
+              <w:textAlignment w:val="baseline"/>
               <w:rPr>
-                <w:rFonts w:ascii="宋体" w:eastAsia="宋体" w:hAnsi="宋体" w:cs="宋体" w:hint="default"/>
+                <w:rFonts w:hint="default" w:ascii="宋体" w:hAnsi="宋体" w:eastAsia="宋体" w:cs="宋体"/>
                 <w:sz w:val="21"/>
                 <w:szCs w:val="21"/>
                 <w:lang w:val="en-US" w:eastAsia="zh-CN"/>
@@ -3580,7 +4027,7 @@
             </w:pPr>
             <w:r>
               <w:rPr>
-                <w:rFonts w:ascii="宋体" w:eastAsia="宋体" w:hAnsi="宋体" w:cs="宋体"/>
+                <w:rFonts w:ascii="宋体" w:hAnsi="宋体" w:eastAsia="宋体" w:cs="宋体"/>
                 <w:spacing w:val="-2"/>
                 <w:sz w:val="21"/>
                 <w:szCs w:val="21"/>
@@ -3589,7 +4036,7 @@
             </w:r>
             <w:r>
               <w:rPr>
-                <w:rFonts w:ascii="宋体" w:eastAsia="宋体" w:hAnsi="宋体" w:cs="宋体" w:hint="eastAsia"/>
+                <w:rFonts w:hint="eastAsia" w:ascii="宋体" w:hAnsi="宋体" w:eastAsia="宋体" w:cs="宋体"/>
                 <w:spacing w:val="-2"/>
                 <w:sz w:val="21"/>
                 <w:szCs w:val="21"/>
@@ -3602,9 +4049,14 @@
       </w:tr>
       <w:tr>
         <w:tblPrEx>
-          <w:tblW w:w="8521" w:type="dxa"/>
-          <w:tblInd w:w="5" w:type="dxa"/>
-          <w:tblLayout w:type="fixed"/>
+          <w:tblBorders>
+            <w:top w:val="single" w:color="000000" w:sz="4" w:space="0"/>
+            <w:left w:val="single" w:color="000000" w:sz="4" w:space="0"/>
+            <w:bottom w:val="single" w:color="000000" w:sz="4" w:space="0"/>
+            <w:right w:val="single" w:color="000000" w:sz="4" w:space="0"/>
+            <w:insideH w:val="single" w:color="000000" w:sz="4" w:space="0"/>
+            <w:insideV w:val="single" w:color="000000" w:sz="4" w:space="0"/>
+          </w:tblBorders>
           <w:tblCellMar>
             <w:top w:w="0" w:type="dxa"/>
             <w:left w:w="0" w:type="dxa"/>
@@ -3613,7 +4065,7 @@
           </w:tblCellMar>
         </w:tblPrEx>
         <w:trPr>
-          <w:trHeight w:val="466"/>
+          <w:trHeight w:val="466" w:hRule="atLeast"/>
         </w:trPr>
         <w:tc>
           <w:tcPr>
@@ -3621,17 +4073,31 @@
           </w:tcPr>
           <w:p>
             <w:pPr>
+              <w:keepNext w:val="0"/>
+              <w:keepLines w:val="0"/>
+              <w:pageBreakBefore w:val="0"/>
+              <w:widowControl w:val="0"/>
+              <w:kinsoku w:val="0"/>
+              <w:wordWrap/>
+              <w:overflowPunct/>
+              <w:topLinePunct w:val="0"/>
+              <w:autoSpaceDE w:val="0"/>
+              <w:autoSpaceDN w:val="0"/>
+              <w:bidi w:val="0"/>
+              <w:adjustRightInd w:val="0"/>
+              <w:snapToGrid w:val="0"/>
               <w:spacing w:before="130" w:line="220" w:lineRule="auto"/>
               <w:ind w:left="482"/>
+              <w:textAlignment w:val="baseline"/>
               <w:rPr>
-                <w:rFonts w:ascii="宋体" w:eastAsia="宋体" w:hAnsi="宋体" w:cs="宋体"/>
+                <w:rFonts w:ascii="宋体" w:hAnsi="宋体" w:eastAsia="宋体" w:cs="宋体"/>
                 <w:sz w:val="21"/>
                 <w:szCs w:val="21"/>
               </w:rPr>
             </w:pPr>
             <w:r>
               <w:rPr>
-                <w:rFonts w:ascii="宋体" w:eastAsia="宋体" w:hAnsi="宋体" w:cs="宋体"/>
+                <w:rFonts w:ascii="宋体" w:hAnsi="宋体" w:eastAsia="宋体" w:cs="宋体"/>
                 <w:spacing w:val="-2"/>
                 <w:sz w:val="21"/>
                 <w:szCs w:val="21"/>
@@ -3646,17 +4112,31 @@
           </w:tcPr>
           <w:p>
             <w:pPr>
+              <w:keepNext w:val="0"/>
+              <w:keepLines w:val="0"/>
+              <w:pageBreakBefore w:val="0"/>
+              <w:widowControl w:val="0"/>
+              <w:kinsoku w:val="0"/>
+              <w:wordWrap/>
+              <w:overflowPunct/>
+              <w:topLinePunct w:val="0"/>
+              <w:autoSpaceDE w:val="0"/>
+              <w:autoSpaceDN w:val="0"/>
+              <w:bidi w:val="0"/>
+              <w:adjustRightInd w:val="0"/>
+              <w:snapToGrid w:val="0"/>
               <w:spacing w:before="130" w:line="220" w:lineRule="auto"/>
               <w:ind w:left="1037"/>
+              <w:textAlignment w:val="baseline"/>
               <w:rPr>
-                <w:rFonts w:ascii="宋体" w:eastAsia="宋体" w:hAnsi="宋体" w:cs="宋体"/>
+                <w:rFonts w:ascii="宋体" w:hAnsi="宋体" w:eastAsia="宋体" w:cs="宋体"/>
                 <w:sz w:val="21"/>
                 <w:szCs w:val="21"/>
               </w:rPr>
             </w:pPr>
             <w:r>
               <w:rPr>
-                <w:rFonts w:ascii="宋体" w:eastAsia="宋体" w:hAnsi="宋体" w:cs="宋体"/>
+                <w:rFonts w:ascii="宋体" w:hAnsi="宋体" w:eastAsia="宋体" w:cs="宋体"/>
                 <w:spacing w:val="-2"/>
                 <w:sz w:val="21"/>
                 <w:szCs w:val="21"/>
@@ -3671,17 +4151,31 @@
           </w:tcPr>
           <w:p>
             <w:pPr>
+              <w:keepNext w:val="0"/>
+              <w:keepLines w:val="0"/>
+              <w:pageBreakBefore w:val="0"/>
+              <w:widowControl w:val="0"/>
+              <w:kinsoku w:val="0"/>
+              <w:wordWrap/>
+              <w:overflowPunct/>
+              <w:topLinePunct w:val="0"/>
+              <w:autoSpaceDE w:val="0"/>
+              <w:autoSpaceDN w:val="0"/>
+              <w:bidi w:val="0"/>
+              <w:adjustRightInd w:val="0"/>
+              <w:snapToGrid w:val="0"/>
               <w:spacing w:before="129" w:line="220" w:lineRule="auto"/>
               <w:ind w:left="1284"/>
+              <w:textAlignment w:val="baseline"/>
               <w:rPr>
-                <w:rFonts w:ascii="宋体" w:eastAsia="宋体" w:hAnsi="宋体" w:cs="宋体"/>
+                <w:rFonts w:ascii="宋体" w:hAnsi="宋体" w:eastAsia="宋体" w:cs="宋体"/>
                 <w:sz w:val="21"/>
                 <w:szCs w:val="21"/>
               </w:rPr>
             </w:pPr>
             <w:r>
               <w:rPr>
-                <w:rFonts w:ascii="宋体" w:eastAsia="宋体" w:hAnsi="宋体" w:cs="宋体"/>
+                <w:rFonts w:ascii="宋体" w:hAnsi="宋体" w:eastAsia="宋体" w:cs="宋体"/>
                 <w:spacing w:val="-3"/>
                 <w:sz w:val="21"/>
                 <w:szCs w:val="21"/>
@@ -3693,9 +4187,14 @@
       </w:tr>
       <w:tr>
         <w:tblPrEx>
-          <w:tblW w:w="8521" w:type="dxa"/>
-          <w:tblInd w:w="5" w:type="dxa"/>
-          <w:tblLayout w:type="fixed"/>
+          <w:tblBorders>
+            <w:top w:val="single" w:color="000000" w:sz="4" w:space="0"/>
+            <w:left w:val="single" w:color="000000" w:sz="4" w:space="0"/>
+            <w:bottom w:val="single" w:color="000000" w:sz="4" w:space="0"/>
+            <w:right w:val="single" w:color="000000" w:sz="4" w:space="0"/>
+            <w:insideH w:val="single" w:color="000000" w:sz="4" w:space="0"/>
+            <w:insideV w:val="single" w:color="000000" w:sz="4" w:space="0"/>
+          </w:tblBorders>
           <w:tblCellMar>
             <w:top w:w="0" w:type="dxa"/>
             <w:left w:w="0" w:type="dxa"/>
@@ -3704,7 +4203,7 @@
           </w:tblCellMar>
         </w:tblPrEx>
         <w:trPr>
-          <w:trHeight w:val="470"/>
+          <w:trHeight w:val="470" w:hRule="atLeast"/>
         </w:trPr>
         <w:tc>
           <w:tcPr>
@@ -3712,17 +4211,31 @@
           </w:tcPr>
           <w:p>
             <w:pPr>
+              <w:keepNext w:val="0"/>
+              <w:keepLines w:val="0"/>
+              <w:pageBreakBefore w:val="0"/>
+              <w:widowControl w:val="0"/>
+              <w:kinsoku w:val="0"/>
+              <w:wordWrap/>
+              <w:overflowPunct/>
+              <w:topLinePunct w:val="0"/>
+              <w:autoSpaceDE w:val="0"/>
+              <w:autoSpaceDN w:val="0"/>
+              <w:bidi w:val="0"/>
+              <w:adjustRightInd w:val="0"/>
+              <w:snapToGrid w:val="0"/>
               <w:spacing w:before="132" w:line="220" w:lineRule="auto"/>
               <w:ind w:left="704"/>
+              <w:textAlignment w:val="baseline"/>
               <w:rPr>
-                <w:rFonts w:ascii="宋体" w:eastAsia="宋体" w:hAnsi="宋体" w:cs="宋体"/>
+                <w:rFonts w:ascii="宋体" w:hAnsi="宋体" w:eastAsia="宋体" w:cs="宋体"/>
                 <w:sz w:val="21"/>
                 <w:szCs w:val="21"/>
               </w:rPr>
             </w:pPr>
             <w:r>
               <w:rPr>
-                <w:rFonts w:ascii="宋体" w:eastAsia="宋体" w:hAnsi="宋体" w:cs="宋体"/>
+                <w:rFonts w:ascii="宋体" w:hAnsi="宋体" w:eastAsia="宋体" w:cs="宋体"/>
                 <w:spacing w:val="-5"/>
                 <w:sz w:val="21"/>
                 <w:szCs w:val="21"/>
@@ -3737,17 +4250,31 @@
           </w:tcPr>
           <w:p>
             <w:pPr>
+              <w:keepNext w:val="0"/>
+              <w:keepLines w:val="0"/>
+              <w:pageBreakBefore w:val="0"/>
+              <w:widowControl w:val="0"/>
+              <w:kinsoku w:val="0"/>
+              <w:wordWrap/>
+              <w:overflowPunct/>
+              <w:topLinePunct w:val="0"/>
+              <w:autoSpaceDE w:val="0"/>
+              <w:autoSpaceDN w:val="0"/>
+              <w:bidi w:val="0"/>
+              <w:adjustRightInd w:val="0"/>
+              <w:snapToGrid w:val="0"/>
               <w:spacing w:before="132" w:line="220" w:lineRule="auto"/>
               <w:ind w:left="1037"/>
+              <w:textAlignment w:val="baseline"/>
               <w:rPr>
-                <w:rFonts w:ascii="宋体" w:eastAsia="宋体" w:hAnsi="宋体" w:cs="宋体"/>
+                <w:rFonts w:ascii="宋体" w:hAnsi="宋体" w:eastAsia="宋体" w:cs="宋体"/>
                 <w:sz w:val="21"/>
                 <w:szCs w:val="21"/>
               </w:rPr>
             </w:pPr>
             <w:r>
               <w:rPr>
-                <w:rFonts w:ascii="宋体" w:eastAsia="宋体" w:hAnsi="宋体" w:cs="宋体"/>
+                <w:rFonts w:ascii="宋体" w:hAnsi="宋体" w:eastAsia="宋体" w:cs="宋体"/>
                 <w:spacing w:val="-2"/>
                 <w:sz w:val="21"/>
                 <w:szCs w:val="21"/>
@@ -3762,17 +4289,31 @@
           </w:tcPr>
           <w:p>
             <w:pPr>
+              <w:keepNext w:val="0"/>
+              <w:keepLines w:val="0"/>
+              <w:pageBreakBefore w:val="0"/>
+              <w:widowControl w:val="0"/>
+              <w:kinsoku w:val="0"/>
+              <w:wordWrap/>
+              <w:overflowPunct/>
+              <w:topLinePunct w:val="0"/>
+              <w:autoSpaceDE w:val="0"/>
+              <w:autoSpaceDN w:val="0"/>
+              <w:bidi w:val="0"/>
+              <w:adjustRightInd w:val="0"/>
+              <w:snapToGrid w:val="0"/>
               <w:spacing w:before="132" w:line="229" w:lineRule="auto"/>
               <w:ind w:left="1391"/>
+              <w:textAlignment w:val="baseline"/>
               <w:rPr>
-                <w:rFonts w:ascii="宋体" w:eastAsia="宋体" w:hAnsi="宋体" w:cs="宋体"/>
+                <w:rFonts w:ascii="宋体" w:hAnsi="宋体" w:eastAsia="宋体" w:cs="宋体"/>
                 <w:sz w:val="21"/>
                 <w:szCs w:val="21"/>
               </w:rPr>
             </w:pPr>
             <w:r>
               <w:rPr>
-                <w:rFonts w:ascii="宋体" w:eastAsia="宋体" w:hAnsi="宋体" w:cs="宋体"/>
+                <w:rFonts w:ascii="宋体" w:hAnsi="宋体" w:eastAsia="宋体" w:cs="宋体"/>
                 <w:spacing w:val="-4"/>
                 <w:sz w:val="21"/>
                 <w:szCs w:val="21"/>
@@ -3785,21 +4326,23 @@
     </w:tbl>
     <w:p>
       <w:pPr>
-        <w:pStyle w:val="BodyText"/>
-      </w:pPr>
-    </w:p>
-    <w:p>
-      <w:pPr>
-        <w:pStyle w:val="BodyText"/>
-        <w:spacing w:line="241" w:lineRule="auto"/>
-      </w:pPr>
-    </w:p>
-    <w:p>
-      <w:pPr>
-        <w:pStyle w:val="1"/>
+        <w:pStyle w:val="26"/>
+        <w:keepNext w:val="0"/>
+        <w:keepLines w:val="0"/>
+        <w:pageBreakBefore w:val="0"/>
+        <w:widowControl w:val="0"/>
+        <w:kinsoku w:val="0"/>
+        <w:wordWrap/>
+        <w:overflowPunct/>
+        <w:topLinePunct w:val="0"/>
+        <w:autoSpaceDE w:val="0"/>
+        <w:autoSpaceDN w:val="0"/>
         <w:bidi w:val="0"/>
-      </w:pPr>
-      <w:bookmarkStart w:id="8" w:name="_Toc15017"/>
+        <w:adjustRightInd w:val="0"/>
+        <w:snapToGrid w:val="0"/>
+        <w:textAlignment w:val="baseline"/>
+      </w:pPr>
+      <w:bookmarkStart w:id="8" w:name="_Toc13130"/>
       <w:r>
         <w:t>内部信息沟通类别</w:t>
       </w:r>
@@ -3807,12 +4350,25 @@
     </w:p>
     <w:p>
       <w:pPr>
-        <w:pStyle w:val="2"/>
+        <w:pStyle w:val="28"/>
+        <w:keepNext w:val="0"/>
+        <w:keepLines w:val="0"/>
+        <w:pageBreakBefore w:val="0"/>
+        <w:widowControl w:val="0"/>
+        <w:kinsoku w:val="0"/>
+        <w:wordWrap/>
+        <w:overflowPunct/>
+        <w:topLinePunct w:val="0"/>
+        <w:autoSpaceDE w:val="0"/>
+        <w:autoSpaceDN w:val="0"/>
         <w:bidi w:val="0"/>
+        <w:adjustRightInd w:val="0"/>
+        <w:snapToGrid w:val="0"/>
+        <w:textAlignment w:val="baseline"/>
       </w:pPr>
       <w:bookmarkStart w:id="9" w:name="bookmark19"/>
       <w:bookmarkEnd w:id="9"/>
-      <w:bookmarkStart w:id="10" w:name="_Toc22035"/>
+      <w:bookmarkStart w:id="10" w:name="_Toc28446"/>
       <w:r>
         <w:t>内部信息沟通类别</w:t>
       </w:r>
@@ -3823,7 +4379,7 @@
         <w:keepNext w:val="0"/>
         <w:keepLines w:val="0"/>
         <w:pageBreakBefore w:val="0"/>
-        <w:widowControl/>
+        <w:widowControl w:val="0"/>
         <w:numPr>
           <w:ilvl w:val="0"/>
           <w:numId w:val="3"/>
@@ -3838,18 +4394,18 @@
         <w:adjustRightInd w:val="0"/>
         <w:snapToGrid w:val="0"/>
         <w:spacing w:line="360" w:lineRule="auto"/>
-        <w:ind w:left="425" w:hanging="425" w:leftChars="0" w:firstLineChars="0"/>
+        <w:ind w:left="425" w:leftChars="0" w:hanging="425" w:firstLineChars="0"/>
         <w:textAlignment w:val="baseline"/>
         <w:rPr>
-          <w:rFonts w:ascii="宋体" w:eastAsia="宋体" w:hAnsi="宋体" w:cs="宋体"/>
-          <w:spacing w:val="-1"/>
-          <w:sz w:val="24"/>
-          <w:szCs w:val="24"/>
-        </w:rPr>
-      </w:pPr>
-      <w:r>
-        <w:rPr>
-          <w:rFonts w:ascii="宋体" w:eastAsia="宋体" w:hAnsi="宋体" w:cs="宋体"/>
+          <w:rFonts w:ascii="宋体" w:hAnsi="宋体" w:eastAsia="宋体" w:cs="宋体"/>
+          <w:spacing w:val="-1"/>
+          <w:sz w:val="24"/>
+          <w:szCs w:val="24"/>
+        </w:rPr>
+      </w:pPr>
+      <w:r>
+        <w:rPr>
+          <w:rFonts w:ascii="宋体" w:hAnsi="宋体" w:eastAsia="宋体" w:cs="宋体"/>
           <w:spacing w:val="-1"/>
           <w:sz w:val="24"/>
           <w:szCs w:val="24"/>
@@ -3862,7 +4418,7 @@
         <w:keepNext w:val="0"/>
         <w:keepLines w:val="0"/>
         <w:pageBreakBefore w:val="0"/>
-        <w:widowControl/>
+        <w:widowControl w:val="0"/>
         <w:numPr>
           <w:ilvl w:val="0"/>
           <w:numId w:val="3"/>
@@ -3877,18 +4433,18 @@
         <w:adjustRightInd w:val="0"/>
         <w:snapToGrid w:val="0"/>
         <w:spacing w:line="360" w:lineRule="auto"/>
-        <w:ind w:left="425" w:hanging="425" w:leftChars="0" w:firstLineChars="0"/>
+        <w:ind w:left="425" w:leftChars="0" w:hanging="425" w:firstLineChars="0"/>
         <w:textAlignment w:val="baseline"/>
         <w:rPr>
-          <w:rFonts w:ascii="宋体" w:eastAsia="宋体" w:hAnsi="宋体" w:cs="宋体"/>
-          <w:spacing w:val="-1"/>
-          <w:sz w:val="24"/>
-          <w:szCs w:val="24"/>
-        </w:rPr>
-      </w:pPr>
-      <w:r>
-        <w:rPr>
-          <w:rFonts w:ascii="宋体" w:eastAsia="宋体" w:hAnsi="宋体" w:cs="宋体"/>
+          <w:rFonts w:ascii="宋体" w:hAnsi="宋体" w:eastAsia="宋体" w:cs="宋体"/>
+          <w:spacing w:val="-1"/>
+          <w:sz w:val="24"/>
+          <w:szCs w:val="24"/>
+        </w:rPr>
+      </w:pPr>
+      <w:r>
+        <w:rPr>
+          <w:rFonts w:ascii="宋体" w:hAnsi="宋体" w:eastAsia="宋体" w:cs="宋体"/>
           <w:spacing w:val="-1"/>
           <w:sz w:val="24"/>
           <w:szCs w:val="24"/>
@@ -3901,7 +4457,7 @@
         <w:keepNext w:val="0"/>
         <w:keepLines w:val="0"/>
         <w:pageBreakBefore w:val="0"/>
-        <w:widowControl/>
+        <w:widowControl w:val="0"/>
         <w:numPr>
           <w:ilvl w:val="0"/>
           <w:numId w:val="3"/>
@@ -3916,18 +4472,18 @@
         <w:adjustRightInd w:val="0"/>
         <w:snapToGrid w:val="0"/>
         <w:spacing w:line="360" w:lineRule="auto"/>
-        <w:ind w:left="425" w:hanging="425" w:leftChars="0" w:firstLineChars="0"/>
+        <w:ind w:left="425" w:leftChars="0" w:hanging="425" w:firstLineChars="0"/>
         <w:textAlignment w:val="baseline"/>
         <w:rPr>
-          <w:rFonts w:ascii="宋体" w:eastAsia="宋体" w:hAnsi="宋体" w:cs="宋体"/>
-          <w:spacing w:val="-1"/>
-          <w:sz w:val="24"/>
-          <w:szCs w:val="24"/>
-        </w:rPr>
-      </w:pPr>
-      <w:r>
-        <w:rPr>
-          <w:rFonts w:ascii="宋体" w:eastAsia="宋体" w:hAnsi="宋体" w:cs="宋体"/>
+          <w:rFonts w:ascii="宋体" w:hAnsi="宋体" w:eastAsia="宋体" w:cs="宋体"/>
+          <w:spacing w:val="-1"/>
+          <w:sz w:val="24"/>
+          <w:szCs w:val="24"/>
+        </w:rPr>
+      </w:pPr>
+      <w:r>
+        <w:rPr>
+          <w:rFonts w:ascii="宋体" w:hAnsi="宋体" w:eastAsia="宋体" w:cs="宋体"/>
           <w:spacing w:val="-1"/>
           <w:sz w:val="24"/>
           <w:szCs w:val="24"/>
@@ -3940,7 +4496,7 @@
         <w:keepNext w:val="0"/>
         <w:keepLines w:val="0"/>
         <w:pageBreakBefore w:val="0"/>
-        <w:widowControl/>
+        <w:widowControl w:val="0"/>
         <w:numPr>
           <w:ilvl w:val="0"/>
           <w:numId w:val="3"/>
@@ -3955,18 +4511,18 @@
         <w:adjustRightInd w:val="0"/>
         <w:snapToGrid w:val="0"/>
         <w:spacing w:line="360" w:lineRule="auto"/>
-        <w:ind w:left="425" w:hanging="425" w:leftChars="0" w:firstLineChars="0"/>
+        <w:ind w:left="425" w:leftChars="0" w:hanging="425" w:firstLineChars="0"/>
         <w:textAlignment w:val="baseline"/>
         <w:rPr>
-          <w:rFonts w:ascii="宋体" w:eastAsia="宋体" w:hAnsi="宋体" w:cs="宋体"/>
-          <w:spacing w:val="-1"/>
-          <w:sz w:val="24"/>
-          <w:szCs w:val="24"/>
-        </w:rPr>
-      </w:pPr>
-      <w:r>
-        <w:rPr>
-          <w:rFonts w:ascii="宋体" w:eastAsia="宋体" w:hAnsi="宋体" w:cs="宋体"/>
+          <w:rFonts w:ascii="宋体" w:hAnsi="宋体" w:eastAsia="宋体" w:cs="宋体"/>
+          <w:spacing w:val="-1"/>
+          <w:sz w:val="24"/>
+          <w:szCs w:val="24"/>
+        </w:rPr>
+      </w:pPr>
+      <w:r>
+        <w:rPr>
+          <w:rFonts w:ascii="宋体" w:hAnsi="宋体" w:eastAsia="宋体" w:cs="宋体"/>
           <w:spacing w:val="-1"/>
           <w:sz w:val="24"/>
           <w:szCs w:val="24"/>
@@ -3979,7 +4535,7 @@
         <w:keepNext w:val="0"/>
         <w:keepLines w:val="0"/>
         <w:pageBreakBefore w:val="0"/>
-        <w:widowControl/>
+        <w:widowControl w:val="0"/>
         <w:numPr>
           <w:ilvl w:val="0"/>
           <w:numId w:val="3"/>
@@ -3994,18 +4550,18 @@
         <w:adjustRightInd w:val="0"/>
         <w:snapToGrid w:val="0"/>
         <w:spacing w:line="360" w:lineRule="auto"/>
-        <w:ind w:left="425" w:hanging="425" w:leftChars="0" w:firstLineChars="0"/>
+        <w:ind w:left="425" w:leftChars="0" w:hanging="425" w:firstLineChars="0"/>
         <w:textAlignment w:val="baseline"/>
         <w:rPr>
-          <w:rFonts w:ascii="宋体" w:eastAsia="宋体" w:hAnsi="宋体" w:cs="宋体"/>
-          <w:spacing w:val="-1"/>
-          <w:sz w:val="24"/>
-          <w:szCs w:val="24"/>
-        </w:rPr>
-      </w:pPr>
-      <w:r>
-        <w:rPr>
-          <w:rFonts w:ascii="宋体" w:eastAsia="宋体" w:hAnsi="宋体" w:cs="宋体"/>
+          <w:rFonts w:ascii="宋体" w:hAnsi="宋体" w:eastAsia="宋体" w:cs="宋体"/>
+          <w:spacing w:val="-1"/>
+          <w:sz w:val="24"/>
+          <w:szCs w:val="24"/>
+        </w:rPr>
+      </w:pPr>
+      <w:r>
+        <w:rPr>
+          <w:rFonts w:ascii="宋体" w:hAnsi="宋体" w:eastAsia="宋体" w:cs="宋体"/>
           <w:spacing w:val="-1"/>
           <w:sz w:val="24"/>
           <w:szCs w:val="24"/>
@@ -4018,7 +4574,7 @@
         <w:keepNext w:val="0"/>
         <w:keepLines w:val="0"/>
         <w:pageBreakBefore w:val="0"/>
-        <w:widowControl/>
+        <w:widowControl w:val="0"/>
         <w:numPr>
           <w:ilvl w:val="0"/>
           <w:numId w:val="3"/>
@@ -4033,18 +4589,18 @@
         <w:adjustRightInd w:val="0"/>
         <w:snapToGrid w:val="0"/>
         <w:spacing w:line="360" w:lineRule="auto"/>
-        <w:ind w:left="425" w:hanging="425" w:leftChars="0" w:firstLineChars="0"/>
+        <w:ind w:left="425" w:leftChars="0" w:hanging="425" w:firstLineChars="0"/>
         <w:textAlignment w:val="baseline"/>
         <w:rPr>
-          <w:rFonts w:ascii="宋体" w:eastAsia="宋体" w:hAnsi="宋体" w:cs="宋体"/>
-          <w:spacing w:val="-1"/>
-          <w:sz w:val="24"/>
-          <w:szCs w:val="24"/>
-        </w:rPr>
-      </w:pPr>
-      <w:r>
-        <w:rPr>
-          <w:rFonts w:ascii="宋体" w:eastAsia="宋体" w:hAnsi="宋体" w:cs="宋体"/>
+          <w:rFonts w:ascii="宋体" w:hAnsi="宋体" w:eastAsia="宋体" w:cs="宋体"/>
+          <w:spacing w:val="-1"/>
+          <w:sz w:val="24"/>
+          <w:szCs w:val="24"/>
+        </w:rPr>
+      </w:pPr>
+      <w:r>
+        <w:rPr>
+          <w:rFonts w:ascii="宋体" w:hAnsi="宋体" w:eastAsia="宋体" w:cs="宋体"/>
           <w:spacing w:val="-1"/>
           <w:sz w:val="24"/>
           <w:szCs w:val="24"/>
@@ -4054,10 +4610,23 @@
     </w:p>
     <w:p>
       <w:pPr>
-        <w:pStyle w:val="1"/>
+        <w:pStyle w:val="26"/>
+        <w:keepNext w:val="0"/>
+        <w:keepLines w:val="0"/>
+        <w:pageBreakBefore w:val="0"/>
+        <w:widowControl w:val="0"/>
+        <w:kinsoku w:val="0"/>
+        <w:wordWrap/>
+        <w:overflowPunct/>
+        <w:topLinePunct w:val="0"/>
+        <w:autoSpaceDE w:val="0"/>
+        <w:autoSpaceDN w:val="0"/>
         <w:bidi w:val="0"/>
-      </w:pPr>
-      <w:bookmarkStart w:id="11" w:name="_Toc17608"/>
+        <w:adjustRightInd w:val="0"/>
+        <w:snapToGrid w:val="0"/>
+        <w:textAlignment w:val="baseline"/>
+      </w:pPr>
+      <w:bookmarkStart w:id="11" w:name="_Toc3815"/>
       <w:r>
         <w:t>内部信息沟通管理部门</w:t>
       </w:r>
@@ -4068,7 +4637,7 @@
         <w:keepNext w:val="0"/>
         <w:keepLines w:val="0"/>
         <w:pageBreakBefore w:val="0"/>
-        <w:widowControl/>
+        <w:widowControl w:val="0"/>
         <w:kinsoku w:val="0"/>
         <w:wordWrap/>
         <w:overflowPunct/>
@@ -4079,18 +4648,18 @@
         <w:adjustRightInd w:val="0"/>
         <w:snapToGrid w:val="0"/>
         <w:spacing w:line="360" w:lineRule="auto"/>
-        <w:ind w:left="0" w:right="0" w:firstLine="420" w:firstLineChars="200"/>
+        <w:ind w:left="0" w:right="0" w:firstLine="476" w:firstLineChars="200"/>
         <w:textAlignment w:val="baseline"/>
         <w:rPr>
-          <w:rFonts w:ascii="宋体" w:eastAsia="宋体" w:hAnsi="宋体" w:cs="宋体"/>
-          <w:spacing w:val="-1"/>
-          <w:sz w:val="24"/>
-          <w:szCs w:val="24"/>
-        </w:rPr>
-      </w:pPr>
-      <w:r>
-        <w:rPr>
-          <w:rFonts w:ascii="宋体" w:eastAsia="宋体" w:hAnsi="宋体" w:cs="宋体"/>
+          <w:rFonts w:ascii="宋体" w:hAnsi="宋体" w:eastAsia="宋体" w:cs="宋体"/>
+          <w:spacing w:val="-1"/>
+          <w:sz w:val="24"/>
+          <w:szCs w:val="24"/>
+        </w:rPr>
+      </w:pPr>
+      <w:r>
+        <w:rPr>
+          <w:rFonts w:ascii="宋体" w:hAnsi="宋体" w:eastAsia="宋体" w:cs="宋体"/>
           <w:spacing w:val="-1"/>
           <w:sz w:val="24"/>
           <w:szCs w:val="24"/>
@@ -4100,10 +4669,23 @@
     </w:p>
     <w:p>
       <w:pPr>
-        <w:pStyle w:val="1"/>
+        <w:pStyle w:val="26"/>
+        <w:keepNext w:val="0"/>
+        <w:keepLines w:val="0"/>
+        <w:pageBreakBefore w:val="0"/>
+        <w:widowControl w:val="0"/>
+        <w:kinsoku w:val="0"/>
+        <w:wordWrap/>
+        <w:overflowPunct/>
+        <w:topLinePunct w:val="0"/>
+        <w:autoSpaceDE w:val="0"/>
+        <w:autoSpaceDN w:val="0"/>
         <w:bidi w:val="0"/>
-      </w:pPr>
-      <w:bookmarkStart w:id="12" w:name="_Toc14203"/>
+        <w:adjustRightInd w:val="0"/>
+        <w:snapToGrid w:val="0"/>
+        <w:textAlignment w:val="baseline"/>
+      </w:pPr>
+      <w:bookmarkStart w:id="12" w:name="_Toc32560"/>
       <w:r>
         <w:t>内部信息沟通工作要求</w:t>
       </w:r>
@@ -4111,10 +4693,23 @@
     </w:p>
     <w:p>
       <w:pPr>
-        <w:pStyle w:val="2"/>
+        <w:pStyle w:val="28"/>
+        <w:keepNext w:val="0"/>
+        <w:keepLines w:val="0"/>
+        <w:pageBreakBefore w:val="0"/>
+        <w:widowControl w:val="0"/>
+        <w:kinsoku w:val="0"/>
+        <w:wordWrap/>
+        <w:overflowPunct/>
+        <w:topLinePunct w:val="0"/>
+        <w:autoSpaceDE w:val="0"/>
+        <w:autoSpaceDN w:val="0"/>
         <w:bidi w:val="0"/>
-      </w:pPr>
-      <w:bookmarkStart w:id="13" w:name="_Toc24030"/>
+        <w:adjustRightInd w:val="0"/>
+        <w:snapToGrid w:val="0"/>
+        <w:textAlignment w:val="baseline"/>
+      </w:pPr>
+      <w:bookmarkStart w:id="13" w:name="_Toc8982"/>
       <w:r>
         <w:t>文书类信息沟通</w:t>
       </w:r>
@@ -4125,7 +4720,7 @@
         <w:keepNext w:val="0"/>
         <w:keepLines w:val="0"/>
         <w:pageBreakBefore w:val="0"/>
-        <w:widowControl/>
+        <w:widowControl w:val="0"/>
         <w:numPr>
           <w:ilvl w:val="0"/>
           <w:numId w:val="4"/>
@@ -4140,10 +4735,10 @@
         <w:adjustRightInd w:val="0"/>
         <w:snapToGrid w:val="0"/>
         <w:spacing w:line="360" w:lineRule="auto"/>
-        <w:ind w:left="425" w:hanging="425" w:leftChars="0" w:firstLineChars="0"/>
+        <w:ind w:left="425" w:leftChars="0" w:hanging="425" w:firstLineChars="0"/>
         <w:textAlignment w:val="baseline"/>
         <w:rPr>
-          <w:rFonts w:ascii="宋体" w:eastAsia="宋体" w:hAnsi="宋体" w:cs="宋体" w:hint="eastAsia"/>
+          <w:rFonts w:hint="eastAsia" w:ascii="宋体" w:hAnsi="宋体" w:eastAsia="宋体" w:cs="宋体"/>
           <w:spacing w:val="-1"/>
           <w:sz w:val="24"/>
           <w:szCs w:val="24"/>
@@ -4152,7 +4747,7 @@
       </w:pPr>
       <w:r>
         <w:rPr>
-          <w:rFonts w:ascii="宋体" w:eastAsia="宋体" w:hAnsi="宋体" w:cs="宋体"/>
+          <w:rFonts w:ascii="宋体" w:hAnsi="宋体" w:eastAsia="宋体" w:cs="宋体"/>
           <w:spacing w:val="-1"/>
           <w:sz w:val="24"/>
           <w:szCs w:val="24"/>
@@ -4161,7 +4756,7 @@
       </w:r>
       <w:r>
         <w:rPr>
-          <w:rFonts w:ascii="宋体" w:eastAsia="宋体" w:hAnsi="宋体" w:cs="宋体" w:hint="eastAsia"/>
+          <w:rFonts w:hint="eastAsia" w:ascii="宋体" w:hAnsi="宋体" w:eastAsia="宋体" w:cs="宋体"/>
           <w:spacing w:val="-1"/>
           <w:sz w:val="24"/>
           <w:szCs w:val="24"/>
@@ -4175,7 +4770,7 @@
         <w:keepNext w:val="0"/>
         <w:keepLines w:val="0"/>
         <w:pageBreakBefore w:val="0"/>
-        <w:widowControl/>
+        <w:widowControl w:val="0"/>
         <w:numPr>
           <w:ilvl w:val="0"/>
           <w:numId w:val="4"/>
@@ -4190,18 +4785,18 @@
         <w:adjustRightInd w:val="0"/>
         <w:snapToGrid w:val="0"/>
         <w:spacing w:line="360" w:lineRule="auto"/>
-        <w:ind w:left="425" w:hanging="425" w:leftChars="0" w:firstLineChars="0"/>
+        <w:ind w:left="425" w:leftChars="0" w:hanging="425" w:firstLineChars="0"/>
         <w:textAlignment w:val="baseline"/>
         <w:rPr>
-          <w:rFonts w:ascii="宋体" w:eastAsia="宋体" w:hAnsi="宋体" w:cs="宋体"/>
-          <w:spacing w:val="-1"/>
-          <w:sz w:val="24"/>
-          <w:szCs w:val="24"/>
-        </w:rPr>
-      </w:pPr>
-      <w:r>
-        <w:rPr>
-          <w:rFonts w:ascii="宋体" w:eastAsia="宋体" w:hAnsi="宋体" w:cs="宋体"/>
+          <w:rFonts w:ascii="宋体" w:hAnsi="宋体" w:eastAsia="宋体" w:cs="宋体"/>
+          <w:spacing w:val="-1"/>
+          <w:sz w:val="24"/>
+          <w:szCs w:val="24"/>
+        </w:rPr>
+      </w:pPr>
+      <w:r>
+        <w:rPr>
+          <w:rFonts w:ascii="宋体" w:hAnsi="宋体" w:eastAsia="宋体" w:cs="宋体"/>
           <w:spacing w:val="-1"/>
           <w:sz w:val="24"/>
           <w:szCs w:val="24"/>
@@ -4214,7 +4809,7 @@
         <w:keepNext w:val="0"/>
         <w:keepLines w:val="0"/>
         <w:pageBreakBefore w:val="0"/>
-        <w:widowControl/>
+        <w:widowControl w:val="0"/>
         <w:numPr>
           <w:ilvl w:val="0"/>
           <w:numId w:val="4"/>
@@ -4229,18 +4824,18 @@
         <w:adjustRightInd w:val="0"/>
         <w:snapToGrid w:val="0"/>
         <w:spacing w:line="360" w:lineRule="auto"/>
-        <w:ind w:left="425" w:hanging="425" w:leftChars="0" w:firstLineChars="0"/>
+        <w:ind w:left="425" w:leftChars="0" w:hanging="425" w:firstLineChars="0"/>
         <w:textAlignment w:val="baseline"/>
         <w:rPr>
-          <w:rFonts w:ascii="宋体" w:eastAsia="宋体" w:hAnsi="宋体" w:cs="宋体"/>
-          <w:spacing w:val="-1"/>
-          <w:sz w:val="24"/>
-          <w:szCs w:val="24"/>
-        </w:rPr>
-      </w:pPr>
-      <w:r>
-        <w:rPr>
-          <w:rFonts w:ascii="宋体" w:eastAsia="宋体" w:hAnsi="宋体" w:cs="宋体"/>
+          <w:rFonts w:ascii="宋体" w:hAnsi="宋体" w:eastAsia="宋体" w:cs="宋体"/>
+          <w:spacing w:val="-1"/>
+          <w:sz w:val="24"/>
+          <w:szCs w:val="24"/>
+        </w:rPr>
+      </w:pPr>
+      <w:r>
+        <w:rPr>
+          <w:rFonts w:ascii="宋体" w:hAnsi="宋体" w:eastAsia="宋体" w:cs="宋体"/>
           <w:spacing w:val="-1"/>
           <w:sz w:val="24"/>
           <w:szCs w:val="24"/>
@@ -4250,10 +4845,23 @@
     </w:p>
     <w:p>
       <w:pPr>
-        <w:pStyle w:val="2"/>
+        <w:pStyle w:val="28"/>
+        <w:keepNext w:val="0"/>
+        <w:keepLines w:val="0"/>
+        <w:pageBreakBefore w:val="0"/>
+        <w:widowControl w:val="0"/>
+        <w:kinsoku w:val="0"/>
+        <w:wordWrap/>
+        <w:overflowPunct/>
+        <w:topLinePunct w:val="0"/>
+        <w:autoSpaceDE w:val="0"/>
+        <w:autoSpaceDN w:val="0"/>
         <w:bidi w:val="0"/>
-      </w:pPr>
-      <w:bookmarkStart w:id="14" w:name="_Toc32375"/>
+        <w:adjustRightInd w:val="0"/>
+        <w:snapToGrid w:val="0"/>
+        <w:textAlignment w:val="baseline"/>
+      </w:pPr>
+      <w:bookmarkStart w:id="14" w:name="_Toc28179"/>
       <w:r>
         <w:t>会议沟通</w:t>
       </w:r>
@@ -4264,7 +4872,7 @@
         <w:keepNext w:val="0"/>
         <w:keepLines w:val="0"/>
         <w:pageBreakBefore w:val="0"/>
-        <w:widowControl/>
+        <w:widowControl w:val="0"/>
         <w:numPr>
           <w:ilvl w:val="0"/>
           <w:numId w:val="5"/>
@@ -4279,18 +4887,18 @@
         <w:adjustRightInd w:val="0"/>
         <w:snapToGrid w:val="0"/>
         <w:spacing w:line="360" w:lineRule="auto"/>
-        <w:ind w:left="425" w:hanging="425" w:leftChars="0" w:firstLineChars="0"/>
+        <w:ind w:left="425" w:leftChars="0" w:hanging="425" w:firstLineChars="0"/>
         <w:textAlignment w:val="baseline"/>
         <w:rPr>
-          <w:rFonts w:ascii="宋体" w:eastAsia="宋体" w:hAnsi="宋体" w:cs="宋体"/>
-          <w:spacing w:val="-1"/>
-          <w:sz w:val="24"/>
-          <w:szCs w:val="24"/>
-        </w:rPr>
-      </w:pPr>
-      <w:r>
-        <w:rPr>
-          <w:rFonts w:ascii="宋体" w:eastAsia="宋体" w:hAnsi="宋体" w:cs="宋体"/>
+          <w:rFonts w:ascii="宋体" w:hAnsi="宋体" w:eastAsia="宋体" w:cs="宋体"/>
+          <w:spacing w:val="-1"/>
+          <w:sz w:val="24"/>
+          <w:szCs w:val="24"/>
+        </w:rPr>
+      </w:pPr>
+      <w:r>
+        <w:rPr>
+          <w:rFonts w:ascii="宋体" w:hAnsi="宋体" w:eastAsia="宋体" w:cs="宋体"/>
           <w:spacing w:val="-1"/>
           <w:sz w:val="24"/>
           <w:szCs w:val="24"/>
@@ -4303,7 +4911,7 @@
         <w:keepNext w:val="0"/>
         <w:keepLines w:val="0"/>
         <w:pageBreakBefore w:val="0"/>
-        <w:widowControl/>
+        <w:widowControl w:val="0"/>
         <w:numPr>
           <w:ilvl w:val="0"/>
           <w:numId w:val="5"/>
@@ -4318,18 +4926,18 @@
         <w:adjustRightInd w:val="0"/>
         <w:snapToGrid w:val="0"/>
         <w:spacing w:line="360" w:lineRule="auto"/>
-        <w:ind w:left="425" w:hanging="425" w:leftChars="0" w:firstLineChars="0"/>
+        <w:ind w:left="425" w:leftChars="0" w:hanging="425" w:firstLineChars="0"/>
         <w:textAlignment w:val="baseline"/>
         <w:rPr>
-          <w:rFonts w:ascii="宋体" w:eastAsia="宋体" w:hAnsi="宋体" w:cs="宋体"/>
-          <w:spacing w:val="-1"/>
-          <w:sz w:val="24"/>
-          <w:szCs w:val="24"/>
-        </w:rPr>
-      </w:pPr>
-      <w:r>
-        <w:rPr>
-          <w:rFonts w:ascii="宋体" w:eastAsia="宋体" w:hAnsi="宋体" w:cs="宋体"/>
+          <w:rFonts w:ascii="宋体" w:hAnsi="宋体" w:eastAsia="宋体" w:cs="宋体"/>
+          <w:spacing w:val="-1"/>
+          <w:sz w:val="24"/>
+          <w:szCs w:val="24"/>
+        </w:rPr>
+      </w:pPr>
+      <w:r>
+        <w:rPr>
+          <w:rFonts w:ascii="宋体" w:hAnsi="宋体" w:eastAsia="宋体" w:cs="宋体"/>
           <w:spacing w:val="-1"/>
           <w:sz w:val="24"/>
           <w:szCs w:val="24"/>
@@ -4342,7 +4950,7 @@
         <w:keepNext w:val="0"/>
         <w:keepLines w:val="0"/>
         <w:pageBreakBefore w:val="0"/>
-        <w:widowControl/>
+        <w:widowControl w:val="0"/>
         <w:numPr>
           <w:ilvl w:val="0"/>
           <w:numId w:val="5"/>
@@ -4357,18 +4965,18 @@
         <w:adjustRightInd w:val="0"/>
         <w:snapToGrid w:val="0"/>
         <w:spacing w:line="360" w:lineRule="auto"/>
-        <w:ind w:left="425" w:hanging="425" w:leftChars="0" w:firstLineChars="0"/>
+        <w:ind w:left="425" w:leftChars="0" w:hanging="425" w:firstLineChars="0"/>
         <w:textAlignment w:val="baseline"/>
         <w:rPr>
-          <w:rFonts w:ascii="宋体" w:eastAsia="宋体" w:hAnsi="宋体" w:cs="宋体"/>
-          <w:spacing w:val="-1"/>
-          <w:sz w:val="24"/>
-          <w:szCs w:val="24"/>
-        </w:rPr>
-      </w:pPr>
-      <w:r>
-        <w:rPr>
-          <w:rFonts w:ascii="宋体" w:eastAsia="宋体" w:hAnsi="宋体" w:cs="宋体"/>
+          <w:rFonts w:ascii="宋体" w:hAnsi="宋体" w:eastAsia="宋体" w:cs="宋体"/>
+          <w:spacing w:val="-1"/>
+          <w:sz w:val="24"/>
+          <w:szCs w:val="24"/>
+        </w:rPr>
+      </w:pPr>
+      <w:r>
+        <w:rPr>
+          <w:rFonts w:ascii="宋体" w:hAnsi="宋体" w:eastAsia="宋体" w:cs="宋体"/>
           <w:spacing w:val="-1"/>
           <w:sz w:val="24"/>
           <w:szCs w:val="24"/>
@@ -4381,7 +4989,7 @@
         <w:keepNext w:val="0"/>
         <w:keepLines w:val="0"/>
         <w:pageBreakBefore w:val="0"/>
-        <w:widowControl/>
+        <w:widowControl w:val="0"/>
         <w:numPr>
           <w:ilvl w:val="0"/>
           <w:numId w:val="5"/>
@@ -4396,18 +5004,18 @@
         <w:adjustRightInd w:val="0"/>
         <w:snapToGrid w:val="0"/>
         <w:spacing w:line="360" w:lineRule="auto"/>
-        <w:ind w:left="425" w:hanging="425" w:leftChars="0" w:firstLineChars="0"/>
+        <w:ind w:left="425" w:leftChars="0" w:hanging="425" w:firstLineChars="0"/>
         <w:textAlignment w:val="baseline"/>
         <w:rPr>
-          <w:rFonts w:ascii="宋体" w:eastAsia="宋体" w:hAnsi="宋体" w:cs="宋体"/>
-          <w:spacing w:val="-1"/>
-          <w:sz w:val="24"/>
-          <w:szCs w:val="24"/>
-        </w:rPr>
-      </w:pPr>
-      <w:r>
-        <w:rPr>
-          <w:rFonts w:ascii="宋体" w:eastAsia="宋体" w:hAnsi="宋体" w:cs="宋体"/>
+          <w:rFonts w:ascii="宋体" w:hAnsi="宋体" w:eastAsia="宋体" w:cs="宋体"/>
+          <w:spacing w:val="-1"/>
+          <w:sz w:val="24"/>
+          <w:szCs w:val="24"/>
+        </w:rPr>
+      </w:pPr>
+      <w:r>
+        <w:rPr>
+          <w:rFonts w:ascii="宋体" w:hAnsi="宋体" w:eastAsia="宋体" w:cs="宋体"/>
           <w:spacing w:val="-1"/>
           <w:sz w:val="24"/>
           <w:szCs w:val="24"/>
@@ -4417,10 +5025,23 @@
     </w:p>
     <w:p>
       <w:pPr>
-        <w:pStyle w:val="2"/>
+        <w:pStyle w:val="28"/>
+        <w:keepNext w:val="0"/>
+        <w:keepLines w:val="0"/>
+        <w:pageBreakBefore w:val="0"/>
+        <w:widowControl w:val="0"/>
+        <w:kinsoku w:val="0"/>
+        <w:wordWrap/>
+        <w:overflowPunct/>
+        <w:topLinePunct w:val="0"/>
+        <w:autoSpaceDE w:val="0"/>
+        <w:autoSpaceDN w:val="0"/>
         <w:bidi w:val="0"/>
-      </w:pPr>
-      <w:bookmarkStart w:id="15" w:name="_Toc29654"/>
+        <w:adjustRightInd w:val="0"/>
+        <w:snapToGrid w:val="0"/>
+        <w:textAlignment w:val="baseline"/>
+      </w:pPr>
+      <w:bookmarkStart w:id="15" w:name="_Toc27201"/>
       <w:r>
         <w:t>网络信息沟通</w:t>
       </w:r>
@@ -4431,7 +5052,7 @@
         <w:keepNext w:val="0"/>
         <w:keepLines w:val="0"/>
         <w:pageBreakBefore w:val="0"/>
-        <w:widowControl/>
+        <w:widowControl w:val="0"/>
         <w:numPr>
           <w:ilvl w:val="0"/>
           <w:numId w:val="6"/>
@@ -4446,18 +5067,18 @@
         <w:adjustRightInd w:val="0"/>
         <w:snapToGrid w:val="0"/>
         <w:spacing w:line="360" w:lineRule="auto"/>
-        <w:ind w:left="425" w:hanging="425" w:leftChars="0" w:firstLineChars="0"/>
+        <w:ind w:left="425" w:leftChars="0" w:hanging="425" w:firstLineChars="0"/>
         <w:textAlignment w:val="baseline"/>
         <w:rPr>
-          <w:rFonts w:ascii="宋体" w:eastAsia="宋体" w:hAnsi="宋体" w:cs="宋体"/>
-          <w:spacing w:val="-1"/>
-          <w:sz w:val="24"/>
-          <w:szCs w:val="24"/>
-        </w:rPr>
-      </w:pPr>
-      <w:r>
-        <w:rPr>
-          <w:rFonts w:ascii="宋体" w:eastAsia="宋体" w:hAnsi="宋体" w:cs="宋体"/>
+          <w:rFonts w:ascii="宋体" w:hAnsi="宋体" w:eastAsia="宋体" w:cs="宋体"/>
+          <w:spacing w:val="-1"/>
+          <w:sz w:val="24"/>
+          <w:szCs w:val="24"/>
+        </w:rPr>
+      </w:pPr>
+      <w:r>
+        <w:rPr>
+          <w:rFonts w:ascii="宋体" w:hAnsi="宋体" w:eastAsia="宋体" w:cs="宋体"/>
           <w:spacing w:val="-1"/>
           <w:sz w:val="24"/>
           <w:szCs w:val="24"/>
@@ -4470,7 +5091,7 @@
         <w:keepNext w:val="0"/>
         <w:keepLines w:val="0"/>
         <w:pageBreakBefore w:val="0"/>
-        <w:widowControl/>
+        <w:widowControl w:val="0"/>
         <w:numPr>
           <w:ilvl w:val="0"/>
           <w:numId w:val="6"/>
@@ -4485,18 +5106,18 @@
         <w:adjustRightInd w:val="0"/>
         <w:snapToGrid w:val="0"/>
         <w:spacing w:line="360" w:lineRule="auto"/>
-        <w:ind w:left="425" w:hanging="425" w:leftChars="0" w:firstLineChars="0"/>
+        <w:ind w:left="425" w:leftChars="0" w:hanging="425" w:firstLineChars="0"/>
         <w:textAlignment w:val="baseline"/>
         <w:rPr>
-          <w:rFonts w:ascii="宋体" w:eastAsia="宋体" w:hAnsi="宋体" w:cs="宋体"/>
-          <w:spacing w:val="-1"/>
-          <w:sz w:val="24"/>
-          <w:szCs w:val="24"/>
-        </w:rPr>
-      </w:pPr>
-      <w:r>
-        <w:rPr>
-          <w:rFonts w:ascii="宋体" w:eastAsia="宋体" w:hAnsi="宋体" w:cs="宋体"/>
+          <w:rFonts w:ascii="宋体" w:hAnsi="宋体" w:eastAsia="宋体" w:cs="宋体"/>
+          <w:spacing w:val="-1"/>
+          <w:sz w:val="24"/>
+          <w:szCs w:val="24"/>
+        </w:rPr>
+      </w:pPr>
+      <w:r>
+        <w:rPr>
+          <w:rFonts w:ascii="宋体" w:hAnsi="宋体" w:eastAsia="宋体" w:cs="宋体"/>
           <w:spacing w:val="-1"/>
           <w:sz w:val="24"/>
           <w:szCs w:val="24"/>
@@ -4509,7 +5130,7 @@
         <w:keepNext w:val="0"/>
         <w:keepLines w:val="0"/>
         <w:pageBreakBefore w:val="0"/>
-        <w:widowControl/>
+        <w:widowControl w:val="0"/>
         <w:numPr>
           <w:ilvl w:val="0"/>
           <w:numId w:val="6"/>
@@ -4524,18 +5145,18 @@
         <w:adjustRightInd w:val="0"/>
         <w:snapToGrid w:val="0"/>
         <w:spacing w:line="360" w:lineRule="auto"/>
-        <w:ind w:left="425" w:hanging="425" w:leftChars="0" w:firstLineChars="0"/>
+        <w:ind w:left="425" w:leftChars="0" w:hanging="425" w:firstLineChars="0"/>
         <w:textAlignment w:val="baseline"/>
         <w:rPr>
-          <w:rFonts w:ascii="宋体" w:eastAsia="宋体" w:hAnsi="宋体" w:cs="宋体"/>
-          <w:spacing w:val="-1"/>
-          <w:sz w:val="24"/>
-          <w:szCs w:val="24"/>
-        </w:rPr>
-      </w:pPr>
-      <w:r>
-        <w:rPr>
-          <w:rFonts w:ascii="宋体" w:eastAsia="宋体" w:hAnsi="宋体" w:cs="宋体"/>
+          <w:rFonts w:ascii="宋体" w:hAnsi="宋体" w:eastAsia="宋体" w:cs="宋体"/>
+          <w:spacing w:val="-1"/>
+          <w:sz w:val="24"/>
+          <w:szCs w:val="24"/>
+        </w:rPr>
+      </w:pPr>
+      <w:r>
+        <w:rPr>
+          <w:rFonts w:ascii="宋体" w:hAnsi="宋体" w:eastAsia="宋体" w:cs="宋体"/>
           <w:spacing w:val="-1"/>
           <w:sz w:val="24"/>
           <w:szCs w:val="24"/>
@@ -4548,7 +5169,7 @@
         <w:keepNext w:val="0"/>
         <w:keepLines w:val="0"/>
         <w:pageBreakBefore w:val="0"/>
-        <w:widowControl/>
+        <w:widowControl w:val="0"/>
         <w:numPr>
           <w:ilvl w:val="0"/>
           <w:numId w:val="6"/>
@@ -4563,10 +5184,10 @@
         <w:adjustRightInd w:val="0"/>
         <w:snapToGrid w:val="0"/>
         <w:spacing w:line="360" w:lineRule="auto"/>
-        <w:ind w:left="425" w:hanging="425" w:leftChars="0" w:firstLineChars="0"/>
+        <w:ind w:left="425" w:leftChars="0" w:hanging="425" w:firstLineChars="0"/>
         <w:textAlignment w:val="baseline"/>
         <w:rPr>
-          <w:rFonts w:ascii="宋体" w:eastAsia="宋体" w:hAnsi="宋体" w:cs="宋体"/>
+          <w:rFonts w:ascii="宋体" w:hAnsi="宋体" w:eastAsia="宋体" w:cs="宋体"/>
           <w:spacing w:val="-2"/>
           <w:sz w:val="24"/>
           <w:szCs w:val="24"/>
@@ -4574,7 +5195,7 @@
       </w:pPr>
       <w:r>
         <w:rPr>
-          <w:rFonts w:ascii="宋体" w:eastAsia="宋体" w:hAnsi="宋体" w:cs="宋体"/>
+          <w:rFonts w:ascii="宋体" w:hAnsi="宋体" w:eastAsia="宋体" w:cs="宋体"/>
           <w:spacing w:val="-1"/>
           <w:sz w:val="24"/>
           <w:szCs w:val="24"/>
@@ -4583,7 +5204,7 @@
       </w:r>
       <w:r>
         <w:rPr>
-          <w:rFonts w:ascii="宋体" w:eastAsia="宋体" w:hAnsi="宋体" w:cs="宋体"/>
+          <w:rFonts w:ascii="宋体" w:hAnsi="宋体" w:eastAsia="宋体" w:cs="宋体"/>
           <w:spacing w:val="-2"/>
           <w:sz w:val="24"/>
           <w:szCs w:val="24"/>
@@ -4592,7 +5213,7 @@
       </w:r>
       <w:r>
         <w:rPr>
-          <w:rFonts w:ascii="宋体" w:eastAsia="宋体" w:hAnsi="宋体" w:cs="宋体"/>
+          <w:rFonts w:ascii="宋体" w:hAnsi="宋体" w:eastAsia="宋体" w:cs="宋体"/>
           <w:spacing w:val="-1"/>
           <w:sz w:val="24"/>
           <w:szCs w:val="24"/>
@@ -4602,12 +5223,25 @@
     </w:p>
     <w:p>
       <w:pPr>
-        <w:pStyle w:val="2"/>
+        <w:pStyle w:val="28"/>
+        <w:keepNext w:val="0"/>
+        <w:keepLines w:val="0"/>
+        <w:pageBreakBefore w:val="0"/>
+        <w:widowControl w:val="0"/>
+        <w:kinsoku w:val="0"/>
+        <w:wordWrap/>
+        <w:overflowPunct/>
+        <w:topLinePunct w:val="0"/>
+        <w:autoSpaceDE w:val="0"/>
+        <w:autoSpaceDN w:val="0"/>
         <w:bidi w:val="0"/>
+        <w:adjustRightInd w:val="0"/>
+        <w:snapToGrid w:val="0"/>
+        <w:textAlignment w:val="baseline"/>
       </w:pPr>
       <w:bookmarkStart w:id="16" w:name="bookmark1"/>
       <w:bookmarkEnd w:id="16"/>
-      <w:bookmarkStart w:id="17" w:name="_Toc5865"/>
+      <w:bookmarkStart w:id="17" w:name="_Toc6842"/>
       <w:r>
         <w:t>其它类沟通</w:t>
       </w:r>
@@ -4618,7 +5252,7 @@
         <w:keepNext w:val="0"/>
         <w:keepLines w:val="0"/>
         <w:pageBreakBefore w:val="0"/>
-        <w:widowControl/>
+        <w:widowControl w:val="0"/>
         <w:numPr>
           <w:ilvl w:val="0"/>
           <w:numId w:val="7"/>
@@ -4633,18 +5267,18 @@
         <w:adjustRightInd w:val="0"/>
         <w:snapToGrid w:val="0"/>
         <w:spacing w:line="360" w:lineRule="auto"/>
-        <w:ind w:left="425" w:hanging="425" w:leftChars="0" w:firstLineChars="0"/>
+        <w:ind w:left="425" w:leftChars="0" w:hanging="425" w:firstLineChars="0"/>
         <w:textAlignment w:val="baseline"/>
         <w:rPr>
-          <w:rFonts w:ascii="宋体" w:eastAsia="宋体" w:hAnsi="宋体" w:cs="宋体"/>
-          <w:spacing w:val="-1"/>
-          <w:sz w:val="24"/>
-          <w:szCs w:val="24"/>
-        </w:rPr>
-      </w:pPr>
-      <w:r>
-        <w:rPr>
-          <w:rFonts w:ascii="宋体" w:eastAsia="宋体" w:hAnsi="宋体" w:cs="宋体"/>
+          <w:rFonts w:ascii="宋体" w:hAnsi="宋体" w:eastAsia="宋体" w:cs="宋体"/>
+          <w:spacing w:val="-1"/>
+          <w:sz w:val="24"/>
+          <w:szCs w:val="24"/>
+        </w:rPr>
+      </w:pPr>
+      <w:r>
+        <w:rPr>
+          <w:rFonts w:ascii="宋体" w:hAnsi="宋体" w:eastAsia="宋体" w:cs="宋体"/>
           <w:spacing w:val="-1"/>
           <w:sz w:val="24"/>
           <w:szCs w:val="24"/>
@@ -4657,7 +5291,7 @@
         <w:keepNext w:val="0"/>
         <w:keepLines w:val="0"/>
         <w:pageBreakBefore w:val="0"/>
-        <w:widowControl/>
+        <w:widowControl w:val="0"/>
         <w:numPr>
           <w:ilvl w:val="0"/>
           <w:numId w:val="7"/>
@@ -4672,18 +5306,18 @@
         <w:adjustRightInd w:val="0"/>
         <w:snapToGrid w:val="0"/>
         <w:spacing w:line="360" w:lineRule="auto"/>
-        <w:ind w:left="425" w:hanging="425" w:leftChars="0" w:firstLineChars="0"/>
+        <w:ind w:left="425" w:leftChars="0" w:hanging="425" w:firstLineChars="0"/>
         <w:textAlignment w:val="baseline"/>
         <w:rPr>
-          <w:rFonts w:ascii="宋体" w:eastAsia="宋体" w:hAnsi="宋体" w:cs="宋体"/>
-          <w:spacing w:val="-1"/>
-          <w:sz w:val="24"/>
-          <w:szCs w:val="24"/>
-        </w:rPr>
-      </w:pPr>
-      <w:r>
-        <w:rPr>
-          <w:rFonts w:ascii="宋体" w:eastAsia="宋体" w:hAnsi="宋体" w:cs="宋体"/>
+          <w:rFonts w:ascii="宋体" w:hAnsi="宋体" w:eastAsia="宋体" w:cs="宋体"/>
+          <w:spacing w:val="-1"/>
+          <w:sz w:val="24"/>
+          <w:szCs w:val="24"/>
+        </w:rPr>
+      </w:pPr>
+      <w:r>
+        <w:rPr>
+          <w:rFonts w:ascii="宋体" w:hAnsi="宋体" w:eastAsia="宋体" w:cs="宋体"/>
           <w:spacing w:val="-1"/>
           <w:sz w:val="24"/>
           <w:szCs w:val="24"/>
@@ -4696,7 +5330,7 @@
         <w:keepNext w:val="0"/>
         <w:keepLines w:val="0"/>
         <w:pageBreakBefore w:val="0"/>
-        <w:widowControl/>
+        <w:widowControl w:val="0"/>
         <w:numPr>
           <w:ilvl w:val="0"/>
           <w:numId w:val="7"/>
@@ -4711,18 +5345,18 @@
         <w:adjustRightInd w:val="0"/>
         <w:snapToGrid w:val="0"/>
         <w:spacing w:line="360" w:lineRule="auto"/>
-        <w:ind w:left="425" w:hanging="425" w:leftChars="0" w:firstLineChars="0"/>
+        <w:ind w:left="425" w:leftChars="0" w:hanging="425" w:firstLineChars="0"/>
         <w:textAlignment w:val="baseline"/>
         <w:rPr>
-          <w:rFonts w:ascii="宋体" w:eastAsia="宋体" w:hAnsi="宋体" w:cs="宋体"/>
-          <w:spacing w:val="-1"/>
-          <w:sz w:val="24"/>
-          <w:szCs w:val="24"/>
-        </w:rPr>
-      </w:pPr>
-      <w:r>
-        <w:rPr>
-          <w:rFonts w:ascii="宋体" w:eastAsia="宋体" w:hAnsi="宋体" w:cs="宋体"/>
+          <w:rFonts w:ascii="宋体" w:hAnsi="宋体" w:eastAsia="宋体" w:cs="宋体"/>
+          <w:spacing w:val="-1"/>
+          <w:sz w:val="24"/>
+          <w:szCs w:val="24"/>
+        </w:rPr>
+      </w:pPr>
+      <w:r>
+        <w:rPr>
+          <w:rFonts w:ascii="宋体" w:hAnsi="宋体" w:eastAsia="宋体" w:cs="宋体"/>
           <w:spacing w:val="-1"/>
           <w:sz w:val="24"/>
           <w:szCs w:val="24"/>
@@ -4735,7 +5369,7 @@
         <w:keepNext w:val="0"/>
         <w:keepLines w:val="0"/>
         <w:pageBreakBefore w:val="0"/>
-        <w:widowControl/>
+        <w:widowControl w:val="0"/>
         <w:numPr>
           <w:ilvl w:val="0"/>
           <w:numId w:val="7"/>
@@ -4750,18 +5384,18 @@
         <w:adjustRightInd w:val="0"/>
         <w:snapToGrid w:val="0"/>
         <w:spacing w:line="360" w:lineRule="auto"/>
-        <w:ind w:left="425" w:hanging="425" w:leftChars="0" w:firstLineChars="0"/>
+        <w:ind w:left="425" w:leftChars="0" w:hanging="425" w:firstLineChars="0"/>
         <w:textAlignment w:val="baseline"/>
         <w:rPr>
-          <w:rFonts w:ascii="宋体" w:eastAsia="宋体" w:hAnsi="宋体" w:cs="宋体"/>
-          <w:spacing w:val="-1"/>
-          <w:sz w:val="24"/>
-          <w:szCs w:val="24"/>
-        </w:rPr>
-      </w:pPr>
-      <w:r>
-        <w:rPr>
-          <w:rFonts w:ascii="宋体" w:eastAsia="宋体" w:hAnsi="宋体" w:cs="宋体"/>
+          <w:rFonts w:ascii="宋体" w:hAnsi="宋体" w:eastAsia="宋体" w:cs="宋体"/>
+          <w:spacing w:val="-1"/>
+          <w:sz w:val="24"/>
+          <w:szCs w:val="24"/>
+        </w:rPr>
+      </w:pPr>
+      <w:r>
+        <w:rPr>
+          <w:rFonts w:ascii="宋体" w:hAnsi="宋体" w:eastAsia="宋体" w:cs="宋体"/>
           <w:spacing w:val="-1"/>
           <w:sz w:val="24"/>
           <w:szCs w:val="24"/>
@@ -4774,7 +5408,7 @@
         <w:keepNext w:val="0"/>
         <w:keepLines w:val="0"/>
         <w:pageBreakBefore w:val="0"/>
-        <w:widowControl/>
+        <w:widowControl w:val="0"/>
         <w:numPr>
           <w:ilvl w:val="0"/>
           <w:numId w:val="7"/>
@@ -4789,18 +5423,18 @@
         <w:adjustRightInd w:val="0"/>
         <w:snapToGrid w:val="0"/>
         <w:spacing w:line="360" w:lineRule="auto"/>
-        <w:ind w:left="425" w:hanging="425" w:leftChars="0" w:firstLineChars="0"/>
+        <w:ind w:left="425" w:leftChars="0" w:hanging="425" w:firstLineChars="0"/>
         <w:textAlignment w:val="baseline"/>
         <w:rPr>
-          <w:rFonts w:ascii="宋体" w:eastAsia="宋体" w:hAnsi="宋体" w:cs="宋体"/>
-          <w:spacing w:val="-1"/>
-          <w:sz w:val="24"/>
-          <w:szCs w:val="24"/>
-        </w:rPr>
-      </w:pPr>
-      <w:r>
-        <w:rPr>
-          <w:rFonts w:ascii="宋体" w:eastAsia="宋体" w:hAnsi="宋体" w:cs="宋体"/>
+          <w:rFonts w:ascii="宋体" w:hAnsi="宋体" w:eastAsia="宋体" w:cs="宋体"/>
+          <w:spacing w:val="-1"/>
+          <w:sz w:val="24"/>
+          <w:szCs w:val="24"/>
+        </w:rPr>
+      </w:pPr>
+      <w:r>
+        <w:rPr>
+          <w:rFonts w:ascii="宋体" w:hAnsi="宋体" w:eastAsia="宋体" w:cs="宋体"/>
           <w:spacing w:val="-1"/>
           <w:sz w:val="24"/>
           <w:szCs w:val="24"/>
@@ -4810,10 +5444,23 @@
     </w:p>
     <w:p>
       <w:pPr>
-        <w:pStyle w:val="2"/>
+        <w:pStyle w:val="28"/>
+        <w:keepNext w:val="0"/>
+        <w:keepLines w:val="0"/>
+        <w:pageBreakBefore w:val="0"/>
+        <w:widowControl w:val="0"/>
+        <w:kinsoku w:val="0"/>
+        <w:wordWrap/>
+        <w:overflowPunct/>
+        <w:topLinePunct w:val="0"/>
+        <w:autoSpaceDE w:val="0"/>
+        <w:autoSpaceDN w:val="0"/>
         <w:bidi w:val="0"/>
-      </w:pPr>
-      <w:bookmarkStart w:id="18" w:name="_Toc18958"/>
+        <w:adjustRightInd w:val="0"/>
+        <w:snapToGrid w:val="0"/>
+        <w:textAlignment w:val="baseline"/>
+      </w:pPr>
+      <w:bookmarkStart w:id="18" w:name="_Toc9460"/>
       <w:r>
         <w:t>越级沟通</w:t>
       </w:r>
@@ -4824,7 +5471,7 @@
         <w:keepNext w:val="0"/>
         <w:keepLines w:val="0"/>
         <w:pageBreakBefore w:val="0"/>
-        <w:widowControl/>
+        <w:widowControl w:val="0"/>
         <w:kinsoku w:val="0"/>
         <w:wordWrap/>
         <w:overflowPunct/>
@@ -4835,17 +5482,17 @@
         <w:adjustRightInd w:val="0"/>
         <w:snapToGrid w:val="0"/>
         <w:spacing w:line="360" w:lineRule="auto"/>
-        <w:ind w:left="0" w:right="0" w:firstLine="420" w:firstLineChars="200"/>
+        <w:ind w:left="0" w:right="0" w:firstLine="476" w:firstLineChars="200"/>
         <w:textAlignment w:val="baseline"/>
         <w:rPr>
-          <w:rFonts w:ascii="宋体" w:eastAsia="宋体" w:hAnsi="宋体" w:cs="宋体"/>
-          <w:sz w:val="24"/>
-          <w:szCs w:val="24"/>
-        </w:rPr>
-      </w:pPr>
-      <w:r>
-        <w:rPr>
-          <w:rFonts w:ascii="宋体" w:eastAsia="宋体" w:hAnsi="宋体" w:cs="宋体"/>
+          <w:rFonts w:ascii="宋体" w:hAnsi="宋体" w:eastAsia="宋体" w:cs="宋体"/>
+          <w:sz w:val="24"/>
+          <w:szCs w:val="24"/>
+        </w:rPr>
+      </w:pPr>
+      <w:r>
+        <w:rPr>
+          <w:rFonts w:ascii="宋体" w:hAnsi="宋体" w:eastAsia="宋体" w:cs="宋体"/>
           <w:spacing w:val="-1"/>
           <w:sz w:val="24"/>
           <w:szCs w:val="24"/>
@@ -4854,7 +5501,7 @@
       </w:r>
       <w:r>
         <w:rPr>
-          <w:rFonts w:ascii="宋体" w:eastAsia="宋体" w:hAnsi="宋体" w:cs="宋体"/>
+          <w:rFonts w:ascii="宋体" w:hAnsi="宋体" w:eastAsia="宋体" w:cs="宋体"/>
           <w:spacing w:val="48"/>
           <w:sz w:val="24"/>
           <w:szCs w:val="24"/>
@@ -4863,7 +5510,7 @@
       </w:r>
       <w:r>
         <w:rPr>
-          <w:rFonts w:ascii="宋体" w:eastAsia="宋体" w:hAnsi="宋体" w:cs="宋体"/>
+          <w:rFonts w:ascii="宋体" w:hAnsi="宋体" w:eastAsia="宋体" w:cs="宋体"/>
           <w:spacing w:val="-1"/>
           <w:sz w:val="24"/>
           <w:szCs w:val="24"/>
@@ -4872,7 +5519,7 @@
       </w:r>
       <w:r>
         <w:rPr>
-          <w:rFonts w:ascii="宋体" w:eastAsia="宋体" w:hAnsi="宋体" w:cs="宋体"/>
+          <w:rFonts w:ascii="宋体" w:hAnsi="宋体" w:eastAsia="宋体" w:cs="宋体"/>
           <w:spacing w:val="-5"/>
           <w:sz w:val="24"/>
           <w:szCs w:val="24"/>
@@ -4885,7 +5532,7 @@
         <w:keepNext w:val="0"/>
         <w:keepLines w:val="0"/>
         <w:pageBreakBefore w:val="0"/>
-        <w:widowControl/>
+        <w:widowControl w:val="0"/>
         <w:numPr>
           <w:ilvl w:val="0"/>
           <w:numId w:val="8"/>
@@ -4900,18 +5547,18 @@
         <w:adjustRightInd w:val="0"/>
         <w:snapToGrid w:val="0"/>
         <w:spacing w:line="360" w:lineRule="auto"/>
-        <w:ind w:left="425" w:hanging="425" w:leftChars="0" w:firstLineChars="0"/>
+        <w:ind w:left="425" w:leftChars="0" w:hanging="425" w:firstLineChars="0"/>
         <w:textAlignment w:val="baseline"/>
         <w:rPr>
-          <w:rFonts w:ascii="宋体" w:eastAsia="宋体" w:hAnsi="宋体" w:cs="宋体"/>
-          <w:spacing w:val="-1"/>
-          <w:sz w:val="24"/>
-          <w:szCs w:val="24"/>
-        </w:rPr>
-      </w:pPr>
-      <w:r>
-        <w:rPr>
-          <w:rFonts w:ascii="宋体" w:eastAsia="宋体" w:hAnsi="宋体" w:cs="宋体"/>
+          <w:rFonts w:ascii="宋体" w:hAnsi="宋体" w:eastAsia="宋体" w:cs="宋体"/>
+          <w:spacing w:val="-1"/>
+          <w:sz w:val="24"/>
+          <w:szCs w:val="24"/>
+        </w:rPr>
+      </w:pPr>
+      <w:r>
+        <w:rPr>
+          <w:rFonts w:ascii="宋体" w:hAnsi="宋体" w:eastAsia="宋体" w:cs="宋体"/>
           <w:spacing w:val="-1"/>
           <w:sz w:val="24"/>
           <w:szCs w:val="24"/>
@@ -4924,7 +5571,7 @@
         <w:keepNext w:val="0"/>
         <w:keepLines w:val="0"/>
         <w:pageBreakBefore w:val="0"/>
-        <w:widowControl/>
+        <w:widowControl w:val="0"/>
         <w:numPr>
           <w:ilvl w:val="0"/>
           <w:numId w:val="8"/>
@@ -4939,18 +5586,18 @@
         <w:adjustRightInd w:val="0"/>
         <w:snapToGrid w:val="0"/>
         <w:spacing w:line="360" w:lineRule="auto"/>
-        <w:ind w:left="425" w:hanging="425" w:leftChars="0" w:firstLineChars="0"/>
+        <w:ind w:left="425" w:leftChars="0" w:hanging="425" w:firstLineChars="0"/>
         <w:textAlignment w:val="baseline"/>
         <w:rPr>
-          <w:rFonts w:ascii="宋体" w:eastAsia="宋体" w:hAnsi="宋体" w:cs="宋体"/>
-          <w:spacing w:val="-1"/>
-          <w:sz w:val="24"/>
-          <w:szCs w:val="24"/>
-        </w:rPr>
-      </w:pPr>
-      <w:r>
-        <w:rPr>
-          <w:rFonts w:ascii="宋体" w:eastAsia="宋体" w:hAnsi="宋体" w:cs="宋体"/>
+          <w:rFonts w:ascii="宋体" w:hAnsi="宋体" w:eastAsia="宋体" w:cs="宋体"/>
+          <w:spacing w:val="-1"/>
+          <w:sz w:val="24"/>
+          <w:szCs w:val="24"/>
+        </w:rPr>
+      </w:pPr>
+      <w:r>
+        <w:rPr>
+          <w:rFonts w:ascii="宋体" w:hAnsi="宋体" w:eastAsia="宋体" w:cs="宋体"/>
           <w:spacing w:val="-1"/>
           <w:sz w:val="24"/>
           <w:szCs w:val="24"/>
@@ -4963,7 +5610,7 @@
         <w:keepNext w:val="0"/>
         <w:keepLines w:val="0"/>
         <w:pageBreakBefore w:val="0"/>
-        <w:widowControl/>
+        <w:widowControl w:val="0"/>
         <w:numPr>
           <w:ilvl w:val="0"/>
           <w:numId w:val="8"/>
@@ -4978,18 +5625,18 @@
         <w:adjustRightInd w:val="0"/>
         <w:snapToGrid w:val="0"/>
         <w:spacing w:line="360" w:lineRule="auto"/>
-        <w:ind w:left="425" w:hanging="425" w:leftChars="0" w:firstLineChars="0"/>
+        <w:ind w:left="425" w:leftChars="0" w:hanging="425" w:firstLineChars="0"/>
         <w:textAlignment w:val="baseline"/>
         <w:rPr>
-          <w:rFonts w:ascii="宋体" w:eastAsia="宋体" w:hAnsi="宋体" w:cs="宋体"/>
-          <w:spacing w:val="-1"/>
-          <w:sz w:val="24"/>
-          <w:szCs w:val="24"/>
-        </w:rPr>
-      </w:pPr>
-      <w:r>
-        <w:rPr>
-          <w:rFonts w:ascii="宋体" w:eastAsia="宋体" w:hAnsi="宋体" w:cs="宋体"/>
+          <w:rFonts w:ascii="宋体" w:hAnsi="宋体" w:eastAsia="宋体" w:cs="宋体"/>
+          <w:spacing w:val="-1"/>
+          <w:sz w:val="24"/>
+          <w:szCs w:val="24"/>
+        </w:rPr>
+      </w:pPr>
+      <w:r>
+        <w:rPr>
+          <w:rFonts w:ascii="宋体" w:hAnsi="宋体" w:eastAsia="宋体" w:cs="宋体"/>
           <w:spacing w:val="-1"/>
           <w:sz w:val="24"/>
           <w:szCs w:val="24"/>
@@ -5002,7 +5649,7 @@
         <w:keepNext w:val="0"/>
         <w:keepLines w:val="0"/>
         <w:pageBreakBefore w:val="0"/>
-        <w:widowControl/>
+        <w:widowControl w:val="0"/>
         <w:numPr>
           <w:ilvl w:val="0"/>
           <w:numId w:val="8"/>
@@ -5017,17 +5664,17 @@
         <w:adjustRightInd w:val="0"/>
         <w:snapToGrid w:val="0"/>
         <w:spacing w:line="360" w:lineRule="auto"/>
-        <w:ind w:left="425" w:hanging="425" w:leftChars="0" w:firstLineChars="0"/>
+        <w:ind w:left="425" w:leftChars="0" w:hanging="425" w:firstLineChars="0"/>
         <w:textAlignment w:val="baseline"/>
         <w:rPr>
-          <w:rFonts w:ascii="宋体" w:eastAsia="宋体" w:hAnsi="宋体" w:cs="宋体"/>
-          <w:sz w:val="24"/>
-          <w:szCs w:val="24"/>
-        </w:rPr>
-      </w:pPr>
-      <w:r>
-        <w:rPr>
-          <w:rFonts w:ascii="宋体" w:eastAsia="宋体" w:hAnsi="宋体" w:cs="宋体"/>
+          <w:rFonts w:ascii="宋体" w:hAnsi="宋体" w:eastAsia="宋体" w:cs="宋体"/>
+          <w:sz w:val="24"/>
+          <w:szCs w:val="24"/>
+        </w:rPr>
+      </w:pPr>
+      <w:r>
+        <w:rPr>
+          <w:rFonts w:ascii="宋体" w:hAnsi="宋体" w:eastAsia="宋体" w:cs="宋体"/>
           <w:spacing w:val="-1"/>
           <w:sz w:val="24"/>
           <w:szCs w:val="24"/>
@@ -5037,10 +5684,23 @@
     </w:p>
     <w:p>
       <w:pPr>
-        <w:pStyle w:val="2"/>
+        <w:pStyle w:val="28"/>
+        <w:keepNext w:val="0"/>
+        <w:keepLines w:val="0"/>
+        <w:pageBreakBefore w:val="0"/>
+        <w:widowControl w:val="0"/>
+        <w:kinsoku w:val="0"/>
+        <w:wordWrap/>
+        <w:overflowPunct/>
+        <w:topLinePunct w:val="0"/>
+        <w:autoSpaceDE w:val="0"/>
+        <w:autoSpaceDN w:val="0"/>
         <w:bidi w:val="0"/>
-      </w:pPr>
-      <w:bookmarkStart w:id="19" w:name="_Toc10678"/>
+        <w:adjustRightInd w:val="0"/>
+        <w:snapToGrid w:val="0"/>
+        <w:textAlignment w:val="baseline"/>
+      </w:pPr>
+      <w:bookmarkStart w:id="19" w:name="_Toc21314"/>
       <w:r>
         <w:t>制度的监督执行</w:t>
       </w:r>
@@ -5051,7 +5711,7 @@
         <w:keepNext w:val="0"/>
         <w:keepLines w:val="0"/>
         <w:pageBreakBefore w:val="0"/>
-        <w:widowControl/>
+        <w:widowControl w:val="0"/>
         <w:kinsoku w:val="0"/>
         <w:wordWrap/>
         <w:overflowPunct/>
@@ -5062,18 +5722,18 @@
         <w:adjustRightInd w:val="0"/>
         <w:snapToGrid w:val="0"/>
         <w:spacing w:line="360" w:lineRule="auto"/>
-        <w:ind w:left="0" w:right="0" w:firstLine="420" w:firstLineChars="200"/>
+        <w:ind w:left="0" w:right="0" w:firstLine="476" w:firstLineChars="200"/>
         <w:textAlignment w:val="baseline"/>
         <w:rPr>
-          <w:rFonts w:ascii="宋体" w:eastAsia="宋体" w:hAnsi="宋体" w:cs="宋体"/>
-          <w:spacing w:val="-1"/>
-          <w:sz w:val="24"/>
-          <w:szCs w:val="24"/>
-        </w:rPr>
-      </w:pPr>
-      <w:r>
-        <w:rPr>
-          <w:rFonts w:ascii="宋体" w:eastAsia="宋体" w:hAnsi="宋体" w:cs="宋体"/>
+          <w:rFonts w:ascii="宋体" w:hAnsi="宋体" w:eastAsia="宋体" w:cs="宋体"/>
+          <w:spacing w:val="-1"/>
+          <w:sz w:val="24"/>
+          <w:szCs w:val="24"/>
+        </w:rPr>
+      </w:pPr>
+      <w:r>
+        <w:rPr>
+          <w:rFonts w:ascii="宋体" w:hAnsi="宋体" w:eastAsia="宋体" w:cs="宋体"/>
           <w:spacing w:val="-1"/>
           <w:sz w:val="24"/>
           <w:szCs w:val="24"/>
@@ -5083,10 +5743,23 @@
     </w:p>
     <w:p>
       <w:pPr>
-        <w:pStyle w:val="1"/>
+        <w:pStyle w:val="26"/>
+        <w:keepNext w:val="0"/>
+        <w:keepLines w:val="0"/>
+        <w:pageBreakBefore w:val="0"/>
+        <w:widowControl w:val="0"/>
+        <w:kinsoku w:val="0"/>
+        <w:wordWrap/>
+        <w:overflowPunct/>
+        <w:topLinePunct w:val="0"/>
+        <w:autoSpaceDE w:val="0"/>
+        <w:autoSpaceDN w:val="0"/>
         <w:bidi w:val="0"/>
-      </w:pPr>
-      <w:bookmarkStart w:id="20" w:name="_Toc29929"/>
+        <w:adjustRightInd w:val="0"/>
+        <w:snapToGrid w:val="0"/>
+        <w:textAlignment w:val="baseline"/>
+      </w:pPr>
+      <w:bookmarkStart w:id="20" w:name="_Toc16794"/>
       <w:r>
         <w:t>对外沟通</w:t>
       </w:r>
@@ -5097,7 +5770,7 @@
         <w:keepNext w:val="0"/>
         <w:keepLines w:val="0"/>
         <w:pageBreakBefore w:val="0"/>
-        <w:widowControl/>
+        <w:widowControl w:val="0"/>
         <w:numPr>
           <w:ilvl w:val="0"/>
           <w:numId w:val="9"/>
@@ -5112,18 +5785,18 @@
         <w:adjustRightInd w:val="0"/>
         <w:snapToGrid w:val="0"/>
         <w:spacing w:line="360" w:lineRule="auto"/>
-        <w:ind w:left="425" w:hanging="425" w:leftChars="0" w:firstLineChars="0"/>
+        <w:ind w:left="425" w:leftChars="0" w:hanging="425" w:firstLineChars="0"/>
         <w:textAlignment w:val="baseline"/>
         <w:rPr>
-          <w:rFonts w:ascii="宋体" w:eastAsia="宋体" w:hAnsi="宋体" w:cs="宋体"/>
-          <w:spacing w:val="-1"/>
-          <w:sz w:val="24"/>
-          <w:szCs w:val="24"/>
-        </w:rPr>
-      </w:pPr>
-      <w:r>
-        <w:rPr>
-          <w:rFonts w:ascii="宋体" w:eastAsia="宋体" w:hAnsi="宋体" w:cs="宋体"/>
+          <w:rFonts w:ascii="宋体" w:hAnsi="宋体" w:eastAsia="宋体" w:cs="宋体"/>
+          <w:spacing w:val="-1"/>
+          <w:sz w:val="24"/>
+          <w:szCs w:val="24"/>
+        </w:rPr>
+      </w:pPr>
+      <w:r>
+        <w:rPr>
+          <w:rFonts w:ascii="宋体" w:hAnsi="宋体" w:eastAsia="宋体" w:cs="宋体"/>
           <w:spacing w:val="-1"/>
           <w:sz w:val="24"/>
           <w:szCs w:val="24"/>
@@ -5136,7 +5809,7 @@
         <w:keepNext w:val="0"/>
         <w:keepLines w:val="0"/>
         <w:pageBreakBefore w:val="0"/>
-        <w:widowControl/>
+        <w:widowControl w:val="0"/>
         <w:numPr>
           <w:ilvl w:val="0"/>
           <w:numId w:val="9"/>
@@ -5151,18 +5824,18 @@
         <w:adjustRightInd w:val="0"/>
         <w:snapToGrid w:val="0"/>
         <w:spacing w:line="360" w:lineRule="auto"/>
-        <w:ind w:left="425" w:hanging="425" w:leftChars="0" w:firstLineChars="0"/>
+        <w:ind w:left="425" w:leftChars="0" w:hanging="425" w:firstLineChars="0"/>
         <w:textAlignment w:val="baseline"/>
         <w:rPr>
-          <w:rFonts w:ascii="宋体" w:eastAsia="宋体" w:hAnsi="宋体" w:cs="宋体"/>
-          <w:spacing w:val="-1"/>
-          <w:sz w:val="24"/>
-          <w:szCs w:val="24"/>
-        </w:rPr>
-      </w:pPr>
-      <w:r>
-        <w:rPr>
-          <w:rFonts w:ascii="宋体" w:eastAsia="宋体" w:hAnsi="宋体" w:cs="宋体"/>
+          <w:rFonts w:ascii="宋体" w:hAnsi="宋体" w:eastAsia="宋体" w:cs="宋体"/>
+          <w:spacing w:val="-1"/>
+          <w:sz w:val="24"/>
+          <w:szCs w:val="24"/>
+        </w:rPr>
+      </w:pPr>
+      <w:r>
+        <w:rPr>
+          <w:rFonts w:ascii="宋体" w:hAnsi="宋体" w:eastAsia="宋体" w:cs="宋体"/>
           <w:spacing w:val="-1"/>
           <w:sz w:val="24"/>
           <w:szCs w:val="24"/>
@@ -5175,7 +5848,7 @@
         <w:keepNext w:val="0"/>
         <w:keepLines w:val="0"/>
         <w:pageBreakBefore w:val="0"/>
-        <w:widowControl/>
+        <w:widowControl w:val="0"/>
         <w:numPr>
           <w:ilvl w:val="0"/>
           <w:numId w:val="9"/>
@@ -5190,18 +5863,18 @@
         <w:adjustRightInd w:val="0"/>
         <w:snapToGrid w:val="0"/>
         <w:spacing w:line="360" w:lineRule="auto"/>
-        <w:ind w:left="425" w:hanging="425" w:leftChars="0" w:firstLineChars="0"/>
+        <w:ind w:left="425" w:leftChars="0" w:hanging="425" w:firstLineChars="0"/>
         <w:textAlignment w:val="baseline"/>
         <w:rPr>
-          <w:rFonts w:ascii="宋体" w:eastAsia="宋体" w:hAnsi="宋体" w:cs="宋体"/>
-          <w:spacing w:val="-1"/>
-          <w:sz w:val="24"/>
-          <w:szCs w:val="24"/>
-        </w:rPr>
-      </w:pPr>
-      <w:r>
-        <w:rPr>
-          <w:rFonts w:ascii="宋体" w:eastAsia="宋体" w:hAnsi="宋体" w:cs="宋体"/>
+          <w:rFonts w:ascii="宋体" w:hAnsi="宋体" w:eastAsia="宋体" w:cs="宋体"/>
+          <w:spacing w:val="-1"/>
+          <w:sz w:val="24"/>
+          <w:szCs w:val="24"/>
+        </w:rPr>
+      </w:pPr>
+      <w:r>
+        <w:rPr>
+          <w:rFonts w:ascii="宋体" w:hAnsi="宋体" w:eastAsia="宋体" w:cs="宋体"/>
           <w:spacing w:val="-1"/>
           <w:sz w:val="24"/>
           <w:szCs w:val="24"/>
@@ -5214,7 +5887,7 @@
         <w:keepNext w:val="0"/>
         <w:keepLines w:val="0"/>
         <w:pageBreakBefore w:val="0"/>
-        <w:widowControl/>
+        <w:widowControl w:val="0"/>
         <w:numPr>
           <w:ilvl w:val="0"/>
           <w:numId w:val="9"/>
@@ -5229,18 +5902,18 @@
         <w:adjustRightInd w:val="0"/>
         <w:snapToGrid w:val="0"/>
         <w:spacing w:line="360" w:lineRule="auto"/>
-        <w:ind w:left="425" w:hanging="425" w:leftChars="0" w:firstLineChars="0"/>
+        <w:ind w:left="425" w:leftChars="0" w:hanging="425" w:firstLineChars="0"/>
         <w:textAlignment w:val="baseline"/>
         <w:rPr>
-          <w:rFonts w:ascii="宋体" w:eastAsia="宋体" w:hAnsi="宋体" w:cs="宋体"/>
-          <w:spacing w:val="-1"/>
-          <w:sz w:val="24"/>
-          <w:szCs w:val="24"/>
-        </w:rPr>
-      </w:pPr>
-      <w:r>
-        <w:rPr>
-          <w:rFonts w:ascii="宋体" w:eastAsia="宋体" w:hAnsi="宋体" w:cs="宋体"/>
+          <w:rFonts w:ascii="宋体" w:hAnsi="宋体" w:eastAsia="宋体" w:cs="宋体"/>
+          <w:spacing w:val="-1"/>
+          <w:sz w:val="24"/>
+          <w:szCs w:val="24"/>
+        </w:rPr>
+      </w:pPr>
+      <w:r>
+        <w:rPr>
+          <w:rFonts w:ascii="宋体" w:hAnsi="宋体" w:eastAsia="宋体" w:cs="宋体"/>
           <w:spacing w:val="-1"/>
           <w:sz w:val="24"/>
           <w:szCs w:val="24"/>
@@ -5253,7 +5926,7 @@
         <w:keepNext w:val="0"/>
         <w:keepLines w:val="0"/>
         <w:pageBreakBefore w:val="0"/>
-        <w:widowControl/>
+        <w:widowControl w:val="0"/>
         <w:numPr>
           <w:ilvl w:val="0"/>
           <w:numId w:val="9"/>
@@ -5268,18 +5941,18 @@
         <w:adjustRightInd w:val="0"/>
         <w:snapToGrid w:val="0"/>
         <w:spacing w:line="360" w:lineRule="auto"/>
-        <w:ind w:left="425" w:hanging="425" w:leftChars="0" w:firstLineChars="0"/>
+        <w:ind w:left="425" w:leftChars="0" w:hanging="425" w:firstLineChars="0"/>
         <w:textAlignment w:val="baseline"/>
         <w:rPr>
-          <w:rFonts w:ascii="宋体" w:eastAsia="宋体" w:hAnsi="宋体" w:cs="宋体"/>
-          <w:spacing w:val="-1"/>
-          <w:sz w:val="24"/>
-          <w:szCs w:val="24"/>
-        </w:rPr>
-      </w:pPr>
-      <w:r>
-        <w:rPr>
-          <w:rFonts w:ascii="宋体" w:eastAsia="宋体" w:hAnsi="宋体" w:cs="宋体"/>
+          <w:rFonts w:ascii="宋体" w:hAnsi="宋体" w:eastAsia="宋体" w:cs="宋体"/>
+          <w:spacing w:val="-1"/>
+          <w:sz w:val="24"/>
+          <w:szCs w:val="24"/>
+        </w:rPr>
+      </w:pPr>
+      <w:r>
+        <w:rPr>
+          <w:rFonts w:ascii="宋体" w:hAnsi="宋体" w:eastAsia="宋体" w:cs="宋体"/>
           <w:spacing w:val="-1"/>
           <w:sz w:val="24"/>
           <w:szCs w:val="24"/>
@@ -5292,7 +5965,7 @@
         <w:keepNext w:val="0"/>
         <w:keepLines w:val="0"/>
         <w:pageBreakBefore w:val="0"/>
-        <w:widowControl/>
+        <w:widowControl w:val="0"/>
         <w:numPr>
           <w:ilvl w:val="0"/>
           <w:numId w:val="9"/>
@@ -5307,18 +5980,18 @@
         <w:adjustRightInd w:val="0"/>
         <w:snapToGrid w:val="0"/>
         <w:spacing w:line="360" w:lineRule="auto"/>
-        <w:ind w:left="425" w:hanging="425" w:leftChars="0" w:firstLineChars="0"/>
+        <w:ind w:left="425" w:leftChars="0" w:hanging="425" w:firstLineChars="0"/>
         <w:textAlignment w:val="baseline"/>
         <w:rPr>
-          <w:rFonts w:ascii="宋体" w:eastAsia="宋体" w:hAnsi="宋体" w:cs="宋体"/>
-          <w:spacing w:val="-1"/>
-          <w:sz w:val="24"/>
-          <w:szCs w:val="24"/>
-        </w:rPr>
-      </w:pPr>
-      <w:r>
-        <w:rPr>
-          <w:rFonts w:ascii="宋体" w:eastAsia="宋体" w:hAnsi="宋体" w:cs="宋体"/>
+          <w:rFonts w:ascii="宋体" w:hAnsi="宋体" w:eastAsia="宋体" w:cs="宋体"/>
+          <w:spacing w:val="-1"/>
+          <w:sz w:val="24"/>
+          <w:szCs w:val="24"/>
+        </w:rPr>
+      </w:pPr>
+      <w:r>
+        <w:rPr>
+          <w:rFonts w:ascii="宋体" w:hAnsi="宋体" w:eastAsia="宋体" w:cs="宋体"/>
           <w:spacing w:val="-1"/>
           <w:sz w:val="24"/>
           <w:szCs w:val="24"/>
@@ -5328,10 +6001,23 @@
     </w:p>
     <w:p>
       <w:pPr>
-        <w:pStyle w:val="1"/>
+        <w:pStyle w:val="26"/>
+        <w:keepNext w:val="0"/>
+        <w:keepLines w:val="0"/>
+        <w:pageBreakBefore w:val="0"/>
+        <w:widowControl w:val="0"/>
+        <w:kinsoku w:val="0"/>
+        <w:wordWrap/>
+        <w:overflowPunct/>
+        <w:topLinePunct w:val="0"/>
+        <w:autoSpaceDE w:val="0"/>
+        <w:autoSpaceDN w:val="0"/>
         <w:bidi w:val="0"/>
-      </w:pPr>
-      <w:bookmarkStart w:id="21" w:name="_Toc5244"/>
+        <w:adjustRightInd w:val="0"/>
+        <w:snapToGrid w:val="0"/>
+        <w:textAlignment w:val="baseline"/>
+      </w:pPr>
+      <w:bookmarkStart w:id="21" w:name="_Toc10815"/>
       <w:r>
         <w:t>附则</w:t>
       </w:r>
@@ -5342,7 +6028,7 @@
         <w:keepNext w:val="0"/>
         <w:keepLines w:val="0"/>
         <w:pageBreakBefore w:val="0"/>
-        <w:widowControl/>
+        <w:widowControl w:val="0"/>
         <w:kinsoku w:val="0"/>
         <w:wordWrap/>
         <w:overflowPunct/>
@@ -5353,18 +6039,18 @@
         <w:adjustRightInd w:val="0"/>
         <w:snapToGrid w:val="0"/>
         <w:spacing w:line="360" w:lineRule="auto"/>
-        <w:ind w:left="0" w:hanging="420" w:hangingChars="200"/>
+        <w:ind w:left="0" w:hanging="476" w:hangingChars="200"/>
         <w:textAlignment w:val="baseline"/>
         <w:rPr>
-          <w:rFonts w:ascii="宋体" w:eastAsia="宋体" w:hAnsi="宋体" w:cs="宋体"/>
-          <w:spacing w:val="-1"/>
-          <w:sz w:val="24"/>
-          <w:szCs w:val="24"/>
-        </w:rPr>
-      </w:pPr>
-      <w:r>
-        <w:rPr>
-          <w:rFonts w:ascii="宋体" w:eastAsia="宋体" w:hAnsi="宋体" w:cs="宋体"/>
+          <w:rFonts w:ascii="宋体" w:hAnsi="宋体" w:eastAsia="宋体" w:cs="宋体"/>
+          <w:spacing w:val="-1"/>
+          <w:sz w:val="24"/>
+          <w:szCs w:val="24"/>
+        </w:rPr>
+      </w:pPr>
+      <w:r>
+        <w:rPr>
+          <w:rFonts w:ascii="宋体" w:hAnsi="宋体" w:eastAsia="宋体" w:cs="宋体"/>
           <w:spacing w:val="-1"/>
           <w:sz w:val="24"/>
           <w:szCs w:val="24"/>
@@ -5377,7 +6063,7 @@
         <w:keepNext w:val="0"/>
         <w:keepLines w:val="0"/>
         <w:pageBreakBefore w:val="0"/>
-        <w:widowControl/>
+        <w:widowControl w:val="0"/>
         <w:kinsoku w:val="0"/>
         <w:wordWrap/>
         <w:overflowPunct/>
@@ -5388,18 +6074,18 @@
         <w:adjustRightInd w:val="0"/>
         <w:snapToGrid w:val="0"/>
         <w:spacing w:line="360" w:lineRule="auto"/>
-        <w:ind w:left="0" w:hanging="420" w:hangingChars="200"/>
+        <w:ind w:left="0" w:hanging="476" w:hangingChars="200"/>
         <w:textAlignment w:val="baseline"/>
         <w:rPr>
-          <w:rFonts w:ascii="宋体" w:eastAsia="宋体" w:hAnsi="宋体" w:cs="宋体"/>
-          <w:spacing w:val="-1"/>
-          <w:sz w:val="24"/>
-          <w:szCs w:val="24"/>
-        </w:rPr>
-      </w:pPr>
-      <w:r>
-        <w:rPr>
-          <w:rFonts w:ascii="宋体" w:eastAsia="宋体" w:hAnsi="宋体" w:cs="宋体"/>
+          <w:rFonts w:ascii="宋体" w:hAnsi="宋体" w:eastAsia="宋体" w:cs="宋体"/>
+          <w:spacing w:val="-1"/>
+          <w:sz w:val="24"/>
+          <w:szCs w:val="24"/>
+        </w:rPr>
+      </w:pPr>
+      <w:r>
+        <w:rPr>
+          <w:rFonts w:ascii="宋体" w:hAnsi="宋体" w:eastAsia="宋体" w:cs="宋体"/>
           <w:spacing w:val="-1"/>
           <w:sz w:val="24"/>
           <w:szCs w:val="24"/>
@@ -5412,7 +6098,7 @@
         <w:keepNext w:val="0"/>
         <w:keepLines w:val="0"/>
         <w:pageBreakBefore w:val="0"/>
-        <w:widowControl/>
+        <w:widowControl w:val="0"/>
         <w:kinsoku w:val="0"/>
         <w:wordWrap/>
         <w:overflowPunct/>
@@ -5423,18 +6109,18 @@
         <w:adjustRightInd w:val="0"/>
         <w:snapToGrid w:val="0"/>
         <w:spacing w:line="360" w:lineRule="auto"/>
-        <w:ind w:left="0" w:hanging="420" w:hangingChars="200"/>
+        <w:ind w:left="0" w:hanging="476" w:hangingChars="200"/>
         <w:textAlignment w:val="baseline"/>
         <w:rPr>
-          <w:rFonts w:ascii="宋体" w:eastAsia="宋体" w:hAnsi="宋体" w:cs="宋体"/>
-          <w:spacing w:val="-1"/>
-          <w:sz w:val="24"/>
-          <w:szCs w:val="24"/>
-        </w:rPr>
-      </w:pPr>
-      <w:r>
-        <w:rPr>
-          <w:rFonts w:ascii="宋体" w:eastAsia="宋体" w:hAnsi="宋体" w:cs="宋体"/>
+          <w:rFonts w:ascii="宋体" w:hAnsi="宋体" w:eastAsia="宋体" w:cs="宋体"/>
+          <w:spacing w:val="-1"/>
+          <w:sz w:val="24"/>
+          <w:szCs w:val="24"/>
+        </w:rPr>
+      </w:pPr>
+      <w:r>
+        <w:rPr>
+          <w:rFonts w:ascii="宋体" w:hAnsi="宋体" w:eastAsia="宋体" w:cs="宋体"/>
           <w:spacing w:val="-1"/>
           <w:sz w:val="24"/>
           <w:szCs w:val="24"/>
@@ -5447,7 +6133,7 @@
         <w:keepNext w:val="0"/>
         <w:keepLines w:val="0"/>
         <w:pageBreakBefore w:val="0"/>
-        <w:widowControl/>
+        <w:widowControl w:val="0"/>
         <w:kinsoku w:val="0"/>
         <w:wordWrap/>
         <w:overflowPunct/>
@@ -5458,18 +6144,18 @@
         <w:adjustRightInd w:val="0"/>
         <w:snapToGrid w:val="0"/>
         <w:spacing w:line="360" w:lineRule="auto"/>
-        <w:ind w:left="0" w:hanging="420" w:hangingChars="200"/>
+        <w:ind w:left="0" w:hanging="476" w:hangingChars="200"/>
         <w:textAlignment w:val="baseline"/>
         <w:rPr>
-          <w:rFonts w:ascii="宋体" w:eastAsia="宋体" w:hAnsi="宋体" w:cs="宋体"/>
-          <w:spacing w:val="-1"/>
-          <w:sz w:val="24"/>
-          <w:szCs w:val="24"/>
-        </w:rPr>
-      </w:pPr>
-      <w:r>
-        <w:rPr>
-          <w:rFonts w:ascii="宋体" w:eastAsia="宋体" w:hAnsi="宋体" w:cs="宋体"/>
+          <w:rFonts w:ascii="宋体" w:hAnsi="宋体" w:eastAsia="宋体" w:cs="宋体"/>
+          <w:spacing w:val="-1"/>
+          <w:sz w:val="24"/>
+          <w:szCs w:val="24"/>
+        </w:rPr>
+      </w:pPr>
+      <w:r>
+        <w:rPr>
+          <w:rFonts w:ascii="宋体" w:hAnsi="宋体" w:eastAsia="宋体" w:cs="宋体"/>
           <w:spacing w:val="-1"/>
           <w:sz w:val="24"/>
           <w:szCs w:val="24"/>
@@ -5478,30 +6164,55 @@
       </w:r>
     </w:p>
     <w:sectPr>
-      <w:footerReference w:type="default" r:id="rId4"/>
+      <w:footerReference r:id="rId5" w:type="default"/>
       <w:pgSz w:w="11906" w:h="16839"/>
       <w:pgMar w:top="1431" w:right="1620" w:bottom="1374" w:left="1785" w:header="0" w:footer="1211" w:gutter="0"/>
-      <w:cols w:num="1" w:space="720"/>
+      <w:cols w:space="720" w:num="1"/>
     </w:sectPr>
   </w:body>
 </w:document>
 </file>
 
+<file path=word/endnotes.xml><?xml version="1.0" encoding="utf-8"?>
+<w:endnotes xmlns:wpc="http://schemas.microsoft.com/office/word/2010/wordprocessingCanvas" xmlns:mc="http://schemas.openxmlformats.org/markup-compatibility/2006" xmlns:o="urn:schemas-microsoft-com:office:office" xmlns:r="http://schemas.openxmlformats.org/officeDocument/2006/relationships" xmlns:m="http://schemas.openxmlformats.org/officeDocument/2006/math" xmlns:v="urn:schemas-microsoft-com:vml" xmlns:wp14="http://schemas.microsoft.com/office/word/2010/wordprocessingDrawing" xmlns:wp="http://schemas.openxmlformats.org/drawingml/2006/wordprocessingDrawing" xmlns:w="http://schemas.openxmlformats.org/wordprocessingml/2006/main" xmlns:w14="http://schemas.microsoft.com/office/word/2010/wordml" xmlns:w15="http://schemas.microsoft.com/office/word/2012/wordml" xmlns:w10="urn:schemas-microsoft-com:office:word" xmlns:wpg="http://schemas.microsoft.com/office/word/2010/wordprocessingGroup" xmlns:wpi="http://schemas.microsoft.com/office/word/2010/wordprocessingInk" xmlns:wne="http://schemas.microsoft.com/office/word/2006/wordml" xmlns:wps="http://schemas.microsoft.com/office/word/2010/wordprocessingShape" xmlns:wpsCustomData="http://www.wps.cn/officeDocument/2013/wpsCustomData" mc:Ignorable="w14 w15 wp14">
+  <w:endnote w:type="separator" w:id="0">
+    <w:p>
+      <w:pPr>
+        <w:spacing w:line="240" w:lineRule="auto"/>
+      </w:pPr>
+      <w:r>
+        <w:separator/>
+      </w:r>
+    </w:p>
+  </w:endnote>
+  <w:endnote w:type="continuationSeparator" w:id="1">
+    <w:p>
+      <w:pPr>
+        <w:spacing w:line="240" w:lineRule="auto"/>
+      </w:pPr>
+      <w:r>
+        <w:continuationSeparator/>
+      </w:r>
+    </w:p>
+  </w:endnote>
+</w:endnotes>
+</file>
+
 <file path=word/footer1.xml><?xml version="1.0" encoding="utf-8"?>
-<w:ftr xmlns:wpc="http://schemas.microsoft.com/office/word/2010/wordprocessingCanvas" xmlns:mc="http://schemas.openxmlformats.org/markup-compatibility/2006" xmlns:o="urn:schemas-microsoft-com:office:office" xmlns:r="http://schemas.openxmlformats.org/officeDocument/2006/relationships" xmlns:m="http://schemas.openxmlformats.org/officeDocument/2006/math" xmlns:v="urn:schemas-microsoft-com:vml" xmlns:wp14="http://schemas.microsoft.com/office/word/2010/wordprocessingDrawing" xmlns:wp="http://schemas.openxmlformats.org/drawingml/2006/wordprocessingDrawing" xmlns:w10="urn:schemas-microsoft-com:office:word" xmlns:w="http://schemas.openxmlformats.org/wordprocessingml/2006/main" xmlns:w14="http://schemas.microsoft.com/office/word/2010/wordml" xmlns:w15="http://schemas.microsoft.com/office/word/2012/wordml" xmlns:wne="http://schemas.microsoft.com/office/word/2006/wordml" xmlns:wpg="http://schemas.microsoft.com/office/word/2010/wordprocessingGroup" xmlns:wpi="http://schemas.microsoft.com/office/word/2010/wordprocessingInk" xmlns:wps="http://schemas.microsoft.com/office/word/2010/wordprocessingShape" mc:Ignorable="w14 w15 wp14">
+<w:ftr xmlns:wpc="http://schemas.microsoft.com/office/word/2010/wordprocessingCanvas" xmlns:mc="http://schemas.openxmlformats.org/markup-compatibility/2006" xmlns:o="urn:schemas-microsoft-com:office:office" xmlns:r="http://schemas.openxmlformats.org/officeDocument/2006/relationships" xmlns:m="http://schemas.openxmlformats.org/officeDocument/2006/math" xmlns:v="urn:schemas-microsoft-com:vml" xmlns:wp14="http://schemas.microsoft.com/office/word/2010/wordprocessingDrawing" xmlns:wp="http://schemas.openxmlformats.org/drawingml/2006/wordprocessingDrawing" xmlns:w10="urn:schemas-microsoft-com:office:word" xmlns:w="http://schemas.openxmlformats.org/wordprocessingml/2006/main" xmlns:w14="http://schemas.microsoft.com/office/word/2010/wordml" xmlns:w15="http://schemas.microsoft.com/office/word/2012/wordml" xmlns:wpg="http://schemas.microsoft.com/office/word/2010/wordprocessingGroup" xmlns:wpi="http://schemas.microsoft.com/office/word/2010/wordprocessingInk" xmlns:wne="http://schemas.microsoft.com/office/word/2006/wordml" xmlns:wps="http://schemas.microsoft.com/office/word/2010/wordprocessingShape" xmlns:wpsCustomData="http://www.wps.cn/officeDocument/2013/wpsCustomData" mc:Ignorable="w14 w15 wp14">
   <w:p>
     <w:pPr>
       <w:spacing w:line="166" w:lineRule="auto"/>
       <w:ind w:left="4125"/>
       <w:rPr>
-        <w:rFonts w:ascii="Calibri" w:eastAsia="Calibri" w:hAnsi="Calibri" w:cs="Calibri"/>
+        <w:rFonts w:ascii="Calibri" w:hAnsi="Calibri" w:eastAsia="Calibri" w:cs="Calibri"/>
         <w:sz w:val="18"/>
         <w:szCs w:val="18"/>
       </w:rPr>
     </w:pPr>
     <w:r>
       <w:rPr>
-        <w:rFonts w:ascii="Calibri" w:eastAsia="Calibri" w:hAnsi="Calibri" w:cs="Calibri"/>
+        <w:rFonts w:ascii="Calibri" w:hAnsi="Calibri" w:eastAsia="Calibri" w:cs="Calibri"/>
         <w:sz w:val="18"/>
         <w:szCs w:val="18"/>
       </w:rPr>
@@ -5511,13 +6222,38 @@
 </w:ftr>
 </file>
 
+<file path=word/footnotes.xml><?xml version="1.0" encoding="utf-8"?>
+<w:footnotes xmlns:wpc="http://schemas.microsoft.com/office/word/2010/wordprocessingCanvas" xmlns:mc="http://schemas.openxmlformats.org/markup-compatibility/2006" xmlns:o="urn:schemas-microsoft-com:office:office" xmlns:r="http://schemas.openxmlformats.org/officeDocument/2006/relationships" xmlns:m="http://schemas.openxmlformats.org/officeDocument/2006/math" xmlns:v="urn:schemas-microsoft-com:vml" xmlns:wp14="http://schemas.microsoft.com/office/word/2010/wordprocessingDrawing" xmlns:wp="http://schemas.openxmlformats.org/drawingml/2006/wordprocessingDrawing" xmlns:w="http://schemas.openxmlformats.org/wordprocessingml/2006/main" xmlns:w14="http://schemas.microsoft.com/office/word/2010/wordml" xmlns:w15="http://schemas.microsoft.com/office/word/2012/wordml" xmlns:w10="urn:schemas-microsoft-com:office:word" xmlns:wpg="http://schemas.microsoft.com/office/word/2010/wordprocessingGroup" xmlns:wpi="http://schemas.microsoft.com/office/word/2010/wordprocessingInk" xmlns:wne="http://schemas.microsoft.com/office/word/2006/wordml" xmlns:wps="http://schemas.microsoft.com/office/word/2010/wordprocessingShape" xmlns:wpsCustomData="http://www.wps.cn/officeDocument/2013/wpsCustomData" mc:Ignorable="w14 w15 wp14">
+  <w:footnote w:type="separator" w:id="0">
+    <w:p>
+      <w:pPr>
+        <w:spacing w:line="360" w:lineRule="auto"/>
+      </w:pPr>
+      <w:r>
+        <w:separator/>
+      </w:r>
+    </w:p>
+  </w:footnote>
+  <w:footnote w:type="continuationSeparator" w:id="1">
+    <w:p>
+      <w:pPr>
+        <w:spacing w:line="360" w:lineRule="auto"/>
+      </w:pPr>
+      <w:r>
+        <w:continuationSeparator/>
+      </w:r>
+    </w:p>
+  </w:footnote>
+</w:footnotes>
+</file>
+
 <file path=word/numbering.xml><?xml version="1.0" encoding="utf-8"?>
-<w:numbering xmlns:wpc="http://schemas.microsoft.com/office/word/2010/wordprocessingCanvas" xmlns:mc="http://schemas.openxmlformats.org/markup-compatibility/2006" xmlns:o="urn:schemas-microsoft-com:office:office" xmlns:r="http://schemas.openxmlformats.org/officeDocument/2006/relationships" xmlns:m="http://schemas.openxmlformats.org/officeDocument/2006/math" xmlns:v="urn:schemas-microsoft-com:vml" xmlns:wp14="http://schemas.microsoft.com/office/word/2010/wordprocessingDrawing" xmlns:wp="http://schemas.openxmlformats.org/drawingml/2006/wordprocessingDrawing" xmlns:w10="urn:schemas-microsoft-com:office:word" xmlns:w="http://schemas.openxmlformats.org/wordprocessingml/2006/main" xmlns:w14="http://schemas.microsoft.com/office/word/2010/wordml" xmlns:w15="http://schemas.microsoft.com/office/word/2012/wordml" xmlns:wne="http://schemas.microsoft.com/office/word/2006/wordml" xmlns:wpg="http://schemas.microsoft.com/office/word/2010/wordprocessingGroup" xmlns:wpi="http://schemas.microsoft.com/office/word/2010/wordprocessingInk" xmlns:wps="http://schemas.microsoft.com/office/word/2010/wordprocessingShape" mc:Ignorable="w14 w15 wp14">
+<w:numbering xmlns:wpc="http://schemas.microsoft.com/office/word/2010/wordprocessingCanvas" xmlns:mc="http://schemas.openxmlformats.org/markup-compatibility/2006" xmlns:o="urn:schemas-microsoft-com:office:office" xmlns:r="http://schemas.openxmlformats.org/officeDocument/2006/relationships" xmlns:m="http://schemas.openxmlformats.org/officeDocument/2006/math" xmlns:v="urn:schemas-microsoft-com:vml" xmlns:wp14="http://schemas.microsoft.com/office/word/2010/wordprocessingDrawing" xmlns:wp="http://schemas.openxmlformats.org/drawingml/2006/wordprocessingDrawing" xmlns:w10="urn:schemas-microsoft-com:office:word" xmlns:w="http://schemas.openxmlformats.org/wordprocessingml/2006/main" xmlns:w14="http://schemas.microsoft.com/office/word/2010/wordml" xmlns:wpg="http://schemas.microsoft.com/office/word/2010/wordprocessingGroup" xmlns:wpi="http://schemas.microsoft.com/office/word/2010/wordprocessingInk" xmlns:wne="http://schemas.microsoft.com/office/word/2006/wordml" xmlns:wps="http://schemas.microsoft.com/office/word/2010/wordprocessingShape" xmlns:wpsCustomData="http://www.wps.cn/officeDocument/2013/wpsCustomData" mc:Ignorable="w14 wp14">
   <w:abstractNum w:abstractNumId="0">
     <w:nsid w:val="8468389D"/>
     <w:multiLevelType w:val="singleLevel"/>
     <w:tmpl w:val="8468389D"/>
-    <w:lvl w:ilvl="0">
+    <w:lvl w:ilvl="0" w:tentative="0">
       <w:start w:val="1"/>
       <w:numFmt w:val="decimal"/>
       <w:lvlText w:val="(%1)"/>
@@ -5534,10 +6270,10 @@
     <w:nsid w:val="8E964DCE"/>
     <w:multiLevelType w:val="multilevel"/>
     <w:tmpl w:val="8E964DCE"/>
-    <w:lvl w:ilvl="0">
+    <w:lvl w:ilvl="0" w:tentative="0">
       <w:start w:val="1"/>
       <w:numFmt w:val="decimal"/>
-      <w:pStyle w:val="Heading1"/>
+      <w:pStyle w:val="2"/>
       <w:lvlText w:val="%1."/>
       <w:lvlJc w:val="left"/>
       <w:pPr>
@@ -5547,10 +6283,10 @@
         <w:rFonts w:hint="default"/>
       </w:rPr>
     </w:lvl>
-    <w:lvl w:ilvl="1">
+    <w:lvl w:ilvl="1" w:tentative="0">
       <w:start w:val="1"/>
       <w:numFmt w:val="decimal"/>
-      <w:pStyle w:val="Heading2"/>
+      <w:pStyle w:val="3"/>
       <w:lvlText w:val="%1.%2."/>
       <w:lvlJc w:val="left"/>
       <w:pPr>
@@ -5560,10 +6296,10 @@
         <w:rFonts w:hint="default"/>
       </w:rPr>
     </w:lvl>
-    <w:lvl w:ilvl="2">
+    <w:lvl w:ilvl="2" w:tentative="0">
       <w:start w:val="1"/>
       <w:numFmt w:val="decimal"/>
-      <w:pStyle w:val="Heading3"/>
+      <w:pStyle w:val="4"/>
       <w:lvlText w:val="%1.%2.%3."/>
       <w:lvlJc w:val="left"/>
       <w:pPr>
@@ -5573,10 +6309,10 @@
         <w:rFonts w:hint="default"/>
       </w:rPr>
     </w:lvl>
-    <w:lvl w:ilvl="3">
+    <w:lvl w:ilvl="3" w:tentative="0">
       <w:start w:val="1"/>
       <w:numFmt w:val="decimal"/>
-      <w:pStyle w:val="Heading4"/>
+      <w:pStyle w:val="5"/>
       <w:lvlText w:val="%1.%2.%3.%4."/>
       <w:lvlJc w:val="left"/>
       <w:pPr>
@@ -5586,10 +6322,10 @@
         <w:rFonts w:hint="default"/>
       </w:rPr>
     </w:lvl>
-    <w:lvl w:ilvl="4">
+    <w:lvl w:ilvl="4" w:tentative="0">
       <w:start w:val="1"/>
       <w:numFmt w:val="decimal"/>
-      <w:pStyle w:val="Heading5"/>
+      <w:pStyle w:val="6"/>
       <w:lvlText w:val="%1.%2.%3.%4.%5."/>
       <w:lvlJc w:val="left"/>
       <w:pPr>
@@ -5599,10 +6335,10 @@
         <w:rFonts w:hint="default"/>
       </w:rPr>
     </w:lvl>
-    <w:lvl w:ilvl="5">
+    <w:lvl w:ilvl="5" w:tentative="0">
       <w:start w:val="1"/>
       <w:numFmt w:val="decimal"/>
-      <w:pStyle w:val="Heading6"/>
+      <w:pStyle w:val="7"/>
       <w:lvlText w:val="%1.%2.%3.%4.%5.%6."/>
       <w:lvlJc w:val="left"/>
       <w:pPr>
@@ -5612,10 +6348,10 @@
         <w:rFonts w:hint="default"/>
       </w:rPr>
     </w:lvl>
-    <w:lvl w:ilvl="6">
+    <w:lvl w:ilvl="6" w:tentative="0">
       <w:start w:val="1"/>
       <w:numFmt w:val="decimal"/>
-      <w:pStyle w:val="Heading7"/>
+      <w:pStyle w:val="8"/>
       <w:lvlText w:val="%1.%2.%3.%4.%5.%6.%7."/>
       <w:lvlJc w:val="left"/>
       <w:pPr>
@@ -5625,10 +6361,10 @@
         <w:rFonts w:hint="default"/>
       </w:rPr>
     </w:lvl>
-    <w:lvl w:ilvl="7">
+    <w:lvl w:ilvl="7" w:tentative="0">
       <w:start w:val="1"/>
       <w:numFmt w:val="decimal"/>
-      <w:pStyle w:val="Heading8"/>
+      <w:pStyle w:val="9"/>
       <w:lvlText w:val="%1.%2.%3.%4.%5.%6.%7.%8."/>
       <w:lvlJc w:val="left"/>
       <w:pPr>
@@ -5638,10 +6374,10 @@
         <w:rFonts w:hint="default"/>
       </w:rPr>
     </w:lvl>
-    <w:lvl w:ilvl="8">
+    <w:lvl w:ilvl="8" w:tentative="0">
       <w:start w:val="1"/>
       <w:numFmt w:val="decimal"/>
-      <w:pStyle w:val="Heading9"/>
+      <w:pStyle w:val="10"/>
       <w:lvlText w:val="%1.%2.%3.%4.%5.%6.%7.%8.%9."/>
       <w:lvlJc w:val="left"/>
       <w:pPr>
@@ -5656,7 +6392,7 @@
     <w:nsid w:val="CCAD90CA"/>
     <w:multiLevelType w:val="singleLevel"/>
     <w:tmpl w:val="CCAD90CA"/>
-    <w:lvl w:ilvl="0">
+    <w:lvl w:ilvl="0" w:tentative="0">
       <w:start w:val="1"/>
       <w:numFmt w:val="decimal"/>
       <w:lvlText w:val="(%1)"/>
@@ -5673,7 +6409,7 @@
     <w:nsid w:val="D38ED05B"/>
     <w:multiLevelType w:val="singleLevel"/>
     <w:tmpl w:val="D38ED05B"/>
-    <w:lvl w:ilvl="0">
+    <w:lvl w:ilvl="0" w:tentative="0">
       <w:start w:val="1"/>
       <w:numFmt w:val="decimal"/>
       <w:lvlText w:val="(%1)"/>
@@ -5690,7 +6426,7 @@
     <w:nsid w:val="EB4125EB"/>
     <w:multiLevelType w:val="singleLevel"/>
     <w:tmpl w:val="EB4125EB"/>
-    <w:lvl w:ilvl="0">
+    <w:lvl w:ilvl="0" w:tentative="0">
       <w:start w:val="1"/>
       <w:numFmt w:val="decimal"/>
       <w:lvlText w:val="(%1)"/>
@@ -5707,7 +6443,7 @@
     <w:nsid w:val="F3B88221"/>
     <w:multiLevelType w:val="singleLevel"/>
     <w:tmpl w:val="F3B88221"/>
-    <w:lvl w:ilvl="0">
+    <w:lvl w:ilvl="0" w:tentative="0">
       <w:start w:val="1"/>
       <w:numFmt w:val="decimal"/>
       <w:lvlText w:val="(%1)"/>
@@ -5724,7 +6460,7 @@
     <w:nsid w:val="0914153D"/>
     <w:multiLevelType w:val="singleLevel"/>
     <w:tmpl w:val="0914153D"/>
-    <w:lvl w:ilvl="0">
+    <w:lvl w:ilvl="0" w:tentative="0">
       <w:start w:val="1"/>
       <w:numFmt w:val="decimal"/>
       <w:lvlText w:val="(%1)"/>
@@ -5741,7 +6477,7 @@
     <w:nsid w:val="1F3FF005"/>
     <w:multiLevelType w:val="singleLevel"/>
     <w:tmpl w:val="1F3FF005"/>
-    <w:lvl w:ilvl="0">
+    <w:lvl w:ilvl="0" w:tentative="0">
       <w:start w:val="1"/>
       <w:numFmt w:val="decimal"/>
       <w:lvlText w:val="(%1)"/>
@@ -5758,7 +6494,7 @@
     <w:nsid w:val="5D8DDEAA"/>
     <w:multiLevelType w:val="singleLevel"/>
     <w:tmpl w:val="5D8DDEAA"/>
-    <w:lvl w:ilvl="0">
+    <w:lvl w:ilvl="0" w:tentative="0">
       <w:start w:val="1"/>
       <w:numFmt w:val="decimal"/>
       <w:lvlText w:val="(%1)"/>
@@ -5802,267 +6538,269 @@
 </file>
 
 <file path=word/styles.xml><?xml version="1.0" encoding="utf-8"?>
-<w:styles xmlns:mc="http://schemas.openxmlformats.org/markup-compatibility/2006" xmlns:r="http://schemas.openxmlformats.org/officeDocument/2006/relationships" xmlns:w="http://schemas.openxmlformats.org/wordprocessingml/2006/main" xmlns:w14="http://schemas.microsoft.com/office/word/2010/wordml" xmlns:w15="http://schemas.microsoft.com/office/word/2012/wordml" mc:Ignorable="w14 w15">
+<w:styles xmlns:mc="http://schemas.openxmlformats.org/markup-compatibility/2006" xmlns:o="urn:schemas-microsoft-com:office:office" xmlns:r="http://schemas.openxmlformats.org/officeDocument/2006/relationships" xmlns:m="http://schemas.openxmlformats.org/officeDocument/2006/math" xmlns:v="urn:schemas-microsoft-com:vml" xmlns:w="http://schemas.openxmlformats.org/wordprocessingml/2006/main" xmlns:w14="http://schemas.microsoft.com/office/word/2010/wordml" xmlns:w10="urn:schemas-microsoft-com:office:word" xmlns:sl="http://schemas.openxmlformats.org/schemaLibrary/2006/main" xmlns:wpsCustomData="http://www.wps.cn/officeDocument/2013/wpsCustomData" mc:Ignorable="w14">
   <w:docDefaults>
     <w:rPrDefault>
       <w:rPr>
-        <w:rFonts w:ascii="Arial" w:eastAsia="Arial" w:hAnsi="Arial" w:cs="Arial"/>
+        <w:rFonts w:ascii="Arial" w:hAnsi="Arial" w:eastAsia="Arial" w:cs="Arial"/>
       </w:rPr>
     </w:rPrDefault>
     <w:pPrDefault/>
   </w:docDefaults>
-  <w:latentStyles w:defLockedState="0" w:defUIPriority="99" w:defSemiHidden="1" w:defUnhideWhenUsed="1" w:defQFormat="0" w:count="260">
-    <w:lsdException w:name="Normal" w:semiHidden="0" w:uiPriority="0" w:unhideWhenUsed="0" w:qFormat="1"/>
-    <w:lsdException w:name="heading 1" w:semiHidden="0" w:uiPriority="0" w:unhideWhenUsed="0" w:qFormat="1"/>
-    <w:lsdException w:name="heading 2" w:semiHidden="0" w:uiPriority="0" w:qFormat="1"/>
-    <w:lsdException w:name="heading 3" w:uiPriority="0" w:qFormat="1"/>
-    <w:lsdException w:name="heading 4" w:semiHidden="0" w:uiPriority="0" w:qFormat="1"/>
-    <w:lsdException w:name="heading 5" w:uiPriority="0" w:qFormat="1"/>
-    <w:lsdException w:name="heading 6" w:uiPriority="0" w:qFormat="1"/>
-    <w:lsdException w:name="heading 7" w:uiPriority="0" w:qFormat="1"/>
-    <w:lsdException w:name="heading 8" w:uiPriority="0" w:qFormat="1"/>
-    <w:lsdException w:name="heading 9" w:uiPriority="0" w:qFormat="1"/>
-    <w:lsdException w:name="index 1" w:semiHidden="0" w:uiPriority="0" w:unhideWhenUsed="0"/>
-    <w:lsdException w:name="index 2" w:semiHidden="0" w:uiPriority="0" w:unhideWhenUsed="0"/>
-    <w:lsdException w:name="index 3" w:semiHidden="0" w:uiPriority="0" w:unhideWhenUsed="0"/>
-    <w:lsdException w:name="index 4" w:semiHidden="0" w:uiPriority="0" w:unhideWhenUsed="0"/>
-    <w:lsdException w:name="index 5" w:semiHidden="0" w:uiPriority="0" w:unhideWhenUsed="0"/>
-    <w:lsdException w:name="index 6" w:semiHidden="0" w:uiPriority="0" w:unhideWhenUsed="0"/>
-    <w:lsdException w:name="index 7" w:semiHidden="0" w:uiPriority="0" w:unhideWhenUsed="0"/>
-    <w:lsdException w:name="index 8" w:semiHidden="0" w:uiPriority="0" w:unhideWhenUsed="0"/>
-    <w:lsdException w:name="index 9" w:semiHidden="0" w:uiPriority="0" w:unhideWhenUsed="0"/>
-    <w:lsdException w:name="toc 1" w:semiHidden="0" w:uiPriority="0" w:unhideWhenUsed="0" w:qFormat="1"/>
-    <w:lsdException w:name="toc 2" w:semiHidden="0" w:uiPriority="0" w:unhideWhenUsed="0" w:qFormat="1"/>
-    <w:lsdException w:name="toc 3" w:semiHidden="0" w:uiPriority="0" w:unhideWhenUsed="0" w:qFormat="1"/>
-    <w:lsdException w:name="toc 4" w:semiHidden="0" w:uiPriority="0" w:unhideWhenUsed="0"/>
-    <w:lsdException w:name="toc 5" w:semiHidden="0" w:uiPriority="0" w:unhideWhenUsed="0"/>
-    <w:lsdException w:name="toc 6" w:semiHidden="0" w:uiPriority="0" w:unhideWhenUsed="0"/>
-    <w:lsdException w:name="toc 7" w:semiHidden="0" w:uiPriority="0" w:unhideWhenUsed="0"/>
-    <w:lsdException w:name="toc 8" w:semiHidden="0" w:uiPriority="0" w:unhideWhenUsed="0"/>
-    <w:lsdException w:name="toc 9" w:semiHidden="0" w:uiPriority="0" w:unhideWhenUsed="0"/>
-    <w:lsdException w:name="Normal Indent" w:semiHidden="0" w:uiPriority="0" w:unhideWhenUsed="0"/>
-    <w:lsdException w:name="footnote text" w:semiHidden="0" w:uiPriority="0" w:unhideWhenUsed="0"/>
-    <w:lsdException w:name="annotation text" w:semiHidden="0" w:uiPriority="0" w:unhideWhenUsed="0" w:qFormat="1"/>
-    <w:lsdException w:name="header" w:semiHidden="0" w:uiPriority="0" w:unhideWhenUsed="0" w:qFormat="1"/>
-    <w:lsdException w:name="footer" w:semiHidden="0" w:uiPriority="0" w:unhideWhenUsed="0" w:qFormat="1"/>
-    <w:lsdException w:name="index heading" w:semiHidden="0" w:uiPriority="0" w:unhideWhenUsed="0"/>
-    <w:lsdException w:name="caption" w:uiPriority="0" w:qFormat="1"/>
-    <w:lsdException w:name="table of figures" w:semiHidden="0" w:uiPriority="0" w:unhideWhenUsed="0"/>
-    <w:lsdException w:name="envelope address" w:semiHidden="0" w:uiPriority="0" w:unhideWhenUsed="0"/>
-    <w:lsdException w:name="envelope return" w:semiHidden="0" w:uiPriority="0" w:unhideWhenUsed="0"/>
-    <w:lsdException w:name="footnote reference" w:semiHidden="0" w:uiPriority="0" w:unhideWhenUsed="0"/>
-    <w:lsdException w:name="annotation reference" w:semiHidden="0" w:uiPriority="0" w:unhideWhenUsed="0"/>
-    <w:lsdException w:name="line number" w:semiHidden="0" w:uiPriority="0" w:unhideWhenUsed="0"/>
-    <w:lsdException w:name="page number" w:semiHidden="0" w:uiPriority="0" w:unhideWhenUsed="0"/>
-    <w:lsdException w:name="endnote reference" w:semiHidden="0" w:uiPriority="0" w:unhideWhenUsed="0"/>
-    <w:lsdException w:name="endnote text" w:semiHidden="0" w:uiPriority="0" w:unhideWhenUsed="0"/>
-    <w:lsdException w:name="table of authorities" w:semiHidden="0" w:uiPriority="0" w:unhideWhenUsed="0"/>
-    <w:lsdException w:name="macro" w:semiHidden="0" w:uiPriority="0" w:unhideWhenUsed="0"/>
-    <w:lsdException w:name="toa heading" w:semiHidden="0" w:uiPriority="0" w:unhideWhenUsed="0"/>
-    <w:lsdException w:name="List" w:semiHidden="0" w:uiPriority="0" w:unhideWhenUsed="0"/>
-    <w:lsdException w:name="List Bullet" w:semiHidden="0" w:uiPriority="0" w:unhideWhenUsed="0"/>
-    <w:lsdException w:name="List Number" w:semiHidden="0" w:uiPriority="0" w:unhideWhenUsed="0"/>
-    <w:lsdException w:name="List 2" w:semiHidden="0" w:uiPriority="0" w:unhideWhenUsed="0"/>
-    <w:lsdException w:name="List 3" w:semiHidden="0" w:uiPriority="0" w:unhideWhenUsed="0"/>
-    <w:lsdException w:name="List 4" w:semiHidden="0" w:uiPriority="0" w:unhideWhenUsed="0"/>
-    <w:lsdException w:name="List 5" w:semiHidden="0" w:uiPriority="0" w:unhideWhenUsed="0"/>
-    <w:lsdException w:name="List Bullet 2" w:semiHidden="0" w:uiPriority="0" w:unhideWhenUsed="0"/>
-    <w:lsdException w:name="List Bullet 3" w:semiHidden="0" w:uiPriority="0" w:unhideWhenUsed="0"/>
-    <w:lsdException w:name="List Bullet 4" w:semiHidden="0" w:uiPriority="0" w:unhideWhenUsed="0"/>
-    <w:lsdException w:name="List Bullet 5" w:semiHidden="0" w:uiPriority="0" w:unhideWhenUsed="0"/>
-    <w:lsdException w:name="List Number 2" w:semiHidden="0" w:uiPriority="0" w:unhideWhenUsed="0"/>
-    <w:lsdException w:name="List Number 3" w:semiHidden="0" w:uiPriority="0" w:unhideWhenUsed="0"/>
-    <w:lsdException w:name="List Number 4" w:semiHidden="0" w:uiPriority="0" w:unhideWhenUsed="0"/>
-    <w:lsdException w:name="List Number 5" w:semiHidden="0" w:uiPriority="0" w:unhideWhenUsed="0"/>
-    <w:lsdException w:name="Title" w:semiHidden="0" w:uiPriority="0" w:unhideWhenUsed="0" w:qFormat="1"/>
-    <w:lsdException w:name="Closing" w:semiHidden="0" w:uiPriority="0" w:unhideWhenUsed="0"/>
-    <w:lsdException w:name="Signature" w:semiHidden="0" w:uiPriority="0" w:unhideWhenUsed="0"/>
-    <w:lsdException w:name="Default Paragraph Font" w:uiPriority="0" w:unhideWhenUsed="0" w:qFormat="1"/>
-    <w:lsdException w:name="Body Text" w:uiPriority="0" w:unhideWhenUsed="0" w:qFormat="1"/>
-    <w:lsdException w:name="Body Text Indent" w:semiHidden="0" w:uiPriority="0" w:unhideWhenUsed="0"/>
-    <w:lsdException w:name="List Continue" w:semiHidden="0" w:uiPriority="0" w:unhideWhenUsed="0"/>
-    <w:lsdException w:name="List Continue 2" w:semiHidden="0" w:uiPriority="0" w:unhideWhenUsed="0"/>
-    <w:lsdException w:name="List Continue 3" w:semiHidden="0" w:uiPriority="0" w:unhideWhenUsed="0"/>
-    <w:lsdException w:name="List Continue 4" w:semiHidden="0" w:uiPriority="0" w:unhideWhenUsed="0"/>
-    <w:lsdException w:name="List Continue 5" w:semiHidden="0" w:uiPriority="0" w:unhideWhenUsed="0"/>
-    <w:lsdException w:name="Message Header" w:semiHidden="0" w:uiPriority="0" w:unhideWhenUsed="0"/>
-    <w:lsdException w:name="Subtitle" w:semiHidden="0" w:uiPriority="0" w:unhideWhenUsed="0" w:qFormat="1"/>
-    <w:lsdException w:name="Salutation" w:semiHidden="0" w:uiPriority="0" w:unhideWhenUsed="0"/>
-    <w:lsdException w:name="Date" w:semiHidden="0" w:uiPriority="0" w:unhideWhenUsed="0"/>
-    <w:lsdException w:name="Body Text First Indent" w:semiHidden="0" w:uiPriority="0" w:unhideWhenUsed="0"/>
-    <w:lsdException w:name="Body Text First Indent 2" w:semiHidden="0" w:uiPriority="0" w:unhideWhenUsed="0"/>
-    <w:lsdException w:name="Body Text 2" w:semiHidden="0" w:uiPriority="0" w:unhideWhenUsed="0"/>
-    <w:lsdException w:name="Body Text 3" w:semiHidden="0" w:uiPriority="0" w:unhideWhenUsed="0"/>
-    <w:lsdException w:name="Body Text Indent 2" w:semiHidden="0" w:uiPriority="0" w:unhideWhenUsed="0"/>
-    <w:lsdException w:name="Body Text Indent 3" w:semiHidden="0" w:uiPriority="0" w:unhideWhenUsed="0"/>
-    <w:lsdException w:name="Block Text" w:semiHidden="0" w:uiPriority="0" w:unhideWhenUsed="0"/>
-    <w:lsdException w:name="Hyperlink" w:semiHidden="0" w:uiPriority="0" w:unhideWhenUsed="0"/>
-    <w:lsdException w:name="FollowedHyperlink" w:semiHidden="0" w:uiPriority="0" w:unhideWhenUsed="0"/>
-    <w:lsdException w:name="Strong" w:semiHidden="0" w:uiPriority="0" w:unhideWhenUsed="0" w:qFormat="1"/>
-    <w:lsdException w:name="Emphasis" w:semiHidden="0" w:uiPriority="0" w:unhideWhenUsed="0" w:qFormat="1"/>
-    <w:lsdException w:name="Document Map" w:semiHidden="0" w:uiPriority="0" w:unhideWhenUsed="0"/>
-    <w:lsdException w:name="Plain Text" w:semiHidden="0" w:uiPriority="0" w:unhideWhenUsed="0"/>
-    <w:lsdException w:name="E-mail Signature" w:semiHidden="0" w:uiPriority="0" w:unhideWhenUsed="0"/>
-    <w:lsdException w:name="Normal (Web)" w:semiHidden="0" w:uiPriority="0" w:unhideWhenUsed="0" w:qFormat="1"/>
-    <w:lsdException w:name="HTML Acronym" w:semiHidden="0" w:uiPriority="0" w:unhideWhenUsed="0"/>
-    <w:lsdException w:name="HTML Address" w:semiHidden="0" w:uiPriority="0" w:unhideWhenUsed="0"/>
-    <w:lsdException w:name="HTML Cite" w:semiHidden="0" w:uiPriority="0" w:unhideWhenUsed="0"/>
-    <w:lsdException w:name="HTML Code" w:semiHidden="0" w:uiPriority="0" w:unhideWhenUsed="0"/>
-    <w:lsdException w:name="HTML Definition" w:semiHidden="0" w:uiPriority="0" w:unhideWhenUsed="0"/>
-    <w:lsdException w:name="HTML Keyboard" w:semiHidden="0" w:uiPriority="0" w:unhideWhenUsed="0"/>
-    <w:lsdException w:name="HTML Preformatted" w:semiHidden="0" w:uiPriority="0" w:unhideWhenUsed="0"/>
-    <w:lsdException w:name="HTML Sample" w:semiHidden="0" w:uiPriority="0" w:unhideWhenUsed="0"/>
-    <w:lsdException w:name="HTML Typewriter" w:semiHidden="0" w:uiPriority="0" w:unhideWhenUsed="0"/>
-    <w:lsdException w:name="HTML Variable" w:semiHidden="0" w:uiPriority="0" w:unhideWhenUsed="0"/>
-    <w:lsdException w:name="Normal Table" w:uiPriority="0" w:unhideWhenUsed="0" w:qFormat="1"/>
-    <w:lsdException w:name="annotation subject" w:semiHidden="0" w:uiPriority="0" w:unhideWhenUsed="0"/>
-    <w:lsdException w:name="Table Simple 1" w:semiHidden="0" w:uiPriority="0" w:unhideWhenUsed="0"/>
-    <w:lsdException w:name="Table Simple 2" w:semiHidden="0" w:uiPriority="0" w:unhideWhenUsed="0"/>
-    <w:lsdException w:name="Table Simple 3" w:semiHidden="0" w:uiPriority="0" w:unhideWhenUsed="0"/>
-    <w:lsdException w:name="Table Classic 1" w:semiHidden="0" w:uiPriority="0" w:unhideWhenUsed="0"/>
-    <w:lsdException w:name="Table Classic 2" w:semiHidden="0" w:uiPriority="0" w:unhideWhenUsed="0"/>
-    <w:lsdException w:name="Table Classic 3" w:semiHidden="0" w:uiPriority="0" w:unhideWhenUsed="0"/>
-    <w:lsdException w:name="Table Classic 4" w:semiHidden="0" w:uiPriority="0" w:unhideWhenUsed="0"/>
-    <w:lsdException w:name="Table Colorful 1" w:semiHidden="0" w:uiPriority="0" w:unhideWhenUsed="0"/>
-    <w:lsdException w:name="Table Colorful 2" w:semiHidden="0" w:uiPriority="0" w:unhideWhenUsed="0"/>
-    <w:lsdException w:name="Table Colorful 3" w:semiHidden="0" w:uiPriority="0" w:unhideWhenUsed="0"/>
-    <w:lsdException w:name="Table Columns 1" w:semiHidden="0" w:uiPriority="0" w:unhideWhenUsed="0"/>
-    <w:lsdException w:name="Table Columns 2" w:semiHidden="0" w:uiPriority="0" w:unhideWhenUsed="0"/>
-    <w:lsdException w:name="Table Columns 3" w:semiHidden="0" w:uiPriority="0" w:unhideWhenUsed="0"/>
-    <w:lsdException w:name="Table Columns 4" w:semiHidden="0" w:uiPriority="0" w:unhideWhenUsed="0"/>
-    <w:lsdException w:name="Table Columns 5" w:semiHidden="0" w:uiPriority="0" w:unhideWhenUsed="0"/>
-    <w:lsdException w:name="Table Grid 1" w:semiHidden="0" w:uiPriority="0" w:unhideWhenUsed="0"/>
-    <w:lsdException w:name="Table Grid 2" w:semiHidden="0" w:uiPriority="0" w:unhideWhenUsed="0"/>
-    <w:lsdException w:name="Table Grid 3" w:semiHidden="0" w:uiPriority="0" w:unhideWhenUsed="0"/>
-    <w:lsdException w:name="Table Grid 4" w:semiHidden="0" w:uiPriority="0" w:unhideWhenUsed="0"/>
-    <w:lsdException w:name="Table Grid 5" w:semiHidden="0" w:uiPriority="0" w:unhideWhenUsed="0"/>
-    <w:lsdException w:name="Table Grid 6" w:semiHidden="0" w:uiPriority="0" w:unhideWhenUsed="0"/>
-    <w:lsdException w:name="Table Grid 7" w:semiHidden="0" w:uiPriority="0" w:unhideWhenUsed="0"/>
-    <w:lsdException w:name="Table Grid 8" w:semiHidden="0" w:uiPriority="0" w:unhideWhenUsed="0"/>
-    <w:lsdException w:name="Table List 1" w:semiHidden="0" w:uiPriority="0" w:unhideWhenUsed="0"/>
-    <w:lsdException w:name="Table List 2" w:semiHidden="0" w:uiPriority="0" w:unhideWhenUsed="0"/>
-    <w:lsdException w:name="Table List 3" w:semiHidden="0" w:uiPriority="0" w:unhideWhenUsed="0"/>
-    <w:lsdException w:name="Table List 4" w:semiHidden="0" w:uiPriority="0" w:unhideWhenUsed="0"/>
-    <w:lsdException w:name="Table List 5" w:semiHidden="0" w:uiPriority="0" w:unhideWhenUsed="0"/>
-    <w:lsdException w:name="Table List 6" w:semiHidden="0" w:uiPriority="0" w:unhideWhenUsed="0"/>
-    <w:lsdException w:name="Table List 7" w:semiHidden="0" w:uiPriority="0" w:unhideWhenUsed="0"/>
-    <w:lsdException w:name="Table List 8" w:semiHidden="0" w:uiPriority="0" w:unhideWhenUsed="0"/>
-    <w:lsdException w:name="Table 3D effects 1" w:semiHidden="0" w:uiPriority="0" w:unhideWhenUsed="0"/>
-    <w:lsdException w:name="Table 3D effects 2" w:semiHidden="0" w:uiPriority="0" w:unhideWhenUsed="0"/>
-    <w:lsdException w:name="Table 3D effects 3" w:semiHidden="0" w:uiPriority="0" w:unhideWhenUsed="0"/>
-    <w:lsdException w:name="Table Contemporary" w:semiHidden="0" w:uiPriority="0" w:unhideWhenUsed="0"/>
-    <w:lsdException w:name="Table Elegant" w:semiHidden="0" w:uiPriority="0" w:unhideWhenUsed="0"/>
-    <w:lsdException w:name="Table Professional" w:semiHidden="0" w:uiPriority="0" w:unhideWhenUsed="0"/>
-    <w:lsdException w:name="Table Subtle 1" w:semiHidden="0" w:uiPriority="0" w:unhideWhenUsed="0"/>
-    <w:lsdException w:name="Table Subtle 2" w:semiHidden="0" w:uiPriority="0" w:unhideWhenUsed="0"/>
-    <w:lsdException w:name="Table Web 1" w:semiHidden="0" w:uiPriority="0" w:unhideWhenUsed="0"/>
-    <w:lsdException w:name="Table Web 2" w:semiHidden="0" w:uiPriority="0" w:unhideWhenUsed="0"/>
-    <w:lsdException w:name="Table Web 3" w:semiHidden="0" w:uiPriority="0" w:unhideWhenUsed="0"/>
-    <w:lsdException w:name="Balloon Text" w:semiHidden="0" w:uiPriority="0" w:unhideWhenUsed="0"/>
-    <w:lsdException w:name="Table Grid" w:semiHidden="0" w:uiPriority="0" w:unhideWhenUsed="0" w:qFormat="1"/>
-    <w:lsdException w:name="Table Theme" w:semiHidden="0" w:uiPriority="0" w:unhideWhenUsed="0"/>
-    <w:lsdException w:name="Light Shading" w:semiHidden="0" w:uiPriority="60" w:unhideWhenUsed="0"/>
-    <w:lsdException w:name="Light List" w:semiHidden="0" w:uiPriority="61" w:unhideWhenUsed="0"/>
-    <w:lsdException w:name="Light Grid" w:semiHidden="0" w:uiPriority="62" w:unhideWhenUsed="0"/>
-    <w:lsdException w:name="Medium Shading 1" w:semiHidden="0" w:uiPriority="63" w:unhideWhenUsed="0"/>
-    <w:lsdException w:name="Medium Shading 2" w:semiHidden="0" w:uiPriority="64" w:unhideWhenUsed="0"/>
-    <w:lsdException w:name="Medium List 1" w:semiHidden="0" w:uiPriority="65" w:unhideWhenUsed="0"/>
-    <w:lsdException w:name="Medium List 2" w:semiHidden="0" w:uiPriority="66" w:unhideWhenUsed="0"/>
-    <w:lsdException w:name="Medium Grid 1" w:semiHidden="0" w:uiPriority="67" w:unhideWhenUsed="0"/>
-    <w:lsdException w:name="Medium Grid 2" w:semiHidden="0" w:uiPriority="68" w:unhideWhenUsed="0"/>
-    <w:lsdException w:name="Medium Grid 3" w:semiHidden="0" w:uiPriority="69" w:unhideWhenUsed="0"/>
-    <w:lsdException w:name="Dark List" w:semiHidden="0" w:uiPriority="70" w:unhideWhenUsed="0"/>
-    <w:lsdException w:name="Colorful Shading" w:semiHidden="0" w:uiPriority="71" w:unhideWhenUsed="0"/>
-    <w:lsdException w:name="Colorful List" w:semiHidden="0" w:uiPriority="72" w:unhideWhenUsed="0"/>
-    <w:lsdException w:name="Colorful Grid" w:semiHidden="0" w:uiPriority="73" w:unhideWhenUsed="0"/>
-    <w:lsdException w:name="Light Shading Accent 1" w:semiHidden="0" w:uiPriority="60" w:unhideWhenUsed="0"/>
-    <w:lsdException w:name="Light List Accent 1" w:semiHidden="0" w:uiPriority="61" w:unhideWhenUsed="0"/>
-    <w:lsdException w:name="Light Grid Accent 1" w:semiHidden="0" w:uiPriority="62" w:unhideWhenUsed="0"/>
-    <w:lsdException w:name="Medium Shading 1 Accent 1" w:semiHidden="0" w:uiPriority="63" w:unhideWhenUsed="0"/>
-    <w:lsdException w:name="Medium Shading 2 Accent 1" w:semiHidden="0" w:uiPriority="64" w:unhideWhenUsed="0"/>
-    <w:lsdException w:name="Medium List 1 Accent 1" w:semiHidden="0" w:uiPriority="65" w:unhideWhenUsed="0"/>
-    <w:lsdException w:name="Medium List 2 Accent 1" w:semiHidden="0" w:uiPriority="66" w:unhideWhenUsed="0"/>
-    <w:lsdException w:name="Medium Grid 1 Accent 1" w:semiHidden="0" w:uiPriority="67" w:unhideWhenUsed="0"/>
-    <w:lsdException w:name="Medium Grid 2 Accent 1" w:semiHidden="0" w:uiPriority="68" w:unhideWhenUsed="0"/>
-    <w:lsdException w:name="Medium Grid 3 Accent 1" w:semiHidden="0" w:uiPriority="69" w:unhideWhenUsed="0"/>
-    <w:lsdException w:name="Dark List Accent 1" w:semiHidden="0" w:uiPriority="70" w:unhideWhenUsed="0"/>
-    <w:lsdException w:name="Colorful Shading Accent 1" w:semiHidden="0" w:uiPriority="71" w:unhideWhenUsed="0"/>
-    <w:lsdException w:name="Colorful List Accent 1" w:semiHidden="0" w:uiPriority="72" w:unhideWhenUsed="0"/>
-    <w:lsdException w:name="Colorful Grid Accent 1" w:semiHidden="0" w:uiPriority="73" w:unhideWhenUsed="0"/>
-    <w:lsdException w:name="Light Shading Accent 2" w:semiHidden="0" w:uiPriority="60" w:unhideWhenUsed="0"/>
-    <w:lsdException w:name="Light List Accent 2" w:semiHidden="0" w:uiPriority="61" w:unhideWhenUsed="0"/>
-    <w:lsdException w:name="Light Grid Accent 2" w:semiHidden="0" w:uiPriority="62" w:unhideWhenUsed="0"/>
-    <w:lsdException w:name="Medium Shading 1 Accent 2" w:semiHidden="0" w:uiPriority="63" w:unhideWhenUsed="0"/>
-    <w:lsdException w:name="Medium Shading 2 Accent 2" w:semiHidden="0" w:uiPriority="64" w:unhideWhenUsed="0"/>
-    <w:lsdException w:name="Medium List 1 Accent 2" w:semiHidden="0" w:uiPriority="65" w:unhideWhenUsed="0"/>
-    <w:lsdException w:name="Medium List 2 Accent 2" w:semiHidden="0" w:uiPriority="66" w:unhideWhenUsed="0"/>
-    <w:lsdException w:name="Medium Grid 1 Accent 2" w:semiHidden="0" w:uiPriority="67" w:unhideWhenUsed="0"/>
-    <w:lsdException w:name="Medium Grid 2 Accent 2" w:semiHidden="0" w:uiPriority="68" w:unhideWhenUsed="0"/>
-    <w:lsdException w:name="Medium Grid 3 Accent 2" w:semiHidden="0" w:uiPriority="69" w:unhideWhenUsed="0"/>
-    <w:lsdException w:name="Dark List Accent 2" w:semiHidden="0" w:uiPriority="70" w:unhideWhenUsed="0"/>
-    <w:lsdException w:name="Colorful Shading Accent 2" w:semiHidden="0" w:uiPriority="71" w:unhideWhenUsed="0"/>
-    <w:lsdException w:name="Colorful List Accent 2" w:semiHidden="0" w:uiPriority="72" w:unhideWhenUsed="0"/>
-    <w:lsdException w:name="Colorful Grid Accent 2" w:semiHidden="0" w:uiPriority="73" w:unhideWhenUsed="0"/>
-    <w:lsdException w:name="Light Shading Accent 3" w:semiHidden="0" w:uiPriority="60" w:unhideWhenUsed="0"/>
-    <w:lsdException w:name="Light List Accent 3" w:semiHidden="0" w:uiPriority="61" w:unhideWhenUsed="0"/>
-    <w:lsdException w:name="Light Grid Accent 3" w:semiHidden="0" w:uiPriority="62" w:unhideWhenUsed="0"/>
-    <w:lsdException w:name="Medium Shading 1 Accent 3" w:semiHidden="0" w:uiPriority="63" w:unhideWhenUsed="0"/>
-    <w:lsdException w:name="Medium Shading 2 Accent 3" w:semiHidden="0" w:uiPriority="64" w:unhideWhenUsed="0"/>
-    <w:lsdException w:name="Medium List 1 Accent 3" w:semiHidden="0" w:uiPriority="65" w:unhideWhenUsed="0"/>
-    <w:lsdException w:name="Medium List 2 Accent 3" w:semiHidden="0" w:uiPriority="66" w:unhideWhenUsed="0"/>
-    <w:lsdException w:name="Medium Grid 1 Accent 3" w:semiHidden="0" w:uiPriority="67" w:unhideWhenUsed="0"/>
-    <w:lsdException w:name="Medium Grid 2 Accent 3" w:semiHidden="0" w:uiPriority="68" w:unhideWhenUsed="0"/>
-    <w:lsdException w:name="Medium Grid 3 Accent 3" w:semiHidden="0" w:uiPriority="69" w:unhideWhenUsed="0"/>
-    <w:lsdException w:name="Dark List Accent 3" w:semiHidden="0" w:uiPriority="70" w:unhideWhenUsed="0"/>
-    <w:lsdException w:name="Colorful Shading Accent 3" w:semiHidden="0" w:uiPriority="71" w:unhideWhenUsed="0"/>
-    <w:lsdException w:name="Colorful List Accent 3" w:semiHidden="0" w:uiPriority="72" w:unhideWhenUsed="0"/>
-    <w:lsdException w:name="Colorful Grid Accent 3" w:semiHidden="0" w:uiPriority="73" w:unhideWhenUsed="0"/>
-    <w:lsdException w:name="Light Shading Accent 4" w:semiHidden="0" w:uiPriority="60" w:unhideWhenUsed="0"/>
-    <w:lsdException w:name="Light List Accent 4" w:semiHidden="0" w:uiPriority="61" w:unhideWhenUsed="0"/>
-    <w:lsdException w:name="Light Grid Accent 4" w:semiHidden="0" w:uiPriority="62" w:unhideWhenUsed="0"/>
-    <w:lsdException w:name="Medium Shading 1 Accent 4" w:semiHidden="0" w:uiPriority="63" w:unhideWhenUsed="0"/>
-    <w:lsdException w:name="Medium Shading 2 Accent 4" w:semiHidden="0" w:uiPriority="64" w:unhideWhenUsed="0"/>
-    <w:lsdException w:name="Medium List 1 Accent 4" w:semiHidden="0" w:uiPriority="65" w:unhideWhenUsed="0"/>
-    <w:lsdException w:name="Medium List 2 Accent 4" w:semiHidden="0" w:uiPriority="66" w:unhideWhenUsed="0"/>
-    <w:lsdException w:name="Medium Grid 1 Accent 4" w:semiHidden="0" w:uiPriority="67" w:unhideWhenUsed="0"/>
-    <w:lsdException w:name="Medium Grid 2 Accent 4" w:semiHidden="0" w:uiPriority="68" w:unhideWhenUsed="0"/>
-    <w:lsdException w:name="Medium Grid 3 Accent 4" w:semiHidden="0" w:uiPriority="69" w:unhideWhenUsed="0"/>
-    <w:lsdException w:name="Dark List Accent 4" w:semiHidden="0" w:uiPriority="70" w:unhideWhenUsed="0"/>
-    <w:lsdException w:name="Colorful Shading Accent 4" w:semiHidden="0" w:uiPriority="71" w:unhideWhenUsed="0"/>
-    <w:lsdException w:name="Colorful List Accent 4" w:semiHidden="0" w:uiPriority="72" w:unhideWhenUsed="0"/>
-    <w:lsdException w:name="Colorful Grid Accent 4" w:semiHidden="0" w:uiPriority="73" w:unhideWhenUsed="0"/>
-    <w:lsdException w:name="Light Shading Accent 5" w:semiHidden="0" w:uiPriority="60" w:unhideWhenUsed="0"/>
-    <w:lsdException w:name="Light List Accent 5" w:semiHidden="0" w:uiPriority="61" w:unhideWhenUsed="0"/>
-    <w:lsdException w:name="Light Grid Accent 5" w:semiHidden="0" w:uiPriority="62" w:unhideWhenUsed="0"/>
-    <w:lsdException w:name="Medium Shading 1 Accent 5" w:semiHidden="0" w:uiPriority="63" w:unhideWhenUsed="0"/>
-    <w:lsdException w:name="Medium Shading 2 Accent 5" w:semiHidden="0" w:uiPriority="64" w:unhideWhenUsed="0"/>
-    <w:lsdException w:name="Medium List 1 Accent 5" w:semiHidden="0" w:uiPriority="65" w:unhideWhenUsed="0"/>
-    <w:lsdException w:name="Medium List 2 Accent 5" w:semiHidden="0" w:uiPriority="66" w:unhideWhenUsed="0"/>
-    <w:lsdException w:name="Medium Grid 1 Accent 5" w:semiHidden="0" w:uiPriority="67" w:unhideWhenUsed="0"/>
-    <w:lsdException w:name="Medium Grid 2 Accent 5" w:semiHidden="0" w:uiPriority="68" w:unhideWhenUsed="0"/>
-    <w:lsdException w:name="Medium Grid 3 Accent 5" w:semiHidden="0" w:uiPriority="69" w:unhideWhenUsed="0"/>
-    <w:lsdException w:name="Dark List Accent 5" w:semiHidden="0" w:uiPriority="70" w:unhideWhenUsed="0"/>
-    <w:lsdException w:name="Colorful Shading Accent 5" w:semiHidden="0" w:uiPriority="71" w:unhideWhenUsed="0"/>
-    <w:lsdException w:name="Colorful List Accent 5" w:semiHidden="0" w:uiPriority="72" w:unhideWhenUsed="0"/>
-    <w:lsdException w:name="Colorful Grid Accent 5" w:semiHidden="0" w:uiPriority="73" w:unhideWhenUsed="0"/>
-    <w:lsdException w:name="Light Shading Accent 6" w:semiHidden="0" w:uiPriority="60" w:unhideWhenUsed="0"/>
-    <w:lsdException w:name="Light List Accent 6" w:semiHidden="0" w:uiPriority="61" w:unhideWhenUsed="0"/>
-    <w:lsdException w:name="Light Grid Accent 6" w:semiHidden="0" w:uiPriority="62" w:unhideWhenUsed="0"/>
-    <w:lsdException w:name="Medium Shading 1 Accent 6" w:semiHidden="0" w:uiPriority="63" w:unhideWhenUsed="0"/>
-    <w:lsdException w:name="Medium Shading 2 Accent 6" w:semiHidden="0" w:uiPriority="64" w:unhideWhenUsed="0"/>
-    <w:lsdException w:name="Medium List 1 Accent 6" w:semiHidden="0" w:uiPriority="65" w:unhideWhenUsed="0"/>
-    <w:lsdException w:name="Medium List 2 Accent 6" w:semiHidden="0" w:uiPriority="66" w:unhideWhenUsed="0"/>
-    <w:lsdException w:name="Medium Grid 1 Accent 6" w:semiHidden="0" w:uiPriority="67" w:unhideWhenUsed="0"/>
-    <w:lsdException w:name="Medium Grid 2 Accent 6" w:semiHidden="0" w:uiPriority="68" w:unhideWhenUsed="0"/>
-    <w:lsdException w:name="Medium Grid 3 Accent 6" w:semiHidden="0" w:uiPriority="69" w:unhideWhenUsed="0"/>
-    <w:lsdException w:name="Dark List Accent 6" w:semiHidden="0" w:uiPriority="70" w:unhideWhenUsed="0"/>
-    <w:lsdException w:name="Colorful Shading Accent 6" w:semiHidden="0" w:uiPriority="71" w:unhideWhenUsed="0"/>
-    <w:lsdException w:name="Colorful List Accent 6" w:semiHidden="0" w:uiPriority="72" w:unhideWhenUsed="0"/>
-    <w:lsdException w:name="Colorful Grid Accent 6" w:semiHidden="0" w:uiPriority="73" w:unhideWhenUsed="0"/>
+  <w:latentStyles w:count="260" w:defQFormat="0" w:defUnhideWhenUsed="1" w:defSemiHidden="1" w:defUIPriority="99" w:defLockedState="0">
+    <w:lsdException w:qFormat="1" w:unhideWhenUsed="0" w:uiPriority="0" w:semiHidden="0" w:name="Normal"/>
+    <w:lsdException w:qFormat="1" w:unhideWhenUsed="0" w:uiPriority="0" w:semiHidden="0" w:name="heading 1"/>
+    <w:lsdException w:qFormat="1" w:uiPriority="0" w:semiHidden="0" w:name="heading 2"/>
+    <w:lsdException w:qFormat="1" w:uiPriority="0" w:name="heading 3"/>
+    <w:lsdException w:qFormat="1" w:uiPriority="0" w:semiHidden="0" w:name="heading 4"/>
+    <w:lsdException w:qFormat="1" w:uiPriority="0" w:name="heading 5"/>
+    <w:lsdException w:qFormat="1" w:uiPriority="0" w:name="heading 6"/>
+    <w:lsdException w:qFormat="1" w:uiPriority="0" w:name="heading 7"/>
+    <w:lsdException w:qFormat="1" w:uiPriority="0" w:name="heading 8"/>
+    <w:lsdException w:qFormat="1" w:uiPriority="0" w:name="heading 9"/>
+    <w:lsdException w:unhideWhenUsed="0" w:uiPriority="0" w:semiHidden="0" w:name="index 1"/>
+    <w:lsdException w:unhideWhenUsed="0" w:uiPriority="0" w:semiHidden="0" w:name="index 2"/>
+    <w:lsdException w:unhideWhenUsed="0" w:uiPriority="0" w:semiHidden="0" w:name="index 3"/>
+    <w:lsdException w:unhideWhenUsed="0" w:uiPriority="0" w:semiHidden="0" w:name="index 4"/>
+    <w:lsdException w:unhideWhenUsed="0" w:uiPriority="0" w:semiHidden="0" w:name="index 5"/>
+    <w:lsdException w:unhideWhenUsed="0" w:uiPriority="0" w:semiHidden="0" w:name="index 6"/>
+    <w:lsdException w:unhideWhenUsed="0" w:uiPriority="0" w:semiHidden="0" w:name="index 7"/>
+    <w:lsdException w:unhideWhenUsed="0" w:uiPriority="0" w:semiHidden="0" w:name="index 8"/>
+    <w:lsdException w:unhideWhenUsed="0" w:uiPriority="0" w:semiHidden="0" w:name="index 9"/>
+    <w:lsdException w:qFormat="1" w:unhideWhenUsed="0" w:uiPriority="0" w:semiHidden="0" w:name="toc 1"/>
+    <w:lsdException w:qFormat="1" w:unhideWhenUsed="0" w:uiPriority="0" w:semiHidden="0" w:name="toc 2"/>
+    <w:lsdException w:qFormat="1" w:unhideWhenUsed="0" w:uiPriority="0" w:semiHidden="0" w:name="toc 3"/>
+    <w:lsdException w:unhideWhenUsed="0" w:uiPriority="0" w:semiHidden="0" w:name="toc 4"/>
+    <w:lsdException w:unhideWhenUsed="0" w:uiPriority="0" w:semiHidden="0" w:name="toc 5"/>
+    <w:lsdException w:unhideWhenUsed="0" w:uiPriority="0" w:semiHidden="0" w:name="toc 6"/>
+    <w:lsdException w:unhideWhenUsed="0" w:uiPriority="0" w:semiHidden="0" w:name="toc 7"/>
+    <w:lsdException w:unhideWhenUsed="0" w:uiPriority="0" w:semiHidden="0" w:name="toc 8"/>
+    <w:lsdException w:unhideWhenUsed="0" w:uiPriority="0" w:semiHidden="0" w:name="toc 9"/>
+    <w:lsdException w:unhideWhenUsed="0" w:uiPriority="0" w:semiHidden="0" w:name="Normal Indent"/>
+    <w:lsdException w:unhideWhenUsed="0" w:uiPriority="0" w:semiHidden="0" w:name="footnote text"/>
+    <w:lsdException w:qFormat="1" w:unhideWhenUsed="0" w:uiPriority="0" w:semiHidden="0" w:name="annotation text"/>
+    <w:lsdException w:qFormat="1" w:unhideWhenUsed="0" w:uiPriority="0" w:semiHidden="0" w:name="header"/>
+    <w:lsdException w:qFormat="1" w:unhideWhenUsed="0" w:uiPriority="0" w:semiHidden="0" w:name="footer"/>
+    <w:lsdException w:unhideWhenUsed="0" w:uiPriority="0" w:semiHidden="0" w:name="index heading"/>
+    <w:lsdException w:qFormat="1" w:uiPriority="0" w:name="caption"/>
+    <w:lsdException w:unhideWhenUsed="0" w:uiPriority="0" w:semiHidden="0" w:name="table of figures"/>
+    <w:lsdException w:unhideWhenUsed="0" w:uiPriority="0" w:semiHidden="0" w:name="envelope address"/>
+    <w:lsdException w:unhideWhenUsed="0" w:uiPriority="0" w:semiHidden="0" w:name="envelope return"/>
+    <w:lsdException w:unhideWhenUsed="0" w:uiPriority="0" w:semiHidden="0" w:name="footnote reference"/>
+    <w:lsdException w:unhideWhenUsed="0" w:uiPriority="0" w:semiHidden="0" w:name="annotation reference"/>
+    <w:lsdException w:unhideWhenUsed="0" w:uiPriority="0" w:semiHidden="0" w:name="line number"/>
+    <w:lsdException w:unhideWhenUsed="0" w:uiPriority="0" w:semiHidden="0" w:name="page number"/>
+    <w:lsdException w:unhideWhenUsed="0" w:uiPriority="0" w:semiHidden="0" w:name="endnote reference"/>
+    <w:lsdException w:unhideWhenUsed="0" w:uiPriority="0" w:semiHidden="0" w:name="endnote text"/>
+    <w:lsdException w:unhideWhenUsed="0" w:uiPriority="0" w:semiHidden="0" w:name="table of authorities"/>
+    <w:lsdException w:unhideWhenUsed="0" w:uiPriority="0" w:semiHidden="0" w:name="macro"/>
+    <w:lsdException w:unhideWhenUsed="0" w:uiPriority="0" w:semiHidden="0" w:name="toa heading"/>
+    <w:lsdException w:unhideWhenUsed="0" w:uiPriority="0" w:semiHidden="0" w:name="List"/>
+    <w:lsdException w:unhideWhenUsed="0" w:uiPriority="0" w:semiHidden="0" w:name="List Bullet"/>
+    <w:lsdException w:unhideWhenUsed="0" w:uiPriority="0" w:semiHidden="0" w:name="List Number"/>
+    <w:lsdException w:unhideWhenUsed="0" w:uiPriority="0" w:semiHidden="0" w:name="List 2"/>
+    <w:lsdException w:unhideWhenUsed="0" w:uiPriority="0" w:semiHidden="0" w:name="List 3"/>
+    <w:lsdException w:unhideWhenUsed="0" w:uiPriority="0" w:semiHidden="0" w:name="List 4"/>
+    <w:lsdException w:unhideWhenUsed="0" w:uiPriority="0" w:semiHidden="0" w:name="List 5"/>
+    <w:lsdException w:unhideWhenUsed="0" w:uiPriority="0" w:semiHidden="0" w:name="List Bullet 2"/>
+    <w:lsdException w:unhideWhenUsed="0" w:uiPriority="0" w:semiHidden="0" w:name="List Bullet 3"/>
+    <w:lsdException w:unhideWhenUsed="0" w:uiPriority="0" w:semiHidden="0" w:name="List Bullet 4"/>
+    <w:lsdException w:unhideWhenUsed="0" w:uiPriority="0" w:semiHidden="0" w:name="List Bullet 5"/>
+    <w:lsdException w:unhideWhenUsed="0" w:uiPriority="0" w:semiHidden="0" w:name="List Number 2"/>
+    <w:lsdException w:unhideWhenUsed="0" w:uiPriority="0" w:semiHidden="0" w:name="List Number 3"/>
+    <w:lsdException w:unhideWhenUsed="0" w:uiPriority="0" w:semiHidden="0" w:name="List Number 4"/>
+    <w:lsdException w:unhideWhenUsed="0" w:uiPriority="0" w:semiHidden="0" w:name="List Number 5"/>
+    <w:lsdException w:qFormat="1" w:unhideWhenUsed="0" w:uiPriority="0" w:semiHidden="0" w:name="Title"/>
+    <w:lsdException w:unhideWhenUsed="0" w:uiPriority="0" w:semiHidden="0" w:name="Closing"/>
+    <w:lsdException w:unhideWhenUsed="0" w:uiPriority="0" w:semiHidden="0" w:name="Signature"/>
+    <w:lsdException w:qFormat="1" w:unhideWhenUsed="0" w:uiPriority="0" w:name="Default Paragraph Font"/>
+    <w:lsdException w:qFormat="1" w:unhideWhenUsed="0" w:uiPriority="0" w:name="Body Text"/>
+    <w:lsdException w:unhideWhenUsed="0" w:uiPriority="0" w:semiHidden="0" w:name="Body Text Indent"/>
+    <w:lsdException w:unhideWhenUsed="0" w:uiPriority="0" w:semiHidden="0" w:name="List Continue"/>
+    <w:lsdException w:unhideWhenUsed="0" w:uiPriority="0" w:semiHidden="0" w:name="List Continue 2"/>
+    <w:lsdException w:unhideWhenUsed="0" w:uiPriority="0" w:semiHidden="0" w:name="List Continue 3"/>
+    <w:lsdException w:unhideWhenUsed="0" w:uiPriority="0" w:semiHidden="0" w:name="List Continue 4"/>
+    <w:lsdException w:unhideWhenUsed="0" w:uiPriority="0" w:semiHidden="0" w:name="List Continue 5"/>
+    <w:lsdException w:unhideWhenUsed="0" w:uiPriority="0" w:semiHidden="0" w:name="Message Header"/>
+    <w:lsdException w:qFormat="1" w:unhideWhenUsed="0" w:uiPriority="0" w:semiHidden="0" w:name="Subtitle"/>
+    <w:lsdException w:unhideWhenUsed="0" w:uiPriority="0" w:semiHidden="0" w:name="Salutation"/>
+    <w:lsdException w:unhideWhenUsed="0" w:uiPriority="0" w:semiHidden="0" w:name="Date"/>
+    <w:lsdException w:unhideWhenUsed="0" w:uiPriority="0" w:semiHidden="0" w:name="Body Text First Indent"/>
+    <w:lsdException w:unhideWhenUsed="0" w:uiPriority="0" w:semiHidden="0" w:name="Body Text First Indent 2"/>
+    <w:lsdException w:uiPriority="99" w:name="Note Heading"/>
+    <w:lsdException w:unhideWhenUsed="0" w:uiPriority="0" w:semiHidden="0" w:name="Body Text 2"/>
+    <w:lsdException w:unhideWhenUsed="0" w:uiPriority="0" w:semiHidden="0" w:name="Body Text 3"/>
+    <w:lsdException w:unhideWhenUsed="0" w:uiPriority="0" w:semiHidden="0" w:name="Body Text Indent 2"/>
+    <w:lsdException w:unhideWhenUsed="0" w:uiPriority="0" w:semiHidden="0" w:name="Body Text Indent 3"/>
+    <w:lsdException w:unhideWhenUsed="0" w:uiPriority="0" w:semiHidden="0" w:name="Block Text"/>
+    <w:lsdException w:unhideWhenUsed="0" w:uiPriority="0" w:semiHidden="0" w:name="Hyperlink"/>
+    <w:lsdException w:unhideWhenUsed="0" w:uiPriority="0" w:semiHidden="0" w:name="FollowedHyperlink"/>
+    <w:lsdException w:qFormat="1" w:unhideWhenUsed="0" w:uiPriority="0" w:semiHidden="0" w:name="Strong"/>
+    <w:lsdException w:qFormat="1" w:unhideWhenUsed="0" w:uiPriority="0" w:semiHidden="0" w:name="Emphasis"/>
+    <w:lsdException w:unhideWhenUsed="0" w:uiPriority="0" w:semiHidden="0" w:name="Document Map"/>
+    <w:lsdException w:unhideWhenUsed="0" w:uiPriority="0" w:semiHidden="0" w:name="Plain Text"/>
+    <w:lsdException w:unhideWhenUsed="0" w:uiPriority="0" w:semiHidden="0" w:name="E-mail Signature"/>
+    <w:lsdException w:qFormat="1" w:unhideWhenUsed="0" w:uiPriority="0" w:semiHidden="0" w:name="Normal (Web)"/>
+    <w:lsdException w:unhideWhenUsed="0" w:uiPriority="0" w:semiHidden="0" w:name="HTML Acronym"/>
+    <w:lsdException w:unhideWhenUsed="0" w:uiPriority="0" w:semiHidden="0" w:name="HTML Address"/>
+    <w:lsdException w:unhideWhenUsed="0" w:uiPriority="0" w:semiHidden="0" w:name="HTML Cite"/>
+    <w:lsdException w:unhideWhenUsed="0" w:uiPriority="0" w:semiHidden="0" w:name="HTML Code"/>
+    <w:lsdException w:unhideWhenUsed="0" w:uiPriority="0" w:semiHidden="0" w:name="HTML Definition"/>
+    <w:lsdException w:unhideWhenUsed="0" w:uiPriority="0" w:semiHidden="0" w:name="HTML Keyboard"/>
+    <w:lsdException w:unhideWhenUsed="0" w:uiPriority="0" w:semiHidden="0" w:name="HTML Preformatted"/>
+    <w:lsdException w:unhideWhenUsed="0" w:uiPriority="0" w:semiHidden="0" w:name="HTML Sample"/>
+    <w:lsdException w:unhideWhenUsed="0" w:uiPriority="0" w:semiHidden="0" w:name="HTML Typewriter"/>
+    <w:lsdException w:unhideWhenUsed="0" w:uiPriority="0" w:semiHidden="0" w:name="HTML Variable"/>
+    <w:lsdException w:qFormat="1" w:unhideWhenUsed="0" w:uiPriority="0" w:name="Normal Table"/>
+    <w:lsdException w:unhideWhenUsed="0" w:uiPriority="0" w:semiHidden="0" w:name="annotation subject"/>
+    <w:lsdException w:unhideWhenUsed="0" w:uiPriority="0" w:semiHidden="0" w:name="Table Simple 1"/>
+    <w:lsdException w:unhideWhenUsed="0" w:uiPriority="0" w:semiHidden="0" w:name="Table Simple 2"/>
+    <w:lsdException w:unhideWhenUsed="0" w:uiPriority="0" w:semiHidden="0" w:name="Table Simple 3"/>
+    <w:lsdException w:unhideWhenUsed="0" w:uiPriority="0" w:semiHidden="0" w:name="Table Classic 1"/>
+    <w:lsdException w:unhideWhenUsed="0" w:uiPriority="0" w:semiHidden="0" w:name="Table Classic 2"/>
+    <w:lsdException w:unhideWhenUsed="0" w:uiPriority="0" w:semiHidden="0" w:name="Table Classic 3"/>
+    <w:lsdException w:unhideWhenUsed="0" w:uiPriority="0" w:semiHidden="0" w:name="Table Classic 4"/>
+    <w:lsdException w:unhideWhenUsed="0" w:uiPriority="0" w:semiHidden="0" w:name="Table Colorful 1"/>
+    <w:lsdException w:unhideWhenUsed="0" w:uiPriority="0" w:semiHidden="0" w:name="Table Colorful 2"/>
+    <w:lsdException w:unhideWhenUsed="0" w:uiPriority="0" w:semiHidden="0" w:name="Table Colorful 3"/>
+    <w:lsdException w:unhideWhenUsed="0" w:uiPriority="0" w:semiHidden="0" w:name="Table Columns 1"/>
+    <w:lsdException w:unhideWhenUsed="0" w:uiPriority="0" w:semiHidden="0" w:name="Table Columns 2"/>
+    <w:lsdException w:unhideWhenUsed="0" w:uiPriority="0" w:semiHidden="0" w:name="Table Columns 3"/>
+    <w:lsdException w:unhideWhenUsed="0" w:uiPriority="0" w:semiHidden="0" w:name="Table Columns 4"/>
+    <w:lsdException w:unhideWhenUsed="0" w:uiPriority="0" w:semiHidden="0" w:name="Table Columns 5"/>
+    <w:lsdException w:unhideWhenUsed="0" w:uiPriority="0" w:semiHidden="0" w:name="Table Grid 1"/>
+    <w:lsdException w:unhideWhenUsed="0" w:uiPriority="0" w:semiHidden="0" w:name="Table Grid 2"/>
+    <w:lsdException w:unhideWhenUsed="0" w:uiPriority="0" w:semiHidden="0" w:name="Table Grid 3"/>
+    <w:lsdException w:unhideWhenUsed="0" w:uiPriority="0" w:semiHidden="0" w:name="Table Grid 4"/>
+    <w:lsdException w:unhideWhenUsed="0" w:uiPriority="0" w:semiHidden="0" w:name="Table Grid 5"/>
+    <w:lsdException w:unhideWhenUsed="0" w:uiPriority="0" w:semiHidden="0" w:name="Table Grid 6"/>
+    <w:lsdException w:unhideWhenUsed="0" w:uiPriority="0" w:semiHidden="0" w:name="Table Grid 7"/>
+    <w:lsdException w:unhideWhenUsed="0" w:uiPriority="0" w:semiHidden="0" w:name="Table Grid 8"/>
+    <w:lsdException w:unhideWhenUsed="0" w:uiPriority="0" w:semiHidden="0" w:name="Table List 1"/>
+    <w:lsdException w:unhideWhenUsed="0" w:uiPriority="0" w:semiHidden="0" w:name="Table List 2"/>
+    <w:lsdException w:unhideWhenUsed="0" w:uiPriority="0" w:semiHidden="0" w:name="Table List 3"/>
+    <w:lsdException w:unhideWhenUsed="0" w:uiPriority="0" w:semiHidden="0" w:name="Table List 4"/>
+    <w:lsdException w:unhideWhenUsed="0" w:uiPriority="0" w:semiHidden="0" w:name="Table List 5"/>
+    <w:lsdException w:unhideWhenUsed="0" w:uiPriority="0" w:semiHidden="0" w:name="Table List 6"/>
+    <w:lsdException w:unhideWhenUsed="0" w:uiPriority="0" w:semiHidden="0" w:name="Table List 7"/>
+    <w:lsdException w:unhideWhenUsed="0" w:uiPriority="0" w:semiHidden="0" w:name="Table List 8"/>
+    <w:lsdException w:unhideWhenUsed="0" w:uiPriority="0" w:semiHidden="0" w:name="Table 3D effects 1"/>
+    <w:lsdException w:unhideWhenUsed="0" w:uiPriority="0" w:semiHidden="0" w:name="Table 3D effects 2"/>
+    <w:lsdException w:unhideWhenUsed="0" w:uiPriority="0" w:semiHidden="0" w:name="Table 3D effects 3"/>
+    <w:lsdException w:unhideWhenUsed="0" w:uiPriority="0" w:semiHidden="0" w:name="Table Contemporary"/>
+    <w:lsdException w:unhideWhenUsed="0" w:uiPriority="0" w:semiHidden="0" w:name="Table Elegant"/>
+    <w:lsdException w:unhideWhenUsed="0" w:uiPriority="0" w:semiHidden="0" w:name="Table Professional"/>
+    <w:lsdException w:unhideWhenUsed="0" w:uiPriority="0" w:semiHidden="0" w:name="Table Subtle 1"/>
+    <w:lsdException w:unhideWhenUsed="0" w:uiPriority="0" w:semiHidden="0" w:name="Table Subtle 2"/>
+    <w:lsdException w:unhideWhenUsed="0" w:uiPriority="0" w:semiHidden="0" w:name="Table Web 1"/>
+    <w:lsdException w:unhideWhenUsed="0" w:uiPriority="0" w:semiHidden="0" w:name="Table Web 2"/>
+    <w:lsdException w:unhideWhenUsed="0" w:uiPriority="0" w:semiHidden="0" w:name="Table Web 3"/>
+    <w:lsdException w:unhideWhenUsed="0" w:uiPriority="0" w:semiHidden="0" w:name="Balloon Text"/>
+    <w:lsdException w:qFormat="1" w:unhideWhenUsed="0" w:uiPriority="0" w:semiHidden="0" w:name="Table Grid"/>
+    <w:lsdException w:unhideWhenUsed="0" w:uiPriority="0" w:semiHidden="0" w:name="Table Theme"/>
+    <w:lsdException w:unhideWhenUsed="0" w:uiPriority="60" w:semiHidden="0" w:name="Light Shading"/>
+    <w:lsdException w:unhideWhenUsed="0" w:uiPriority="61" w:semiHidden="0" w:name="Light List"/>
+    <w:lsdException w:unhideWhenUsed="0" w:uiPriority="62" w:semiHidden="0" w:name="Light Grid"/>
+    <w:lsdException w:unhideWhenUsed="0" w:uiPriority="63" w:semiHidden="0" w:name="Medium Shading 1"/>
+    <w:lsdException w:unhideWhenUsed="0" w:uiPriority="64" w:semiHidden="0" w:name="Medium Shading 2"/>
+    <w:lsdException w:unhideWhenUsed="0" w:uiPriority="65" w:semiHidden="0" w:name="Medium List 1"/>
+    <w:lsdException w:unhideWhenUsed="0" w:uiPriority="66" w:semiHidden="0" w:name="Medium List 2"/>
+    <w:lsdException w:unhideWhenUsed="0" w:uiPriority="67" w:semiHidden="0" w:name="Medium Grid 1"/>
+    <w:lsdException w:unhideWhenUsed="0" w:uiPriority="68" w:semiHidden="0" w:name="Medium Grid 2"/>
+    <w:lsdException w:unhideWhenUsed="0" w:uiPriority="69" w:semiHidden="0" w:name="Medium Grid 3"/>
+    <w:lsdException w:unhideWhenUsed="0" w:uiPriority="70" w:semiHidden="0" w:name="Dark List"/>
+    <w:lsdException w:unhideWhenUsed="0" w:uiPriority="71" w:semiHidden="0" w:name="Colorful Shading"/>
+    <w:lsdException w:unhideWhenUsed="0" w:uiPriority="72" w:semiHidden="0" w:name="Colorful List"/>
+    <w:lsdException w:unhideWhenUsed="0" w:uiPriority="73" w:semiHidden="0" w:name="Colorful Grid"/>
+    <w:lsdException w:unhideWhenUsed="0" w:uiPriority="60" w:semiHidden="0" w:name="Light Shading Accent 1"/>
+    <w:lsdException w:unhideWhenUsed="0" w:uiPriority="61" w:semiHidden="0" w:name="Light List Accent 1"/>
+    <w:lsdException w:unhideWhenUsed="0" w:uiPriority="62" w:semiHidden="0" w:name="Light Grid Accent 1"/>
+    <w:lsdException w:unhideWhenUsed="0" w:uiPriority="63" w:semiHidden="0" w:name="Medium Shading 1 Accent 1"/>
+    <w:lsdException w:unhideWhenUsed="0" w:uiPriority="64" w:semiHidden="0" w:name="Medium Shading 2 Accent 1"/>
+    <w:lsdException w:unhideWhenUsed="0" w:uiPriority="65" w:semiHidden="0" w:name="Medium List 1 Accent 1"/>
+    <w:lsdException w:unhideWhenUsed="0" w:uiPriority="66" w:semiHidden="0" w:name="Medium List 2 Accent 1"/>
+    <w:lsdException w:unhideWhenUsed="0" w:uiPriority="67" w:semiHidden="0" w:name="Medium Grid 1 Accent 1"/>
+    <w:lsdException w:unhideWhenUsed="0" w:uiPriority="68" w:semiHidden="0" w:name="Medium Grid 2 Accent 1"/>
+    <w:lsdException w:unhideWhenUsed="0" w:uiPriority="69" w:semiHidden="0" w:name="Medium Grid 3 Accent 1"/>
+    <w:lsdException w:unhideWhenUsed="0" w:uiPriority="70" w:semiHidden="0" w:name="Dark List Accent 1"/>
+    <w:lsdException w:unhideWhenUsed="0" w:uiPriority="71" w:semiHidden="0" w:name="Colorful Shading Accent 1"/>
+    <w:lsdException w:unhideWhenUsed="0" w:uiPriority="72" w:semiHidden="0" w:name="Colorful List Accent 1"/>
+    <w:lsdException w:unhideWhenUsed="0" w:uiPriority="73" w:semiHidden="0" w:name="Colorful Grid Accent 1"/>
+    <w:lsdException w:unhideWhenUsed="0" w:uiPriority="60" w:semiHidden="0" w:name="Light Shading Accent 2"/>
+    <w:lsdException w:unhideWhenUsed="0" w:uiPriority="61" w:semiHidden="0" w:name="Light List Accent 2"/>
+    <w:lsdException w:unhideWhenUsed="0" w:uiPriority="62" w:semiHidden="0" w:name="Light Grid Accent 2"/>
+    <w:lsdException w:unhideWhenUsed="0" w:uiPriority="63" w:semiHidden="0" w:name="Medium Shading 1 Accent 2"/>
+    <w:lsdException w:unhideWhenUsed="0" w:uiPriority="64" w:semiHidden="0" w:name="Medium Shading 2 Accent 2"/>
+    <w:lsdException w:unhideWhenUsed="0" w:uiPriority="65" w:semiHidden="0" w:name="Medium List 1 Accent 2"/>
+    <w:lsdException w:unhideWhenUsed="0" w:uiPriority="66" w:semiHidden="0" w:name="Medium List 2 Accent 2"/>
+    <w:lsdException w:unhideWhenUsed="0" w:uiPriority="67" w:semiHidden="0" w:name="Medium Grid 1 Accent 2"/>
+    <w:lsdException w:unhideWhenUsed="0" w:uiPriority="68" w:semiHidden="0" w:name="Medium Grid 2 Accent 2"/>
+    <w:lsdException w:unhideWhenUsed="0" w:uiPriority="69" w:semiHidden="0" w:name="Medium Grid 3 Accent 2"/>
+    <w:lsdException w:unhideWhenUsed="0" w:uiPriority="70" w:semiHidden="0" w:name="Dark List Accent 2"/>
+    <w:lsdException w:unhideWhenUsed="0" w:uiPriority="71" w:semiHidden="0" w:name="Colorful Shading Accent 2"/>
+    <w:lsdException w:unhideWhenUsed="0" w:uiPriority="72" w:semiHidden="0" w:name="Colorful List Accent 2"/>
+    <w:lsdException w:unhideWhenUsed="0" w:uiPriority="73" w:semiHidden="0" w:name="Colorful Grid Accent 2"/>
+    <w:lsdException w:unhideWhenUsed="0" w:uiPriority="60" w:semiHidden="0" w:name="Light Shading Accent 3"/>
+    <w:lsdException w:unhideWhenUsed="0" w:uiPriority="61" w:semiHidden="0" w:name="Light List Accent 3"/>
+    <w:lsdException w:unhideWhenUsed="0" w:uiPriority="62" w:semiHidden="0" w:name="Light Grid Accent 3"/>
+    <w:lsdException w:unhideWhenUsed="0" w:uiPriority="63" w:semiHidden="0" w:name="Medium Shading 1 Accent 3"/>
+    <w:lsdException w:unhideWhenUsed="0" w:uiPriority="64" w:semiHidden="0" w:name="Medium Shading 2 Accent 3"/>
+    <w:lsdException w:unhideWhenUsed="0" w:uiPriority="65" w:semiHidden="0" w:name="Medium List 1 Accent 3"/>
+    <w:lsdException w:unhideWhenUsed="0" w:uiPriority="66" w:semiHidden="0" w:name="Medium List 2 Accent 3"/>
+    <w:lsdException w:unhideWhenUsed="0" w:uiPriority="67" w:semiHidden="0" w:name="Medium Grid 1 Accent 3"/>
+    <w:lsdException w:unhideWhenUsed="0" w:uiPriority="68" w:semiHidden="0" w:name="Medium Grid 2 Accent 3"/>
+    <w:lsdException w:unhideWhenUsed="0" w:uiPriority="69" w:semiHidden="0" w:name="Medium Grid 3 Accent 3"/>
+    <w:lsdException w:unhideWhenUsed="0" w:uiPriority="70" w:semiHidden="0" w:name="Dark List Accent 3"/>
+    <w:lsdException w:unhideWhenUsed="0" w:uiPriority="71" w:semiHidden="0" w:name="Colorful Shading Accent 3"/>
+    <w:lsdException w:unhideWhenUsed="0" w:uiPriority="72" w:semiHidden="0" w:name="Colorful List Accent 3"/>
+    <w:lsdException w:unhideWhenUsed="0" w:uiPriority="73" w:semiHidden="0" w:name="Colorful Grid Accent 3"/>
+    <w:lsdException w:unhideWhenUsed="0" w:uiPriority="60" w:semiHidden="0" w:name="Light Shading Accent 4"/>
+    <w:lsdException w:unhideWhenUsed="0" w:uiPriority="61" w:semiHidden="0" w:name="Light List Accent 4"/>
+    <w:lsdException w:unhideWhenUsed="0" w:uiPriority="62" w:semiHidden="0" w:name="Light Grid Accent 4"/>
+    <w:lsdException w:unhideWhenUsed="0" w:uiPriority="63" w:semiHidden="0" w:name="Medium Shading 1 Accent 4"/>
+    <w:lsdException w:unhideWhenUsed="0" w:uiPriority="64" w:semiHidden="0" w:name="Medium Shading 2 Accent 4"/>
+    <w:lsdException w:unhideWhenUsed="0" w:uiPriority="65" w:semiHidden="0" w:name="Medium List 1 Accent 4"/>
+    <w:lsdException w:unhideWhenUsed="0" w:uiPriority="66" w:semiHidden="0" w:name="Medium List 2 Accent 4"/>
+    <w:lsdException w:unhideWhenUsed="0" w:uiPriority="67" w:semiHidden="0" w:name="Medium Grid 1 Accent 4"/>
+    <w:lsdException w:unhideWhenUsed="0" w:uiPriority="68" w:semiHidden="0" w:name="Medium Grid 2 Accent 4"/>
+    <w:lsdException w:unhideWhenUsed="0" w:uiPriority="69" w:semiHidden="0" w:name="Medium Grid 3 Accent 4"/>
+    <w:lsdException w:unhideWhenUsed="0" w:uiPriority="70" w:semiHidden="0" w:name="Dark List Accent 4"/>
+    <w:lsdException w:unhideWhenUsed="0" w:uiPriority="71" w:semiHidden="0" w:name="Colorful Shading Accent 4"/>
+    <w:lsdException w:unhideWhenUsed="0" w:uiPriority="72" w:semiHidden="0" w:name="Colorful List Accent 4"/>
+    <w:lsdException w:unhideWhenUsed="0" w:uiPriority="73" w:semiHidden="0" w:name="Colorful Grid Accent 4"/>
+    <w:lsdException w:unhideWhenUsed="0" w:uiPriority="60" w:semiHidden="0" w:name="Light Shading Accent 5"/>
+    <w:lsdException w:unhideWhenUsed="0" w:uiPriority="61" w:semiHidden="0" w:name="Light List Accent 5"/>
+    <w:lsdException w:unhideWhenUsed="0" w:uiPriority="62" w:semiHidden="0" w:name="Light Grid Accent 5"/>
+    <w:lsdException w:unhideWhenUsed="0" w:uiPriority="63" w:semiHidden="0" w:name="Medium Shading 1 Accent 5"/>
+    <w:lsdException w:unhideWhenUsed="0" w:uiPriority="64" w:semiHidden="0" w:name="Medium Shading 2 Accent 5"/>
+    <w:lsdException w:unhideWhenUsed="0" w:uiPriority="65" w:semiHidden="0" w:name="Medium List 1 Accent 5"/>
+    <w:lsdException w:unhideWhenUsed="0" w:uiPriority="66" w:semiHidden="0" w:name="Medium List 2 Accent 5"/>
+    <w:lsdException w:unhideWhenUsed="0" w:uiPriority="67" w:semiHidden="0" w:name="Medium Grid 1 Accent 5"/>
+    <w:lsdException w:unhideWhenUsed="0" w:uiPriority="68" w:semiHidden="0" w:name="Medium Grid 2 Accent 5"/>
+    <w:lsdException w:unhideWhenUsed="0" w:uiPriority="69" w:semiHidden="0" w:name="Medium Grid 3 Accent 5"/>
+    <w:lsdException w:unhideWhenUsed="0" w:uiPriority="70" w:semiHidden="0" w:name="Dark List Accent 5"/>
+    <w:lsdException w:unhideWhenUsed="0" w:uiPriority="71" w:semiHidden="0" w:name="Colorful Shading Accent 5"/>
+    <w:lsdException w:unhideWhenUsed="0" w:uiPriority="72" w:semiHidden="0" w:name="Colorful List Accent 5"/>
+    <w:lsdException w:unhideWhenUsed="0" w:uiPriority="73" w:semiHidden="0" w:name="Colorful Grid Accent 5"/>
+    <w:lsdException w:unhideWhenUsed="0" w:uiPriority="60" w:semiHidden="0" w:name="Light Shading Accent 6"/>
+    <w:lsdException w:unhideWhenUsed="0" w:uiPriority="61" w:semiHidden="0" w:name="Light List Accent 6"/>
+    <w:lsdException w:unhideWhenUsed="0" w:uiPriority="62" w:semiHidden="0" w:name="Light Grid Accent 6"/>
+    <w:lsdException w:unhideWhenUsed="0" w:uiPriority="63" w:semiHidden="0" w:name="Medium Shading 1 Accent 6"/>
+    <w:lsdException w:unhideWhenUsed="0" w:uiPriority="64" w:semiHidden="0" w:name="Medium Shading 2 Accent 6"/>
+    <w:lsdException w:unhideWhenUsed="0" w:uiPriority="65" w:semiHidden="0" w:name="Medium List 1 Accent 6"/>
+    <w:lsdException w:unhideWhenUsed="0" w:uiPriority="66" w:semiHidden="0" w:name="Medium List 2 Accent 6"/>
+    <w:lsdException w:unhideWhenUsed="0" w:uiPriority="67" w:semiHidden="0" w:name="Medium Grid 1 Accent 6"/>
+    <w:lsdException w:unhideWhenUsed="0" w:uiPriority="68" w:semiHidden="0" w:name="Medium Grid 2 Accent 6"/>
+    <w:lsdException w:unhideWhenUsed="0" w:uiPriority="69" w:semiHidden="0" w:name="Medium Grid 3 Accent 6"/>
+    <w:lsdException w:unhideWhenUsed="0" w:uiPriority="70" w:semiHidden="0" w:name="Dark List Accent 6"/>
+    <w:lsdException w:unhideWhenUsed="0" w:uiPriority="71" w:semiHidden="0" w:name="Colorful Shading Accent 6"/>
+    <w:lsdException w:unhideWhenUsed="0" w:uiPriority="72" w:semiHidden="0" w:name="Colorful List Accent 6"/>
+    <w:lsdException w:unhideWhenUsed="0" w:uiPriority="73" w:semiHidden="0" w:name="Colorful Grid Accent 6"/>
   </w:latentStyles>
-  <w:style w:type="paragraph" w:default="1" w:styleId="Normal">
+  <w:style w:type="paragraph" w:default="1" w:styleId="1">
     <w:name w:val="Normal"/>
     <w:qFormat/>
+    <w:uiPriority w:val="0"/>
     <w:pPr>
       <w:kinsoku w:val="0"/>
       <w:autoSpaceDE w:val="0"/>
@@ -6074,7 +6812,7 @@
       <w:textAlignment w:val="baseline"/>
     </w:pPr>
     <w:rPr>
-      <w:rFonts w:ascii="Arial" w:eastAsia="宋体" w:hAnsi="Arial" w:cs="Arial"/>
+      <w:rFonts w:ascii="Arial" w:hAnsi="Arial" w:eastAsia="宋体" w:cs="Arial"/>
       <w:snapToGrid w:val="0"/>
       <w:color w:val="000000"/>
       <w:kern w:val="0"/>
@@ -6083,11 +6821,12 @@
       <w:lang w:val="en-US" w:eastAsia="en-US" w:bidi="ar-SA"/>
     </w:rPr>
   </w:style>
-  <w:style w:type="paragraph" w:styleId="Heading1">
+  <w:style w:type="paragraph" w:styleId="2">
     <w:name w:val="heading 1"/>
-    <w:basedOn w:val="Normal"/>
-    <w:next w:val="Normal"/>
+    <w:basedOn w:val="1"/>
+    <w:next w:val="1"/>
     <w:qFormat/>
+    <w:uiPriority w:val="0"/>
     <w:pPr>
       <w:keepNext/>
       <w:keepLines/>
@@ -6105,12 +6844,13 @@
       <w:sz w:val="44"/>
     </w:rPr>
   </w:style>
-  <w:style w:type="paragraph" w:styleId="Heading2">
+  <w:style w:type="paragraph" w:styleId="3">
     <w:name w:val="heading 2"/>
-    <w:basedOn w:val="Normal"/>
-    <w:next w:val="Normal"/>
+    <w:basedOn w:val="1"/>
+    <w:next w:val="1"/>
     <w:unhideWhenUsed/>
     <w:qFormat/>
+    <w:uiPriority w:val="0"/>
     <w:pPr>
       <w:keepNext/>
       <w:keepLines/>
@@ -6123,18 +6863,19 @@
       <w:outlineLvl w:val="1"/>
     </w:pPr>
     <w:rPr>
-      <w:rFonts w:ascii="Arial" w:eastAsia="黑体" w:hAnsi="Arial"/>
+      <w:rFonts w:ascii="Arial" w:hAnsi="Arial" w:eastAsia="黑体"/>
       <w:b/>
       <w:sz w:val="32"/>
     </w:rPr>
   </w:style>
-  <w:style w:type="paragraph" w:styleId="Heading3">
+  <w:style w:type="paragraph" w:styleId="4">
     <w:name w:val="heading 3"/>
-    <w:basedOn w:val="Normal"/>
-    <w:next w:val="Normal"/>
+    <w:basedOn w:val="1"/>
+    <w:next w:val="1"/>
     <w:semiHidden/>
     <w:unhideWhenUsed/>
     <w:qFormat/>
+    <w:uiPriority w:val="0"/>
     <w:pPr>
       <w:keepNext/>
       <w:keepLines/>
@@ -6151,12 +6892,13 @@
       <w:sz w:val="32"/>
     </w:rPr>
   </w:style>
-  <w:style w:type="paragraph" w:styleId="Heading4">
+  <w:style w:type="paragraph" w:styleId="5">
     <w:name w:val="heading 4"/>
-    <w:basedOn w:val="Normal"/>
-    <w:next w:val="Normal"/>
+    <w:basedOn w:val="1"/>
+    <w:next w:val="1"/>
     <w:unhideWhenUsed/>
     <w:qFormat/>
+    <w:uiPriority w:val="0"/>
     <w:pPr>
       <w:keepNext/>
       <w:keepLines/>
@@ -6169,18 +6911,19 @@
       <w:outlineLvl w:val="3"/>
     </w:pPr>
     <w:rPr>
-      <w:rFonts w:ascii="Arial" w:eastAsia="黑体" w:hAnsi="Arial"/>
+      <w:rFonts w:ascii="Arial" w:hAnsi="Arial" w:eastAsia="黑体"/>
       <w:b/>
       <w:sz w:val="28"/>
     </w:rPr>
   </w:style>
-  <w:style w:type="paragraph" w:styleId="Heading5">
+  <w:style w:type="paragraph" w:styleId="6">
     <w:name w:val="heading 5"/>
-    <w:basedOn w:val="Normal"/>
-    <w:next w:val="Normal"/>
+    <w:basedOn w:val="1"/>
+    <w:next w:val="1"/>
     <w:semiHidden/>
     <w:unhideWhenUsed/>
     <w:qFormat/>
+    <w:uiPriority w:val="0"/>
     <w:pPr>
       <w:keepNext/>
       <w:keepLines/>
@@ -6197,13 +6940,14 @@
       <w:sz w:val="28"/>
     </w:rPr>
   </w:style>
-  <w:style w:type="paragraph" w:styleId="Heading6">
+  <w:style w:type="paragraph" w:styleId="7">
     <w:name w:val="heading 6"/>
-    <w:basedOn w:val="Normal"/>
-    <w:next w:val="Normal"/>
+    <w:basedOn w:val="1"/>
+    <w:next w:val="1"/>
     <w:semiHidden/>
     <w:unhideWhenUsed/>
     <w:qFormat/>
+    <w:uiPriority w:val="0"/>
     <w:pPr>
       <w:keepNext/>
       <w:keepLines/>
@@ -6216,18 +6960,19 @@
       <w:outlineLvl w:val="5"/>
     </w:pPr>
     <w:rPr>
-      <w:rFonts w:ascii="Arial" w:eastAsia="黑体" w:hAnsi="Arial"/>
+      <w:rFonts w:ascii="Arial" w:hAnsi="Arial" w:eastAsia="黑体"/>
       <w:b/>
       <w:sz w:val="24"/>
     </w:rPr>
   </w:style>
-  <w:style w:type="paragraph" w:styleId="Heading7">
+  <w:style w:type="paragraph" w:styleId="8">
     <w:name w:val="heading 7"/>
-    <w:basedOn w:val="Normal"/>
-    <w:next w:val="Normal"/>
+    <w:basedOn w:val="1"/>
+    <w:next w:val="1"/>
     <w:semiHidden/>
     <w:unhideWhenUsed/>
     <w:qFormat/>
+    <w:uiPriority w:val="0"/>
     <w:pPr>
       <w:keepNext/>
       <w:keepLines/>
@@ -6244,13 +6989,14 @@
       <w:sz w:val="24"/>
     </w:rPr>
   </w:style>
-  <w:style w:type="paragraph" w:styleId="Heading8">
+  <w:style w:type="paragraph" w:styleId="9">
     <w:name w:val="heading 8"/>
-    <w:basedOn w:val="Normal"/>
-    <w:next w:val="Normal"/>
+    <w:basedOn w:val="1"/>
+    <w:next w:val="1"/>
     <w:semiHidden/>
     <w:unhideWhenUsed/>
     <w:qFormat/>
+    <w:uiPriority w:val="0"/>
     <w:pPr>
       <w:keepNext/>
       <w:keepLines/>
@@ -6263,17 +7009,18 @@
       <w:outlineLvl w:val="7"/>
     </w:pPr>
     <w:rPr>
-      <w:rFonts w:ascii="Arial" w:eastAsia="黑体" w:hAnsi="Arial"/>
+      <w:rFonts w:ascii="Arial" w:hAnsi="Arial" w:eastAsia="黑体"/>
       <w:sz w:val="24"/>
     </w:rPr>
   </w:style>
-  <w:style w:type="paragraph" w:styleId="Heading9">
+  <w:style w:type="paragraph" w:styleId="10">
     <w:name w:val="heading 9"/>
-    <w:basedOn w:val="Normal"/>
-    <w:next w:val="Normal"/>
+    <w:basedOn w:val="1"/>
+    <w:next w:val="1"/>
     <w:semiHidden/>
     <w:unhideWhenUsed/>
     <w:qFormat/>
+    <w:uiPriority w:val="0"/>
     <w:pPr>
       <w:keepNext/>
       <w:keepLines/>
@@ -6286,19 +7033,21 @@
       <w:outlineLvl w:val="8"/>
     </w:pPr>
     <w:rPr>
-      <w:rFonts w:ascii="Arial" w:eastAsia="黑体" w:hAnsi="Arial"/>
+      <w:rFonts w:ascii="Arial" w:hAnsi="Arial" w:eastAsia="黑体"/>
       <w:sz w:val="21"/>
     </w:rPr>
   </w:style>
-  <w:style w:type="character" w:default="1" w:styleId="DefaultParagraphFont">
+  <w:style w:type="character" w:default="1" w:styleId="22">
     <w:name w:val="Default Paragraph Font"/>
     <w:semiHidden/>
     <w:qFormat/>
+    <w:uiPriority w:val="0"/>
   </w:style>
-  <w:style w:type="table" w:default="1" w:styleId="TableNormal">
+  <w:style w:type="table" w:default="1" w:styleId="20">
     <w:name w:val="Normal Table"/>
     <w:semiHidden/>
     <w:qFormat/>
+    <w:uiPriority w:val="0"/>
     <w:tblPr>
       <w:tblCellMar>
         <w:top w:w="0" w:type="dxa"/>
@@ -6308,39 +7057,43 @@
       </w:tblCellMar>
     </w:tblPr>
   </w:style>
-  <w:style w:type="paragraph" w:styleId="CommentText">
+  <w:style w:type="paragraph" w:styleId="11">
     <w:name w:val="annotation text"/>
-    <w:basedOn w:val="Normal"/>
+    <w:basedOn w:val="1"/>
     <w:qFormat/>
+    <w:uiPriority w:val="0"/>
     <w:pPr>
       <w:jc w:val="left"/>
     </w:pPr>
   </w:style>
-  <w:style w:type="paragraph" w:styleId="BodyText">
+  <w:style w:type="paragraph" w:styleId="12">
     <w:name w:val="Body Text"/>
-    <w:basedOn w:val="Normal"/>
+    <w:basedOn w:val="1"/>
     <w:semiHidden/>
     <w:qFormat/>
+    <w:uiPriority w:val="0"/>
     <w:rPr>
-      <w:rFonts w:ascii="Arial" w:eastAsia="Arial" w:hAnsi="Arial" w:cs="Arial"/>
+      <w:rFonts w:ascii="Arial" w:hAnsi="Arial" w:eastAsia="Arial" w:cs="Arial"/>
       <w:sz w:val="21"/>
       <w:szCs w:val="21"/>
       <w:lang w:val="en-US" w:eastAsia="en-US" w:bidi="ar-SA"/>
     </w:rPr>
   </w:style>
-  <w:style w:type="paragraph" w:styleId="TOC3">
+  <w:style w:type="paragraph" w:styleId="13">
     <w:name w:val="toc 3"/>
-    <w:basedOn w:val="Normal"/>
-    <w:next w:val="Normal"/>
+    <w:basedOn w:val="1"/>
+    <w:next w:val="1"/>
     <w:qFormat/>
+    <w:uiPriority w:val="0"/>
     <w:pPr>
       <w:ind w:left="840" w:leftChars="400"/>
     </w:pPr>
   </w:style>
-  <w:style w:type="paragraph" w:styleId="Footer">
+  <w:style w:type="paragraph" w:styleId="14">
     <w:name w:val="footer"/>
-    <w:basedOn w:val="Normal"/>
+    <w:basedOn w:val="1"/>
     <w:qFormat/>
+    <w:uiPriority w:val="0"/>
     <w:pPr>
       <w:tabs>
         <w:tab w:val="center" w:pos="4153"/>
@@ -6353,16 +7106,17 @@
       <w:sz w:val="18"/>
     </w:rPr>
   </w:style>
-  <w:style w:type="paragraph" w:styleId="Header">
+  <w:style w:type="paragraph" w:styleId="15">
     <w:name w:val="header"/>
-    <w:basedOn w:val="Normal"/>
+    <w:basedOn w:val="1"/>
     <w:qFormat/>
+    <w:uiPriority w:val="0"/>
     <w:pPr>
       <w:pBdr>
-        <w:top w:val="nil"/>
-        <w:left w:val="nil"/>
-        <w:bottom w:val="nil"/>
-        <w:right w:val="nil"/>
+        <w:top w:val="none" w:color="auto" w:sz="0" w:space="0"/>
+        <w:left w:val="none" w:color="auto" w:sz="0" w:space="0"/>
+        <w:bottom w:val="none" w:color="auto" w:sz="0" w:space="0"/>
+        <w:right w:val="none" w:color="auto" w:sz="0" w:space="0"/>
       </w:pBdr>
       <w:tabs>
         <w:tab w:val="center" w:pos="4153"/>
@@ -6377,37 +7131,41 @@
       <w:sz w:val="18"/>
     </w:rPr>
   </w:style>
-  <w:style w:type="paragraph" w:styleId="TOC1">
+  <w:style w:type="paragraph" w:styleId="16">
     <w:name w:val="toc 1"/>
-    <w:basedOn w:val="Normal"/>
-    <w:next w:val="Normal"/>
+    <w:basedOn w:val="1"/>
+    <w:next w:val="1"/>
     <w:qFormat/>
+    <w:uiPriority w:val="0"/>
     <w:rPr>
-      <w:rFonts w:ascii="Arial" w:eastAsia="Microsoft JhengHei" w:hAnsi="Arial"/>
+      <w:rFonts w:ascii="Arial" w:hAnsi="Arial" w:eastAsia="Microsoft JhengHei"/>
       <w:sz w:val="24"/>
     </w:rPr>
   </w:style>
-  <w:style w:type="paragraph" w:styleId="TOC2">
+  <w:style w:type="paragraph" w:styleId="17">
     <w:name w:val="toc 2"/>
-    <w:basedOn w:val="Normal"/>
-    <w:next w:val="Normal"/>
+    <w:basedOn w:val="1"/>
+    <w:next w:val="1"/>
     <w:qFormat/>
+    <w:uiPriority w:val="0"/>
     <w:pPr>
       <w:ind w:left="420" w:leftChars="200"/>
     </w:pPr>
   </w:style>
-  <w:style w:type="paragraph" w:styleId="NormalWeb">
+  <w:style w:type="paragraph" w:styleId="18">
     <w:name w:val="Normal (Web)"/>
-    <w:basedOn w:val="Normal"/>
+    <w:basedOn w:val="1"/>
     <w:qFormat/>
+    <w:uiPriority w:val="0"/>
     <w:rPr>
       <w:sz w:val="24"/>
     </w:rPr>
   </w:style>
-  <w:style w:type="paragraph" w:styleId="Title">
+  <w:style w:type="paragraph" w:styleId="19">
     <w:name w:val="Title"/>
-    <w:basedOn w:val="Normal"/>
+    <w:basedOn w:val="1"/>
     <w:qFormat/>
+    <w:uiPriority w:val="0"/>
     <w:pPr>
       <w:spacing w:before="240" w:beforeLines="0" w:beforeAutospacing="0" w:after="60" w:afterLines="0" w:afterAutospacing="0"/>
       <w:jc w:val="center"/>
@@ -6419,38 +7177,41 @@
       <w:sz w:val="32"/>
     </w:rPr>
   </w:style>
-  <w:style w:type="table" w:styleId="TableGrid">
+  <w:style w:type="table" w:styleId="21">
     <w:name w:val="Table Grid"/>
-    <w:basedOn w:val="TableNormal"/>
+    <w:basedOn w:val="20"/>
     <w:qFormat/>
+    <w:uiPriority w:val="0"/>
     <w:pPr>
       <w:widowControl w:val="0"/>
       <w:jc w:val="both"/>
     </w:pPr>
     <w:tblPr>
       <w:tblBorders>
-        <w:top w:val="single" w:sz="4" w:space="0" w:color="auto"/>
-        <w:left w:val="single" w:sz="4" w:space="0" w:color="auto"/>
-        <w:bottom w:val="single" w:sz="4" w:space="0" w:color="auto"/>
-        <w:right w:val="single" w:sz="4" w:space="0" w:color="auto"/>
-        <w:insideH w:val="single" w:sz="4" w:space="0" w:color="auto"/>
-        <w:insideV w:val="single" w:sz="4" w:space="0" w:color="auto"/>
+        <w:top w:val="single" w:color="auto" w:sz="4" w:space="0"/>
+        <w:left w:val="single" w:color="auto" w:sz="4" w:space="0"/>
+        <w:bottom w:val="single" w:color="auto" w:sz="4" w:space="0"/>
+        <w:right w:val="single" w:color="auto" w:sz="4" w:space="0"/>
+        <w:insideH w:val="single" w:color="auto" w:sz="4" w:space="0"/>
+        <w:insideV w:val="single" w:color="auto" w:sz="4" w:space="0"/>
       </w:tblBorders>
     </w:tblPr>
   </w:style>
-  <w:style w:type="character" w:styleId="Strong">
+  <w:style w:type="character" w:styleId="23">
     <w:name w:val="Strong"/>
-    <w:basedOn w:val="DefaultParagraphFont"/>
+    <w:basedOn w:val="22"/>
     <w:qFormat/>
+    <w:uiPriority w:val="0"/>
     <w:rPr>
       <w:b/>
     </w:rPr>
   </w:style>
-  <w:style w:type="table" w:customStyle="1" w:styleId="TableNormal0">
+  <w:style w:type="table" w:customStyle="1" w:styleId="24">
     <w:name w:val="Table Normal_0"/>
     <w:semiHidden/>
     <w:unhideWhenUsed/>
     <w:qFormat/>
+    <w:uiPriority w:val="0"/>
     <w:tblPr>
       <w:tblCellMar>
         <w:top w:w="0" w:type="dxa"/>
@@ -6460,81 +7221,87 @@
       </w:tblCellMar>
     </w:tblPr>
   </w:style>
-  <w:style w:type="paragraph" w:customStyle="1" w:styleId="TableText">
+  <w:style w:type="paragraph" w:customStyle="1" w:styleId="25">
     <w:name w:val="Table Text"/>
-    <w:basedOn w:val="Normal"/>
+    <w:basedOn w:val="1"/>
     <w:semiHidden/>
     <w:qFormat/>
+    <w:uiPriority w:val="0"/>
     <w:rPr>
-      <w:rFonts w:ascii="宋体" w:eastAsia="宋体" w:hAnsi="宋体" w:cs="宋体"/>
+      <w:rFonts w:ascii="宋体" w:hAnsi="宋体" w:eastAsia="宋体" w:cs="宋体"/>
       <w:sz w:val="21"/>
       <w:szCs w:val="21"/>
       <w:lang w:val="en-US" w:eastAsia="en-US" w:bidi="ar-SA"/>
     </w:rPr>
   </w:style>
-  <w:style w:type="paragraph" w:customStyle="1" w:styleId="1">
+  <w:style w:type="paragraph" w:customStyle="1" w:styleId="26">
     <w:name w:val="柴_标题1"/>
-    <w:basedOn w:val="Heading1"/>
-    <w:next w:val="a"/>
-    <w:link w:val="1Char"/>
+    <w:basedOn w:val="2"/>
+    <w:next w:val="27"/>
+    <w:link w:val="38"/>
     <w:qFormat/>
+    <w:uiPriority w:val="0"/>
     <w:pPr>
       <w:spacing w:before="100" w:after="90" w:line="360" w:lineRule="auto"/>
     </w:pPr>
     <w:rPr>
-      <w:rFonts w:ascii="Arial" w:eastAsia="宋体" w:hAnsi="Arial"/>
+      <w:rFonts w:ascii="Arial" w:hAnsi="Arial" w:eastAsia="宋体"/>
       <w:sz w:val="32"/>
     </w:rPr>
   </w:style>
-  <w:style w:type="paragraph" w:customStyle="1" w:styleId="a">
+  <w:style w:type="paragraph" w:customStyle="1" w:styleId="27">
     <w:name w:val="柴_正文"/>
-    <w:basedOn w:val="BodyText"/>
-    <w:link w:val="Char"/>
+    <w:basedOn w:val="12"/>
+    <w:link w:val="41"/>
     <w:qFormat/>
+    <w:uiPriority w:val="0"/>
     <w:pPr>
       <w:spacing w:line="360" w:lineRule="auto"/>
       <w:ind w:firstLine="470" w:firstLineChars="200"/>
     </w:pPr>
     <w:rPr>
-      <w:rFonts w:ascii="Arial" w:eastAsia="宋体" w:hAnsi="Arial"/>
+      <w:rFonts w:ascii="Arial" w:hAnsi="Arial" w:eastAsia="宋体"/>
       <w:sz w:val="24"/>
       <w:lang w:eastAsia="zh-CN"/>
     </w:rPr>
   </w:style>
-  <w:style w:type="paragraph" w:customStyle="1" w:styleId="2">
+  <w:style w:type="paragraph" w:customStyle="1" w:styleId="28">
     <w:name w:val="柴_标题2"/>
-    <w:basedOn w:val="Heading2"/>
-    <w:next w:val="a"/>
+    <w:basedOn w:val="3"/>
+    <w:next w:val="27"/>
     <w:qFormat/>
+    <w:uiPriority w:val="0"/>
     <w:pPr>
       <w:spacing w:line="360" w:lineRule="auto"/>
     </w:pPr>
     <w:rPr>
-      <w:rFonts w:ascii="Arial" w:eastAsia="宋体" w:hAnsi="Arial"/>
+      <w:rFonts w:ascii="Arial" w:hAnsi="Arial" w:eastAsia="宋体"/>
       <w:sz w:val="28"/>
     </w:rPr>
   </w:style>
-  <w:style w:type="paragraph" w:customStyle="1" w:styleId="3">
+  <w:style w:type="paragraph" w:customStyle="1" w:styleId="29">
     <w:name w:val="柴_标题3"/>
-    <w:basedOn w:val="Heading3"/>
-    <w:next w:val="a"/>
+    <w:basedOn w:val="4"/>
+    <w:next w:val="27"/>
     <w:qFormat/>
+    <w:uiPriority w:val="0"/>
     <w:pPr>
       <w:spacing w:line="360" w:lineRule="auto"/>
       <w:ind w:left="0" w:firstLine="472" w:firstLineChars="200"/>
     </w:pPr>
     <w:rPr>
-      <w:rFonts w:ascii="宋体" w:eastAsia="宋体" w:hAnsi="宋体" w:cs="宋体"/>
+      <w:rFonts w:ascii="宋体" w:hAnsi="宋体" w:eastAsia="宋体" w:cs="宋体"/>
       <w:spacing w:val="-2"/>
       <w:sz w:val="24"/>
       <w:szCs w:val="24"/>
     </w:rPr>
   </w:style>
-  <w:style w:type="paragraph" w:customStyle="1" w:styleId="a0">
+  <w:style w:type="paragraph" w:customStyle="1" w:styleId="30">
     <w:name w:val="柴_目录"/>
-    <w:basedOn w:val="Normal"/>
-    <w:next w:val="BodyText"/>
+    <w:basedOn w:val="1"/>
+    <w:next w:val="12"/>
     <w:qFormat/>
+    <w:uiPriority w:val="0"/>
     <w:pPr>
       <w:tabs>
         <w:tab w:val="right" w:leader="dot" w:pos="8442"/>
@@ -6542,89 +7309,96 @@
       <w:ind w:left="0" w:leftChars="0"/>
     </w:pPr>
     <w:rPr>
-      <w:rFonts w:ascii="Arial" w:eastAsia="Microsoft JhengHei" w:hAnsi="Arial"/>
+      <w:rFonts w:ascii="Arial" w:hAnsi="Arial" w:eastAsia="Microsoft JhengHei"/>
       <w:sz w:val="24"/>
     </w:rPr>
   </w:style>
-  <w:style w:type="paragraph" w:customStyle="1" w:styleId="a1">
+  <w:style w:type="paragraph" w:customStyle="1" w:styleId="31">
     <w:name w:val="柴_公司名"/>
-    <w:basedOn w:val="Title"/>
+    <w:basedOn w:val="19"/>
     <w:qFormat/>
+    <w:uiPriority w:val="0"/>
     <w:pPr>
       <w:spacing w:after="600" w:afterLines="600"/>
     </w:pPr>
     <w:rPr>
-      <w:rFonts w:ascii="宋体" w:eastAsia="宋体" w:hAnsi="宋体" w:cs="宋体" w:hint="eastAsia"/>
+      <w:rFonts w:hint="eastAsia" w:ascii="宋体" w:hAnsi="宋体" w:eastAsia="宋体" w:cs="宋体"/>
       <w:bCs/>
       <w:spacing w:val="-6"/>
       <w:sz w:val="52"/>
       <w:szCs w:val="52"/>
     </w:rPr>
   </w:style>
-  <w:style w:type="paragraph" w:customStyle="1" w:styleId="a2">
+  <w:style w:type="paragraph" w:customStyle="1" w:styleId="32">
     <w:name w:val="柴_文档名"/>
-    <w:basedOn w:val="Title"/>
+    <w:basedOn w:val="19"/>
     <w:qFormat/>
+    <w:uiPriority w:val="0"/>
     <w:pPr>
       <w:spacing w:after="900" w:afterLines="900"/>
     </w:pPr>
     <w:rPr>
-      <w:rFonts w:ascii="黑体" w:eastAsia="黑体" w:hAnsi="黑体" w:cs="黑体"/>
+      <w:rFonts w:ascii="黑体" w:hAnsi="黑体" w:eastAsia="黑体" w:cs="黑体"/>
       <w:bCs/>
       <w:spacing w:val="-7"/>
       <w:sz w:val="52"/>
       <w:szCs w:val="52"/>
     </w:rPr>
   </w:style>
-  <w:style w:type="paragraph" w:customStyle="1" w:styleId="WPSOffice1">
+  <w:style w:type="paragraph" w:customStyle="1" w:styleId="33">
     <w:name w:val="WPSOffice手动目录 1"/>
     <w:qFormat/>
+    <w:uiPriority w:val="0"/>
     <w:pPr>
       <w:ind w:leftChars="0"/>
     </w:pPr>
     <w:rPr>
-      <w:rFonts w:ascii="Times New Roman" w:eastAsia="宋体" w:hAnsi="Times New Roman" w:cs="Times New Roman"/>
+      <w:rFonts w:ascii="Times New Roman" w:hAnsi="Times New Roman" w:eastAsia="宋体" w:cs="Times New Roman"/>
       <w:sz w:val="20"/>
       <w:szCs w:val="20"/>
     </w:rPr>
   </w:style>
-  <w:style w:type="paragraph" w:customStyle="1" w:styleId="WPSOffice2">
+  <w:style w:type="paragraph" w:customStyle="1" w:styleId="34">
     <w:name w:val="WPSOffice手动目录 2"/>
     <w:qFormat/>
+    <w:uiPriority w:val="0"/>
     <w:pPr>
       <w:ind w:leftChars="200"/>
     </w:pPr>
     <w:rPr>
-      <w:rFonts w:ascii="Times New Roman" w:eastAsia="宋体" w:hAnsi="Times New Roman" w:cs="Times New Roman"/>
+      <w:rFonts w:ascii="Times New Roman" w:hAnsi="Times New Roman" w:eastAsia="宋体" w:cs="Times New Roman"/>
       <w:sz w:val="20"/>
       <w:szCs w:val="20"/>
     </w:rPr>
   </w:style>
-  <w:style w:type="paragraph" w:customStyle="1" w:styleId="WPSOffice3">
+  <w:style w:type="paragraph" w:customStyle="1" w:styleId="35">
     <w:name w:val="WPSOffice手动目录 3"/>
     <w:qFormat/>
+    <w:uiPriority w:val="0"/>
     <w:pPr>
       <w:ind w:leftChars="400"/>
     </w:pPr>
     <w:rPr>
-      <w:rFonts w:ascii="Times New Roman" w:eastAsia="宋体" w:hAnsi="Times New Roman" w:cs="Times New Roman"/>
+      <w:rFonts w:ascii="Times New Roman" w:hAnsi="Times New Roman" w:eastAsia="宋体" w:cs="Times New Roman"/>
       <w:sz w:val="20"/>
       <w:szCs w:val="20"/>
     </w:rPr>
   </w:style>
-  <w:style w:type="paragraph" w:customStyle="1" w:styleId="Compact">
+  <w:style w:type="paragraph" w:customStyle="1" w:styleId="36">
     <w:name w:val="Compact"/>
-    <w:basedOn w:val="BodyText"/>
+    <w:basedOn w:val="12"/>
     <w:qFormat/>
+    <w:uiPriority w:val="0"/>
     <w:pPr>
       <w:spacing w:before="36" w:after="36"/>
     </w:pPr>
   </w:style>
-  <w:style w:type="table" w:customStyle="1" w:styleId="Table">
+  <w:style w:type="table" w:customStyle="1" w:styleId="37">
     <w:name w:val="Table"/>
     <w:semiHidden/>
     <w:unhideWhenUsed/>
     <w:qFormat/>
+    <w:uiPriority w:val="0"/>
     <w:tblPr>
       <w:tblCellMar>
         <w:top w:w="0" w:type="dxa"/>
@@ -6636,25 +7410,27 @@
     <w:tblStylePr w:type="firstRow">
       <w:tcPr>
         <w:tcBorders>
-          <w:bottom w:val="single" w:sz="0" w:space="0" w:color="auto"/>
+          <w:bottom w:val="single" w:color="auto" w:sz="0" w:space="0"/>
         </w:tcBorders>
         <w:vAlign w:val="bottom"/>
       </w:tcPr>
     </w:tblStylePr>
   </w:style>
-  <w:style w:type="character" w:customStyle="1" w:styleId="1Char">
+  <w:style w:type="character" w:customStyle="1" w:styleId="38">
     <w:name w:val="柴_标题1 Char"/>
-    <w:link w:val="1"/>
+    <w:link w:val="26"/>
     <w:qFormat/>
+    <w:uiPriority w:val="0"/>
     <w:rPr>
-      <w:rFonts w:ascii="Arial" w:eastAsia="宋体" w:hAnsi="Arial"/>
+      <w:rFonts w:ascii="Arial" w:hAnsi="Arial" w:eastAsia="宋体"/>
       <w:sz w:val="32"/>
     </w:rPr>
   </w:style>
-  <w:style w:type="paragraph" w:customStyle="1" w:styleId="a3">
+  <w:style w:type="paragraph" w:customStyle="1" w:styleId="39">
     <w:name w:val="柴_正文_无缩进"/>
-    <w:basedOn w:val="Normal"/>
+    <w:basedOn w:val="1"/>
     <w:qFormat/>
+    <w:uiPriority w:val="0"/>
     <w:pPr>
       <w:ind w:firstLine="0" w:firstLineChars="0"/>
     </w:pPr>
@@ -6664,29 +7440,31 @@
       <w:lang w:eastAsia="zh-CN"/>
     </w:rPr>
   </w:style>
-  <w:style w:type="paragraph" w:customStyle="1" w:styleId="4">
+  <w:style w:type="paragraph" w:customStyle="1" w:styleId="40">
     <w:name w:val="柴_标题4"/>
-    <w:basedOn w:val="Heading4"/>
-    <w:next w:val="Normal"/>
+    <w:basedOn w:val="5"/>
+    <w:next w:val="1"/>
     <w:qFormat/>
+    <w:uiPriority w:val="0"/>
     <w:pPr>
       <w:widowControl w:val="0"/>
       <w:spacing w:before="160" w:line="360" w:lineRule="auto"/>
-      <w:ind w:left="981" w:hanging="862" w:leftChars="300"/>
+      <w:ind w:left="981" w:leftChars="300" w:hanging="862"/>
     </w:pPr>
     <w:rPr>
-      <w:rFonts w:ascii="Calibri" w:eastAsia="宋体" w:hAnsi="Calibri" w:cs="宋体" w:hint="eastAsia"/>
+      <w:rFonts w:hint="eastAsia" w:ascii="Calibri" w:hAnsi="Calibri" w:eastAsia="宋体" w:cs="宋体"/>
       <w:sz w:val="24"/>
       <w:szCs w:val="24"/>
       <w:lang w:eastAsia="zh-CN" w:bidi="zh-CN"/>
     </w:rPr>
   </w:style>
-  <w:style w:type="character" w:customStyle="1" w:styleId="Char">
+  <w:style w:type="character" w:customStyle="1" w:styleId="41">
     <w:name w:val="柴_正文 Char"/>
-    <w:link w:val="a"/>
+    <w:link w:val="27"/>
     <w:qFormat/>
+    <w:uiPriority w:val="0"/>
     <w:rPr>
-      <w:rFonts w:ascii="Arial" w:eastAsia="宋体" w:hAnsi="Arial"/>
+      <w:rFonts w:ascii="Arial" w:hAnsi="Arial" w:eastAsia="宋体"/>
       <w:sz w:val="24"/>
       <w:lang w:eastAsia="zh-CN"/>
     </w:rPr>
